--- a/docs/Курсовой проект с приложением А.docx
+++ b/docs/Курсовой проект с приложением А.docx
@@ -1,6 +1,6 @@
 
 <file path=word/document.xml><?xml version="1.0" encoding="utf-8"?>
-<w:document xmlns:wpc="http://schemas.microsoft.com/office/word/2010/wordprocessingCanvas" xmlns:cx="http://schemas.microsoft.com/office/drawing/2014/chartex" xmlns:cx1="http://schemas.microsoft.com/office/drawing/2015/9/8/chartex" xmlns:cx2="http://schemas.microsoft.com/office/drawing/2015/10/21/chartex" xmlns:cx3="http://schemas.microsoft.com/office/drawing/2016/5/9/chartex" xmlns:cx4="http://schemas.microsoft.com/office/drawing/2016/5/10/chartex" xmlns:cx5="http://schemas.microsoft.com/office/drawing/2016/5/11/chartex" xmlns:cx6="http://schemas.microsoft.com/office/drawing/2016/5/12/chartex" xmlns:cx7="http://schemas.microsoft.com/office/drawing/2016/5/13/chartex" xmlns:cx8="http://schemas.microsoft.com/office/drawing/2016/5/14/chartex" xmlns:mc="http://schemas.openxmlformats.org/markup-compatibility/2006" xmlns:aink="http://schemas.microsoft.com/office/drawing/2016/ink" xmlns:am3d="http://schemas.microsoft.com/office/drawing/2017/model3d" xmlns:o="urn:schemas-microsoft-com:office:office" xmlns:oel="http://schemas.microsoft.com/office/2019/extlst" xmlns:r="http://schemas.openxmlformats.org/officeDocument/2006/relationships" xmlns:m="http://schemas.openxmlformats.org/officeDocument/2006/math" xmlns:v="urn:schemas-microsoft-com:vml" xmlns:wp14="http://schemas.microsoft.com/office/word/2010/wordprocessingDrawing" xmlns:wp="http://schemas.openxmlformats.org/drawingml/2006/wordprocessingDrawing" xmlns:w10="urn:schemas-microsoft-com:office:word" xmlns:w="http://schemas.openxmlformats.org/wordprocessingml/2006/main" xmlns:w14="http://schemas.microsoft.com/office/word/2010/wordml" xmlns:w15="http://schemas.microsoft.com/office/word/2012/wordml" xmlns:w16cex="http://schemas.microsoft.com/office/word/2018/wordml/cex" xmlns:w16cid="http://schemas.microsoft.com/office/word/2016/wordml/cid" xmlns:w16="http://schemas.microsoft.com/office/word/2018/wordml" xmlns:w16du="http://schemas.microsoft.com/office/word/2023/wordml/word16du" xmlns:w16sdtdh="http://schemas.microsoft.com/office/word/2020/wordml/sdtdatahash" xmlns:w16sdtfl="http://schemas.microsoft.com/office/word/2024/wordml/sdtformatlock" xmlns:w16se="http://schemas.microsoft.com/office/word/2015/wordml/symex" xmlns:wpg="http://schemas.microsoft.com/office/word/2010/wordprocessingGroup" xmlns:wpi="http://schemas.microsoft.com/office/word/2010/wordprocessingInk" xmlns:wne="http://schemas.microsoft.com/office/word/2006/wordml" xmlns:wps="http://schemas.microsoft.com/office/word/2010/wordprocessingShape" mc:Ignorable="w14 w15 w16se w16cid w16 w16cex w16sdtdh w16sdtfl w16du wp14">
+<w:document xmlns:wpc="http://schemas.microsoft.com/office/word/2010/wordprocessingCanvas" xmlns:cx="http://schemas.microsoft.com/office/drawing/2014/chartex" xmlns:cx1="http://schemas.microsoft.com/office/drawing/2015/9/8/chartex" xmlns:cx2="http://schemas.microsoft.com/office/drawing/2015/10/21/chartex" xmlns:cx3="http://schemas.microsoft.com/office/drawing/2016/5/9/chartex" xmlns:cx4="http://schemas.microsoft.com/office/drawing/2016/5/10/chartex" xmlns:cx5="http://schemas.microsoft.com/office/drawing/2016/5/11/chartex" xmlns:cx6="http://schemas.microsoft.com/office/drawing/2016/5/12/chartex" xmlns:cx7="http://schemas.microsoft.com/office/drawing/2016/5/13/chartex" xmlns:cx8="http://schemas.microsoft.com/office/drawing/2016/5/14/chartex" xmlns:mc="http://schemas.openxmlformats.org/markup-compatibility/2006" xmlns:aink="http://schemas.microsoft.com/office/drawing/2016/ink" xmlns:am3d="http://schemas.microsoft.com/office/drawing/2017/model3d" xmlns:o="urn:schemas-microsoft-com:office:office" xmlns:r="http://schemas.openxmlformats.org/officeDocument/2006/relationships" xmlns:m="http://schemas.openxmlformats.org/officeDocument/2006/math" xmlns:v="urn:schemas-microsoft-com:vml" xmlns:wp14="http://schemas.microsoft.com/office/word/2010/wordprocessingDrawing" xmlns:wp="http://schemas.openxmlformats.org/drawingml/2006/wordprocessingDrawing" xmlns:w10="urn:schemas-microsoft-com:office:word" xmlns:w="http://schemas.openxmlformats.org/wordprocessingml/2006/main" xmlns:w14="http://schemas.microsoft.com/office/word/2010/wordml" xmlns:w15="http://schemas.microsoft.com/office/word/2012/wordml" xmlns:w16cid="http://schemas.microsoft.com/office/word/2016/wordml/cid" xmlns:w16se="http://schemas.microsoft.com/office/word/2015/wordml/symex" xmlns:wpg="http://schemas.microsoft.com/office/word/2010/wordprocessingGroup" xmlns:wpi="http://schemas.microsoft.com/office/word/2010/wordprocessingInk" xmlns:wne="http://schemas.microsoft.com/office/word/2006/wordml" xmlns:wps="http://schemas.microsoft.com/office/word/2010/wordprocessingShape" mc:Ignorable="w14 w15 w16se w16cid wp14">
   <w:body>
     <w:p>
       <w:pPr>
@@ -818,12 +818,14 @@
               </w:rPr>
               <w:t xml:space="preserve"> </w:t>
             </w:r>
+            <w:proofErr w:type="spellStart"/>
             <w:r>
               <w:rPr>
                 <w:color w:val="000000"/>
               </w:rPr>
               <w:t>Огородникова</w:t>
             </w:r>
+            <w:proofErr w:type="spellEnd"/>
             <w:r>
               <w:rPr>
                 <w:color w:val="000000"/>
@@ -2509,7 +2511,6 @@
             <w:rPr>
               <w:bCs/>
             </w:rPr>
-            <w:lastRenderedPageBreak/>
             <w:fldChar w:fldCharType="end"/>
           </w:r>
         </w:p>
@@ -2521,6 +2522,7 @@
         <w:ind w:firstLine="0"/>
       </w:pPr>
       <w:r>
+        <w:lastRenderedPageBreak/>
         <w:br w:type="page"/>
       </w:r>
     </w:p>
@@ -6637,11 +6639,19 @@
         </w:rPr>
         <w:t xml:space="preserve"> </w:t>
       </w:r>
-      <w:r>
-        <w:rPr>
-          <w:szCs w:val="28"/>
-        </w:rPr>
-        <w:t>Intel»).</w:t>
+      <w:proofErr w:type="spellStart"/>
+      <w:r>
+        <w:rPr>
+          <w:szCs w:val="28"/>
+        </w:rPr>
+        <w:t>Intel</w:t>
+      </w:r>
+      <w:proofErr w:type="spellEnd"/>
+      <w:r>
+        <w:rPr>
+          <w:szCs w:val="28"/>
+        </w:rPr>
+        <w:t>»).</w:t>
       </w:r>
     </w:p>
     <w:p>
@@ -6741,11 +6751,19 @@
         </w:rPr>
         <w:t xml:space="preserve"> </w:t>
       </w:r>
-      <w:r>
-        <w:rPr>
-          <w:szCs w:val="28"/>
-        </w:rPr>
-        <w:t>email/логин,</w:t>
+      <w:proofErr w:type="spellStart"/>
+      <w:r>
+        <w:rPr>
+          <w:szCs w:val="28"/>
+        </w:rPr>
+        <w:t>email</w:t>
+      </w:r>
+      <w:proofErr w:type="spellEnd"/>
+      <w:r>
+        <w:rPr>
+          <w:szCs w:val="28"/>
+        </w:rPr>
+        <w:t>/логин,</w:t>
       </w:r>
       <w:r>
         <w:rPr>
@@ -6931,39 +6949,6 @@
       <w:r>
         <w:rPr>
           <w:szCs w:val="28"/>
-          <w:highlight w:val="yellow"/>
-        </w:rPr>
-        <w:t>ID</w:t>
-      </w:r>
-      <w:r>
-        <w:rPr>
-          <w:szCs w:val="28"/>
-          <w:highlight w:val="yellow"/>
-        </w:rPr>
-        <w:t xml:space="preserve"> </w:t>
-      </w:r>
-      <w:r>
-        <w:rPr>
-          <w:szCs w:val="28"/>
-          <w:highlight w:val="yellow"/>
-        </w:rPr>
-        <w:t>пользователя</w:t>
-      </w:r>
-      <w:r>
-        <w:rPr>
-          <w:szCs w:val="28"/>
-        </w:rPr>
-        <w:t>,</w:t>
-      </w:r>
-      <w:r>
-        <w:rPr>
-          <w:szCs w:val="28"/>
-        </w:rPr>
-        <w:t xml:space="preserve"> </w:t>
-      </w:r>
-      <w:r>
-        <w:rPr>
-          <w:szCs w:val="28"/>
         </w:rPr>
         <w:t>дата</w:t>
       </w:r>
@@ -7205,68 +7190,6 @@
       <w:r>
         <w:rPr>
           <w:szCs w:val="28"/>
-          <w:highlight w:val="yellow"/>
-          <w:lang w:val="en-US"/>
-        </w:rPr>
-        <w:t>ID</w:t>
-      </w:r>
-      <w:r>
-        <w:rPr>
-          <w:szCs w:val="28"/>
-          <w:highlight w:val="yellow"/>
-        </w:rPr>
-        <w:t xml:space="preserve"> </w:t>
-      </w:r>
-      <w:r>
-        <w:rPr>
-          <w:szCs w:val="28"/>
-          <w:highlight w:val="yellow"/>
-        </w:rPr>
-        <w:t>заказа,</w:t>
-      </w:r>
-      <w:r>
-        <w:rPr>
-          <w:szCs w:val="28"/>
-          <w:highlight w:val="yellow"/>
-        </w:rPr>
-        <w:t xml:space="preserve"> </w:t>
-      </w:r>
-      <w:r>
-        <w:rPr>
-          <w:szCs w:val="28"/>
-          <w:highlight w:val="yellow"/>
-        </w:rPr>
-        <w:t>ID</w:t>
-      </w:r>
-      <w:r>
-        <w:rPr>
-          <w:szCs w:val="28"/>
-          <w:highlight w:val="yellow"/>
-        </w:rPr>
-        <w:t xml:space="preserve"> </w:t>
-      </w:r>
-      <w:r>
-        <w:rPr>
-          <w:szCs w:val="28"/>
-          <w:highlight w:val="yellow"/>
-        </w:rPr>
-        <w:t>товара</w:t>
-      </w:r>
-      <w:r>
-        <w:rPr>
-          <w:szCs w:val="28"/>
-        </w:rPr>
-        <w:t>,</w:t>
-      </w:r>
-      <w:r>
-        <w:rPr>
-          <w:szCs w:val="28"/>
-        </w:rPr>
-        <w:t xml:space="preserve"> </w:t>
-      </w:r>
-      <w:r>
-        <w:rPr>
-          <w:szCs w:val="28"/>
         </w:rPr>
         <w:t>количество,</w:t>
       </w:r>
@@ -7499,11 +7422,19 @@
         </w:rPr>
         <w:t xml:space="preserve"> </w:t>
       </w:r>
-      <w:r>
-        <w:rPr>
-          <w:szCs w:val="28"/>
-        </w:rPr>
-        <w:t>cookies).</w:t>
+      <w:proofErr w:type="spellStart"/>
+      <w:r>
+        <w:rPr>
+          <w:szCs w:val="28"/>
+        </w:rPr>
+        <w:t>cookies</w:t>
+      </w:r>
+      <w:proofErr w:type="spellEnd"/>
+      <w:r>
+        <w:rPr>
+          <w:szCs w:val="28"/>
+        </w:rPr>
+        <w:t>).</w:t>
       </w:r>
     </w:p>
     <w:p>
@@ -8932,11 +8863,19 @@
         </w:rPr>
         <w:t xml:space="preserve"> </w:t>
       </w:r>
+      <w:proofErr w:type="spellStart"/>
       <w:r>
         <w:rPr>
           <w:lang w:val="en-US"/>
         </w:rPr>
-        <w:t>Figma.</w:t>
+        <w:t>Figma</w:t>
+      </w:r>
+      <w:proofErr w:type="spellEnd"/>
+      <w:r>
+        <w:rPr>
+          <w:lang w:val="en-US"/>
+        </w:rPr>
+        <w:t>.</w:t>
       </w:r>
       <w:r>
         <w:rPr>
@@ -9144,8 +9083,13 @@
       </w:r>
     </w:p>
     <w:p>
-      <w:r>
-        <w:t>Figma,</w:t>
+      <w:proofErr w:type="spellStart"/>
+      <w:r>
+        <w:t>Figma</w:t>
+      </w:r>
+      <w:proofErr w:type="spellEnd"/>
+      <w:r>
+        <w:t>,</w:t>
       </w:r>
       <w:r>
         <w:t xml:space="preserve"> </w:t>
@@ -10249,7 +10193,15 @@
         <w:t xml:space="preserve"> </w:t>
       </w:r>
       <w:r>
-        <w:t>(фронтенда)</w:t>
+        <w:t>(</w:t>
+      </w:r>
+      <w:proofErr w:type="spellStart"/>
+      <w:r>
+        <w:t>фронтенда</w:t>
+      </w:r>
+      <w:proofErr w:type="spellEnd"/>
+      <w:r>
+        <w:t>)</w:t>
       </w:r>
       <w:r>
         <w:t xml:space="preserve"> </w:t>
@@ -10302,9 +10254,11 @@
       <w:r>
         <w:t xml:space="preserve"> </w:t>
       </w:r>
+      <w:proofErr w:type="spellStart"/>
       <w:r>
         <w:t>JavaScript</w:t>
       </w:r>
+      <w:proofErr w:type="spellEnd"/>
       <w:r>
         <w:t xml:space="preserve"> </w:t>
       </w:r>
@@ -10673,9 +10627,11 @@
       <w:r>
         <w:t xml:space="preserve"> </w:t>
       </w:r>
+      <w:proofErr w:type="spellStart"/>
       <w:r>
         <w:t>MySQL</w:t>
       </w:r>
+      <w:proofErr w:type="spellEnd"/>
       <w:r>
         <w:t>.</w:t>
       </w:r>
@@ -11275,8 +11231,13 @@
       <w:r>
         <w:t xml:space="preserve"> </w:t>
       </w:r>
-      <w:r>
-        <w:t>GitLab,</w:t>
+      <w:proofErr w:type="spellStart"/>
+      <w:r>
+        <w:t>GitLab</w:t>
+      </w:r>
+      <w:proofErr w:type="spellEnd"/>
+      <w:r>
+        <w:t>,</w:t>
       </w:r>
       <w:r>
         <w:t xml:space="preserve"> </w:t>
@@ -11499,21 +11460,27 @@
       <w:r>
         <w:t xml:space="preserve"> </w:t>
       </w:r>
+      <w:proofErr w:type="spellStart"/>
       <w:r>
         <w:t>Visual</w:t>
       </w:r>
-      <w:r>
-        <w:t xml:space="preserve"> </w:t>
-      </w:r>
+      <w:proofErr w:type="spellEnd"/>
+      <w:r>
+        <w:t xml:space="preserve"> </w:t>
+      </w:r>
+      <w:proofErr w:type="spellStart"/>
       <w:r>
         <w:t>Studio</w:t>
       </w:r>
-      <w:r>
-        <w:t xml:space="preserve"> </w:t>
-      </w:r>
+      <w:proofErr w:type="spellEnd"/>
+      <w:r>
+        <w:t xml:space="preserve"> </w:t>
+      </w:r>
+      <w:proofErr w:type="spellStart"/>
       <w:r>
         <w:t>Code</w:t>
       </w:r>
+      <w:proofErr w:type="spellEnd"/>
       <w:r>
         <w:t xml:space="preserve"> </w:t>
       </w:r>
@@ -11523,8 +11490,13 @@
       <w:r>
         <w:t xml:space="preserve"> </w:t>
       </w:r>
-      <w:r>
-        <w:t>Code).</w:t>
+      <w:proofErr w:type="spellStart"/>
+      <w:r>
+        <w:t>Code</w:t>
+      </w:r>
+      <w:proofErr w:type="spellEnd"/>
+      <w:r>
+        <w:t>).</w:t>
       </w:r>
       <w:r>
         <w:t xml:space="preserve"> </w:t>
@@ -12794,24 +12766,28 @@
         </w:rPr>
         <w:t>(</w:t>
       </w:r>
+      <w:proofErr w:type="spellStart"/>
       <w:r>
         <w:rPr>
           <w:szCs w:val="28"/>
         </w:rPr>
         <w:t>Tree-tier</w:t>
       </w:r>
-      <w:r>
-        <w:rPr>
-          <w:szCs w:val="28"/>
-        </w:rPr>
-        <w:t xml:space="preserve"> </w:t>
-      </w:r>
+      <w:proofErr w:type="spellEnd"/>
+      <w:r>
+        <w:rPr>
+          <w:szCs w:val="28"/>
+        </w:rPr>
+        <w:t xml:space="preserve"> </w:t>
+      </w:r>
+      <w:proofErr w:type="spellStart"/>
       <w:r>
         <w:rPr>
           <w:szCs w:val="28"/>
         </w:rPr>
         <w:t>architecture</w:t>
       </w:r>
+      <w:proofErr w:type="spellEnd"/>
       <w:r>
         <w:rPr>
           <w:szCs w:val="28"/>
@@ -14731,134 +14707,134 @@
         <w:rPr>
           <w:szCs w:val="28"/>
         </w:rPr>
+        <w:t>системой</w:t>
+      </w:r>
+      <w:r>
+        <w:rPr>
+          <w:szCs w:val="28"/>
+        </w:rPr>
+        <w:t xml:space="preserve"> </w:t>
+      </w:r>
+      <w:r>
+        <w:rPr>
+          <w:szCs w:val="28"/>
+        </w:rPr>
+        <w:t>управления</w:t>
+      </w:r>
+      <w:r>
+        <w:rPr>
+          <w:szCs w:val="28"/>
+        </w:rPr>
+        <w:t xml:space="preserve"> </w:t>
+      </w:r>
+      <w:r>
+        <w:rPr>
+          <w:szCs w:val="28"/>
+        </w:rPr>
+        <w:t>базы</w:t>
+      </w:r>
+      <w:r>
+        <w:rPr>
+          <w:szCs w:val="28"/>
+        </w:rPr>
+        <w:t xml:space="preserve"> </w:t>
+      </w:r>
+      <w:r>
+        <w:rPr>
+          <w:szCs w:val="28"/>
+        </w:rPr>
+        <w:t>данных</w:t>
+      </w:r>
+      <w:r>
+        <w:rPr>
+          <w:szCs w:val="28"/>
+        </w:rPr>
+        <w:t xml:space="preserve"> </w:t>
+      </w:r>
+      <w:r>
+        <w:rPr>
+          <w:szCs w:val="28"/>
+        </w:rPr>
+        <w:t>(СУБД)</w:t>
+      </w:r>
+      <w:r>
+        <w:rPr>
+          <w:szCs w:val="28"/>
+        </w:rPr>
+        <w:t xml:space="preserve"> </w:t>
+      </w:r>
+      <w:r>
+        <w:rPr>
+          <w:szCs w:val="28"/>
+          <w:lang w:val="en-US"/>
+        </w:rPr>
+        <w:t>MySQL</w:t>
+      </w:r>
+      <w:r>
+        <w:rPr>
+          <w:szCs w:val="28"/>
+        </w:rPr>
+        <w:t>.</w:t>
+      </w:r>
+      <w:r>
+        <w:rPr>
+          <w:szCs w:val="28"/>
+        </w:rPr>
+        <w:t xml:space="preserve"> </w:t>
+      </w:r>
+      <w:r>
+        <w:rPr>
+          <w:szCs w:val="28"/>
+        </w:rPr>
+        <w:t>Этот</w:t>
+      </w:r>
+      <w:r>
+        <w:rPr>
+          <w:szCs w:val="28"/>
+        </w:rPr>
+        <w:t xml:space="preserve"> </w:t>
+      </w:r>
+      <w:r>
+        <w:rPr>
+          <w:szCs w:val="28"/>
+        </w:rPr>
+        <w:t>уровень</w:t>
+      </w:r>
+      <w:r>
+        <w:rPr>
+          <w:szCs w:val="28"/>
+        </w:rPr>
+        <w:t xml:space="preserve"> </w:t>
+      </w:r>
+      <w:r>
+        <w:rPr>
+          <w:szCs w:val="28"/>
+        </w:rPr>
+        <w:t>изолирован</w:t>
+      </w:r>
+      <w:r>
+        <w:rPr>
+          <w:szCs w:val="28"/>
+        </w:rPr>
+        <w:t xml:space="preserve"> </w:t>
+      </w:r>
+      <w:r>
+        <w:rPr>
+          <w:szCs w:val="28"/>
+        </w:rPr>
+        <w:t>от</w:t>
+      </w:r>
+      <w:r>
+        <w:rPr>
+          <w:szCs w:val="28"/>
+        </w:rPr>
+        <w:t xml:space="preserve"> </w:t>
+      </w:r>
+      <w:r>
+        <w:rPr>
+          <w:szCs w:val="28"/>
+        </w:rPr>
         <w:lastRenderedPageBreak/>
-        <w:t>системой</w:t>
-      </w:r>
-      <w:r>
-        <w:rPr>
-          <w:szCs w:val="28"/>
-        </w:rPr>
-        <w:t xml:space="preserve"> </w:t>
-      </w:r>
-      <w:r>
-        <w:rPr>
-          <w:szCs w:val="28"/>
-        </w:rPr>
-        <w:t>управления</w:t>
-      </w:r>
-      <w:r>
-        <w:rPr>
-          <w:szCs w:val="28"/>
-        </w:rPr>
-        <w:t xml:space="preserve"> </w:t>
-      </w:r>
-      <w:r>
-        <w:rPr>
-          <w:szCs w:val="28"/>
-        </w:rPr>
-        <w:t>базы</w:t>
-      </w:r>
-      <w:r>
-        <w:rPr>
-          <w:szCs w:val="28"/>
-        </w:rPr>
-        <w:t xml:space="preserve"> </w:t>
-      </w:r>
-      <w:r>
-        <w:rPr>
-          <w:szCs w:val="28"/>
-        </w:rPr>
-        <w:t>данных</w:t>
-      </w:r>
-      <w:r>
-        <w:rPr>
-          <w:szCs w:val="28"/>
-        </w:rPr>
-        <w:t xml:space="preserve"> </w:t>
-      </w:r>
-      <w:r>
-        <w:rPr>
-          <w:szCs w:val="28"/>
-        </w:rPr>
-        <w:t>(СУБД)</w:t>
-      </w:r>
-      <w:r>
-        <w:rPr>
-          <w:szCs w:val="28"/>
-        </w:rPr>
-        <w:t xml:space="preserve"> </w:t>
-      </w:r>
-      <w:r>
-        <w:rPr>
-          <w:szCs w:val="28"/>
-          <w:lang w:val="en-US"/>
-        </w:rPr>
-        <w:t>MySQL</w:t>
-      </w:r>
-      <w:r>
-        <w:rPr>
-          <w:szCs w:val="28"/>
-        </w:rPr>
-        <w:t>.</w:t>
-      </w:r>
-      <w:r>
-        <w:rPr>
-          <w:szCs w:val="28"/>
-        </w:rPr>
-        <w:t xml:space="preserve"> </w:t>
-      </w:r>
-      <w:r>
-        <w:rPr>
-          <w:szCs w:val="28"/>
-        </w:rPr>
-        <w:t>Этот</w:t>
-      </w:r>
-      <w:r>
-        <w:rPr>
-          <w:szCs w:val="28"/>
-        </w:rPr>
-        <w:t xml:space="preserve"> </w:t>
-      </w:r>
-      <w:r>
-        <w:rPr>
-          <w:szCs w:val="28"/>
-        </w:rPr>
-        <w:t>уровень</w:t>
-      </w:r>
-      <w:r>
-        <w:rPr>
-          <w:szCs w:val="28"/>
-        </w:rPr>
-        <w:t xml:space="preserve"> </w:t>
-      </w:r>
-      <w:r>
-        <w:rPr>
-          <w:szCs w:val="28"/>
-        </w:rPr>
-        <w:t>изолирован</w:t>
-      </w:r>
-      <w:r>
-        <w:rPr>
-          <w:szCs w:val="28"/>
-        </w:rPr>
-        <w:t xml:space="preserve"> </w:t>
-      </w:r>
-      <w:r>
-        <w:rPr>
-          <w:szCs w:val="28"/>
-        </w:rPr>
-        <w:t>от</w:t>
-      </w:r>
-      <w:r>
-        <w:rPr>
-          <w:szCs w:val="28"/>
-        </w:rPr>
-        <w:t xml:space="preserve"> </w:t>
-      </w:r>
-      <w:r>
-        <w:rPr>
-          <w:szCs w:val="28"/>
-        </w:rPr>
         <w:t>бизнес-логики</w:t>
       </w:r>
       <w:r>
@@ -16265,6 +16241,7 @@
         </w:rPr>
         <w:t>.</w:t>
       </w:r>
+      <w:proofErr w:type="spellStart"/>
       <w:r>
         <w:rPr>
           <w:szCs w:val="28"/>
@@ -16272,6 +16249,7 @@
         </w:rPr>
         <w:t>io</w:t>
       </w:r>
+      <w:proofErr w:type="spellEnd"/>
       <w:r>
         <w:rPr>
           <w:szCs w:val="28"/>
@@ -18169,7 +18147,6 @@
         <w:rPr>
           <w:szCs w:val="28"/>
         </w:rPr>
-        <w:lastRenderedPageBreak/>
         <w:t>Таким</w:t>
       </w:r>
       <w:r>
@@ -18389,6 +18366,7 @@
         <w:rPr>
           <w:szCs w:val="28"/>
         </w:rPr>
+        <w:lastRenderedPageBreak/>
         <w:t>Диаграмма</w:t>
       </w:r>
       <w:r>
@@ -19224,7 +19202,6 @@
         <w:rPr>
           <w:szCs w:val="28"/>
         </w:rPr>
-        <w:lastRenderedPageBreak/>
         <w:t>(отображены</w:t>
       </w:r>
       <w:r>
@@ -19328,6 +19305,7 @@
         <w:rPr>
           <w:szCs w:val="28"/>
         </w:rPr>
+        <w:lastRenderedPageBreak/>
         <w:t>Управление</w:t>
       </w:r>
       <w:r>
@@ -21677,12 +21655,14 @@
         </w:rPr>
         <w:t xml:space="preserve"> </w:t>
       </w:r>
+      <w:proofErr w:type="spellStart"/>
       <w:r>
         <w:rPr>
           <w:szCs w:val="28"/>
         </w:rPr>
         <w:t>хеш</w:t>
       </w:r>
+      <w:proofErr w:type="spellEnd"/>
       <w:r>
         <w:rPr>
           <w:szCs w:val="28"/>
@@ -22543,6 +22523,7 @@
         </w:rPr>
         <w:t xml:space="preserve"> </w:t>
       </w:r>
+      <w:proofErr w:type="spellStart"/>
       <w:r>
         <w:rPr>
           <w:szCs w:val="28"/>
@@ -22556,6 +22537,7 @@
         </w:rPr>
         <w:t>ategory</w:t>
       </w:r>
+      <w:proofErr w:type="spellEnd"/>
       <w:r>
         <w:rPr>
           <w:szCs w:val="28"/>
@@ -22658,6 +22640,7 @@
         </w:rPr>
         <w:t xml:space="preserve"> </w:t>
       </w:r>
+      <w:proofErr w:type="spellStart"/>
       <w:r>
         <w:rPr>
           <w:szCs w:val="28"/>
@@ -22665,6 +22648,7 @@
         </w:rPr>
         <w:t>OrderItem</w:t>
       </w:r>
+      <w:proofErr w:type="spellEnd"/>
       <w:r>
         <w:rPr>
           <w:szCs w:val="28"/>
@@ -23083,6 +23067,7 @@
         </w:rPr>
         <w:t xml:space="preserve"> </w:t>
       </w:r>
+      <w:proofErr w:type="spellStart"/>
       <w:r>
         <w:rPr>
           <w:szCs w:val="28"/>
@@ -23090,6 +23075,7 @@
         </w:rPr>
         <w:t>OrderItem</w:t>
       </w:r>
+      <w:proofErr w:type="spellEnd"/>
       <w:r>
         <w:rPr>
           <w:szCs w:val="28"/>
@@ -23199,6 +23185,7 @@
         </w:rPr>
         <w:t xml:space="preserve"> </w:t>
       </w:r>
+      <w:proofErr w:type="spellStart"/>
       <w:r>
         <w:rPr>
           <w:szCs w:val="28"/>
@@ -23206,6 +23193,7 @@
         </w:rPr>
         <w:t>OrderItem</w:t>
       </w:r>
+      <w:proofErr w:type="spellEnd"/>
       <w:r>
         <w:rPr>
           <w:szCs w:val="28"/>
@@ -24839,20 +24827,36 @@
         <w:rPr>
           <w:szCs w:val="28"/>
         </w:rPr>
-        <w:t>(Router)</w:t>
-      </w:r>
-      <w:r>
-        <w:rPr>
-          <w:szCs w:val="28"/>
-        </w:rPr>
-        <w:t xml:space="preserve"> </w:t>
-      </w:r>
+        <w:t>(</w:t>
+      </w:r>
+      <w:proofErr w:type="spellStart"/>
+      <w:r>
+        <w:rPr>
+          <w:szCs w:val="28"/>
+        </w:rPr>
+        <w:t>Router</w:t>
+      </w:r>
+      <w:proofErr w:type="spellEnd"/>
+      <w:r>
+        <w:rPr>
+          <w:szCs w:val="28"/>
+        </w:rPr>
+        <w:t>)</w:t>
+      </w:r>
+      <w:r>
+        <w:rPr>
+          <w:szCs w:val="28"/>
+        </w:rPr>
+        <w:t xml:space="preserve"> </w:t>
+      </w:r>
+      <w:proofErr w:type="spellStart"/>
       <w:r>
         <w:rPr>
           <w:szCs w:val="28"/>
         </w:rPr>
         <w:t>Laravel</w:t>
       </w:r>
+      <w:proofErr w:type="spellEnd"/>
       <w:r>
         <w:rPr>
           <w:szCs w:val="28"/>
@@ -24943,11 +24947,27 @@
         </w:rPr>
         <w:t xml:space="preserve"> </w:t>
       </w:r>
-      <w:r>
-        <w:rPr>
-          <w:szCs w:val="28"/>
-        </w:rPr>
-        <w:t>store()</w:t>
+      <w:proofErr w:type="spellStart"/>
+      <w:proofErr w:type="gramStart"/>
+      <w:r>
+        <w:rPr>
+          <w:szCs w:val="28"/>
+        </w:rPr>
+        <w:t>store</w:t>
+      </w:r>
+      <w:proofErr w:type="spellEnd"/>
+      <w:r>
+        <w:rPr>
+          <w:szCs w:val="28"/>
+        </w:rPr>
+        <w:t>(</w:t>
+      </w:r>
+      <w:proofErr w:type="gramEnd"/>
+      <w:r>
+        <w:rPr>
+          <w:szCs w:val="28"/>
+        </w:rPr>
+        <w:t>)</w:t>
       </w:r>
       <w:r>
         <w:rPr>
@@ -24967,11 +24987,19 @@
         </w:rPr>
         <w:t xml:space="preserve"> </w:t>
       </w:r>
-      <w:r>
-        <w:rPr>
-          <w:szCs w:val="28"/>
-        </w:rPr>
-        <w:t>OrderController.</w:t>
+      <w:proofErr w:type="spellStart"/>
+      <w:r>
+        <w:rPr>
+          <w:szCs w:val="28"/>
+        </w:rPr>
+        <w:t>OrderController</w:t>
+      </w:r>
+      <w:proofErr w:type="spellEnd"/>
+      <w:r>
+        <w:rPr>
+          <w:szCs w:val="28"/>
+        </w:rPr>
+        <w:t>.</w:t>
       </w:r>
     </w:p>
     <w:p>
@@ -24989,12 +25017,14 @@
           <w:szCs w:val="28"/>
         </w:rPr>
       </w:pPr>
+      <w:proofErr w:type="spellStart"/>
       <w:r>
         <w:rPr>
           <w:szCs w:val="28"/>
         </w:rPr>
         <w:t>OrderController</w:t>
       </w:r>
+      <w:proofErr w:type="spellEnd"/>
       <w:r>
         <w:rPr>
           <w:szCs w:val="28"/>
@@ -25239,12 +25269,14 @@
         </w:rPr>
         <w:t xml:space="preserve"> </w:t>
       </w:r>
+      <w:proofErr w:type="spellStart"/>
       <w:r>
         <w:rPr>
           <w:szCs w:val="28"/>
         </w:rPr>
         <w:t>Order</w:t>
       </w:r>
+      <w:proofErr w:type="spellEnd"/>
       <w:r>
         <w:rPr>
           <w:szCs w:val="28"/>
@@ -25609,11 +25641,19 @@
         </w:rPr>
         <w:t xml:space="preserve"> </w:t>
       </w:r>
-      <w:r>
-        <w:rPr>
-          <w:szCs w:val="28"/>
-        </w:rPr>
-        <w:t>OrderItem,</w:t>
+      <w:proofErr w:type="spellStart"/>
+      <w:r>
+        <w:rPr>
+          <w:szCs w:val="28"/>
+        </w:rPr>
+        <w:t>OrderItem</w:t>
+      </w:r>
+      <w:proofErr w:type="spellEnd"/>
+      <w:r>
+        <w:rPr>
+          <w:szCs w:val="28"/>
+        </w:rPr>
+        <w:t>,</w:t>
       </w:r>
       <w:r>
         <w:rPr>
@@ -25705,12 +25745,14 @@
         </w:rPr>
         <w:t xml:space="preserve"> </w:t>
       </w:r>
+      <w:proofErr w:type="spellStart"/>
       <w:r>
         <w:rPr>
           <w:szCs w:val="28"/>
         </w:rPr>
         <w:t>OrderItem</w:t>
       </w:r>
+      <w:proofErr w:type="spellEnd"/>
       <w:r>
         <w:rPr>
           <w:szCs w:val="28"/>
@@ -26101,7 +26143,21 @@
         <w:rPr>
           <w:szCs w:val="28"/>
         </w:rPr>
-        <w:t>(Commit).</w:t>
+        <w:t>(</w:t>
+      </w:r>
+      <w:proofErr w:type="spellStart"/>
+      <w:r>
+        <w:rPr>
+          <w:szCs w:val="28"/>
+        </w:rPr>
+        <w:t>Commit</w:t>
+      </w:r>
+      <w:proofErr w:type="spellEnd"/>
+      <w:r>
+        <w:rPr>
+          <w:szCs w:val="28"/>
+        </w:rPr>
+        <w:t>).</w:t>
       </w:r>
       <w:r>
         <w:rPr>
@@ -26209,7 +26265,21 @@
         <w:rPr>
           <w:szCs w:val="28"/>
         </w:rPr>
-        <w:t>(Rollback),</w:t>
+        <w:t>(</w:t>
+      </w:r>
+      <w:proofErr w:type="spellStart"/>
+      <w:r>
+        <w:rPr>
+          <w:szCs w:val="28"/>
+        </w:rPr>
+        <w:t>Rollback</w:t>
+      </w:r>
+      <w:proofErr w:type="spellEnd"/>
+      <w:r>
+        <w:rPr>
+          <w:szCs w:val="28"/>
+        </w:rPr>
+        <w:t>),</w:t>
       </w:r>
       <w:r>
         <w:rPr>
@@ -26275,12 +26345,14 @@
           <w:szCs w:val="28"/>
         </w:rPr>
       </w:pPr>
+      <w:proofErr w:type="spellStart"/>
       <w:r>
         <w:rPr>
           <w:szCs w:val="28"/>
         </w:rPr>
         <w:t>OrderController</w:t>
       </w:r>
+      <w:proofErr w:type="spellEnd"/>
       <w:r>
         <w:rPr>
           <w:szCs w:val="28"/>
@@ -26419,35 +26491,53 @@
         </w:rPr>
         <w:t xml:space="preserve"> </w:t>
       </w:r>
+      <w:proofErr w:type="spellStart"/>
       <w:r>
         <w:rPr>
           <w:szCs w:val="28"/>
         </w:rPr>
         <w:t>шаблонизатор</w:t>
       </w:r>
-      <w:r>
-        <w:rPr>
-          <w:szCs w:val="28"/>
-        </w:rPr>
-        <w:t xml:space="preserve"> </w:t>
-      </w:r>
+      <w:proofErr w:type="spellEnd"/>
+      <w:r>
+        <w:rPr>
+          <w:szCs w:val="28"/>
+        </w:rPr>
+        <w:t xml:space="preserve"> </w:t>
+      </w:r>
+      <w:proofErr w:type="spellStart"/>
       <w:r>
         <w:rPr>
           <w:szCs w:val="28"/>
         </w:rPr>
         <w:t>Blade</w:t>
       </w:r>
-      <w:r>
-        <w:rPr>
-          <w:szCs w:val="28"/>
-        </w:rPr>
-        <w:t xml:space="preserve"> </w:t>
-      </w:r>
-      <w:r>
-        <w:rPr>
-          <w:szCs w:val="28"/>
-        </w:rPr>
-        <w:t>(View)</w:t>
+      <w:proofErr w:type="spellEnd"/>
+      <w:r>
+        <w:rPr>
+          <w:szCs w:val="28"/>
+        </w:rPr>
+        <w:t xml:space="preserve"> </w:t>
+      </w:r>
+      <w:r>
+        <w:rPr>
+          <w:szCs w:val="28"/>
+        </w:rPr>
+        <w:t>(</w:t>
+      </w:r>
+      <w:proofErr w:type="spellStart"/>
+      <w:r>
+        <w:rPr>
+          <w:szCs w:val="28"/>
+        </w:rPr>
+        <w:t>View</w:t>
+      </w:r>
+      <w:proofErr w:type="spellEnd"/>
+      <w:r>
+        <w:rPr>
+          <w:szCs w:val="28"/>
+        </w:rPr>
+        <w:t>)</w:t>
       </w:r>
       <w:r>
         <w:rPr>
@@ -26501,12 +26591,14 @@
           <w:szCs w:val="28"/>
         </w:rPr>
       </w:pPr>
+      <w:proofErr w:type="spellStart"/>
       <w:r>
         <w:rPr>
           <w:szCs w:val="28"/>
         </w:rPr>
         <w:t>View</w:t>
       </w:r>
+      <w:proofErr w:type="spellEnd"/>
       <w:r>
         <w:rPr>
           <w:szCs w:val="28"/>
@@ -27017,14 +27109,84 @@
         <w:rPr>
           <w:szCs w:val="28"/>
         </w:rPr>
-        <w:t xml:space="preserve">азработанные UML-диаграммы позволили спроектировать систему комплексно: от определения функциональных </w:t>
+        <w:t>азработанные UML-диаграммы позволили спроектировать систему комплексно: от определения функциональных ролей и границ системы (</w:t>
+      </w:r>
+      <w:proofErr w:type="spellStart"/>
+      <w:r>
+        <w:rPr>
+          <w:szCs w:val="28"/>
+        </w:rPr>
+        <w:t>Use</w:t>
+      </w:r>
+      <w:proofErr w:type="spellEnd"/>
+      <w:r>
+        <w:rPr>
+          <w:szCs w:val="28"/>
+        </w:rPr>
+        <w:t xml:space="preserve"> </w:t>
+      </w:r>
+      <w:proofErr w:type="spellStart"/>
+      <w:r>
+        <w:rPr>
+          <w:szCs w:val="28"/>
+        </w:rPr>
+        <w:t>Case</w:t>
+      </w:r>
+      <w:proofErr w:type="spellEnd"/>
+      <w:r>
+        <w:rPr>
+          <w:szCs w:val="28"/>
+        </w:rPr>
+        <w:t xml:space="preserve">) до детального взаимодействия объектов при </w:t>
       </w:r>
       <w:r>
         <w:rPr>
           <w:szCs w:val="28"/>
         </w:rPr>
         <w:lastRenderedPageBreak/>
-        <w:t>ролей и границ системы (Use Case) до детального взаимодействия объектов при выполнении конкретных сценариев (Sequence) в рамках трёхуровневой архитектуры. Модели данных (DFD, Class Diagram) заложили основу для физического проектирования базы данных и написания кода, обеспечивая целостность и согласованность будущего программного продукта.</w:t>
+        <w:t>выполнении конкретных сценариев (</w:t>
+      </w:r>
+      <w:proofErr w:type="spellStart"/>
+      <w:r>
+        <w:rPr>
+          <w:szCs w:val="28"/>
+        </w:rPr>
+        <w:t>Sequence</w:t>
+      </w:r>
+      <w:proofErr w:type="spellEnd"/>
+      <w:r>
+        <w:rPr>
+          <w:szCs w:val="28"/>
+        </w:rPr>
+        <w:t xml:space="preserve">) в рамках трёхуровневой архитектуры. Модели данных (DFD, </w:t>
+      </w:r>
+      <w:proofErr w:type="spellStart"/>
+      <w:r>
+        <w:rPr>
+          <w:szCs w:val="28"/>
+        </w:rPr>
+        <w:t>Class</w:t>
+      </w:r>
+      <w:proofErr w:type="spellEnd"/>
+      <w:r>
+        <w:rPr>
+          <w:szCs w:val="28"/>
+        </w:rPr>
+        <w:t xml:space="preserve"> </w:t>
+      </w:r>
+      <w:proofErr w:type="spellStart"/>
+      <w:r>
+        <w:rPr>
+          <w:szCs w:val="28"/>
+        </w:rPr>
+        <w:t>Diagram</w:t>
+      </w:r>
+      <w:proofErr w:type="spellEnd"/>
+      <w:r>
+        <w:rPr>
+          <w:szCs w:val="28"/>
+        </w:rPr>
+        <w:t>) заложили основу для физического проектирования базы данных и написания кода, обеспечивая целостность и согласованность будущего программного продукта.</w:t>
       </w:r>
     </w:p>
     <w:p>
@@ -27098,7 +27260,21 @@
         <w:rPr>
           <w:szCs w:val="28"/>
         </w:rPr>
-        <w:t>Проектирование базы данных является важнейшим этапом разработки веб-приложения, так как от качества структуры базы данных зависят производительность, надежность и масштабируемость всей информационной системы. Для интернет-магазина «ПК» была спроектирована реляционная база данных с использованием системы управления базами данных MySQL.</w:t>
+        <w:t xml:space="preserve">Проектирование базы данных является важнейшим этапом разработки веб-приложения, так как от качества структуры базы данных зависят производительность, надежность и масштабируемость всей информационной системы. Для интернет-магазина «ПК» была спроектирована реляционная база данных с использованием системы управления базами данных </w:t>
+      </w:r>
+      <w:proofErr w:type="spellStart"/>
+      <w:r>
+        <w:rPr>
+          <w:szCs w:val="28"/>
+        </w:rPr>
+        <w:t>MySQL</w:t>
+      </w:r>
+      <w:proofErr w:type="spellEnd"/>
+      <w:r>
+        <w:rPr>
+          <w:szCs w:val="28"/>
+        </w:rPr>
+        <w:t>.</w:t>
       </w:r>
     </w:p>
     <w:p>
@@ -27111,7 +27287,35 @@
         <w:rPr>
           <w:szCs w:val="28"/>
         </w:rPr>
-        <w:t>На этапе логического проектирования была разработана ER-модель (Entity-Relationship model), которая отображает сущности предметной области, их атрибуты и взаимосвязи между ними. ER-модель базы данных представлена на рисунке 5.</w:t>
+        <w:t>На этапе логического проектирования была разработана ER-модель (</w:t>
+      </w:r>
+      <w:proofErr w:type="spellStart"/>
+      <w:r>
+        <w:rPr>
+          <w:szCs w:val="28"/>
+        </w:rPr>
+        <w:t>Entity-Relationship</w:t>
+      </w:r>
+      <w:proofErr w:type="spellEnd"/>
+      <w:r>
+        <w:rPr>
+          <w:szCs w:val="28"/>
+        </w:rPr>
+        <w:t xml:space="preserve"> </w:t>
+      </w:r>
+      <w:proofErr w:type="spellStart"/>
+      <w:r>
+        <w:rPr>
+          <w:szCs w:val="28"/>
+        </w:rPr>
+        <w:t>model</w:t>
+      </w:r>
+      <w:proofErr w:type="spellEnd"/>
+      <w:r>
+        <w:rPr>
+          <w:szCs w:val="28"/>
+        </w:rPr>
+        <w:t>), которая отображает сущности предметной области, их атрибуты и взаимосвязи между ними. ER-модель базы данных представлена на рисунке 5.</w:t>
       </w:r>
     </w:p>
     <w:p>
@@ -27214,8 +27418,16 @@
         <w:rPr>
           <w:szCs w:val="28"/>
         </w:rPr>
-        <w:t>Таблица 1 – Структура таблицы user_roles</w:t>
-      </w:r>
+        <w:t xml:space="preserve">Таблица 1 – Структура таблицы </w:t>
+      </w:r>
+      <w:proofErr w:type="spellStart"/>
+      <w:r>
+        <w:rPr>
+          <w:szCs w:val="28"/>
+        </w:rPr>
+        <w:t>user_roles</w:t>
+      </w:r>
+      <w:proofErr w:type="spellEnd"/>
     </w:p>
     <w:tbl>
       <w:tblPr>
@@ -27315,6 +27527,7 @@
                 <w:szCs w:val="28"/>
               </w:rPr>
             </w:pPr>
+            <w:proofErr w:type="spellStart"/>
             <w:r>
               <w:rPr>
                 <w:sz w:val="24"/>
@@ -27322,6 +27535,7 @@
               </w:rPr>
               <w:t>id</w:t>
             </w:r>
+            <w:proofErr w:type="spellEnd"/>
           </w:p>
         </w:tc>
         <w:tc>
@@ -27395,6 +27609,7 @@
                 <w:szCs w:val="28"/>
               </w:rPr>
             </w:pPr>
+            <w:proofErr w:type="spellStart"/>
             <w:r>
               <w:rPr>
                 <w:sz w:val="24"/>
@@ -27402,6 +27617,7 @@
               </w:rPr>
               <w:t>name</w:t>
             </w:r>
+            <w:proofErr w:type="spellEnd"/>
           </w:p>
         </w:tc>
         <w:tc>
@@ -27418,12 +27634,21 @@
                 <w:szCs w:val="28"/>
               </w:rPr>
             </w:pPr>
+            <w:proofErr w:type="gramStart"/>
             <w:r>
               <w:rPr>
                 <w:sz w:val="24"/>
                 <w:szCs w:val="28"/>
               </w:rPr>
-              <w:t>VARCHAR(50)</w:t>
+              <w:t>VARCHAR(</w:t>
+            </w:r>
+            <w:proofErr w:type="gramEnd"/>
+            <w:r>
+              <w:rPr>
+                <w:sz w:val="24"/>
+                <w:szCs w:val="28"/>
+              </w:rPr>
+              <w:t>50)</w:t>
             </w:r>
           </w:p>
         </w:tc>
@@ -27490,6 +27715,7 @@
                 <w:szCs w:val="28"/>
               </w:rPr>
             </w:pPr>
+            <w:proofErr w:type="spellStart"/>
             <w:r>
               <w:rPr>
                 <w:sz w:val="24"/>
@@ -27497,6 +27723,7 @@
               </w:rPr>
               <w:t>description</w:t>
             </w:r>
+            <w:proofErr w:type="spellEnd"/>
           </w:p>
         </w:tc>
         <w:tc>
@@ -27513,12 +27740,21 @@
                 <w:szCs w:val="28"/>
               </w:rPr>
             </w:pPr>
+            <w:proofErr w:type="gramStart"/>
             <w:r>
               <w:rPr>
                 <w:sz w:val="24"/>
                 <w:szCs w:val="28"/>
               </w:rPr>
-              <w:t>VARCHAR(255)</w:t>
+              <w:t>VARCHAR(</w:t>
+            </w:r>
+            <w:proofErr w:type="gramEnd"/>
+            <w:r>
+              <w:rPr>
+                <w:sz w:val="24"/>
+                <w:szCs w:val="28"/>
+              </w:rPr>
+              <w:t>255)</w:t>
             </w:r>
           </w:p>
         </w:tc>
@@ -27561,6 +27797,7 @@
                 <w:szCs w:val="28"/>
               </w:rPr>
             </w:pPr>
+            <w:proofErr w:type="spellStart"/>
             <w:r>
               <w:rPr>
                 <w:sz w:val="24"/>
@@ -27568,6 +27805,7 @@
               </w:rPr>
               <w:t>created_at</w:t>
             </w:r>
+            <w:proofErr w:type="spellEnd"/>
           </w:p>
         </w:tc>
         <w:tc>
@@ -27632,6 +27870,7 @@
                 <w:szCs w:val="28"/>
               </w:rPr>
             </w:pPr>
+            <w:proofErr w:type="spellStart"/>
             <w:r>
               <w:rPr>
                 <w:sz w:val="24"/>
@@ -27639,6 +27878,7 @@
               </w:rPr>
               <w:t>updated_at</w:t>
             </w:r>
+            <w:proofErr w:type="spellEnd"/>
           </w:p>
         </w:tc>
         <w:tc>
@@ -27701,7 +27941,21 @@
           <w:szCs w:val="28"/>
         </w:rPr>
         <w:lastRenderedPageBreak/>
-        <w:t>Таблица user_roles представляет собой справочник ролей пользователей системы и реализует разграничение прав доступа.</w:t>
+        <w:t xml:space="preserve">Таблица </w:t>
+      </w:r>
+      <w:proofErr w:type="spellStart"/>
+      <w:r>
+        <w:rPr>
+          <w:szCs w:val="28"/>
+        </w:rPr>
+        <w:t>user_roles</w:t>
+      </w:r>
+      <w:proofErr w:type="spellEnd"/>
+      <w:r>
+        <w:rPr>
+          <w:szCs w:val="28"/>
+        </w:rPr>
+        <w:t xml:space="preserve"> представляет собой справочник ролей пользователей системы и реализует разграничение прав доступа.</w:t>
       </w:r>
     </w:p>
     <w:p>
@@ -27715,8 +27969,16 @@
         <w:rPr>
           <w:szCs w:val="28"/>
         </w:rPr>
-        <w:t>Таблица 2 – Структура таблицы order_statuses</w:t>
-      </w:r>
+        <w:t xml:space="preserve">Таблица 2 – Структура таблицы </w:t>
+      </w:r>
+      <w:proofErr w:type="spellStart"/>
+      <w:r>
+        <w:rPr>
+          <w:szCs w:val="28"/>
+        </w:rPr>
+        <w:t>order_statuses</w:t>
+      </w:r>
+      <w:proofErr w:type="spellEnd"/>
     </w:p>
     <w:tbl>
       <w:tblPr>
@@ -27840,6 +28102,7 @@
                 <w:szCs w:val="28"/>
               </w:rPr>
             </w:pPr>
+            <w:proofErr w:type="spellStart"/>
             <w:r>
               <w:rPr>
                 <w:sz w:val="24"/>
@@ -27847,6 +28110,7 @@
               </w:rPr>
               <w:t>id</w:t>
             </w:r>
+            <w:proofErr w:type="spellEnd"/>
           </w:p>
         </w:tc>
         <w:tc>
@@ -27934,6 +28198,7 @@
                 <w:szCs w:val="28"/>
               </w:rPr>
             </w:pPr>
+            <w:proofErr w:type="spellStart"/>
             <w:r>
               <w:rPr>
                 <w:sz w:val="24"/>
@@ -27941,6 +28206,7 @@
               </w:rPr>
               <w:t>name</w:t>
             </w:r>
+            <w:proofErr w:type="spellEnd"/>
           </w:p>
         </w:tc>
         <w:tc>
@@ -27957,12 +28223,21 @@
                 <w:szCs w:val="28"/>
               </w:rPr>
             </w:pPr>
+            <w:proofErr w:type="gramStart"/>
             <w:r>
               <w:rPr>
                 <w:sz w:val="24"/>
                 <w:szCs w:val="28"/>
               </w:rPr>
-              <w:t>VARCHAR(50)</w:t>
+              <w:t>VARCHAR(</w:t>
+            </w:r>
+            <w:proofErr w:type="gramEnd"/>
+            <w:r>
+              <w:rPr>
+                <w:sz w:val="24"/>
+                <w:szCs w:val="28"/>
+              </w:rPr>
+              <w:t>50)</w:t>
             </w:r>
           </w:p>
         </w:tc>
@@ -28001,7 +28276,55 @@
                 <w:sz w:val="24"/>
                 <w:szCs w:val="28"/>
               </w:rPr>
-              <w:t>Название статуса (new, paid, shipped и т.д.)</w:t>
+              <w:t>Название статуса (</w:t>
+            </w:r>
+            <w:proofErr w:type="spellStart"/>
+            <w:r>
+              <w:rPr>
+                <w:sz w:val="24"/>
+                <w:szCs w:val="28"/>
+              </w:rPr>
+              <w:t>new</w:t>
+            </w:r>
+            <w:proofErr w:type="spellEnd"/>
+            <w:r>
+              <w:rPr>
+                <w:sz w:val="24"/>
+                <w:szCs w:val="28"/>
+              </w:rPr>
+              <w:t xml:space="preserve">, </w:t>
+            </w:r>
+            <w:proofErr w:type="spellStart"/>
+            <w:r>
+              <w:rPr>
+                <w:sz w:val="24"/>
+                <w:szCs w:val="28"/>
+              </w:rPr>
+              <w:t>paid</w:t>
+            </w:r>
+            <w:proofErr w:type="spellEnd"/>
+            <w:r>
+              <w:rPr>
+                <w:sz w:val="24"/>
+                <w:szCs w:val="28"/>
+              </w:rPr>
+              <w:t xml:space="preserve">, </w:t>
+            </w:r>
+            <w:proofErr w:type="spellStart"/>
+            <w:r>
+              <w:rPr>
+                <w:sz w:val="24"/>
+                <w:szCs w:val="28"/>
+              </w:rPr>
+              <w:t>shipped</w:t>
+            </w:r>
+            <w:proofErr w:type="spellEnd"/>
+            <w:r>
+              <w:rPr>
+                <w:sz w:val="24"/>
+                <w:szCs w:val="28"/>
+              </w:rPr>
+              <w:t xml:space="preserve"> и т.д.)</w:t>
             </w:r>
           </w:p>
         </w:tc>
@@ -28021,6 +28344,7 @@
                 <w:szCs w:val="28"/>
               </w:rPr>
             </w:pPr>
+            <w:proofErr w:type="spellStart"/>
             <w:r>
               <w:rPr>
                 <w:sz w:val="24"/>
@@ -28028,6 +28352,7 @@
               </w:rPr>
               <w:t>description</w:t>
             </w:r>
+            <w:proofErr w:type="spellEnd"/>
           </w:p>
         </w:tc>
         <w:tc>
@@ -28044,12 +28369,21 @@
                 <w:szCs w:val="28"/>
               </w:rPr>
             </w:pPr>
+            <w:proofErr w:type="gramStart"/>
             <w:r>
               <w:rPr>
                 <w:sz w:val="24"/>
                 <w:szCs w:val="28"/>
               </w:rPr>
-              <w:t>VARCHAR(255)</w:t>
+              <w:t>VARCHAR(</w:t>
+            </w:r>
+            <w:proofErr w:type="gramEnd"/>
+            <w:r>
+              <w:rPr>
+                <w:sz w:val="24"/>
+                <w:szCs w:val="28"/>
+              </w:rPr>
+              <w:t>255)</w:t>
             </w:r>
           </w:p>
         </w:tc>
@@ -28108,6 +28442,7 @@
                 <w:szCs w:val="28"/>
               </w:rPr>
             </w:pPr>
+            <w:proofErr w:type="spellStart"/>
             <w:r>
               <w:rPr>
                 <w:sz w:val="24"/>
@@ -28115,6 +28450,7 @@
               </w:rPr>
               <w:t>created_at</w:t>
             </w:r>
+            <w:proofErr w:type="spellEnd"/>
           </w:p>
         </w:tc>
         <w:tc>
@@ -28192,7 +28528,21 @@
         <w:rPr>
           <w:szCs w:val="28"/>
         </w:rPr>
-        <w:t>Таблица order_statuses содержит справочник статусов заказа, что позволяет отслеживать жизненный цикл каждого заказа.</w:t>
+        <w:t xml:space="preserve">Таблица </w:t>
+      </w:r>
+      <w:proofErr w:type="spellStart"/>
+      <w:r>
+        <w:rPr>
+          <w:szCs w:val="28"/>
+        </w:rPr>
+        <w:t>order_statuses</w:t>
+      </w:r>
+      <w:proofErr w:type="spellEnd"/>
+      <w:r>
+        <w:rPr>
+          <w:szCs w:val="28"/>
+        </w:rPr>
+        <w:t xml:space="preserve"> содержит справочник статусов заказа, что позволяет отслеживать жизненный цикл каждого заказа.</w:t>
       </w:r>
     </w:p>
     <w:p>
@@ -28206,8 +28556,16 @@
         <w:rPr>
           <w:szCs w:val="28"/>
         </w:rPr>
-        <w:t>Таблица 3 – Структура таблицы users</w:t>
-      </w:r>
+        <w:t xml:space="preserve">Таблица 3 – Структура таблицы </w:t>
+      </w:r>
+      <w:proofErr w:type="spellStart"/>
+      <w:r>
+        <w:rPr>
+          <w:szCs w:val="28"/>
+        </w:rPr>
+        <w:t>users</w:t>
+      </w:r>
+      <w:proofErr w:type="spellEnd"/>
     </w:p>
     <w:tbl>
       <w:tblPr>
@@ -28331,6 +28689,7 @@
                 <w:szCs w:val="28"/>
               </w:rPr>
             </w:pPr>
+            <w:proofErr w:type="spellStart"/>
             <w:r>
               <w:rPr>
                 <w:sz w:val="24"/>
@@ -28338,6 +28697,7 @@
               </w:rPr>
               <w:t>id</w:t>
             </w:r>
+            <w:proofErr w:type="spellEnd"/>
           </w:p>
         </w:tc>
         <w:tc>
@@ -28425,6 +28785,7 @@
                 <w:szCs w:val="28"/>
               </w:rPr>
             </w:pPr>
+            <w:proofErr w:type="spellStart"/>
             <w:r>
               <w:rPr>
                 <w:sz w:val="24"/>
@@ -28432,6 +28793,7 @@
               </w:rPr>
               <w:t>role_id</w:t>
             </w:r>
+            <w:proofErr w:type="spellEnd"/>
           </w:p>
         </w:tc>
         <w:tc>
@@ -28519,6 +28881,7 @@
                 <w:szCs w:val="28"/>
               </w:rPr>
             </w:pPr>
+            <w:proofErr w:type="spellStart"/>
             <w:r>
               <w:rPr>
                 <w:sz w:val="24"/>
@@ -28526,6 +28889,7 @@
               </w:rPr>
               <w:t>name</w:t>
             </w:r>
+            <w:proofErr w:type="spellEnd"/>
           </w:p>
         </w:tc>
         <w:tc>
@@ -28542,12 +28906,21 @@
                 <w:szCs w:val="28"/>
               </w:rPr>
             </w:pPr>
+            <w:proofErr w:type="gramStart"/>
             <w:r>
               <w:rPr>
                 <w:sz w:val="24"/>
                 <w:szCs w:val="28"/>
               </w:rPr>
-              <w:t>VARCHAR(255)</w:t>
+              <w:t>VARCHAR(</w:t>
+            </w:r>
+            <w:proofErr w:type="gramEnd"/>
+            <w:r>
+              <w:rPr>
+                <w:sz w:val="24"/>
+                <w:szCs w:val="28"/>
+              </w:rPr>
+              <w:t>255)</w:t>
             </w:r>
           </w:p>
         </w:tc>
@@ -28606,6 +28979,7 @@
                 <w:szCs w:val="28"/>
               </w:rPr>
             </w:pPr>
+            <w:proofErr w:type="spellStart"/>
             <w:r>
               <w:rPr>
                 <w:sz w:val="24"/>
@@ -28613,6 +28987,7 @@
               </w:rPr>
               <w:t>email</w:t>
             </w:r>
+            <w:proofErr w:type="spellEnd"/>
           </w:p>
         </w:tc>
         <w:tc>
@@ -28629,12 +29004,21 @@
                 <w:szCs w:val="28"/>
               </w:rPr>
             </w:pPr>
+            <w:proofErr w:type="gramStart"/>
             <w:r>
               <w:rPr>
                 <w:sz w:val="24"/>
                 <w:szCs w:val="28"/>
               </w:rPr>
-              <w:t>VARCHAR(255)</w:t>
+              <w:t>VARCHAR(</w:t>
+            </w:r>
+            <w:proofErr w:type="gramEnd"/>
+            <w:r>
+              <w:rPr>
+                <w:sz w:val="24"/>
+                <w:szCs w:val="28"/>
+              </w:rPr>
+              <w:t>255)</w:t>
             </w:r>
           </w:p>
         </w:tc>
@@ -28700,6 +29084,7 @@
                 <w:szCs w:val="28"/>
               </w:rPr>
             </w:pPr>
+            <w:proofErr w:type="spellStart"/>
             <w:r>
               <w:rPr>
                 <w:sz w:val="24"/>
@@ -28707,6 +29092,7 @@
               </w:rPr>
               <w:t>password</w:t>
             </w:r>
+            <w:proofErr w:type="spellEnd"/>
           </w:p>
         </w:tc>
         <w:tc>
@@ -28723,12 +29109,21 @@
                 <w:szCs w:val="28"/>
               </w:rPr>
             </w:pPr>
+            <w:proofErr w:type="gramStart"/>
             <w:r>
               <w:rPr>
                 <w:sz w:val="24"/>
                 <w:szCs w:val="28"/>
               </w:rPr>
-              <w:t>VARCHAR(255)</w:t>
+              <w:t>VARCHAR(</w:t>
+            </w:r>
+            <w:proofErr w:type="gramEnd"/>
+            <w:r>
+              <w:rPr>
+                <w:sz w:val="24"/>
+                <w:szCs w:val="28"/>
+              </w:rPr>
+              <w:t>255)</w:t>
             </w:r>
           </w:p>
         </w:tc>
@@ -28787,6 +29182,7 @@
                 <w:szCs w:val="28"/>
               </w:rPr>
             </w:pPr>
+            <w:proofErr w:type="spellStart"/>
             <w:r>
               <w:rPr>
                 <w:sz w:val="24"/>
@@ -28794,6 +29190,7 @@
               </w:rPr>
               <w:t>phone</w:t>
             </w:r>
+            <w:proofErr w:type="spellEnd"/>
           </w:p>
         </w:tc>
         <w:tc>
@@ -28810,12 +29207,21 @@
                 <w:szCs w:val="28"/>
               </w:rPr>
             </w:pPr>
+            <w:proofErr w:type="gramStart"/>
             <w:r>
               <w:rPr>
                 <w:sz w:val="24"/>
                 <w:szCs w:val="28"/>
               </w:rPr>
-              <w:t>VARCHAR(20)</w:t>
+              <w:t>VARCHAR(</w:t>
+            </w:r>
+            <w:proofErr w:type="gramEnd"/>
+            <w:r>
+              <w:rPr>
+                <w:sz w:val="24"/>
+                <w:szCs w:val="28"/>
+              </w:rPr>
+              <w:t>20)</w:t>
             </w:r>
           </w:p>
         </w:tc>
@@ -28874,6 +29280,7 @@
                 <w:szCs w:val="28"/>
               </w:rPr>
             </w:pPr>
+            <w:proofErr w:type="spellStart"/>
             <w:r>
               <w:rPr>
                 <w:sz w:val="24"/>
@@ -28881,6 +29288,7 @@
               </w:rPr>
               <w:t>delivery_address</w:t>
             </w:r>
+            <w:proofErr w:type="spellEnd"/>
           </w:p>
         </w:tc>
         <w:tc>
@@ -28961,6 +29369,7 @@
                 <w:szCs w:val="28"/>
               </w:rPr>
             </w:pPr>
+            <w:proofErr w:type="spellStart"/>
             <w:r>
               <w:rPr>
                 <w:sz w:val="24"/>
@@ -28968,6 +29377,7 @@
               </w:rPr>
               <w:t>created_at</w:t>
             </w:r>
+            <w:proofErr w:type="spellEnd"/>
           </w:p>
         </w:tc>
         <w:tc>
@@ -29048,6 +29458,7 @@
                 <w:szCs w:val="28"/>
               </w:rPr>
             </w:pPr>
+            <w:proofErr w:type="spellStart"/>
             <w:r>
               <w:rPr>
                 <w:sz w:val="24"/>
@@ -29055,6 +29466,7 @@
               </w:rPr>
               <w:t>updated_at</w:t>
             </w:r>
+            <w:proofErr w:type="spellEnd"/>
           </w:p>
         </w:tc>
         <w:tc>
@@ -29132,7 +29544,35 @@
         <w:rPr>
           <w:szCs w:val="28"/>
         </w:rPr>
-        <w:t>Таблица users хранит информацию о всех пользователях системы. Поле email имеет уникальный индекс для предотвращения дублирования учетных записей.</w:t>
+        <w:t xml:space="preserve">Таблица </w:t>
+      </w:r>
+      <w:proofErr w:type="spellStart"/>
+      <w:r>
+        <w:rPr>
+          <w:szCs w:val="28"/>
+        </w:rPr>
+        <w:t>users</w:t>
+      </w:r>
+      <w:proofErr w:type="spellEnd"/>
+      <w:r>
+        <w:rPr>
+          <w:szCs w:val="28"/>
+        </w:rPr>
+        <w:t xml:space="preserve"> хранит информацию о всех пользователях системы. Поле </w:t>
+      </w:r>
+      <w:proofErr w:type="spellStart"/>
+      <w:r>
+        <w:rPr>
+          <w:szCs w:val="28"/>
+        </w:rPr>
+        <w:t>email</w:t>
+      </w:r>
+      <w:proofErr w:type="spellEnd"/>
+      <w:r>
+        <w:rPr>
+          <w:szCs w:val="28"/>
+        </w:rPr>
+        <w:t xml:space="preserve"> имеет уникальный индекс для предотвращения дублирования учетных записей.</w:t>
       </w:r>
     </w:p>
     <w:p>
@@ -29146,8 +29586,16 @@
         <w:rPr>
           <w:szCs w:val="28"/>
         </w:rPr>
-        <w:t>Таблица 4 – Структура таблицы categories</w:t>
-      </w:r>
+        <w:t xml:space="preserve">Таблица 4 – Структура таблицы </w:t>
+      </w:r>
+      <w:proofErr w:type="spellStart"/>
+      <w:r>
+        <w:rPr>
+          <w:szCs w:val="28"/>
+        </w:rPr>
+        <w:t>categories</w:t>
+      </w:r>
+      <w:proofErr w:type="spellEnd"/>
     </w:p>
     <w:tbl>
       <w:tblPr>
@@ -29271,6 +29719,7 @@
                 <w:szCs w:val="28"/>
               </w:rPr>
             </w:pPr>
+            <w:proofErr w:type="spellStart"/>
             <w:r>
               <w:rPr>
                 <w:sz w:val="24"/>
@@ -29278,6 +29727,7 @@
               </w:rPr>
               <w:t>id</w:t>
             </w:r>
+            <w:proofErr w:type="spellEnd"/>
           </w:p>
         </w:tc>
         <w:tc>
@@ -29365,6 +29815,7 @@
                 <w:szCs w:val="28"/>
               </w:rPr>
             </w:pPr>
+            <w:proofErr w:type="spellStart"/>
             <w:r>
               <w:rPr>
                 <w:sz w:val="24"/>
@@ -29372,6 +29823,7 @@
               </w:rPr>
               <w:t>parent_id</w:t>
             </w:r>
+            <w:proofErr w:type="spellEnd"/>
           </w:p>
         </w:tc>
         <w:tc>
@@ -29459,6 +29911,7 @@
                 <w:szCs w:val="28"/>
               </w:rPr>
             </w:pPr>
+            <w:proofErr w:type="spellStart"/>
             <w:r>
               <w:rPr>
                 <w:sz w:val="24"/>
@@ -29466,6 +29919,7 @@
               </w:rPr>
               <w:t>name</w:t>
             </w:r>
+            <w:proofErr w:type="spellEnd"/>
           </w:p>
         </w:tc>
         <w:tc>
@@ -29482,12 +29936,21 @@
                 <w:szCs w:val="28"/>
               </w:rPr>
             </w:pPr>
+            <w:proofErr w:type="gramStart"/>
             <w:r>
               <w:rPr>
                 <w:sz w:val="24"/>
                 <w:szCs w:val="28"/>
               </w:rPr>
-              <w:t>VARCHAR(255)</w:t>
+              <w:t>VARCHAR(</w:t>
+            </w:r>
+            <w:proofErr w:type="gramEnd"/>
+            <w:r>
+              <w:rPr>
+                <w:sz w:val="24"/>
+                <w:szCs w:val="28"/>
+              </w:rPr>
+              <w:t>255)</w:t>
             </w:r>
           </w:p>
         </w:tc>
@@ -29546,6 +30009,7 @@
                 <w:szCs w:val="28"/>
               </w:rPr>
             </w:pPr>
+            <w:proofErr w:type="spellStart"/>
             <w:r>
               <w:rPr>
                 <w:sz w:val="24"/>
@@ -29553,6 +30017,7 @@
               </w:rPr>
               <w:t>slug</w:t>
             </w:r>
+            <w:proofErr w:type="spellEnd"/>
           </w:p>
         </w:tc>
         <w:tc>
@@ -29569,12 +30034,21 @@
                 <w:szCs w:val="28"/>
               </w:rPr>
             </w:pPr>
+            <w:proofErr w:type="gramStart"/>
             <w:r>
               <w:rPr>
                 <w:sz w:val="24"/>
                 <w:szCs w:val="28"/>
               </w:rPr>
-              <w:t>VARCHAR(255)</w:t>
+              <w:t>VARCHAR(</w:t>
+            </w:r>
+            <w:proofErr w:type="gramEnd"/>
+            <w:r>
+              <w:rPr>
+                <w:sz w:val="24"/>
+                <w:szCs w:val="28"/>
+              </w:rPr>
+              <w:t>255)</w:t>
             </w:r>
           </w:p>
         </w:tc>
@@ -29620,7 +30094,23 @@
                 <w:sz w:val="24"/>
                 <w:szCs w:val="28"/>
               </w:rPr>
-              <w:t>URL-алиас категории</w:t>
+              <w:t>URL-</w:t>
+            </w:r>
+            <w:proofErr w:type="spellStart"/>
+            <w:r>
+              <w:rPr>
+                <w:sz w:val="24"/>
+                <w:szCs w:val="28"/>
+              </w:rPr>
+              <w:t>алиас</w:t>
+            </w:r>
+            <w:proofErr w:type="spellEnd"/>
+            <w:r>
+              <w:rPr>
+                <w:sz w:val="24"/>
+                <w:szCs w:val="28"/>
+              </w:rPr>
+              <w:t xml:space="preserve"> категории</w:t>
             </w:r>
           </w:p>
         </w:tc>
@@ -29640,14 +30130,15 @@
                 <w:szCs w:val="28"/>
               </w:rPr>
             </w:pPr>
+            <w:proofErr w:type="spellStart"/>
             <w:r>
               <w:rPr>
                 <w:sz w:val="24"/>
                 <w:szCs w:val="28"/>
               </w:rPr>
-              <w:lastRenderedPageBreak/>
               <w:t>description</w:t>
             </w:r>
+            <w:proofErr w:type="spellEnd"/>
           </w:p>
         </w:tc>
         <w:tc>
@@ -29728,13 +30219,16 @@
                 <w:szCs w:val="28"/>
               </w:rPr>
             </w:pPr>
+            <w:proofErr w:type="spellStart"/>
             <w:r>
               <w:rPr>
                 <w:sz w:val="24"/>
                 <w:szCs w:val="28"/>
               </w:rPr>
+              <w:lastRenderedPageBreak/>
               <w:t>image</w:t>
             </w:r>
+            <w:proofErr w:type="spellEnd"/>
           </w:p>
         </w:tc>
         <w:tc>
@@ -29751,12 +30245,21 @@
                 <w:szCs w:val="28"/>
               </w:rPr>
             </w:pPr>
+            <w:proofErr w:type="gramStart"/>
             <w:r>
               <w:rPr>
                 <w:sz w:val="24"/>
                 <w:szCs w:val="28"/>
               </w:rPr>
-              <w:t>VARCHAR(255)</w:t>
+              <w:t>VARCHAR(</w:t>
+            </w:r>
+            <w:proofErr w:type="gramEnd"/>
+            <w:r>
+              <w:rPr>
+                <w:sz w:val="24"/>
+                <w:szCs w:val="28"/>
+              </w:rPr>
+              <w:t>255)</w:t>
             </w:r>
           </w:p>
         </w:tc>
@@ -29815,6 +30318,7 @@
                 <w:szCs w:val="28"/>
               </w:rPr>
             </w:pPr>
+            <w:proofErr w:type="spellStart"/>
             <w:r>
               <w:rPr>
                 <w:sz w:val="24"/>
@@ -29822,6 +30326,7 @@
               </w:rPr>
               <w:t>created_at</w:t>
             </w:r>
+            <w:proofErr w:type="spellEnd"/>
           </w:p>
         </w:tc>
         <w:tc>
@@ -29902,6 +30407,7 @@
                 <w:szCs w:val="28"/>
               </w:rPr>
             </w:pPr>
+            <w:proofErr w:type="spellStart"/>
             <w:r>
               <w:rPr>
                 <w:sz w:val="24"/>
@@ -29909,6 +30415,7 @@
               </w:rPr>
               <w:t>updated_at</w:t>
             </w:r>
+            <w:proofErr w:type="spellEnd"/>
           </w:p>
         </w:tc>
         <w:tc>
@@ -29986,7 +30493,35 @@
         <w:rPr>
           <w:szCs w:val="28"/>
         </w:rPr>
-        <w:t>Таблица categories реализует иерархическую структуру категорий товаров через рекурсивную связь parent_id, что позволяет создавать вложенные категории (например, «Комплектующие» → «Процессоры»).</w:t>
+        <w:t xml:space="preserve">Таблица </w:t>
+      </w:r>
+      <w:proofErr w:type="spellStart"/>
+      <w:r>
+        <w:rPr>
+          <w:szCs w:val="28"/>
+        </w:rPr>
+        <w:t>categories</w:t>
+      </w:r>
+      <w:proofErr w:type="spellEnd"/>
+      <w:r>
+        <w:rPr>
+          <w:szCs w:val="28"/>
+        </w:rPr>
+        <w:t xml:space="preserve"> реализует иерархическую структуру категорий товаров через рекурсивную связь </w:t>
+      </w:r>
+      <w:proofErr w:type="spellStart"/>
+      <w:r>
+        <w:rPr>
+          <w:szCs w:val="28"/>
+        </w:rPr>
+        <w:t>parent_id</w:t>
+      </w:r>
+      <w:proofErr w:type="spellEnd"/>
+      <w:r>
+        <w:rPr>
+          <w:szCs w:val="28"/>
+        </w:rPr>
+        <w:t>, что позволяет создавать вложенные категории (например, «Комплектующие» → «Процессоры»).</w:t>
       </w:r>
     </w:p>
     <w:p>
@@ -30000,8 +30535,16 @@
         <w:rPr>
           <w:szCs w:val="28"/>
         </w:rPr>
-        <w:t>Таблица 5 – Структура таблицы products</w:t>
-      </w:r>
+        <w:t xml:space="preserve">Таблица 5 – Структура таблицы </w:t>
+      </w:r>
+      <w:proofErr w:type="spellStart"/>
+      <w:r>
+        <w:rPr>
+          <w:szCs w:val="28"/>
+        </w:rPr>
+        <w:t>products</w:t>
+      </w:r>
+      <w:proofErr w:type="spellEnd"/>
     </w:p>
     <w:tbl>
       <w:tblPr>
@@ -30125,6 +30668,7 @@
                 <w:szCs w:val="28"/>
               </w:rPr>
             </w:pPr>
+            <w:proofErr w:type="spellStart"/>
             <w:r>
               <w:rPr>
                 <w:sz w:val="24"/>
@@ -30132,6 +30676,7 @@
               </w:rPr>
               <w:t>id</w:t>
             </w:r>
+            <w:proofErr w:type="spellEnd"/>
           </w:p>
         </w:tc>
         <w:tc>
@@ -30219,6 +30764,7 @@
                 <w:szCs w:val="28"/>
               </w:rPr>
             </w:pPr>
+            <w:proofErr w:type="spellStart"/>
             <w:r>
               <w:rPr>
                 <w:sz w:val="24"/>
@@ -30226,6 +30772,7 @@
               </w:rPr>
               <w:t>category_id</w:t>
             </w:r>
+            <w:proofErr w:type="spellEnd"/>
           </w:p>
         </w:tc>
         <w:tc>
@@ -30313,6 +30860,7 @@
                 <w:szCs w:val="28"/>
               </w:rPr>
             </w:pPr>
+            <w:proofErr w:type="spellStart"/>
             <w:r>
               <w:rPr>
                 <w:sz w:val="24"/>
@@ -30320,6 +30868,7 @@
               </w:rPr>
               <w:t>name</w:t>
             </w:r>
+            <w:proofErr w:type="spellEnd"/>
           </w:p>
         </w:tc>
         <w:tc>
@@ -30336,12 +30885,21 @@
                 <w:szCs w:val="28"/>
               </w:rPr>
             </w:pPr>
+            <w:proofErr w:type="gramStart"/>
             <w:r>
               <w:rPr>
                 <w:sz w:val="24"/>
                 <w:szCs w:val="28"/>
               </w:rPr>
-              <w:t>VARCHAR(255)</w:t>
+              <w:t>VARCHAR(</w:t>
+            </w:r>
+            <w:proofErr w:type="gramEnd"/>
+            <w:r>
+              <w:rPr>
+                <w:sz w:val="24"/>
+                <w:szCs w:val="28"/>
+              </w:rPr>
+              <w:t>255)</w:t>
             </w:r>
           </w:p>
         </w:tc>
@@ -30400,6 +30958,7 @@
                 <w:szCs w:val="28"/>
               </w:rPr>
             </w:pPr>
+            <w:proofErr w:type="spellStart"/>
             <w:r>
               <w:rPr>
                 <w:sz w:val="24"/>
@@ -30407,6 +30966,7 @@
               </w:rPr>
               <w:t>slug</w:t>
             </w:r>
+            <w:proofErr w:type="spellEnd"/>
           </w:p>
         </w:tc>
         <w:tc>
@@ -30423,12 +30983,21 @@
                 <w:szCs w:val="28"/>
               </w:rPr>
             </w:pPr>
+            <w:proofErr w:type="gramStart"/>
             <w:r>
               <w:rPr>
                 <w:sz w:val="24"/>
                 <w:szCs w:val="28"/>
               </w:rPr>
-              <w:t>VARCHAR(255)</w:t>
+              <w:t>VARCHAR(</w:t>
+            </w:r>
+            <w:proofErr w:type="gramEnd"/>
+            <w:r>
+              <w:rPr>
+                <w:sz w:val="24"/>
+                <w:szCs w:val="28"/>
+              </w:rPr>
+              <w:t>255)</w:t>
             </w:r>
           </w:p>
         </w:tc>
@@ -30474,7 +31043,23 @@
                 <w:sz w:val="24"/>
                 <w:szCs w:val="28"/>
               </w:rPr>
-              <w:t>URL-алиас товара</w:t>
+              <w:t>URL-</w:t>
+            </w:r>
+            <w:proofErr w:type="spellStart"/>
+            <w:r>
+              <w:rPr>
+                <w:sz w:val="24"/>
+                <w:szCs w:val="28"/>
+              </w:rPr>
+              <w:t>алиас</w:t>
+            </w:r>
+            <w:proofErr w:type="spellEnd"/>
+            <w:r>
+              <w:rPr>
+                <w:sz w:val="24"/>
+                <w:szCs w:val="28"/>
+              </w:rPr>
+              <w:t xml:space="preserve"> товара</w:t>
             </w:r>
           </w:p>
         </w:tc>
@@ -30494,6 +31079,7 @@
                 <w:szCs w:val="28"/>
               </w:rPr>
             </w:pPr>
+            <w:proofErr w:type="spellStart"/>
             <w:r>
               <w:rPr>
                 <w:sz w:val="24"/>
@@ -30501,6 +31087,7 @@
               </w:rPr>
               <w:t>description</w:t>
             </w:r>
+            <w:proofErr w:type="spellEnd"/>
           </w:p>
         </w:tc>
         <w:tc>
@@ -30581,6 +31168,7 @@
                 <w:szCs w:val="28"/>
               </w:rPr>
             </w:pPr>
+            <w:proofErr w:type="spellStart"/>
             <w:r>
               <w:rPr>
                 <w:sz w:val="24"/>
@@ -30588,6 +31176,7 @@
               </w:rPr>
               <w:t>price</w:t>
             </w:r>
+            <w:proofErr w:type="spellEnd"/>
           </w:p>
         </w:tc>
         <w:tc>
@@ -30604,12 +31193,21 @@
                 <w:szCs w:val="28"/>
               </w:rPr>
             </w:pPr>
+            <w:proofErr w:type="gramStart"/>
             <w:r>
               <w:rPr>
                 <w:sz w:val="24"/>
                 <w:szCs w:val="28"/>
               </w:rPr>
-              <w:t>DECIMAL(10,2)</w:t>
+              <w:t>DECIMAL(</w:t>
+            </w:r>
+            <w:proofErr w:type="gramEnd"/>
+            <w:r>
+              <w:rPr>
+                <w:sz w:val="24"/>
+                <w:szCs w:val="28"/>
+              </w:rPr>
+              <w:t>10,2)</w:t>
             </w:r>
           </w:p>
         </w:tc>
@@ -30668,6 +31266,7 @@
                 <w:szCs w:val="28"/>
               </w:rPr>
             </w:pPr>
+            <w:proofErr w:type="spellStart"/>
             <w:r>
               <w:rPr>
                 <w:sz w:val="24"/>
@@ -30675,6 +31274,7 @@
               </w:rPr>
               <w:t>stock</w:t>
             </w:r>
+            <w:proofErr w:type="spellEnd"/>
           </w:p>
         </w:tc>
         <w:tc>
@@ -30755,6 +31355,7 @@
                 <w:szCs w:val="28"/>
               </w:rPr>
             </w:pPr>
+            <w:proofErr w:type="spellStart"/>
             <w:r>
               <w:rPr>
                 <w:sz w:val="24"/>
@@ -30762,6 +31363,7 @@
               </w:rPr>
               <w:t>image</w:t>
             </w:r>
+            <w:proofErr w:type="spellEnd"/>
           </w:p>
         </w:tc>
         <w:tc>
@@ -30778,12 +31380,21 @@
                 <w:szCs w:val="28"/>
               </w:rPr>
             </w:pPr>
+            <w:proofErr w:type="gramStart"/>
             <w:r>
               <w:rPr>
                 <w:sz w:val="24"/>
                 <w:szCs w:val="28"/>
               </w:rPr>
-              <w:t>VARCHAR(255)</w:t>
+              <w:t>VARCHAR(</w:t>
+            </w:r>
+            <w:proofErr w:type="gramEnd"/>
+            <w:r>
+              <w:rPr>
+                <w:sz w:val="24"/>
+                <w:szCs w:val="28"/>
+              </w:rPr>
+              <w:t>255)</w:t>
             </w:r>
           </w:p>
         </w:tc>
@@ -30842,6 +31453,7 @@
                 <w:szCs w:val="28"/>
               </w:rPr>
             </w:pPr>
+            <w:proofErr w:type="spellStart"/>
             <w:r>
               <w:rPr>
                 <w:sz w:val="24"/>
@@ -30849,6 +31461,7 @@
               </w:rPr>
               <w:t>brand</w:t>
             </w:r>
+            <w:proofErr w:type="spellEnd"/>
           </w:p>
         </w:tc>
         <w:tc>
@@ -30865,12 +31478,21 @@
                 <w:szCs w:val="28"/>
               </w:rPr>
             </w:pPr>
+            <w:proofErr w:type="gramStart"/>
             <w:r>
               <w:rPr>
                 <w:sz w:val="24"/>
                 <w:szCs w:val="28"/>
               </w:rPr>
-              <w:t>VARCHAR(100)</w:t>
+              <w:t>VARCHAR(</w:t>
+            </w:r>
+            <w:proofErr w:type="gramEnd"/>
+            <w:r>
+              <w:rPr>
+                <w:sz w:val="24"/>
+                <w:szCs w:val="28"/>
+              </w:rPr>
+              <w:t>100)</w:t>
             </w:r>
           </w:p>
         </w:tc>
@@ -30929,6 +31551,7 @@
                 <w:szCs w:val="28"/>
               </w:rPr>
             </w:pPr>
+            <w:proofErr w:type="spellStart"/>
             <w:r>
               <w:rPr>
                 <w:sz w:val="24"/>
@@ -30936,6 +31559,7 @@
               </w:rPr>
               <w:t>specifications</w:t>
             </w:r>
+            <w:proofErr w:type="spellEnd"/>
           </w:p>
         </w:tc>
         <w:tc>
@@ -31016,6 +31640,7 @@
                 <w:szCs w:val="28"/>
               </w:rPr>
             </w:pPr>
+            <w:proofErr w:type="spellStart"/>
             <w:r>
               <w:rPr>
                 <w:sz w:val="24"/>
@@ -31023,6 +31648,7 @@
               </w:rPr>
               <w:t>is_active</w:t>
             </w:r>
+            <w:proofErr w:type="spellEnd"/>
           </w:p>
         </w:tc>
         <w:tc>
@@ -31039,12 +31665,21 @@
                 <w:szCs w:val="28"/>
               </w:rPr>
             </w:pPr>
+            <w:proofErr w:type="gramStart"/>
             <w:r>
               <w:rPr>
                 <w:sz w:val="24"/>
                 <w:szCs w:val="28"/>
               </w:rPr>
-              <w:t>TINYINT(1)</w:t>
+              <w:t>TINYINT(</w:t>
+            </w:r>
+            <w:proofErr w:type="gramEnd"/>
+            <w:r>
+              <w:rPr>
+                <w:sz w:val="24"/>
+                <w:szCs w:val="28"/>
+              </w:rPr>
+              <w:t>1)</w:t>
             </w:r>
           </w:p>
         </w:tc>
@@ -31103,6 +31738,7 @@
                 <w:szCs w:val="28"/>
               </w:rPr>
             </w:pPr>
+            <w:proofErr w:type="spellStart"/>
             <w:r>
               <w:rPr>
                 <w:sz w:val="24"/>
@@ -31110,6 +31746,7 @@
               </w:rPr>
               <w:t>created_at</w:t>
             </w:r>
+            <w:proofErr w:type="spellEnd"/>
           </w:p>
         </w:tc>
         <w:tc>
@@ -31190,6 +31827,7 @@
                 <w:szCs w:val="28"/>
               </w:rPr>
             </w:pPr>
+            <w:proofErr w:type="spellStart"/>
             <w:r>
               <w:rPr>
                 <w:sz w:val="24"/>
@@ -31197,6 +31835,7 @@
               </w:rPr>
               <w:t>updated_at</w:t>
             </w:r>
+            <w:proofErr w:type="spellEnd"/>
           </w:p>
         </w:tc>
         <w:tc>
@@ -31274,7 +31913,35 @@
         <w:rPr>
           <w:szCs w:val="28"/>
         </w:rPr>
-        <w:t>Таблица products содержит полную информацию о товарах каталога. Поле specifications имеет тип JSON для гибкого хранения различных технических характеристик.</w:t>
+        <w:t xml:space="preserve">Таблица </w:t>
+      </w:r>
+      <w:proofErr w:type="spellStart"/>
+      <w:r>
+        <w:rPr>
+          <w:szCs w:val="28"/>
+        </w:rPr>
+        <w:t>products</w:t>
+      </w:r>
+      <w:proofErr w:type="spellEnd"/>
+      <w:r>
+        <w:rPr>
+          <w:szCs w:val="28"/>
+        </w:rPr>
+        <w:t xml:space="preserve"> содержит полную информацию о товарах каталога. Поле </w:t>
+      </w:r>
+      <w:proofErr w:type="spellStart"/>
+      <w:r>
+        <w:rPr>
+          <w:szCs w:val="28"/>
+        </w:rPr>
+        <w:t>specifications</w:t>
+      </w:r>
+      <w:proofErr w:type="spellEnd"/>
+      <w:r>
+        <w:rPr>
+          <w:szCs w:val="28"/>
+        </w:rPr>
+        <w:t xml:space="preserve"> имеет тип JSON для гибкого хранения различных технических характеристик.</w:t>
       </w:r>
     </w:p>
     <w:p>
@@ -31288,8 +31955,16 @@
         <w:rPr>
           <w:szCs w:val="28"/>
         </w:rPr>
-        <w:t>Таблица 6 – Структура таблицы carts</w:t>
-      </w:r>
+        <w:t xml:space="preserve">Таблица 6 – Структура таблицы </w:t>
+      </w:r>
+      <w:proofErr w:type="spellStart"/>
+      <w:r>
+        <w:rPr>
+          <w:szCs w:val="28"/>
+        </w:rPr>
+        <w:t>carts</w:t>
+      </w:r>
+      <w:proofErr w:type="spellEnd"/>
     </w:p>
     <w:tbl>
       <w:tblPr>
@@ -31413,6 +32088,7 @@
                 <w:szCs w:val="28"/>
               </w:rPr>
             </w:pPr>
+            <w:proofErr w:type="spellStart"/>
             <w:r>
               <w:rPr>
                 <w:sz w:val="24"/>
@@ -31420,6 +32096,7 @@
               </w:rPr>
               <w:t>id</w:t>
             </w:r>
+            <w:proofErr w:type="spellEnd"/>
           </w:p>
         </w:tc>
         <w:tc>
@@ -31507,6 +32184,7 @@
                 <w:szCs w:val="28"/>
               </w:rPr>
             </w:pPr>
+            <w:proofErr w:type="spellStart"/>
             <w:r>
               <w:rPr>
                 <w:sz w:val="24"/>
@@ -31514,6 +32192,7 @@
               </w:rPr>
               <w:t>user_id</w:t>
             </w:r>
+            <w:proofErr w:type="spellEnd"/>
           </w:p>
         </w:tc>
         <w:tc>
@@ -31601,6 +32280,7 @@
                 <w:szCs w:val="28"/>
               </w:rPr>
             </w:pPr>
+            <w:proofErr w:type="spellStart"/>
             <w:r>
               <w:rPr>
                 <w:sz w:val="24"/>
@@ -31608,6 +32288,7 @@
               </w:rPr>
               <w:t>created_at</w:t>
             </w:r>
+            <w:proofErr w:type="spellEnd"/>
           </w:p>
         </w:tc>
         <w:tc>
@@ -31688,14 +32369,15 @@
                 <w:szCs w:val="28"/>
               </w:rPr>
             </w:pPr>
+            <w:proofErr w:type="spellStart"/>
             <w:r>
               <w:rPr>
                 <w:sz w:val="24"/>
                 <w:szCs w:val="28"/>
               </w:rPr>
-              <w:lastRenderedPageBreak/>
               <w:t>updated_at</w:t>
             </w:r>
+            <w:proofErr w:type="spellEnd"/>
           </w:p>
         </w:tc>
         <w:tc>
@@ -31773,7 +32455,22 @@
         <w:rPr>
           <w:szCs w:val="28"/>
         </w:rPr>
-        <w:t>Таблица carts реализует связь «один к одному» с таблицей пользователей, так как у каждого пользователя может быть только одна активная корзина.</w:t>
+        <w:lastRenderedPageBreak/>
+        <w:t xml:space="preserve">Таблица </w:t>
+      </w:r>
+      <w:proofErr w:type="spellStart"/>
+      <w:r>
+        <w:rPr>
+          <w:szCs w:val="28"/>
+        </w:rPr>
+        <w:t>carts</w:t>
+      </w:r>
+      <w:proofErr w:type="spellEnd"/>
+      <w:r>
+        <w:rPr>
+          <w:szCs w:val="28"/>
+        </w:rPr>
+        <w:t xml:space="preserve"> реализует связь «один к одному» с таблицей пользователей, так как у каждого пользователя может быть только одна активная корзина.</w:t>
       </w:r>
     </w:p>
     <w:p>
@@ -31787,8 +32484,16 @@
         <w:rPr>
           <w:szCs w:val="28"/>
         </w:rPr>
-        <w:t>Таблица 7 – Структура таблицы cart_items</w:t>
-      </w:r>
+        <w:t xml:space="preserve">Таблица 7 – Структура таблицы </w:t>
+      </w:r>
+      <w:proofErr w:type="spellStart"/>
+      <w:r>
+        <w:rPr>
+          <w:szCs w:val="28"/>
+        </w:rPr>
+        <w:t>cart_items</w:t>
+      </w:r>
+      <w:proofErr w:type="spellEnd"/>
     </w:p>
     <w:tbl>
       <w:tblPr>
@@ -31912,6 +32617,7 @@
                 <w:szCs w:val="28"/>
               </w:rPr>
             </w:pPr>
+            <w:proofErr w:type="spellStart"/>
             <w:r>
               <w:rPr>
                 <w:sz w:val="24"/>
@@ -31919,6 +32625,7 @@
               </w:rPr>
               <w:t>id</w:t>
             </w:r>
+            <w:proofErr w:type="spellEnd"/>
           </w:p>
         </w:tc>
         <w:tc>
@@ -32006,6 +32713,7 @@
                 <w:szCs w:val="28"/>
               </w:rPr>
             </w:pPr>
+            <w:proofErr w:type="spellStart"/>
             <w:r>
               <w:rPr>
                 <w:sz w:val="24"/>
@@ -32013,6 +32721,7 @@
               </w:rPr>
               <w:t>cart_id</w:t>
             </w:r>
+            <w:proofErr w:type="spellEnd"/>
           </w:p>
         </w:tc>
         <w:tc>
@@ -32100,6 +32809,7 @@
                 <w:szCs w:val="28"/>
               </w:rPr>
             </w:pPr>
+            <w:proofErr w:type="spellStart"/>
             <w:r>
               <w:rPr>
                 <w:sz w:val="24"/>
@@ -32107,6 +32817,7 @@
               </w:rPr>
               <w:t>product_id</w:t>
             </w:r>
+            <w:proofErr w:type="spellEnd"/>
           </w:p>
         </w:tc>
         <w:tc>
@@ -32194,6 +32905,7 @@
                 <w:szCs w:val="28"/>
               </w:rPr>
             </w:pPr>
+            <w:proofErr w:type="spellStart"/>
             <w:r>
               <w:rPr>
                 <w:sz w:val="24"/>
@@ -32201,6 +32913,7 @@
               </w:rPr>
               <w:t>quantity</w:t>
             </w:r>
+            <w:proofErr w:type="spellEnd"/>
           </w:p>
         </w:tc>
         <w:tc>
@@ -32281,6 +32994,7 @@
                 <w:szCs w:val="28"/>
               </w:rPr>
             </w:pPr>
+            <w:proofErr w:type="spellStart"/>
             <w:r>
               <w:rPr>
                 <w:sz w:val="24"/>
@@ -32288,6 +33002,7 @@
               </w:rPr>
               <w:t>created_at</w:t>
             </w:r>
+            <w:proofErr w:type="spellEnd"/>
           </w:p>
         </w:tc>
         <w:tc>
@@ -32368,6 +33083,7 @@
                 <w:szCs w:val="28"/>
               </w:rPr>
             </w:pPr>
+            <w:proofErr w:type="spellStart"/>
             <w:r>
               <w:rPr>
                 <w:sz w:val="24"/>
@@ -32375,6 +33091,7 @@
               </w:rPr>
               <w:t>updated_at</w:t>
             </w:r>
+            <w:proofErr w:type="spellEnd"/>
           </w:p>
         </w:tc>
         <w:tc>
@@ -32452,7 +33169,49 @@
         <w:rPr>
           <w:szCs w:val="28"/>
         </w:rPr>
-        <w:t>Таблица cart_items представляет позиции корзины и реализует связь «многие ко многим» между корзинами и товарами. Уникальный составной индекс (cart_id, product_id) предотвращает дублирование товаров в одной корзине.</w:t>
+        <w:t xml:space="preserve">Таблица </w:t>
+      </w:r>
+      <w:proofErr w:type="spellStart"/>
+      <w:r>
+        <w:rPr>
+          <w:szCs w:val="28"/>
+        </w:rPr>
+        <w:t>cart_items</w:t>
+      </w:r>
+      <w:proofErr w:type="spellEnd"/>
+      <w:r>
+        <w:rPr>
+          <w:szCs w:val="28"/>
+        </w:rPr>
+        <w:t xml:space="preserve"> представляет позиции корзины и реализует связь «многие ко многим» между корзинами и товарами. Уникальный составной индекс (</w:t>
+      </w:r>
+      <w:proofErr w:type="spellStart"/>
+      <w:r>
+        <w:rPr>
+          <w:szCs w:val="28"/>
+        </w:rPr>
+        <w:t>cart_id</w:t>
+      </w:r>
+      <w:proofErr w:type="spellEnd"/>
+      <w:r>
+        <w:rPr>
+          <w:szCs w:val="28"/>
+        </w:rPr>
+        <w:t xml:space="preserve">, </w:t>
+      </w:r>
+      <w:proofErr w:type="spellStart"/>
+      <w:r>
+        <w:rPr>
+          <w:szCs w:val="28"/>
+        </w:rPr>
+        <w:t>product_id</w:t>
+      </w:r>
+      <w:proofErr w:type="spellEnd"/>
+      <w:r>
+        <w:rPr>
+          <w:szCs w:val="28"/>
+        </w:rPr>
+        <w:t>) предотвращает дублирование товаров в одной корзине.</w:t>
       </w:r>
     </w:p>
     <w:p>
@@ -32462,20 +33221,20 @@
           <w:szCs w:val="28"/>
         </w:rPr>
       </w:pPr>
-    </w:p>
-    <w:p>
-      <w:pPr>
-        <w:spacing w:before="240"/>
-        <w:rPr>
-          <w:szCs w:val="28"/>
-        </w:rPr>
-      </w:pPr>
-      <w:r>
-        <w:rPr>
-          <w:szCs w:val="28"/>
-        </w:rPr>
-        <w:t>Таблица 8 – Структура таблицы orders</w:t>
-      </w:r>
+      <w:r>
+        <w:rPr>
+          <w:szCs w:val="28"/>
+        </w:rPr>
+        <w:t xml:space="preserve">Таблица 8 – Структура таблицы </w:t>
+      </w:r>
+      <w:proofErr w:type="spellStart"/>
+      <w:r>
+        <w:rPr>
+          <w:szCs w:val="28"/>
+        </w:rPr>
+        <w:t>orders</w:t>
+      </w:r>
+      <w:proofErr w:type="spellEnd"/>
     </w:p>
     <w:tbl>
       <w:tblPr>
@@ -32599,6 +33358,7 @@
                 <w:szCs w:val="28"/>
               </w:rPr>
             </w:pPr>
+            <w:proofErr w:type="spellStart"/>
             <w:r>
               <w:rPr>
                 <w:sz w:val="24"/>
@@ -32606,6 +33366,7 @@
               </w:rPr>
               <w:t>id</w:t>
             </w:r>
+            <w:proofErr w:type="spellEnd"/>
           </w:p>
         </w:tc>
         <w:tc>
@@ -32693,6 +33454,7 @@
                 <w:szCs w:val="28"/>
               </w:rPr>
             </w:pPr>
+            <w:proofErr w:type="spellStart"/>
             <w:r>
               <w:rPr>
                 <w:sz w:val="24"/>
@@ -32700,6 +33462,7 @@
               </w:rPr>
               <w:t>user_id</w:t>
             </w:r>
+            <w:proofErr w:type="spellEnd"/>
           </w:p>
         </w:tc>
         <w:tc>
@@ -32787,6 +33550,7 @@
                 <w:szCs w:val="28"/>
               </w:rPr>
             </w:pPr>
+            <w:proofErr w:type="spellStart"/>
             <w:r>
               <w:rPr>
                 <w:sz w:val="24"/>
@@ -32794,6 +33558,7 @@
               </w:rPr>
               <w:t>status_id</w:t>
             </w:r>
+            <w:proofErr w:type="spellEnd"/>
           </w:p>
         </w:tc>
         <w:tc>
@@ -32881,6 +33646,7 @@
                 <w:szCs w:val="28"/>
               </w:rPr>
             </w:pPr>
+            <w:proofErr w:type="spellStart"/>
             <w:r>
               <w:rPr>
                 <w:sz w:val="24"/>
@@ -32888,6 +33654,7 @@
               </w:rPr>
               <w:t>total_amount</w:t>
             </w:r>
+            <w:proofErr w:type="spellEnd"/>
           </w:p>
         </w:tc>
         <w:tc>
@@ -32904,12 +33671,21 @@
                 <w:szCs w:val="28"/>
               </w:rPr>
             </w:pPr>
+            <w:proofErr w:type="gramStart"/>
             <w:r>
               <w:rPr>
                 <w:sz w:val="24"/>
                 <w:szCs w:val="28"/>
               </w:rPr>
-              <w:t>DECIMAL(10,2)</w:t>
+              <w:t>DECIMAL(</w:t>
+            </w:r>
+            <w:proofErr w:type="gramEnd"/>
+            <w:r>
+              <w:rPr>
+                <w:sz w:val="24"/>
+                <w:szCs w:val="28"/>
+              </w:rPr>
+              <w:t>10,2)</w:t>
             </w:r>
           </w:p>
         </w:tc>
@@ -32968,6 +33744,7 @@
                 <w:szCs w:val="28"/>
               </w:rPr>
             </w:pPr>
+            <w:proofErr w:type="spellStart"/>
             <w:r>
               <w:rPr>
                 <w:sz w:val="24"/>
@@ -32975,6 +33752,7 @@
               </w:rPr>
               <w:t>delivery_address</w:t>
             </w:r>
+            <w:proofErr w:type="spellEnd"/>
           </w:p>
         </w:tc>
         <w:tc>
@@ -33055,6 +33833,7 @@
                 <w:szCs w:val="28"/>
               </w:rPr>
             </w:pPr>
+            <w:proofErr w:type="spellStart"/>
             <w:r>
               <w:rPr>
                 <w:sz w:val="24"/>
@@ -33062,6 +33841,7 @@
               </w:rPr>
               <w:t>phone</w:t>
             </w:r>
+            <w:proofErr w:type="spellEnd"/>
           </w:p>
         </w:tc>
         <w:tc>
@@ -33078,12 +33858,21 @@
                 <w:szCs w:val="28"/>
               </w:rPr>
             </w:pPr>
+            <w:proofErr w:type="gramStart"/>
             <w:r>
               <w:rPr>
                 <w:sz w:val="24"/>
                 <w:szCs w:val="28"/>
               </w:rPr>
-              <w:t>VARCHAR(20)</w:t>
+              <w:t>VARCHAR(</w:t>
+            </w:r>
+            <w:proofErr w:type="gramEnd"/>
+            <w:r>
+              <w:rPr>
+                <w:sz w:val="24"/>
+                <w:szCs w:val="28"/>
+              </w:rPr>
+              <w:t>20)</w:t>
             </w:r>
           </w:p>
         </w:tc>
@@ -33142,6 +33931,7 @@
                 <w:szCs w:val="28"/>
               </w:rPr>
             </w:pPr>
+            <w:proofErr w:type="spellStart"/>
             <w:r>
               <w:rPr>
                 <w:sz w:val="24"/>
@@ -33149,6 +33939,7 @@
               </w:rPr>
               <w:t>comment</w:t>
             </w:r>
+            <w:proofErr w:type="spellEnd"/>
           </w:p>
         </w:tc>
         <w:tc>
@@ -33229,6 +34020,7 @@
                 <w:szCs w:val="28"/>
               </w:rPr>
             </w:pPr>
+            <w:proofErr w:type="spellStart"/>
             <w:r>
               <w:rPr>
                 <w:sz w:val="24"/>
@@ -33236,6 +34028,7 @@
               </w:rPr>
               <w:t>payment_method</w:t>
             </w:r>
+            <w:proofErr w:type="spellEnd"/>
           </w:p>
         </w:tc>
         <w:tc>
@@ -33252,12 +34045,21 @@
                 <w:szCs w:val="28"/>
               </w:rPr>
             </w:pPr>
+            <w:proofErr w:type="gramStart"/>
             <w:r>
               <w:rPr>
                 <w:sz w:val="24"/>
                 <w:szCs w:val="28"/>
               </w:rPr>
-              <w:t>VARCHAR(50)</w:t>
+              <w:t>VARCHAR(</w:t>
+            </w:r>
+            <w:proofErr w:type="gramEnd"/>
+            <w:r>
+              <w:rPr>
+                <w:sz w:val="24"/>
+                <w:szCs w:val="28"/>
+              </w:rPr>
+              <w:t>50)</w:t>
             </w:r>
           </w:p>
         </w:tc>
@@ -33316,6 +34118,7 @@
                 <w:szCs w:val="28"/>
               </w:rPr>
             </w:pPr>
+            <w:proofErr w:type="spellStart"/>
             <w:r>
               <w:rPr>
                 <w:sz w:val="24"/>
@@ -33323,6 +34126,7 @@
               </w:rPr>
               <w:t>created_at</w:t>
             </w:r>
+            <w:proofErr w:type="spellEnd"/>
           </w:p>
         </w:tc>
         <w:tc>
@@ -33403,6 +34207,7 @@
                 <w:szCs w:val="28"/>
               </w:rPr>
             </w:pPr>
+            <w:proofErr w:type="spellStart"/>
             <w:r>
               <w:rPr>
                 <w:sz w:val="24"/>
@@ -33410,6 +34215,7 @@
               </w:rPr>
               <w:t>updated_at</w:t>
             </w:r>
+            <w:proofErr w:type="spellEnd"/>
           </w:p>
         </w:tc>
         <w:tc>
@@ -33487,7 +34293,21 @@
         <w:rPr>
           <w:szCs w:val="28"/>
         </w:rPr>
-        <w:t>Таблица orders хранит информацию о всех оформленных заказах пользователей.</w:t>
+        <w:t xml:space="preserve">Таблица </w:t>
+      </w:r>
+      <w:proofErr w:type="spellStart"/>
+      <w:r>
+        <w:rPr>
+          <w:szCs w:val="28"/>
+        </w:rPr>
+        <w:t>orders</w:t>
+      </w:r>
+      <w:proofErr w:type="spellEnd"/>
+      <w:r>
+        <w:rPr>
+          <w:szCs w:val="28"/>
+        </w:rPr>
+        <w:t xml:space="preserve"> хранит информацию о всех оформленных заказах пользователей.</w:t>
       </w:r>
     </w:p>
     <w:p>
@@ -33501,9 +34321,16 @@
         <w:rPr>
           <w:szCs w:val="28"/>
         </w:rPr>
-        <w:lastRenderedPageBreak/>
-        <w:t>Таблица 9 – Структура таблицы order_items</w:t>
-      </w:r>
+        <w:t xml:space="preserve">Таблица 9 – Структура таблицы </w:t>
+      </w:r>
+      <w:proofErr w:type="spellStart"/>
+      <w:r>
+        <w:rPr>
+          <w:szCs w:val="28"/>
+        </w:rPr>
+        <w:t>order_items</w:t>
+      </w:r>
+      <w:proofErr w:type="spellEnd"/>
     </w:p>
     <w:tbl>
       <w:tblPr>
@@ -33627,6 +34454,7 @@
                 <w:szCs w:val="28"/>
               </w:rPr>
             </w:pPr>
+            <w:proofErr w:type="spellStart"/>
             <w:r>
               <w:rPr>
                 <w:sz w:val="24"/>
@@ -33634,6 +34462,7 @@
               </w:rPr>
               <w:t>id</w:t>
             </w:r>
+            <w:proofErr w:type="spellEnd"/>
           </w:p>
         </w:tc>
         <w:tc>
@@ -33721,13 +34550,16 @@
                 <w:szCs w:val="28"/>
               </w:rPr>
             </w:pPr>
+            <w:proofErr w:type="spellStart"/>
             <w:r>
               <w:rPr>
                 <w:sz w:val="24"/>
                 <w:szCs w:val="28"/>
               </w:rPr>
+              <w:lastRenderedPageBreak/>
               <w:t>order_id</w:t>
             </w:r>
+            <w:proofErr w:type="spellEnd"/>
           </w:p>
         </w:tc>
         <w:tc>
@@ -33815,6 +34647,7 @@
                 <w:szCs w:val="28"/>
               </w:rPr>
             </w:pPr>
+            <w:proofErr w:type="spellStart"/>
             <w:r>
               <w:rPr>
                 <w:sz w:val="24"/>
@@ -33822,6 +34655,7 @@
               </w:rPr>
               <w:t>product_id</w:t>
             </w:r>
+            <w:proofErr w:type="spellEnd"/>
           </w:p>
         </w:tc>
         <w:tc>
@@ -33909,6 +34743,7 @@
                 <w:szCs w:val="28"/>
               </w:rPr>
             </w:pPr>
+            <w:proofErr w:type="spellStart"/>
             <w:r>
               <w:rPr>
                 <w:sz w:val="24"/>
@@ -33916,6 +34751,7 @@
               </w:rPr>
               <w:t>quantity</w:t>
             </w:r>
+            <w:proofErr w:type="spellEnd"/>
           </w:p>
         </w:tc>
         <w:tc>
@@ -33996,6 +34832,7 @@
                 <w:szCs w:val="28"/>
               </w:rPr>
             </w:pPr>
+            <w:proofErr w:type="spellStart"/>
             <w:r>
               <w:rPr>
                 <w:sz w:val="24"/>
@@ -34003,6 +34840,7 @@
               </w:rPr>
               <w:t>price</w:t>
             </w:r>
+            <w:proofErr w:type="spellEnd"/>
           </w:p>
         </w:tc>
         <w:tc>
@@ -34019,12 +34857,21 @@
                 <w:szCs w:val="28"/>
               </w:rPr>
             </w:pPr>
+            <w:proofErr w:type="gramStart"/>
             <w:r>
               <w:rPr>
                 <w:sz w:val="24"/>
                 <w:szCs w:val="28"/>
               </w:rPr>
-              <w:t>DECIMAL(10,2)</w:t>
+              <w:t>DECIMAL(</w:t>
+            </w:r>
+            <w:proofErr w:type="gramEnd"/>
+            <w:r>
+              <w:rPr>
+                <w:sz w:val="24"/>
+                <w:szCs w:val="28"/>
+              </w:rPr>
+              <w:t>10,2)</w:t>
             </w:r>
           </w:p>
         </w:tc>
@@ -34083,6 +34930,7 @@
                 <w:szCs w:val="28"/>
               </w:rPr>
             </w:pPr>
+            <w:proofErr w:type="spellStart"/>
             <w:r>
               <w:rPr>
                 <w:sz w:val="24"/>
@@ -34090,6 +34938,7 @@
               </w:rPr>
               <w:t>created_at</w:t>
             </w:r>
+            <w:proofErr w:type="spellEnd"/>
           </w:p>
         </w:tc>
         <w:tc>
@@ -34167,7 +35016,49 @@
         <w:rPr>
           <w:szCs w:val="28"/>
         </w:rPr>
-        <w:t>Таблица order_items содержит позиции заказа. Отдельное поле price необходимо для фиксации цены товара на момент покупки, так как цена в таблице products может измениться.</w:t>
+        <w:t xml:space="preserve">Таблица </w:t>
+      </w:r>
+      <w:proofErr w:type="spellStart"/>
+      <w:r>
+        <w:rPr>
+          <w:szCs w:val="28"/>
+        </w:rPr>
+        <w:t>order_items</w:t>
+      </w:r>
+      <w:proofErr w:type="spellEnd"/>
+      <w:r>
+        <w:rPr>
+          <w:szCs w:val="28"/>
+        </w:rPr>
+        <w:t xml:space="preserve"> содержит позиции заказа. Отдельное поле </w:t>
+      </w:r>
+      <w:proofErr w:type="spellStart"/>
+      <w:r>
+        <w:rPr>
+          <w:szCs w:val="28"/>
+        </w:rPr>
+        <w:t>price</w:t>
+      </w:r>
+      <w:proofErr w:type="spellEnd"/>
+      <w:r>
+        <w:rPr>
+          <w:szCs w:val="28"/>
+        </w:rPr>
+        <w:t xml:space="preserve"> необходимо для фиксации цены товара на момент покупки, так как цена в таблице </w:t>
+      </w:r>
+      <w:proofErr w:type="spellStart"/>
+      <w:r>
+        <w:rPr>
+          <w:szCs w:val="28"/>
+        </w:rPr>
+        <w:t>products</w:t>
+      </w:r>
+      <w:proofErr w:type="spellEnd"/>
+      <w:r>
+        <w:rPr>
+          <w:szCs w:val="28"/>
+        </w:rPr>
+        <w:t xml:space="preserve"> может измениться.</w:t>
       </w:r>
     </w:p>
     <w:p>
@@ -34197,11 +35088,33 @@
           <w:szCs w:val="28"/>
         </w:rPr>
       </w:pPr>
-      <w:r>
-        <w:rPr>
-          <w:szCs w:val="28"/>
-        </w:rPr>
-        <w:t>user_roles → users (один-ко-многим): одна роль может быть назначена множеству пользователей.</w:t>
+      <w:proofErr w:type="spellStart"/>
+      <w:r>
+        <w:rPr>
+          <w:szCs w:val="28"/>
+        </w:rPr>
+        <w:t>user_roles</w:t>
+      </w:r>
+      <w:proofErr w:type="spellEnd"/>
+      <w:r>
+        <w:rPr>
+          <w:szCs w:val="28"/>
+        </w:rPr>
+        <w:t xml:space="preserve"> → </w:t>
+      </w:r>
+      <w:proofErr w:type="spellStart"/>
+      <w:r>
+        <w:rPr>
+          <w:szCs w:val="28"/>
+        </w:rPr>
+        <w:t>users</w:t>
+      </w:r>
+      <w:proofErr w:type="spellEnd"/>
+      <w:r>
+        <w:rPr>
+          <w:szCs w:val="28"/>
+        </w:rPr>
+        <w:t xml:space="preserve"> (один-ко-многим): одна роль может быть назначена множеству пользователей.</w:t>
       </w:r>
     </w:p>
     <w:p>
@@ -34218,11 +35131,33 @@
           <w:szCs w:val="28"/>
         </w:rPr>
       </w:pPr>
-      <w:r>
-        <w:rPr>
-          <w:szCs w:val="28"/>
-        </w:rPr>
-        <w:t>users → carts (один-к-одному): каждый пользователь имеет одну корзину.</w:t>
+      <w:proofErr w:type="spellStart"/>
+      <w:r>
+        <w:rPr>
+          <w:szCs w:val="28"/>
+        </w:rPr>
+        <w:t>users</w:t>
+      </w:r>
+      <w:proofErr w:type="spellEnd"/>
+      <w:r>
+        <w:rPr>
+          <w:szCs w:val="28"/>
+        </w:rPr>
+        <w:t xml:space="preserve"> → </w:t>
+      </w:r>
+      <w:proofErr w:type="spellStart"/>
+      <w:r>
+        <w:rPr>
+          <w:szCs w:val="28"/>
+        </w:rPr>
+        <w:t>carts</w:t>
+      </w:r>
+      <w:proofErr w:type="spellEnd"/>
+      <w:r>
+        <w:rPr>
+          <w:szCs w:val="28"/>
+        </w:rPr>
+        <w:t xml:space="preserve"> (один-к-одному): каждый пользователь имеет одну корзину.</w:t>
       </w:r>
     </w:p>
     <w:p>
@@ -34239,11 +35174,33 @@
           <w:szCs w:val="28"/>
         </w:rPr>
       </w:pPr>
-      <w:r>
-        <w:rPr>
-          <w:szCs w:val="28"/>
-        </w:rPr>
-        <w:t>carts → cart_items (один-ко-многим): одна корзина содержит множество позиций.</w:t>
+      <w:proofErr w:type="spellStart"/>
+      <w:r>
+        <w:rPr>
+          <w:szCs w:val="28"/>
+        </w:rPr>
+        <w:t>carts</w:t>
+      </w:r>
+      <w:proofErr w:type="spellEnd"/>
+      <w:r>
+        <w:rPr>
+          <w:szCs w:val="28"/>
+        </w:rPr>
+        <w:t xml:space="preserve"> → </w:t>
+      </w:r>
+      <w:proofErr w:type="spellStart"/>
+      <w:r>
+        <w:rPr>
+          <w:szCs w:val="28"/>
+        </w:rPr>
+        <w:t>cart_items</w:t>
+      </w:r>
+      <w:proofErr w:type="spellEnd"/>
+      <w:r>
+        <w:rPr>
+          <w:szCs w:val="28"/>
+        </w:rPr>
+        <w:t xml:space="preserve"> (один-ко-многим): одна корзина содержит множество позиций.</w:t>
       </w:r>
     </w:p>
     <w:p>
@@ -34260,11 +35217,33 @@
           <w:szCs w:val="28"/>
         </w:rPr>
       </w:pPr>
-      <w:r>
-        <w:rPr>
-          <w:szCs w:val="28"/>
-        </w:rPr>
-        <w:t>products → cart_items (один-ко-многим): один товар может находиться во многих корзинах.</w:t>
+      <w:proofErr w:type="spellStart"/>
+      <w:r>
+        <w:rPr>
+          <w:szCs w:val="28"/>
+        </w:rPr>
+        <w:t>products</w:t>
+      </w:r>
+      <w:proofErr w:type="spellEnd"/>
+      <w:r>
+        <w:rPr>
+          <w:szCs w:val="28"/>
+        </w:rPr>
+        <w:t xml:space="preserve"> → </w:t>
+      </w:r>
+      <w:proofErr w:type="spellStart"/>
+      <w:r>
+        <w:rPr>
+          <w:szCs w:val="28"/>
+        </w:rPr>
+        <w:t>cart_items</w:t>
+      </w:r>
+      <w:proofErr w:type="spellEnd"/>
+      <w:r>
+        <w:rPr>
+          <w:szCs w:val="28"/>
+        </w:rPr>
+        <w:t xml:space="preserve"> (один-ко-многим): один товар может находиться во многих корзинах.</w:t>
       </w:r>
     </w:p>
     <w:p>
@@ -34281,11 +35260,33 @@
           <w:szCs w:val="28"/>
         </w:rPr>
       </w:pPr>
-      <w:r>
-        <w:rPr>
-          <w:szCs w:val="28"/>
-        </w:rPr>
-        <w:t>categories → products (один-ко-многим): одна категория содержит множество товаров.</w:t>
+      <w:proofErr w:type="spellStart"/>
+      <w:r>
+        <w:rPr>
+          <w:szCs w:val="28"/>
+        </w:rPr>
+        <w:t>categories</w:t>
+      </w:r>
+      <w:proofErr w:type="spellEnd"/>
+      <w:r>
+        <w:rPr>
+          <w:szCs w:val="28"/>
+        </w:rPr>
+        <w:t xml:space="preserve"> → </w:t>
+      </w:r>
+      <w:proofErr w:type="spellStart"/>
+      <w:r>
+        <w:rPr>
+          <w:szCs w:val="28"/>
+        </w:rPr>
+        <w:t>products</w:t>
+      </w:r>
+      <w:proofErr w:type="spellEnd"/>
+      <w:r>
+        <w:rPr>
+          <w:szCs w:val="28"/>
+        </w:rPr>
+        <w:t xml:space="preserve"> (один-ко-многим): одна категория содержит множество товаров.</w:t>
       </w:r>
     </w:p>
     <w:p>
@@ -34302,11 +35303,33 @@
           <w:szCs w:val="28"/>
         </w:rPr>
       </w:pPr>
-      <w:r>
-        <w:rPr>
-          <w:szCs w:val="28"/>
-        </w:rPr>
-        <w:t>categories → categories (один-ко-многим, рекурсивная): категории могут иметь подкатегории.</w:t>
+      <w:proofErr w:type="spellStart"/>
+      <w:r>
+        <w:rPr>
+          <w:szCs w:val="28"/>
+        </w:rPr>
+        <w:t>categories</w:t>
+      </w:r>
+      <w:proofErr w:type="spellEnd"/>
+      <w:r>
+        <w:rPr>
+          <w:szCs w:val="28"/>
+        </w:rPr>
+        <w:t xml:space="preserve"> → </w:t>
+      </w:r>
+      <w:proofErr w:type="spellStart"/>
+      <w:r>
+        <w:rPr>
+          <w:szCs w:val="28"/>
+        </w:rPr>
+        <w:t>categories</w:t>
+      </w:r>
+      <w:proofErr w:type="spellEnd"/>
+      <w:r>
+        <w:rPr>
+          <w:szCs w:val="28"/>
+        </w:rPr>
+        <w:t xml:space="preserve"> (один-ко-многим, рекурсивная): категории могут иметь подкатегории.</w:t>
       </w:r>
     </w:p>
     <w:p>
@@ -34323,11 +35346,33 @@
           <w:szCs w:val="28"/>
         </w:rPr>
       </w:pPr>
-      <w:r>
-        <w:rPr>
-          <w:szCs w:val="28"/>
-        </w:rPr>
-        <w:t>users → orders (один-ко-многим): один пользователь может оформить множество заказов.</w:t>
+      <w:proofErr w:type="spellStart"/>
+      <w:r>
+        <w:rPr>
+          <w:szCs w:val="28"/>
+        </w:rPr>
+        <w:t>users</w:t>
+      </w:r>
+      <w:proofErr w:type="spellEnd"/>
+      <w:r>
+        <w:rPr>
+          <w:szCs w:val="28"/>
+        </w:rPr>
+        <w:t xml:space="preserve"> → </w:t>
+      </w:r>
+      <w:proofErr w:type="spellStart"/>
+      <w:r>
+        <w:rPr>
+          <w:szCs w:val="28"/>
+        </w:rPr>
+        <w:t>orders</w:t>
+      </w:r>
+      <w:proofErr w:type="spellEnd"/>
+      <w:r>
+        <w:rPr>
+          <w:szCs w:val="28"/>
+        </w:rPr>
+        <w:t xml:space="preserve"> (один-ко-многим): один пользователь может оформить множество заказов.</w:t>
       </w:r>
     </w:p>
     <w:p>
@@ -34344,11 +35389,33 @@
           <w:szCs w:val="28"/>
         </w:rPr>
       </w:pPr>
-      <w:r>
-        <w:rPr>
-          <w:szCs w:val="28"/>
-        </w:rPr>
-        <w:t>order_statuses → orders (один-ко-многим): один статус может быть у множества заказов.</w:t>
+      <w:proofErr w:type="spellStart"/>
+      <w:r>
+        <w:rPr>
+          <w:szCs w:val="28"/>
+        </w:rPr>
+        <w:t>order_statuses</w:t>
+      </w:r>
+      <w:proofErr w:type="spellEnd"/>
+      <w:r>
+        <w:rPr>
+          <w:szCs w:val="28"/>
+        </w:rPr>
+        <w:t xml:space="preserve"> → </w:t>
+      </w:r>
+      <w:proofErr w:type="spellStart"/>
+      <w:r>
+        <w:rPr>
+          <w:szCs w:val="28"/>
+        </w:rPr>
+        <w:t>orders</w:t>
+      </w:r>
+      <w:proofErr w:type="spellEnd"/>
+      <w:r>
+        <w:rPr>
+          <w:szCs w:val="28"/>
+        </w:rPr>
+        <w:t xml:space="preserve"> (один-ко-многим): один статус может быть у множества заказов.</w:t>
       </w:r>
     </w:p>
     <w:p>
@@ -34365,12 +35432,33 @@
           <w:szCs w:val="28"/>
         </w:rPr>
       </w:pPr>
-      <w:r>
-        <w:rPr>
-          <w:szCs w:val="28"/>
-        </w:rPr>
-        <w:lastRenderedPageBreak/>
-        <w:t>orders → order_items (один-ко-многим): один заказ состоит из множества позиций.</w:t>
+      <w:proofErr w:type="spellStart"/>
+      <w:r>
+        <w:rPr>
+          <w:szCs w:val="28"/>
+        </w:rPr>
+        <w:t>orders</w:t>
+      </w:r>
+      <w:proofErr w:type="spellEnd"/>
+      <w:r>
+        <w:rPr>
+          <w:szCs w:val="28"/>
+        </w:rPr>
+        <w:t xml:space="preserve"> → </w:t>
+      </w:r>
+      <w:proofErr w:type="spellStart"/>
+      <w:r>
+        <w:rPr>
+          <w:szCs w:val="28"/>
+        </w:rPr>
+        <w:t>order_items</w:t>
+      </w:r>
+      <w:proofErr w:type="spellEnd"/>
+      <w:r>
+        <w:rPr>
+          <w:szCs w:val="28"/>
+        </w:rPr>
+        <w:t xml:space="preserve"> (один-ко-многим): один заказ состоит из множества позиций.</w:t>
       </w:r>
     </w:p>
     <w:p>
@@ -34387,11 +35475,33 @@
           <w:szCs w:val="28"/>
         </w:rPr>
       </w:pPr>
-      <w:r>
-        <w:rPr>
-          <w:szCs w:val="28"/>
-        </w:rPr>
-        <w:t>products → order_items (один-ко-многим): один товар может быть во многих заказах.</w:t>
+      <w:proofErr w:type="spellStart"/>
+      <w:r>
+        <w:rPr>
+          <w:szCs w:val="28"/>
+        </w:rPr>
+        <w:t>products</w:t>
+      </w:r>
+      <w:proofErr w:type="spellEnd"/>
+      <w:r>
+        <w:rPr>
+          <w:szCs w:val="28"/>
+        </w:rPr>
+        <w:t xml:space="preserve"> → </w:t>
+      </w:r>
+      <w:proofErr w:type="spellStart"/>
+      <w:r>
+        <w:rPr>
+          <w:szCs w:val="28"/>
+        </w:rPr>
+        <w:t>order_items</w:t>
+      </w:r>
+      <w:proofErr w:type="spellEnd"/>
+      <w:r>
+        <w:rPr>
+          <w:szCs w:val="28"/>
+        </w:rPr>
+        <w:t xml:space="preserve"> (один-ко-многим): один товар может быть во многих заказах.</w:t>
       </w:r>
     </w:p>
     <w:p>
@@ -34404,14 +35514,26 @@
         <w:rPr>
           <w:szCs w:val="28"/>
         </w:rPr>
-        <w:t>Разработанная база данных приведена к третьей форме (3</w:t>
-      </w:r>
-      <w:r>
-        <w:rPr>
-          <w:szCs w:val="28"/>
-          <w:lang w:val="en-US"/>
-        </w:rPr>
-        <w:t>FN</w:t>
+        <w:lastRenderedPageBreak/>
+        <w:t xml:space="preserve">Разработанная база данных приведена к третьей </w:t>
+      </w:r>
+      <w:r>
+        <w:rPr>
+          <w:szCs w:val="28"/>
+        </w:rPr>
+        <w:t xml:space="preserve">нормальной </w:t>
+      </w:r>
+      <w:r>
+        <w:rPr>
+          <w:szCs w:val="28"/>
+        </w:rPr>
+        <w:t>форме (3</w:t>
+      </w:r>
+      <w:r>
+        <w:rPr>
+          <w:szCs w:val="28"/>
+        </w:rPr>
+        <w:t>НФ</w:t>
       </w:r>
       <w:r>
         <w:rPr>
@@ -34440,9 +35562,8 @@
       <w:r>
         <w:rPr>
           <w:szCs w:val="28"/>
-          <w:lang w:val="en-US"/>
-        </w:rPr>
-        <w:t>NF</w:t>
+        </w:rPr>
+        <w:t>НФ</w:t>
       </w:r>
       <w:r>
         <w:rPr>
@@ -34460,14 +35581,7 @@
         <w:rPr>
           <w:szCs w:val="28"/>
         </w:rPr>
-        <w:t>3</w:t>
-      </w:r>
-      <w:r>
-        <w:rPr>
-          <w:szCs w:val="28"/>
-          <w:lang w:val="en-US"/>
-        </w:rPr>
-        <w:t>FN</w:t>
+        <w:t>3НФ</w:t>
       </w:r>
       <w:r>
         <w:rPr>
@@ -34485,14 +35599,7 @@
         <w:rPr>
           <w:szCs w:val="28"/>
         </w:rPr>
-        <w:t>2</w:t>
-      </w:r>
-      <w:r>
-        <w:rPr>
-          <w:szCs w:val="28"/>
-          <w:lang w:val="en-US"/>
-        </w:rPr>
-        <w:t>FN</w:t>
+        <w:t>2НФ</w:t>
       </w:r>
       <w:r>
         <w:rPr>
@@ -34847,6 +35954,7 @@
         </w:rPr>
         <w:t xml:space="preserve"> </w:t>
       </w:r>
+      <w:proofErr w:type="spellStart"/>
       <w:r>
         <w:rPr>
           <w:bCs/>
@@ -34854,6 +35962,7 @@
         </w:rPr>
         <w:t>Figma</w:t>
       </w:r>
+      <w:proofErr w:type="spellEnd"/>
       <w:r>
         <w:rPr>
           <w:bCs/>
@@ -35908,7 +37017,6 @@
         <w:rPr>
           <w:color w:val="000000"/>
         </w:rPr>
-        <w:lastRenderedPageBreak/>
         <w:t>видеокартами</w:t>
       </w:r>
       <w:r>
@@ -35929,12 +37037,14 @@
         </w:rPr>
         <w:t xml:space="preserve"> </w:t>
       </w:r>
+      <w:proofErr w:type="spellStart"/>
       <w:r>
         <w:rPr>
           <w:color w:val="000000"/>
         </w:rPr>
         <w:t>Radeon</w:t>
       </w:r>
+      <w:proofErr w:type="spellEnd"/>
       <w:r>
         <w:rPr>
           <w:color w:val="000000"/>
@@ -36156,6 +37266,7 @@
         <w:rPr>
           <w:color w:val="000000"/>
         </w:rPr>
+        <w:lastRenderedPageBreak/>
         <w:t>В</w:t>
       </w:r>
       <w:r>
@@ -37802,6 +38913,7 @@
         </w:rPr>
         <w:t xml:space="preserve"> </w:t>
       </w:r>
+      <w:proofErr w:type="spellStart"/>
       <w:r>
         <w:rPr>
           <w:bCs/>
@@ -37809,33 +38921,52 @@
         </w:rPr>
         <w:t>Adobe</w:t>
       </w:r>
-      <w:r>
-        <w:rPr>
-          <w:bCs/>
-          <w:color w:val="000000"/>
-        </w:rPr>
-        <w:t xml:space="preserve"> </w:t>
-      </w:r>
-      <w:r>
-        <w:rPr>
-          <w:bCs/>
-          <w:color w:val="000000"/>
-        </w:rPr>
-        <w:t>Photoshop,</w:t>
-      </w:r>
-      <w:r>
-        <w:rPr>
-          <w:bCs/>
-          <w:color w:val="000000"/>
-        </w:rPr>
-        <w:t xml:space="preserve"> </w:t>
-      </w:r>
-      <w:r>
-        <w:rPr>
-          <w:bCs/>
-          <w:color w:val="000000"/>
-        </w:rPr>
-        <w:t>Blender,</w:t>
+      <w:proofErr w:type="spellEnd"/>
+      <w:r>
+        <w:rPr>
+          <w:bCs/>
+          <w:color w:val="000000"/>
+        </w:rPr>
+        <w:t xml:space="preserve"> </w:t>
+      </w:r>
+      <w:proofErr w:type="spellStart"/>
+      <w:r>
+        <w:rPr>
+          <w:bCs/>
+          <w:color w:val="000000"/>
+        </w:rPr>
+        <w:t>Photoshop</w:t>
+      </w:r>
+      <w:proofErr w:type="spellEnd"/>
+      <w:r>
+        <w:rPr>
+          <w:bCs/>
+          <w:color w:val="000000"/>
+        </w:rPr>
+        <w:t>,</w:t>
+      </w:r>
+      <w:r>
+        <w:rPr>
+          <w:bCs/>
+          <w:color w:val="000000"/>
+        </w:rPr>
+        <w:t xml:space="preserve"> </w:t>
+      </w:r>
+      <w:proofErr w:type="spellStart"/>
+      <w:r>
+        <w:rPr>
+          <w:bCs/>
+          <w:color w:val="000000"/>
+        </w:rPr>
+        <w:t>Blender</w:t>
+      </w:r>
+      <w:proofErr w:type="spellEnd"/>
+      <w:r>
+        <w:rPr>
+          <w:bCs/>
+          <w:color w:val="000000"/>
+        </w:rPr>
+        <w:t>,</w:t>
       </w:r>
       <w:r>
         <w:rPr>
@@ -37858,6 +38989,7 @@
         </w:rPr>
         <w:t xml:space="preserve"> </w:t>
       </w:r>
+      <w:proofErr w:type="spellStart"/>
       <w:r>
         <w:rPr>
           <w:bCs/>
@@ -37865,6 +38997,7 @@
         </w:rPr>
         <w:t>Studio</w:t>
       </w:r>
+      <w:proofErr w:type="spellEnd"/>
       <w:r>
         <w:rPr>
           <w:bCs/>
@@ -38409,7 +39542,6 @@
           <w:bCs/>
           <w:color w:val="000000"/>
         </w:rPr>
-        <w:lastRenderedPageBreak/>
         <w:t>корзину</w:t>
       </w:r>
       <w:r>
@@ -41175,7 +42307,6 @@
           <w:bCs/>
           <w:color w:val="000000"/>
         </w:rPr>
-        <w:lastRenderedPageBreak/>
         <w:t>используя</w:t>
       </w:r>
       <w:r>
@@ -41359,6 +42490,7 @@
           <w:noProof/>
           <w:color w:val="000000"/>
         </w:rPr>
+        <w:lastRenderedPageBreak/>
         <w:t xml:space="preserve">Рисунок </w:t>
       </w:r>
       <w:r>
@@ -42613,6 +43745,7 @@
         </w:rPr>
         <w:t xml:space="preserve"> </w:t>
       </w:r>
+      <w:proofErr w:type="spellStart"/>
       <w:r>
         <w:rPr>
           <w:bCs/>
@@ -42620,6 +43753,7 @@
         </w:rPr>
         <w:t>видеозахвата</w:t>
       </w:r>
+      <w:proofErr w:type="spellEnd"/>
       <w:r>
         <w:rPr>
           <w:bCs/>
@@ -42718,12 +43852,21 @@
         </w:rPr>
         <w:t xml:space="preserve"> </w:t>
       </w:r>
-      <w:r>
-        <w:rPr>
-          <w:bCs/>
-          <w:color w:val="000000"/>
-        </w:rPr>
-        <w:t>медиасистемах,</w:t>
+      <w:proofErr w:type="spellStart"/>
+      <w:r>
+        <w:rPr>
+          <w:bCs/>
+          <w:color w:val="000000"/>
+        </w:rPr>
+        <w:t>медиасистемах</w:t>
+      </w:r>
+      <w:proofErr w:type="spellEnd"/>
+      <w:r>
+        <w:rPr>
+          <w:bCs/>
+          <w:color w:val="000000"/>
+        </w:rPr>
+        <w:t>,</w:t>
       </w:r>
       <w:r>
         <w:rPr>
@@ -43522,6 +44665,7 @@
         </w:rPr>
         <w:t xml:space="preserve"> </w:t>
       </w:r>
+      <w:proofErr w:type="spellStart"/>
       <w:r>
         <w:rPr>
           <w:bCs/>
@@ -43529,6 +44673,7 @@
         </w:rPr>
         <w:t>кастомных</w:t>
       </w:r>
+      <w:proofErr w:type="spellEnd"/>
       <w:r>
         <w:rPr>
           <w:bCs/>
@@ -43760,6 +44905,7 @@
         </w:rPr>
         <w:t xml:space="preserve"> «</w:t>
       </w:r>
+      <w:proofErr w:type="spellStart"/>
       <w:r>
         <w:rPr>
           <w:bCs/>
@@ -43767,6 +44913,7 @@
         </w:rPr>
         <w:t>Кастомная</w:t>
       </w:r>
+      <w:proofErr w:type="spellEnd"/>
       <w:r>
         <w:rPr>
           <w:bCs/>
@@ -43933,7 +45080,6 @@
           <w:bCs/>
           <w:color w:val="000000"/>
         </w:rPr>
-        <w:lastRenderedPageBreak/>
         <w:t>кратким</w:t>
       </w:r>
       <w:r>
@@ -44170,6 +45316,7 @@
           <w:bCs/>
           <w:color w:val="000000"/>
         </w:rPr>
+        <w:lastRenderedPageBreak/>
         <w:t>Макет</w:t>
       </w:r>
       <w:r>
@@ -44427,9 +45574,11 @@
       <w:r>
         <w:t xml:space="preserve"> </w:t>
       </w:r>
+      <w:proofErr w:type="spellStart"/>
       <w:r>
         <w:t>винилографии</w:t>
       </w:r>
+      <w:proofErr w:type="spellEnd"/>
       <w:r>
         <w:t xml:space="preserve"> </w:t>
       </w:r>
@@ -44535,6 +45684,7 @@
       <w:r>
         <w:t xml:space="preserve"> «</w:t>
       </w:r>
+      <w:proofErr w:type="spellStart"/>
       <w:r>
         <w:t>Вини</w:t>
       </w:r>
@@ -44550,6 +45700,7 @@
       <w:r>
         <w:t>ия</w:t>
       </w:r>
+      <w:proofErr w:type="spellEnd"/>
       <w:r>
         <w:t xml:space="preserve">» </w:t>
       </w:r>
@@ -45867,6 +47018,7 @@
         </w:rPr>
         <w:t xml:space="preserve"> </w:t>
       </w:r>
+      <w:proofErr w:type="spellStart"/>
       <w:r>
         <w:rPr>
           <w:bCs/>
@@ -45874,6 +47026,7 @@
         </w:rPr>
         <w:t>ЮMoney</w:t>
       </w:r>
+      <w:proofErr w:type="spellEnd"/>
       <w:r>
         <w:rPr>
           <w:bCs/>
@@ -45965,12 +47118,21 @@
         </w:rPr>
         <w:t xml:space="preserve"> </w:t>
       </w:r>
-      <w:r>
-        <w:rPr>
-          <w:bCs/>
-          <w:color w:val="000000"/>
-        </w:rPr>
-        <w:t>Mastercard,</w:t>
+      <w:proofErr w:type="spellStart"/>
+      <w:r>
+        <w:rPr>
+          <w:bCs/>
+          <w:color w:val="000000"/>
+        </w:rPr>
+        <w:t>Mastercard</w:t>
+      </w:r>
+      <w:proofErr w:type="spellEnd"/>
+      <w:r>
+        <w:rPr>
+          <w:bCs/>
+          <w:color w:val="000000"/>
+        </w:rPr>
+        <w:t>,</w:t>
       </w:r>
       <w:r>
         <w:rPr>
@@ -46013,7 +47175,6 @@
           <w:bCs/>
           <w:color w:val="000000"/>
         </w:rPr>
-        <w:lastRenderedPageBreak/>
         <w:t>Следующий</w:t>
       </w:r>
       <w:r>
@@ -46691,6 +47852,7 @@
           <w:bCs/>
           <w:color w:val="000000"/>
         </w:rPr>
+        <w:lastRenderedPageBreak/>
         <w:t>Следующий</w:t>
       </w:r>
       <w:r>
@@ -48822,6 +49984,7 @@
         </w:rPr>
         <w:t xml:space="preserve"> </w:t>
       </w:r>
+      <w:proofErr w:type="spellStart"/>
       <w:r>
         <w:rPr>
           <w:bCs/>
@@ -48829,6 +49992,7 @@
         </w:rPr>
         <w:t>промокода</w:t>
       </w:r>
+      <w:proofErr w:type="spellEnd"/>
       <w:r>
         <w:rPr>
           <w:bCs/>
@@ -49276,6 +50440,7 @@
         <w:rPr>
           <w:color w:val="000000"/>
         </w:rPr>
+        <w:lastRenderedPageBreak/>
         <w:t>Логотип</w:t>
       </w:r>
       <w:r>
@@ -49545,12 +50710,14 @@
         </w:rPr>
         <w:t xml:space="preserve"> </w:t>
       </w:r>
+      <w:proofErr w:type="spellStart"/>
       <w:r>
         <w:rPr>
           <w:color w:val="000000"/>
         </w:rPr>
         <w:t>Tech</w:t>
       </w:r>
+      <w:proofErr w:type="spellEnd"/>
       <w:r>
         <w:rPr>
           <w:color w:val="000000"/>
@@ -49677,12 +50844,14 @@
         </w:rPr>
         <w:t xml:space="preserve"> </w:t>
       </w:r>
+      <w:proofErr w:type="spellStart"/>
       <w:r>
         <w:rPr>
           <w:color w:val="000000"/>
         </w:rPr>
         <w:t>Lab</w:t>
       </w:r>
+      <w:proofErr w:type="spellEnd"/>
       <w:r>
         <w:rPr>
           <w:color w:val="000000"/>
@@ -50960,7 +52129,6 @@
         <w:rPr>
           <w:color w:val="000000"/>
         </w:rPr>
-        <w:lastRenderedPageBreak/>
         <w:t>Карточка</w:t>
       </w:r>
       <w:r>
@@ -51451,6 +52619,7 @@
           <w:noProof/>
           <w:color w:val="000000"/>
         </w:rPr>
+        <w:lastRenderedPageBreak/>
         <w:t xml:space="preserve">Рисунок </w:t>
       </w:r>
       <w:r>
@@ -51506,17 +52675,32 @@
         </w:rPr>
         <w:t xml:space="preserve"> </w:t>
       </w:r>
+      <w:proofErr w:type="spellStart"/>
       <w:r>
         <w:rPr>
           <w:color w:val="000000"/>
         </w:rPr>
         <w:t>Figma</w:t>
       </w:r>
+      <w:proofErr w:type="spellEnd"/>
       <w:r>
         <w:rPr>
           <w:color w:val="000000"/>
         </w:rPr>
         <w:t>».</w:t>
+      </w:r>
+    </w:p>
+    <w:p>
+      <w:pPr>
+        <w:rPr>
+          <w:color w:val="000000"/>
+        </w:rPr>
+      </w:pPr>
+      <w:r>
+        <w:rPr>
+          <w:color w:val="000000"/>
+        </w:rPr>
+        <w:br w:type="page"/>
       </w:r>
     </w:p>
     <w:p>
@@ -51532,6 +52716,7 @@
         <w:rPr>
           <w:b/>
         </w:rPr>
+        <w:lastRenderedPageBreak/>
         <w:t>4.</w:t>
       </w:r>
       <w:r>
@@ -51631,9 +52816,2193 @@
           <w:b/>
           <w:szCs w:val="28"/>
         </w:rPr>
-        <w:t>веб-приложения.</w:t>
+        <w:t>веб-приложения</w:t>
       </w:r>
       <w:bookmarkEnd w:id="24"/>
+    </w:p>
+    <w:p>
+      <w:pPr>
+        <w:rPr>
+          <w:szCs w:val="28"/>
+        </w:rPr>
+      </w:pPr>
+      <w:r>
+        <w:rPr>
+          <w:szCs w:val="28"/>
+        </w:rPr>
+        <w:t xml:space="preserve">Реализация базы данных выполнена с использованием системы управления базами данных </w:t>
+      </w:r>
+      <w:r>
+        <w:rPr>
+          <w:szCs w:val="28"/>
+          <w:lang w:val="en-US"/>
+        </w:rPr>
+        <w:t>MySQL</w:t>
+      </w:r>
+      <w:r>
+        <w:rPr>
+          <w:szCs w:val="28"/>
+        </w:rPr>
+        <w:t xml:space="preserve"> </w:t>
+      </w:r>
+      <w:r>
+        <w:rPr>
+          <w:szCs w:val="28"/>
+        </w:rPr>
+        <w:t xml:space="preserve">в связке с фреймворком </w:t>
+      </w:r>
+      <w:r>
+        <w:rPr>
+          <w:szCs w:val="28"/>
+          <w:lang w:val="en-US"/>
+        </w:rPr>
+        <w:t>Laravel</w:t>
+      </w:r>
+      <w:r>
+        <w:rPr>
+          <w:szCs w:val="28"/>
+        </w:rPr>
+        <w:t>. Структурное проектирование было переведено в физическое с помощью механизма миграций (</w:t>
+      </w:r>
+      <w:r>
+        <w:rPr>
+          <w:szCs w:val="28"/>
+          <w:lang w:val="en-US"/>
+        </w:rPr>
+        <w:t>Migrations</w:t>
+      </w:r>
+      <w:r>
+        <w:rPr>
+          <w:szCs w:val="28"/>
+        </w:rPr>
+        <w:t>), который позволяет версионировать схему БД и обеспечивает её воспроизводимость на любой среде развертывания.</w:t>
+      </w:r>
+    </w:p>
+    <w:p>
+      <w:pPr>
+        <w:rPr>
+          <w:szCs w:val="28"/>
+        </w:rPr>
+      </w:pPr>
+      <w:r>
+        <w:rPr>
+          <w:szCs w:val="28"/>
+        </w:rPr>
+        <w:t xml:space="preserve">Для каждой сущности, описанной в </w:t>
+      </w:r>
+      <w:r>
+        <w:rPr>
+          <w:szCs w:val="28"/>
+          <w:lang w:val="en-US"/>
+        </w:rPr>
+        <w:t>ER</w:t>
+      </w:r>
+      <w:r>
+        <w:rPr>
+          <w:szCs w:val="28"/>
+        </w:rPr>
+        <w:t>-</w:t>
+      </w:r>
+      <w:r>
+        <w:rPr>
+          <w:szCs w:val="28"/>
+        </w:rPr>
+        <w:t>модели (раздел 3.3), была создана отдельная миграция. В Миграционных файла</w:t>
+      </w:r>
+      <w:r>
+        <w:rPr>
+          <w:szCs w:val="28"/>
+        </w:rPr>
+        <w:t xml:space="preserve">х с использованием конструктора запросов </w:t>
+      </w:r>
+      <w:r>
+        <w:rPr>
+          <w:szCs w:val="28"/>
+          <w:lang w:val="en-US"/>
+        </w:rPr>
+        <w:t>Laravel</w:t>
+      </w:r>
+      <w:r>
+        <w:rPr>
+          <w:szCs w:val="28"/>
+        </w:rPr>
+        <w:t xml:space="preserve"> </w:t>
+      </w:r>
+      <w:r>
+        <w:rPr>
+          <w:szCs w:val="28"/>
+        </w:rPr>
+        <w:t>(«</w:t>
+      </w:r>
+      <w:proofErr w:type="gramStart"/>
+      <w:r>
+        <w:rPr>
+          <w:szCs w:val="28"/>
+          <w:lang w:val="en-US"/>
+        </w:rPr>
+        <w:t>Schema</w:t>
+      </w:r>
+      <w:r>
+        <w:rPr>
+          <w:szCs w:val="28"/>
+        </w:rPr>
+        <w:t>::</w:t>
+      </w:r>
+      <w:proofErr w:type="gramEnd"/>
+      <w:r>
+        <w:rPr>
+          <w:szCs w:val="28"/>
+          <w:lang w:val="en-US"/>
+        </w:rPr>
+        <w:t>create</w:t>
+      </w:r>
+      <w:r>
+        <w:rPr>
+          <w:szCs w:val="28"/>
+        </w:rPr>
+        <w:t>»)</w:t>
+      </w:r>
+      <w:r>
+        <w:rPr>
+          <w:szCs w:val="28"/>
+        </w:rPr>
+        <w:t xml:space="preserve"> </w:t>
+      </w:r>
+      <w:r>
+        <w:rPr>
+          <w:szCs w:val="28"/>
+        </w:rPr>
+        <w:t>определены поля, типы данных, первичные  внешние ключи, а также временные метки.</w:t>
+      </w:r>
+    </w:p>
+    <w:p>
+      <w:pPr>
+        <w:rPr>
+          <w:szCs w:val="28"/>
+        </w:rPr>
+      </w:pPr>
+      <w:r>
+        <w:rPr>
+          <w:szCs w:val="28"/>
+        </w:rPr>
+        <w:t>Взаимосвязи между таблицами реализованы на уровне</w:t>
+      </w:r>
+      <w:r>
+        <w:rPr>
+          <w:szCs w:val="28"/>
+        </w:rPr>
+        <w:t xml:space="preserve"> </w:t>
+      </w:r>
+      <w:r>
+        <w:rPr>
+          <w:szCs w:val="28"/>
+          <w:lang w:val="en-US"/>
+        </w:rPr>
+        <w:t>Eloquent</w:t>
+      </w:r>
+      <w:r>
+        <w:rPr>
+          <w:szCs w:val="28"/>
+        </w:rPr>
+        <w:t xml:space="preserve"> </w:t>
+      </w:r>
+      <w:r>
+        <w:rPr>
+          <w:szCs w:val="28"/>
+          <w:lang w:val="en-US"/>
+        </w:rPr>
+        <w:t>ORM</w:t>
+      </w:r>
+      <w:r>
+        <w:rPr>
+          <w:szCs w:val="28"/>
+        </w:rPr>
+        <w:t xml:space="preserve">. В классах моделей определены методы отношений: </w:t>
+      </w:r>
+      <w:r>
+        <w:rPr>
+          <w:szCs w:val="28"/>
+        </w:rPr>
+        <w:t>«</w:t>
+      </w:r>
+      <w:proofErr w:type="spellStart"/>
+      <w:proofErr w:type="gramStart"/>
+      <w:r>
+        <w:rPr>
+          <w:szCs w:val="28"/>
+          <w:lang w:val="en-US"/>
+        </w:rPr>
+        <w:t>hasMany</w:t>
+      </w:r>
+      <w:proofErr w:type="spellEnd"/>
+      <w:r>
+        <w:rPr>
+          <w:szCs w:val="28"/>
+        </w:rPr>
+        <w:t>(</w:t>
+      </w:r>
+      <w:proofErr w:type="gramEnd"/>
+      <w:r>
+        <w:rPr>
+          <w:szCs w:val="28"/>
+        </w:rPr>
+        <w:t>)</w:t>
+      </w:r>
+      <w:r>
+        <w:rPr>
+          <w:szCs w:val="28"/>
+        </w:rPr>
+        <w:t>»</w:t>
+      </w:r>
+      <w:r>
+        <w:rPr>
+          <w:szCs w:val="28"/>
+        </w:rPr>
+        <w:t xml:space="preserve">, </w:t>
+      </w:r>
+      <w:r>
+        <w:rPr>
+          <w:szCs w:val="28"/>
+        </w:rPr>
+        <w:t>«</w:t>
+      </w:r>
+      <w:proofErr w:type="spellStart"/>
+      <w:r>
+        <w:rPr>
+          <w:szCs w:val="28"/>
+          <w:lang w:val="en-US"/>
+        </w:rPr>
+        <w:t>belongsTo</w:t>
+      </w:r>
+      <w:proofErr w:type="spellEnd"/>
+      <w:r>
+        <w:rPr>
+          <w:szCs w:val="28"/>
+        </w:rPr>
+        <w:t>()</w:t>
+      </w:r>
+      <w:r>
+        <w:rPr>
+          <w:szCs w:val="28"/>
+        </w:rPr>
+        <w:t>»</w:t>
+      </w:r>
+      <w:r>
+        <w:rPr>
+          <w:szCs w:val="28"/>
+        </w:rPr>
+        <w:t xml:space="preserve">, </w:t>
+      </w:r>
+      <w:r>
+        <w:rPr>
+          <w:szCs w:val="28"/>
+        </w:rPr>
+        <w:t>«</w:t>
+      </w:r>
+      <w:proofErr w:type="spellStart"/>
+      <w:r>
+        <w:rPr>
+          <w:szCs w:val="28"/>
+          <w:lang w:val="en-US"/>
+        </w:rPr>
+        <w:t>hasOne</w:t>
+      </w:r>
+      <w:proofErr w:type="spellEnd"/>
+      <w:r>
+        <w:rPr>
+          <w:szCs w:val="28"/>
+        </w:rPr>
+        <w:t>()</w:t>
+      </w:r>
+      <w:r>
+        <w:rPr>
+          <w:szCs w:val="28"/>
+        </w:rPr>
+        <w:t>»</w:t>
+      </w:r>
+      <w:r>
+        <w:rPr>
+          <w:szCs w:val="28"/>
+        </w:rPr>
+        <w:t>.</w:t>
+      </w:r>
+      <w:r>
+        <w:rPr>
+          <w:szCs w:val="28"/>
+        </w:rPr>
+        <w:t xml:space="preserve"> Это позволяет обращаться к связанным данным через объектно-ориентированный интерфейс без написания ручных </w:t>
+      </w:r>
+      <w:r>
+        <w:rPr>
+          <w:szCs w:val="28"/>
+          <w:lang w:val="en-US"/>
+        </w:rPr>
+        <w:t>SQL</w:t>
+      </w:r>
+      <w:r>
+        <w:rPr>
+          <w:szCs w:val="28"/>
+        </w:rPr>
+        <w:t>-</w:t>
+      </w:r>
+      <w:r>
+        <w:rPr>
+          <w:szCs w:val="28"/>
+        </w:rPr>
+        <w:t>запросов. Для первоначального наполнения справочных таблиц (</w:t>
+      </w:r>
+      <w:r>
+        <w:rPr>
+          <w:szCs w:val="28"/>
+          <w:lang w:val="en-US"/>
+        </w:rPr>
+        <w:t>user</w:t>
+      </w:r>
+      <w:r>
+        <w:rPr>
+          <w:szCs w:val="28"/>
+        </w:rPr>
+        <w:t>_</w:t>
+      </w:r>
+      <w:r>
+        <w:rPr>
+          <w:szCs w:val="28"/>
+          <w:lang w:val="en-US"/>
+        </w:rPr>
+        <w:t>roles</w:t>
+      </w:r>
+      <w:r>
+        <w:rPr>
+          <w:szCs w:val="28"/>
+        </w:rPr>
+        <w:t xml:space="preserve">, </w:t>
+      </w:r>
+      <w:r>
+        <w:rPr>
+          <w:szCs w:val="28"/>
+          <w:lang w:val="en-US"/>
+        </w:rPr>
+        <w:t>order</w:t>
+      </w:r>
+      <w:r>
+        <w:rPr>
+          <w:szCs w:val="28"/>
+        </w:rPr>
+        <w:t>_</w:t>
+      </w:r>
+      <w:r>
+        <w:rPr>
+          <w:szCs w:val="28"/>
+          <w:lang w:val="en-US"/>
+        </w:rPr>
+        <w:t>statuses</w:t>
+      </w:r>
+      <w:r>
+        <w:rPr>
+          <w:szCs w:val="28"/>
+        </w:rPr>
+        <w:t>)</w:t>
+      </w:r>
+      <w:r>
+        <w:rPr>
+          <w:szCs w:val="28"/>
+        </w:rPr>
+        <w:t xml:space="preserve"> </w:t>
+      </w:r>
+      <w:r>
+        <w:rPr>
+          <w:szCs w:val="28"/>
+        </w:rPr>
+        <w:t xml:space="preserve">использованы </w:t>
+      </w:r>
+      <w:proofErr w:type="spellStart"/>
+      <w:r>
+        <w:rPr>
+          <w:szCs w:val="28"/>
+        </w:rPr>
+        <w:t>сиды</w:t>
+      </w:r>
+      <w:proofErr w:type="spellEnd"/>
+      <w:r>
+        <w:rPr>
+          <w:szCs w:val="28"/>
+        </w:rPr>
+        <w:t xml:space="preserve"> (</w:t>
+      </w:r>
+      <w:r>
+        <w:rPr>
+          <w:szCs w:val="28"/>
+          <w:lang w:val="en-US"/>
+        </w:rPr>
+        <w:t>Seeders</w:t>
+      </w:r>
+      <w:r>
+        <w:rPr>
+          <w:szCs w:val="28"/>
+        </w:rPr>
+        <w:t xml:space="preserve">), которые запускаются командой </w:t>
+      </w:r>
+      <w:r>
+        <w:rPr>
+          <w:szCs w:val="28"/>
+        </w:rPr>
+        <w:t>«</w:t>
+      </w:r>
+      <w:r>
+        <w:rPr>
+          <w:szCs w:val="28"/>
+          <w:lang w:val="en-US"/>
+        </w:rPr>
+        <w:t>php</w:t>
+      </w:r>
+      <w:r>
+        <w:rPr>
+          <w:szCs w:val="28"/>
+        </w:rPr>
+        <w:t xml:space="preserve"> </w:t>
+      </w:r>
+      <w:r>
+        <w:rPr>
+          <w:szCs w:val="28"/>
+          <w:lang w:val="en-US"/>
+        </w:rPr>
+        <w:t>artisan</w:t>
+      </w:r>
+      <w:r>
+        <w:rPr>
+          <w:szCs w:val="28"/>
+        </w:rPr>
+        <w:t xml:space="preserve"> </w:t>
+      </w:r>
+      <w:proofErr w:type="spellStart"/>
+      <w:proofErr w:type="gramStart"/>
+      <w:r>
+        <w:rPr>
+          <w:szCs w:val="28"/>
+          <w:lang w:val="en-US"/>
+        </w:rPr>
+        <w:t>d</w:t>
+      </w:r>
+      <w:r>
+        <w:rPr>
+          <w:szCs w:val="28"/>
+          <w:lang w:val="en-US"/>
+        </w:rPr>
+        <w:t>b</w:t>
+      </w:r>
+      <w:proofErr w:type="spellEnd"/>
+      <w:r>
+        <w:rPr>
+          <w:szCs w:val="28"/>
+        </w:rPr>
+        <w:t>:</w:t>
+      </w:r>
+      <w:r>
+        <w:rPr>
+          <w:szCs w:val="28"/>
+          <w:lang w:val="en-US"/>
+        </w:rPr>
+        <w:t>seed</w:t>
+      </w:r>
+      <w:proofErr w:type="gramEnd"/>
+      <w:r>
+        <w:rPr>
+          <w:szCs w:val="28"/>
+        </w:rPr>
+        <w:t>»</w:t>
+      </w:r>
+      <w:r>
+        <w:rPr>
+          <w:szCs w:val="28"/>
+        </w:rPr>
+        <w:t>.</w:t>
+      </w:r>
+    </w:p>
+    <w:p>
+      <w:pPr>
+        <w:rPr>
+          <w:szCs w:val="28"/>
+        </w:rPr>
+      </w:pPr>
+      <w:r>
+        <w:rPr>
+          <w:szCs w:val="28"/>
+        </w:rPr>
+        <w:t xml:space="preserve">После настройки конфигурационного файла </w:t>
+      </w:r>
+      <w:proofErr w:type="gramStart"/>
+      <w:r>
+        <w:rPr>
+          <w:szCs w:val="28"/>
+        </w:rPr>
+        <w:t>«</w:t>
+      </w:r>
+      <w:r>
+        <w:rPr>
+          <w:szCs w:val="28"/>
+        </w:rPr>
+        <w:t>.</w:t>
+      </w:r>
+      <w:r>
+        <w:rPr>
+          <w:szCs w:val="28"/>
+          <w:lang w:val="en-US"/>
+        </w:rPr>
+        <w:t>env</w:t>
+      </w:r>
+      <w:proofErr w:type="gramEnd"/>
+      <w:r>
+        <w:rPr>
+          <w:szCs w:val="28"/>
+        </w:rPr>
+        <w:t>»</w:t>
+      </w:r>
+      <w:r>
+        <w:rPr>
+          <w:szCs w:val="28"/>
+        </w:rPr>
+        <w:t xml:space="preserve"> </w:t>
+      </w:r>
+      <w:r>
+        <w:rPr>
+          <w:szCs w:val="28"/>
+        </w:rPr>
+        <w:t xml:space="preserve">миграции были применены к целевой СУБД командой </w:t>
+      </w:r>
+      <w:r>
+        <w:rPr>
+          <w:szCs w:val="28"/>
+          <w:lang w:val="en-US"/>
+        </w:rPr>
+        <w:t>php</w:t>
+      </w:r>
+      <w:r>
+        <w:rPr>
+          <w:szCs w:val="28"/>
+        </w:rPr>
+        <w:t xml:space="preserve"> </w:t>
+      </w:r>
+      <w:r>
+        <w:rPr>
+          <w:szCs w:val="28"/>
+          <w:lang w:val="en-US"/>
+        </w:rPr>
+        <w:t>artisan</w:t>
+      </w:r>
+      <w:r>
+        <w:rPr>
+          <w:szCs w:val="28"/>
+        </w:rPr>
+        <w:t xml:space="preserve"> </w:t>
+      </w:r>
+      <w:r>
+        <w:rPr>
+          <w:szCs w:val="28"/>
+          <w:lang w:val="en-US"/>
+        </w:rPr>
+        <w:t>migrate</w:t>
+      </w:r>
+      <w:r>
+        <w:rPr>
+          <w:szCs w:val="28"/>
+        </w:rPr>
+        <w:t xml:space="preserve">, в результате чего в </w:t>
+      </w:r>
+      <w:r>
+        <w:rPr>
+          <w:szCs w:val="28"/>
+          <w:lang w:val="en-US"/>
+        </w:rPr>
+        <w:t>MySQL</w:t>
+      </w:r>
+      <w:r>
+        <w:rPr>
+          <w:szCs w:val="28"/>
+        </w:rPr>
+        <w:t xml:space="preserve"> </w:t>
+      </w:r>
+      <w:r>
+        <w:rPr>
+          <w:szCs w:val="28"/>
+        </w:rPr>
+        <w:t>была успешно создана реляционная схема, соответствующая третьей нормальной форме (3НФ).</w:t>
+      </w:r>
+    </w:p>
+    <w:p>
+      <w:pPr>
+        <w:ind w:firstLine="0"/>
+        <w:jc w:val="center"/>
+        <w:rPr>
+          <w:szCs w:val="28"/>
+        </w:rPr>
+      </w:pPr>
+      <w:r>
+        <w:rPr>
+          <w:szCs w:val="28"/>
+          <w:highlight w:val="yellow"/>
+        </w:rPr>
+        <w:t>рисунок</w:t>
+      </w:r>
+      <w:bookmarkStart w:id="25" w:name="_GoBack"/>
+      <w:bookmarkEnd w:id="25"/>
+    </w:p>
+    <w:p>
+      <w:pPr>
+        <w:pStyle w:val="a8"/>
+        <w:numPr>
+          <w:ilvl w:val="1"/>
+          <w:numId w:val="13"/>
+        </w:numPr>
+        <w:spacing w:before="360" w:after="360"/>
+        <w:outlineLvl w:val="0"/>
+        <w:rPr>
+          <w:b/>
+          <w:szCs w:val="28"/>
+        </w:rPr>
+      </w:pPr>
+      <w:bookmarkStart w:id="26" w:name="_Toc226056318"/>
+      <w:r>
+        <w:rPr>
+          <w:b/>
+          <w:szCs w:val="28"/>
+        </w:rPr>
+        <w:t>Разработка</w:t>
+      </w:r>
+      <w:r>
+        <w:rPr>
+          <w:b/>
+          <w:szCs w:val="28"/>
+        </w:rPr>
+        <w:t xml:space="preserve"> </w:t>
+      </w:r>
+      <w:r>
+        <w:rPr>
+          <w:b/>
+          <w:szCs w:val="28"/>
+        </w:rPr>
+        <w:t>интерфейса</w:t>
+      </w:r>
+      <w:r>
+        <w:rPr>
+          <w:b/>
+          <w:szCs w:val="28"/>
+        </w:rPr>
+        <w:t xml:space="preserve"> </w:t>
+      </w:r>
+      <w:r>
+        <w:rPr>
+          <w:b/>
+          <w:szCs w:val="28"/>
+        </w:rPr>
+        <w:t>веб-приложения</w:t>
+      </w:r>
+      <w:bookmarkEnd w:id="26"/>
+    </w:p>
+    <w:p>
+      <w:pPr>
+        <w:rPr>
+          <w:szCs w:val="28"/>
+        </w:rPr>
+      </w:pPr>
+      <w:r>
+        <w:rPr>
+          <w:szCs w:val="28"/>
+        </w:rPr>
+        <w:t xml:space="preserve">Клиентская часть приложения разработана на базе библиотеки </w:t>
+      </w:r>
+      <w:r>
+        <w:rPr>
+          <w:szCs w:val="28"/>
+          <w:lang w:val="en-US"/>
+        </w:rPr>
+        <w:t>React</w:t>
+      </w:r>
+      <w:r>
+        <w:rPr>
+          <w:szCs w:val="28"/>
+        </w:rPr>
+        <w:t xml:space="preserve"> </w:t>
+      </w:r>
+      <w:r>
+        <w:rPr>
+          <w:szCs w:val="28"/>
+        </w:rPr>
+        <w:t>(</w:t>
+      </w:r>
+      <w:r>
+        <w:rPr>
+          <w:szCs w:val="28"/>
+          <w:lang w:val="en-US"/>
+        </w:rPr>
+        <w:t>JSX</w:t>
+      </w:r>
+      <w:r>
+        <w:rPr>
+          <w:szCs w:val="28"/>
+        </w:rPr>
+        <w:t>)</w:t>
+      </w:r>
+      <w:r>
+        <w:rPr>
+          <w:szCs w:val="28"/>
+        </w:rPr>
+        <w:t xml:space="preserve"> </w:t>
+      </w:r>
+      <w:r>
+        <w:rPr>
+          <w:szCs w:val="28"/>
+        </w:rPr>
+        <w:t xml:space="preserve">с использованием сборщика </w:t>
+      </w:r>
+      <w:proofErr w:type="spellStart"/>
+      <w:r>
+        <w:rPr>
+          <w:szCs w:val="28"/>
+          <w:lang w:val="en-US"/>
+        </w:rPr>
+        <w:t>Vite</w:t>
+      </w:r>
+      <w:proofErr w:type="spellEnd"/>
+      <w:r>
+        <w:rPr>
+          <w:szCs w:val="28"/>
+        </w:rPr>
+        <w:t xml:space="preserve">, который интегрирован в </w:t>
+      </w:r>
+      <w:r>
+        <w:rPr>
+          <w:szCs w:val="28"/>
+          <w:lang w:val="en-US"/>
+        </w:rPr>
+        <w:t>Laravel</w:t>
+      </w:r>
+      <w:r>
+        <w:rPr>
+          <w:szCs w:val="28"/>
+        </w:rPr>
+        <w:t xml:space="preserve"> </w:t>
+      </w:r>
+      <w:r>
+        <w:rPr>
+          <w:szCs w:val="28"/>
+        </w:rPr>
+        <w:t xml:space="preserve">п умолчанию. Для организации маршрутизации и передачи данных от сервера к клиенту применен </w:t>
+      </w:r>
+      <w:proofErr w:type="spellStart"/>
+      <w:r>
+        <w:rPr>
+          <w:szCs w:val="28"/>
+          <w:lang w:val="en-US"/>
+        </w:rPr>
+        <w:t>Intertia</w:t>
+      </w:r>
+      <w:proofErr w:type="spellEnd"/>
+      <w:r>
+        <w:rPr>
+          <w:szCs w:val="28"/>
+        </w:rPr>
+        <w:t>.</w:t>
+      </w:r>
+      <w:proofErr w:type="spellStart"/>
+      <w:r>
+        <w:rPr>
+          <w:szCs w:val="28"/>
+          <w:lang w:val="en-US"/>
+        </w:rPr>
+        <w:t>js</w:t>
+      </w:r>
+      <w:proofErr w:type="spellEnd"/>
+      <w:r>
+        <w:rPr>
+          <w:szCs w:val="28"/>
+        </w:rPr>
+        <w:t xml:space="preserve">, поскольку при использовании классического </w:t>
+      </w:r>
+      <w:r>
+        <w:rPr>
+          <w:szCs w:val="28"/>
+          <w:lang w:val="en-US"/>
+        </w:rPr>
+        <w:t>SPA</w:t>
+      </w:r>
+      <w:r>
+        <w:rPr>
+          <w:szCs w:val="28"/>
+        </w:rPr>
+        <w:t>-</w:t>
+      </w:r>
+      <w:r>
+        <w:rPr>
+          <w:szCs w:val="28"/>
+        </w:rPr>
+        <w:t xml:space="preserve">подхода </w:t>
+      </w:r>
+      <w:proofErr w:type="spellStart"/>
+      <w:r>
+        <w:rPr>
+          <w:szCs w:val="28"/>
+        </w:rPr>
+        <w:t>ез</w:t>
+      </w:r>
+      <w:proofErr w:type="spellEnd"/>
+      <w:r>
+        <w:rPr>
+          <w:szCs w:val="28"/>
+        </w:rPr>
+        <w:t xml:space="preserve"> </w:t>
+      </w:r>
+      <w:r>
+        <w:rPr>
+          <w:szCs w:val="28"/>
+          <w:lang w:val="en-US"/>
+        </w:rPr>
+        <w:t>Inertia</w:t>
+      </w:r>
+      <w:r>
+        <w:rPr>
+          <w:szCs w:val="28"/>
+        </w:rPr>
+        <w:t>.</w:t>
+      </w:r>
+      <w:proofErr w:type="spellStart"/>
+      <w:r>
+        <w:rPr>
+          <w:szCs w:val="28"/>
+          <w:lang w:val="en-US"/>
+        </w:rPr>
+        <w:t>js</w:t>
+      </w:r>
+      <w:proofErr w:type="spellEnd"/>
+      <w:r>
+        <w:rPr>
+          <w:szCs w:val="28"/>
+        </w:rPr>
+        <w:t xml:space="preserve">, данные передаются через </w:t>
+      </w:r>
+      <w:r>
+        <w:rPr>
+          <w:szCs w:val="28"/>
+          <w:lang w:val="en-US"/>
+        </w:rPr>
+        <w:t>REST</w:t>
+      </w:r>
+      <w:r>
+        <w:rPr>
+          <w:szCs w:val="28"/>
+        </w:rPr>
+        <w:t xml:space="preserve"> </w:t>
+      </w:r>
+      <w:r>
+        <w:rPr>
+          <w:szCs w:val="28"/>
+          <w:lang w:val="en-US"/>
+        </w:rPr>
+        <w:t>API</w:t>
+      </w:r>
+      <w:r>
+        <w:rPr>
+          <w:szCs w:val="28"/>
+        </w:rPr>
+        <w:t xml:space="preserve"> </w:t>
+      </w:r>
+      <w:r>
+        <w:rPr>
+          <w:szCs w:val="28"/>
+        </w:rPr>
+        <w:t xml:space="preserve">и обрабатываются хуками </w:t>
+      </w:r>
+      <w:r>
+        <w:rPr>
+          <w:szCs w:val="28"/>
+          <w:lang w:val="en-US"/>
+        </w:rPr>
+        <w:t>fetch</w:t>
+      </w:r>
+      <w:r>
+        <w:rPr>
+          <w:szCs w:val="28"/>
+        </w:rPr>
+        <w:t xml:space="preserve"> / </w:t>
+      </w:r>
+      <w:proofErr w:type="spellStart"/>
+      <w:r>
+        <w:rPr>
+          <w:szCs w:val="28"/>
+          <w:lang w:val="en-US"/>
+        </w:rPr>
+        <w:t>axios</w:t>
+      </w:r>
+      <w:proofErr w:type="spellEnd"/>
+      <w:r>
+        <w:rPr>
+          <w:szCs w:val="28"/>
+        </w:rPr>
+        <w:t xml:space="preserve">. </w:t>
+      </w:r>
+      <w:r>
+        <w:rPr>
+          <w:szCs w:val="28"/>
+        </w:rPr>
+        <w:lastRenderedPageBreak/>
+        <w:t xml:space="preserve">Стилистика и адаптивность реализованные с помощью утилитарного </w:t>
+      </w:r>
+      <w:r>
+        <w:rPr>
+          <w:szCs w:val="28"/>
+          <w:lang w:val="en-US"/>
+        </w:rPr>
+        <w:t>CSS</w:t>
+      </w:r>
+      <w:r>
+        <w:rPr>
+          <w:szCs w:val="28"/>
+        </w:rPr>
+        <w:t>-</w:t>
+      </w:r>
+      <w:r>
+        <w:rPr>
+          <w:szCs w:val="28"/>
+        </w:rPr>
+        <w:t xml:space="preserve">фреймворка </w:t>
+      </w:r>
+      <w:r>
+        <w:rPr>
+          <w:szCs w:val="28"/>
+          <w:lang w:val="en-US"/>
+        </w:rPr>
+        <w:t>Tailwind</w:t>
+      </w:r>
+      <w:r>
+        <w:rPr>
+          <w:szCs w:val="28"/>
+        </w:rPr>
+        <w:t xml:space="preserve"> </w:t>
+      </w:r>
+      <w:r>
+        <w:rPr>
+          <w:szCs w:val="28"/>
+          <w:lang w:val="en-US"/>
+        </w:rPr>
+        <w:t>CSS</w:t>
+      </w:r>
+      <w:r>
+        <w:rPr>
+          <w:szCs w:val="28"/>
+        </w:rPr>
+        <w:t>.</w:t>
+      </w:r>
+    </w:p>
+    <w:p>
+      <w:pPr>
+        <w:rPr>
+          <w:szCs w:val="28"/>
+        </w:rPr>
+      </w:pPr>
+      <w:r>
+        <w:rPr>
+          <w:szCs w:val="28"/>
+        </w:rPr>
+        <w:t xml:space="preserve">Архитектура интерфейса построена по </w:t>
+      </w:r>
+      <w:proofErr w:type="spellStart"/>
+      <w:r>
+        <w:rPr>
+          <w:szCs w:val="28"/>
+        </w:rPr>
+        <w:t>компоненнтному</w:t>
+      </w:r>
+      <w:proofErr w:type="spellEnd"/>
+      <w:r>
+        <w:rPr>
+          <w:szCs w:val="28"/>
+        </w:rPr>
+        <w:t xml:space="preserve"> подходу. Каждый элемент </w:t>
+      </w:r>
+      <w:r>
+        <w:rPr>
+          <w:szCs w:val="28"/>
+          <w:lang w:val="en-US"/>
+        </w:rPr>
+        <w:t>UI</w:t>
+      </w:r>
+      <w:r>
+        <w:rPr>
+          <w:szCs w:val="28"/>
+        </w:rPr>
+        <w:t xml:space="preserve"> </w:t>
+      </w:r>
+      <w:r>
+        <w:rPr>
+          <w:szCs w:val="28"/>
+        </w:rPr>
+        <w:t xml:space="preserve">представляет собой независимый </w:t>
+      </w:r>
+      <w:r>
+        <w:rPr>
+          <w:szCs w:val="28"/>
+          <w:lang w:val="en-US"/>
+        </w:rPr>
+        <w:t>React</w:t>
+      </w:r>
+      <w:r>
+        <w:rPr>
+          <w:szCs w:val="28"/>
+        </w:rPr>
+        <w:t>-</w:t>
+      </w:r>
+      <w:r>
+        <w:rPr>
+          <w:szCs w:val="28"/>
+        </w:rPr>
+        <w:t xml:space="preserve">компонент, принимающий данные через </w:t>
+      </w:r>
+      <w:r>
+        <w:rPr>
+          <w:szCs w:val="28"/>
+          <w:lang w:val="en-US"/>
+        </w:rPr>
+        <w:t>props</w:t>
+      </w:r>
+      <w:r>
+        <w:rPr>
+          <w:szCs w:val="28"/>
+        </w:rPr>
+        <w:t xml:space="preserve"> и управляющий внутренним состоянием с помощью хуков </w:t>
+      </w:r>
+      <w:proofErr w:type="spellStart"/>
+      <w:r>
+        <w:rPr>
+          <w:szCs w:val="28"/>
+          <w:lang w:val="en-US"/>
+        </w:rPr>
+        <w:t>useState</w:t>
+      </w:r>
+      <w:proofErr w:type="spellEnd"/>
+      <w:r>
+        <w:rPr>
+          <w:szCs w:val="28"/>
+        </w:rPr>
+        <w:t xml:space="preserve">, </w:t>
+      </w:r>
+      <w:proofErr w:type="spellStart"/>
+      <w:r>
+        <w:rPr>
+          <w:szCs w:val="28"/>
+          <w:lang w:val="en-US"/>
+        </w:rPr>
+        <w:t>useEffect</w:t>
+      </w:r>
+      <w:proofErr w:type="spellEnd"/>
+      <w:r>
+        <w:rPr>
+          <w:szCs w:val="28"/>
+        </w:rPr>
+        <w:t xml:space="preserve">. </w:t>
+      </w:r>
+      <w:r>
+        <w:rPr>
+          <w:szCs w:val="28"/>
+        </w:rPr>
+        <w:t xml:space="preserve">Компоненты размещаются в директории </w:t>
+      </w:r>
+      <w:r>
+        <w:rPr>
+          <w:szCs w:val="28"/>
+          <w:lang w:val="en-US"/>
+        </w:rPr>
+        <w:t>resources</w:t>
+      </w:r>
+      <w:r>
+        <w:rPr>
+          <w:szCs w:val="28"/>
+        </w:rPr>
+        <w:t>/</w:t>
+      </w:r>
+      <w:proofErr w:type="spellStart"/>
+      <w:r>
+        <w:rPr>
+          <w:szCs w:val="28"/>
+          <w:lang w:val="en-US"/>
+        </w:rPr>
+        <w:t>js</w:t>
+      </w:r>
+      <w:proofErr w:type="spellEnd"/>
+      <w:r>
+        <w:rPr>
+          <w:szCs w:val="28"/>
+        </w:rPr>
+        <w:t>/</w:t>
+      </w:r>
+      <w:r>
+        <w:rPr>
+          <w:szCs w:val="28"/>
+          <w:lang w:val="en-US"/>
+        </w:rPr>
+        <w:t>Components</w:t>
+      </w:r>
+      <w:r>
+        <w:rPr>
+          <w:szCs w:val="28"/>
+        </w:rPr>
+        <w:t xml:space="preserve">/ </w:t>
+      </w:r>
+      <w:r>
+        <w:rPr>
+          <w:szCs w:val="28"/>
+        </w:rPr>
+        <w:t xml:space="preserve">и </w:t>
+      </w:r>
+      <w:r>
+        <w:rPr>
+          <w:szCs w:val="28"/>
+          <w:lang w:val="en-US"/>
+        </w:rPr>
+        <w:t>resources</w:t>
+      </w:r>
+      <w:r>
+        <w:rPr>
+          <w:szCs w:val="28"/>
+        </w:rPr>
+        <w:t>/</w:t>
+      </w:r>
+      <w:proofErr w:type="spellStart"/>
+      <w:r>
+        <w:rPr>
+          <w:szCs w:val="28"/>
+          <w:lang w:val="en-US"/>
+        </w:rPr>
+        <w:t>js</w:t>
+      </w:r>
+      <w:proofErr w:type="spellEnd"/>
+      <w:r>
+        <w:rPr>
+          <w:szCs w:val="28"/>
+        </w:rPr>
+        <w:t>/</w:t>
+      </w:r>
+      <w:r>
+        <w:rPr>
+          <w:szCs w:val="28"/>
+          <w:lang w:val="en-US"/>
+        </w:rPr>
+        <w:t>Pages</w:t>
+      </w:r>
+      <w:r>
+        <w:rPr>
+          <w:szCs w:val="28"/>
+        </w:rPr>
+        <w:t>/</w:t>
+      </w:r>
+      <w:r>
+        <w:rPr>
+          <w:szCs w:val="28"/>
+        </w:rPr>
+        <w:t>.</w:t>
+      </w:r>
+      <w:r>
+        <w:rPr>
+          <w:szCs w:val="28"/>
+        </w:rPr>
+        <w:t xml:space="preserve"> </w:t>
+      </w:r>
+    </w:p>
+    <w:p>
+      <w:pPr>
+        <w:rPr>
+          <w:szCs w:val="28"/>
+        </w:rPr>
+      </w:pPr>
+      <w:r>
+        <w:rPr>
+          <w:szCs w:val="28"/>
+        </w:rPr>
+        <w:t>Описание ключевых элементов и используемых классов:</w:t>
+      </w:r>
+    </w:p>
+    <w:p>
+      <w:pPr>
+        <w:pStyle w:val="a8"/>
+        <w:numPr>
+          <w:ilvl w:val="0"/>
+          <w:numId w:val="18"/>
+        </w:numPr>
+        <w:ind w:left="0" w:firstLine="851"/>
+        <w:rPr>
+          <w:szCs w:val="28"/>
+        </w:rPr>
+      </w:pPr>
+      <w:r>
+        <w:rPr>
+          <w:szCs w:val="28"/>
+        </w:rPr>
+        <w:t>Навигационное меню (</w:t>
+      </w:r>
+      <w:r>
+        <w:rPr>
+          <w:szCs w:val="28"/>
+          <w:lang w:val="en-US"/>
+        </w:rPr>
+        <w:t>Navbar</w:t>
+      </w:r>
+      <w:r>
+        <w:rPr>
+          <w:szCs w:val="28"/>
+        </w:rPr>
+        <w:t>.</w:t>
+      </w:r>
+      <w:proofErr w:type="spellStart"/>
+      <w:r>
+        <w:rPr>
+          <w:szCs w:val="28"/>
+          <w:lang w:val="en-US"/>
+        </w:rPr>
+        <w:t>jsx</w:t>
+      </w:r>
+      <w:proofErr w:type="spellEnd"/>
+      <w:r>
+        <w:rPr>
+          <w:szCs w:val="28"/>
+        </w:rPr>
+        <w:t>)</w:t>
+      </w:r>
+      <w:r>
+        <w:rPr>
+          <w:szCs w:val="28"/>
+        </w:rPr>
+        <w:t xml:space="preserve"> </w:t>
+      </w:r>
+      <w:r>
+        <w:rPr>
+          <w:szCs w:val="28"/>
+        </w:rPr>
+        <w:t xml:space="preserve">– </w:t>
+      </w:r>
+      <w:proofErr w:type="spellStart"/>
+      <w:r>
+        <w:rPr>
+          <w:szCs w:val="28"/>
+        </w:rPr>
+        <w:t>реализованно</w:t>
+      </w:r>
+      <w:proofErr w:type="spellEnd"/>
+      <w:r>
+        <w:rPr>
+          <w:szCs w:val="28"/>
+        </w:rPr>
+        <w:t xml:space="preserve"> с использованием </w:t>
+      </w:r>
+      <w:r>
+        <w:rPr>
+          <w:szCs w:val="28"/>
+          <w:lang w:val="en-US"/>
+        </w:rPr>
+        <w:t>React</w:t>
+      </w:r>
+      <w:r>
+        <w:rPr>
+          <w:szCs w:val="28"/>
+        </w:rPr>
+        <w:t>-</w:t>
+      </w:r>
+      <w:r>
+        <w:rPr>
+          <w:szCs w:val="28"/>
+        </w:rPr>
+        <w:t xml:space="preserve">хуков для управления состоянием мобильного меню. </w:t>
+      </w:r>
+      <w:r>
+        <w:rPr>
+          <w:szCs w:val="28"/>
+        </w:rPr>
+        <w:t>Стилизованно</w:t>
+      </w:r>
+      <w:r>
+        <w:rPr>
+          <w:szCs w:val="28"/>
+        </w:rPr>
+        <w:t xml:space="preserve"> </w:t>
+      </w:r>
+      <w:r>
+        <w:rPr>
+          <w:szCs w:val="28"/>
+        </w:rPr>
+        <w:t>утилитами</w:t>
+      </w:r>
+      <w:r>
+        <w:rPr>
+          <w:szCs w:val="28"/>
+        </w:rPr>
+        <w:t xml:space="preserve"> </w:t>
+      </w:r>
+      <w:r>
+        <w:rPr>
+          <w:szCs w:val="28"/>
+          <w:lang w:val="en-US"/>
+        </w:rPr>
+        <w:t>tailwind</w:t>
+      </w:r>
+      <w:r>
+        <w:rPr>
+          <w:szCs w:val="28"/>
+        </w:rPr>
+        <w:t xml:space="preserve">: </w:t>
+      </w:r>
+      <w:r>
+        <w:rPr>
+          <w:szCs w:val="28"/>
+          <w:lang w:val="en-US"/>
+        </w:rPr>
+        <w:t>flex</w:t>
+      </w:r>
+      <w:r>
+        <w:rPr>
+          <w:szCs w:val="28"/>
+        </w:rPr>
+        <w:t xml:space="preserve"> </w:t>
+      </w:r>
+      <w:r>
+        <w:rPr>
+          <w:szCs w:val="28"/>
+          <w:lang w:val="en-US"/>
+        </w:rPr>
+        <w:t>item</w:t>
+      </w:r>
+      <w:r>
+        <w:rPr>
+          <w:szCs w:val="28"/>
+        </w:rPr>
+        <w:t>-</w:t>
+      </w:r>
+      <w:r>
+        <w:rPr>
+          <w:szCs w:val="28"/>
+          <w:lang w:val="en-US"/>
+        </w:rPr>
+        <w:t>center</w:t>
+      </w:r>
+      <w:r>
+        <w:rPr>
+          <w:szCs w:val="28"/>
+        </w:rPr>
+        <w:t xml:space="preserve">, </w:t>
+      </w:r>
+      <w:r>
+        <w:rPr>
+          <w:szCs w:val="28"/>
+          <w:lang w:val="en-US"/>
+        </w:rPr>
+        <w:t>justify</w:t>
+      </w:r>
+      <w:r>
+        <w:rPr>
+          <w:szCs w:val="28"/>
+        </w:rPr>
+        <w:t>-</w:t>
+      </w:r>
+      <w:r>
+        <w:rPr>
+          <w:szCs w:val="28"/>
+          <w:lang w:val="en-US"/>
+        </w:rPr>
+        <w:t>between</w:t>
+      </w:r>
+      <w:r>
+        <w:rPr>
+          <w:szCs w:val="28"/>
+        </w:rPr>
+        <w:t xml:space="preserve">, </w:t>
+      </w:r>
+      <w:proofErr w:type="spellStart"/>
+      <w:r>
+        <w:rPr>
+          <w:szCs w:val="28"/>
+          <w:lang w:val="en-US"/>
+        </w:rPr>
+        <w:t>bg</w:t>
+      </w:r>
+      <w:proofErr w:type="spellEnd"/>
+      <w:r>
+        <w:rPr>
+          <w:szCs w:val="28"/>
+        </w:rPr>
+        <w:t>-</w:t>
+      </w:r>
+      <w:r>
+        <w:rPr>
+          <w:szCs w:val="28"/>
+          <w:lang w:val="en-US"/>
+        </w:rPr>
+        <w:t>gray</w:t>
+      </w:r>
+      <w:r>
+        <w:rPr>
+          <w:szCs w:val="28"/>
+        </w:rPr>
+        <w:t xml:space="preserve">-900, </w:t>
+      </w:r>
+      <w:r>
+        <w:rPr>
+          <w:szCs w:val="28"/>
+          <w:lang w:val="en-US"/>
+        </w:rPr>
+        <w:t>md</w:t>
+      </w:r>
+      <w:r>
+        <w:rPr>
+          <w:szCs w:val="28"/>
+        </w:rPr>
+        <w:t>-</w:t>
+      </w:r>
+      <w:r>
+        <w:rPr>
+          <w:szCs w:val="28"/>
+          <w:lang w:val="en-US"/>
+        </w:rPr>
+        <w:t>hidden</w:t>
+      </w:r>
+      <w:r>
+        <w:rPr>
+          <w:szCs w:val="28"/>
+        </w:rPr>
+        <w:t xml:space="preserve"> / </w:t>
+      </w:r>
+      <w:r>
+        <w:rPr>
+          <w:szCs w:val="28"/>
+          <w:lang w:val="en-US"/>
+        </w:rPr>
+        <w:t>md</w:t>
+      </w:r>
+      <w:r>
+        <w:rPr>
+          <w:szCs w:val="28"/>
+        </w:rPr>
+        <w:t>-</w:t>
+      </w:r>
+      <w:r>
+        <w:rPr>
+          <w:szCs w:val="28"/>
+          <w:lang w:val="en-US"/>
+        </w:rPr>
+        <w:t>flex</w:t>
+      </w:r>
+      <w:r>
+        <w:rPr>
+          <w:szCs w:val="28"/>
+        </w:rPr>
+        <w:t xml:space="preserve"> </w:t>
+      </w:r>
+      <w:r>
+        <w:rPr>
+          <w:szCs w:val="28"/>
+        </w:rPr>
+        <w:t>для</w:t>
+      </w:r>
+      <w:r>
+        <w:rPr>
+          <w:szCs w:val="28"/>
+        </w:rPr>
+        <w:t xml:space="preserve"> </w:t>
+      </w:r>
+      <w:r>
+        <w:rPr>
+          <w:szCs w:val="28"/>
+        </w:rPr>
+        <w:t>адаптивного</w:t>
+      </w:r>
+      <w:r>
+        <w:rPr>
+          <w:szCs w:val="28"/>
+        </w:rPr>
+        <w:t xml:space="preserve"> </w:t>
+      </w:r>
+      <w:r>
+        <w:rPr>
+          <w:szCs w:val="28"/>
+        </w:rPr>
+        <w:t>скрытия/показа пунктов.</w:t>
+      </w:r>
+    </w:p>
+    <w:p>
+      <w:pPr>
+        <w:ind w:firstLine="0"/>
+        <w:jc w:val="center"/>
+        <w:rPr>
+          <w:szCs w:val="28"/>
+        </w:rPr>
+      </w:pPr>
+      <w:r>
+        <w:rPr>
+          <w:szCs w:val="28"/>
+          <w:highlight w:val="yellow"/>
+        </w:rPr>
+        <w:t>рисунок</w:t>
+      </w:r>
+    </w:p>
+    <w:p>
+      <w:pPr>
+        <w:pStyle w:val="a8"/>
+        <w:numPr>
+          <w:ilvl w:val="0"/>
+          <w:numId w:val="18"/>
+        </w:numPr>
+        <w:ind w:left="0" w:firstLine="851"/>
+        <w:rPr>
+          <w:szCs w:val="28"/>
+        </w:rPr>
+      </w:pPr>
+      <w:r>
+        <w:rPr>
+          <w:szCs w:val="28"/>
+        </w:rPr>
+        <w:t>Карточка товара (</w:t>
+      </w:r>
+      <w:proofErr w:type="spellStart"/>
+      <w:r>
+        <w:rPr>
+          <w:szCs w:val="28"/>
+          <w:lang w:val="en-US"/>
+        </w:rPr>
+        <w:t>ProductCard</w:t>
+      </w:r>
+      <w:proofErr w:type="spellEnd"/>
+      <w:r>
+        <w:rPr>
+          <w:szCs w:val="28"/>
+        </w:rPr>
+        <w:t>.</w:t>
+      </w:r>
+      <w:proofErr w:type="spellStart"/>
+      <w:r>
+        <w:rPr>
+          <w:szCs w:val="28"/>
+          <w:lang w:val="en-US"/>
+        </w:rPr>
+        <w:t>jsx</w:t>
+      </w:r>
+      <w:proofErr w:type="spellEnd"/>
+      <w:r>
+        <w:rPr>
+          <w:szCs w:val="28"/>
+        </w:rPr>
+        <w:t>)</w:t>
+      </w:r>
+      <w:r>
+        <w:rPr>
+          <w:szCs w:val="28"/>
+        </w:rPr>
+        <w:t xml:space="preserve"> – </w:t>
+      </w:r>
+      <w:r>
+        <w:rPr>
+          <w:szCs w:val="28"/>
+        </w:rPr>
+        <w:t xml:space="preserve">Функциональный компонент, принимающий объект товара через </w:t>
+      </w:r>
+      <w:r>
+        <w:rPr>
+          <w:szCs w:val="28"/>
+          <w:lang w:val="en-US"/>
+        </w:rPr>
+        <w:t>props</w:t>
+      </w:r>
+      <w:r>
+        <w:rPr>
+          <w:szCs w:val="28"/>
+        </w:rPr>
+        <w:t xml:space="preserve">. </w:t>
+      </w:r>
+      <w:r>
+        <w:rPr>
+          <w:szCs w:val="28"/>
+        </w:rPr>
+        <w:t>Содержит изображение, название, характеристики, цену и кнопку добавления в корзину.</w:t>
+      </w:r>
+    </w:p>
+    <w:p>
+      <w:pPr>
+        <w:ind w:firstLine="0"/>
+        <w:jc w:val="center"/>
+        <w:rPr>
+          <w:szCs w:val="28"/>
+        </w:rPr>
+      </w:pPr>
+      <w:r>
+        <w:rPr>
+          <w:szCs w:val="28"/>
+          <w:highlight w:val="yellow"/>
+        </w:rPr>
+        <w:t>рисунок</w:t>
+      </w:r>
+    </w:p>
+    <w:p>
+      <w:pPr>
+        <w:pStyle w:val="a8"/>
+        <w:numPr>
+          <w:ilvl w:val="0"/>
+          <w:numId w:val="18"/>
+        </w:numPr>
+        <w:ind w:left="0" w:firstLine="851"/>
+        <w:rPr>
+          <w:szCs w:val="28"/>
+        </w:rPr>
+      </w:pPr>
+      <w:r>
+        <w:rPr>
+          <w:szCs w:val="28"/>
+        </w:rPr>
+        <w:t>Формы авторизации и оформления заказа –</w:t>
+      </w:r>
+    </w:p>
+    <w:p>
+      <w:pPr>
+        <w:ind w:firstLine="0"/>
+        <w:jc w:val="center"/>
+        <w:rPr>
+          <w:szCs w:val="28"/>
+        </w:rPr>
+      </w:pPr>
+      <w:r>
+        <w:rPr>
+          <w:szCs w:val="28"/>
+          <w:highlight w:val="yellow"/>
+        </w:rPr>
+        <w:t>рисунок</w:t>
+      </w:r>
+    </w:p>
+    <w:p>
+      <w:pPr>
+        <w:pStyle w:val="a8"/>
+        <w:numPr>
+          <w:ilvl w:val="0"/>
+          <w:numId w:val="18"/>
+        </w:numPr>
+        <w:ind w:left="0" w:firstLine="851"/>
+        <w:rPr>
+          <w:szCs w:val="28"/>
+        </w:rPr>
+      </w:pPr>
+      <w:r>
+        <w:rPr>
+          <w:szCs w:val="28"/>
+        </w:rPr>
+        <w:t>Адаптивная сетка каталога –</w:t>
+      </w:r>
+    </w:p>
+    <w:p>
+      <w:pPr>
+        <w:ind w:firstLine="0"/>
+        <w:jc w:val="center"/>
+        <w:rPr>
+          <w:szCs w:val="28"/>
+        </w:rPr>
+      </w:pPr>
+      <w:r>
+        <w:rPr>
+          <w:szCs w:val="28"/>
+          <w:highlight w:val="yellow"/>
+        </w:rPr>
+        <w:t>рисунок</w:t>
+      </w:r>
+    </w:p>
+    <w:p>
+      <w:pPr>
+        <w:rPr>
+          <w:szCs w:val="28"/>
+        </w:rPr>
+      </w:pPr>
+      <w:r>
+        <w:rPr>
+          <w:szCs w:val="28"/>
+        </w:rPr>
+        <w:t xml:space="preserve">Интерактивность, а именно </w:t>
+      </w:r>
+      <w:r>
+        <w:rPr>
+          <w:szCs w:val="28"/>
+        </w:rPr>
+        <w:t xml:space="preserve">– обновление счетчика корзины, модальные окна, обработка отправки форм, реализована </w:t>
+      </w:r>
+      <w:proofErr w:type="spellStart"/>
+      <w:r>
+        <w:rPr>
+          <w:szCs w:val="28"/>
+        </w:rPr>
+        <w:t>нативным</w:t>
+      </w:r>
+      <w:proofErr w:type="spellEnd"/>
+      <w:r>
+        <w:rPr>
+          <w:szCs w:val="28"/>
+        </w:rPr>
+        <w:t xml:space="preserve"> </w:t>
+      </w:r>
+      <w:r>
+        <w:rPr>
+          <w:szCs w:val="28"/>
+          <w:lang w:val="en-US"/>
+        </w:rPr>
+        <w:t>JavaScript</w:t>
+      </w:r>
+      <w:r>
+        <w:rPr>
+          <w:szCs w:val="28"/>
+        </w:rPr>
+        <w:t xml:space="preserve"> </w:t>
+      </w:r>
+      <w:r>
+        <w:rPr>
+          <w:szCs w:val="28"/>
+        </w:rPr>
+        <w:t xml:space="preserve">в связке с </w:t>
+      </w:r>
+      <w:r>
+        <w:rPr>
+          <w:szCs w:val="28"/>
+          <w:lang w:val="en-US"/>
+        </w:rPr>
+        <w:t>React</w:t>
+      </w:r>
+      <w:r>
+        <w:rPr>
+          <w:szCs w:val="28"/>
+        </w:rPr>
+        <w:t>-</w:t>
+      </w:r>
+      <w:r>
+        <w:rPr>
+          <w:szCs w:val="28"/>
+        </w:rPr>
+        <w:t xml:space="preserve">хуками, что минимизирует перерисовки </w:t>
+      </w:r>
+      <w:r>
+        <w:rPr>
+          <w:szCs w:val="28"/>
+          <w:lang w:val="en-US"/>
+        </w:rPr>
+        <w:t>DOM</w:t>
+      </w:r>
+      <w:r>
+        <w:rPr>
+          <w:szCs w:val="28"/>
+        </w:rPr>
+        <w:t xml:space="preserve"> </w:t>
+      </w:r>
+      <w:r>
+        <w:rPr>
+          <w:szCs w:val="28"/>
+        </w:rPr>
+        <w:t>и повышает отзывчивость интерфейса.</w:t>
+      </w:r>
+    </w:p>
+    <w:p>
+      <w:pPr>
+        <w:pStyle w:val="a8"/>
+        <w:numPr>
+          <w:ilvl w:val="1"/>
+          <w:numId w:val="13"/>
+        </w:numPr>
+        <w:spacing w:before="360" w:after="360"/>
+        <w:outlineLvl w:val="0"/>
+        <w:rPr>
+          <w:b/>
+          <w:szCs w:val="28"/>
+        </w:rPr>
+      </w:pPr>
+      <w:bookmarkStart w:id="27" w:name="_Toc226056319"/>
+      <w:r>
+        <w:rPr>
+          <w:b/>
+          <w:szCs w:val="28"/>
+        </w:rPr>
+        <w:t>Разработка</w:t>
+      </w:r>
+      <w:r>
+        <w:rPr>
+          <w:b/>
+          <w:szCs w:val="28"/>
+        </w:rPr>
+        <w:t xml:space="preserve"> </w:t>
+      </w:r>
+      <w:r>
+        <w:rPr>
+          <w:b/>
+          <w:szCs w:val="28"/>
+        </w:rPr>
+        <w:t>веб-приложения</w:t>
+      </w:r>
+      <w:bookmarkEnd w:id="27"/>
+    </w:p>
+    <w:p>
+      <w:pPr>
+        <w:rPr>
+          <w:szCs w:val="28"/>
+        </w:rPr>
+      </w:pPr>
+      <w:r>
+        <w:rPr>
+          <w:szCs w:val="28"/>
+        </w:rPr>
+        <w:t xml:space="preserve">Серверная часть приложения реализована на языке </w:t>
+      </w:r>
+      <w:r>
+        <w:rPr>
+          <w:szCs w:val="28"/>
+          <w:lang w:val="en-US"/>
+        </w:rPr>
+        <w:t>PHP</w:t>
+      </w:r>
+      <w:r>
+        <w:rPr>
+          <w:szCs w:val="28"/>
+        </w:rPr>
+        <w:t xml:space="preserve"> </w:t>
+      </w:r>
+      <w:r>
+        <w:rPr>
+          <w:szCs w:val="28"/>
+        </w:rPr>
+        <w:t xml:space="preserve">8.2+ в рамках архитектурного паттерна </w:t>
+      </w:r>
+      <w:r>
+        <w:rPr>
+          <w:szCs w:val="28"/>
+          <w:lang w:val="en-US"/>
+        </w:rPr>
+        <w:t>MVC</w:t>
+      </w:r>
+      <w:r>
+        <w:rPr>
+          <w:szCs w:val="28"/>
+        </w:rPr>
+        <w:t xml:space="preserve">. Подключение к базе данных настраиваться через </w:t>
+      </w:r>
+      <w:r>
+        <w:rPr>
+          <w:szCs w:val="28"/>
+        </w:rPr>
+        <w:lastRenderedPageBreak/>
+        <w:t xml:space="preserve">конфигурационный файл </w:t>
+      </w:r>
+      <w:r>
+        <w:rPr>
+          <w:szCs w:val="28"/>
+          <w:lang w:val="en-US"/>
+        </w:rPr>
+        <w:t>config</w:t>
+      </w:r>
+      <w:r>
+        <w:rPr>
+          <w:szCs w:val="28"/>
+        </w:rPr>
+        <w:t>/</w:t>
+      </w:r>
+      <w:r>
+        <w:rPr>
+          <w:szCs w:val="28"/>
+          <w:lang w:val="en-US"/>
+        </w:rPr>
+        <w:t>database</w:t>
+      </w:r>
+      <w:r>
+        <w:rPr>
+          <w:szCs w:val="28"/>
+        </w:rPr>
+        <w:t>.</w:t>
+      </w:r>
+      <w:r>
+        <w:rPr>
+          <w:szCs w:val="28"/>
+          <w:lang w:val="en-US"/>
+        </w:rPr>
+        <w:t>php</w:t>
+      </w:r>
+      <w:r>
+        <w:rPr>
+          <w:szCs w:val="28"/>
+        </w:rPr>
+        <w:t xml:space="preserve">, который автоматически считывает параметры из </w:t>
+      </w:r>
+      <w:proofErr w:type="gramStart"/>
+      <w:r>
+        <w:rPr>
+          <w:szCs w:val="28"/>
+        </w:rPr>
+        <w:t>«</w:t>
+      </w:r>
+      <w:r>
+        <w:rPr>
+          <w:szCs w:val="28"/>
+        </w:rPr>
+        <w:t>.</w:t>
+      </w:r>
+      <w:r>
+        <w:rPr>
+          <w:szCs w:val="28"/>
+          <w:lang w:val="en-US"/>
+        </w:rPr>
+        <w:t>env</w:t>
+      </w:r>
+      <w:proofErr w:type="gramEnd"/>
+      <w:r>
+        <w:rPr>
+          <w:szCs w:val="28"/>
+        </w:rPr>
+        <w:t>»:</w:t>
+      </w:r>
+    </w:p>
+    <w:p>
+      <w:pPr>
+        <w:ind w:firstLine="0"/>
+        <w:jc w:val="center"/>
+        <w:rPr>
+          <w:szCs w:val="28"/>
+        </w:rPr>
+      </w:pPr>
+      <w:r>
+        <w:rPr>
+          <w:szCs w:val="28"/>
+          <w:highlight w:val="yellow"/>
+        </w:rPr>
+        <w:t>рисунок</w:t>
+      </w:r>
+    </w:p>
+    <w:p>
+      <w:pPr>
+        <w:rPr>
+          <w:szCs w:val="28"/>
+        </w:rPr>
+      </w:pPr>
+      <w:r>
+        <w:rPr>
+          <w:szCs w:val="28"/>
+        </w:rPr>
+        <w:t>Данный подход изолирует учётные данные от кода и позволяет безопасно переключаться между средами разработки и эксплуатации.</w:t>
+      </w:r>
+    </w:p>
+    <w:p>
+      <w:pPr>
+        <w:rPr>
+          <w:szCs w:val="28"/>
+        </w:rPr>
+      </w:pPr>
+      <w:r>
+        <w:rPr>
+          <w:szCs w:val="28"/>
+        </w:rPr>
+        <w:t xml:space="preserve">Взаимодействие </w:t>
+      </w:r>
+      <w:r>
+        <w:rPr>
+          <w:szCs w:val="28"/>
+          <w:lang w:val="en-US"/>
+        </w:rPr>
+        <w:t>Laravel</w:t>
+      </w:r>
+      <w:r>
+        <w:rPr>
+          <w:szCs w:val="28"/>
+        </w:rPr>
+        <w:t xml:space="preserve"> </w:t>
+      </w:r>
+      <w:r>
+        <w:rPr>
+          <w:szCs w:val="28"/>
+        </w:rPr>
+        <w:t xml:space="preserve">с </w:t>
+      </w:r>
+      <w:r>
+        <w:rPr>
+          <w:szCs w:val="28"/>
+          <w:lang w:val="en-US"/>
+        </w:rPr>
+        <w:t>React</w:t>
+      </w:r>
+      <w:r>
+        <w:rPr>
+          <w:szCs w:val="28"/>
+        </w:rPr>
+        <w:t>-</w:t>
+      </w:r>
+      <w:r>
+        <w:rPr>
+          <w:szCs w:val="28"/>
+        </w:rPr>
+        <w:t xml:space="preserve">интерфейсом организованно следующим </w:t>
+      </w:r>
+      <w:proofErr w:type="spellStart"/>
+      <w:r>
+        <w:rPr>
+          <w:szCs w:val="28"/>
+        </w:rPr>
+        <w:t>оразом</w:t>
+      </w:r>
+      <w:proofErr w:type="spellEnd"/>
+      <w:r>
+        <w:rPr>
+          <w:szCs w:val="28"/>
+        </w:rPr>
+        <w:t xml:space="preserve">. Контроллеры формируют данные через </w:t>
+      </w:r>
+      <w:r>
+        <w:rPr>
+          <w:szCs w:val="28"/>
+          <w:lang w:val="en-US"/>
+        </w:rPr>
+        <w:t>Eloquent</w:t>
+      </w:r>
+      <w:r>
+        <w:rPr>
+          <w:szCs w:val="28"/>
+        </w:rPr>
+        <w:t xml:space="preserve"> </w:t>
+      </w:r>
+      <w:r>
+        <w:rPr>
+          <w:szCs w:val="28"/>
+          <w:lang w:val="en-US"/>
+        </w:rPr>
+        <w:t>ORM</w:t>
+      </w:r>
+      <w:r>
+        <w:rPr>
+          <w:szCs w:val="28"/>
+        </w:rPr>
+        <w:t xml:space="preserve"> </w:t>
+      </w:r>
+      <w:r>
+        <w:rPr>
+          <w:szCs w:val="28"/>
+        </w:rPr>
+        <w:t>и возвращают их клиенту. При использовании «</w:t>
+      </w:r>
+      <w:r>
+        <w:rPr>
+          <w:szCs w:val="28"/>
+          <w:lang w:val="en-US"/>
+        </w:rPr>
+        <w:t>Inertia.js</w:t>
+      </w:r>
+      <w:r>
+        <w:rPr>
+          <w:szCs w:val="28"/>
+        </w:rPr>
+        <w:t>» это выглядит так:</w:t>
+      </w:r>
+    </w:p>
+    <w:p>
+      <w:pPr>
+        <w:ind w:firstLine="0"/>
+        <w:jc w:val="center"/>
+        <w:rPr>
+          <w:szCs w:val="28"/>
+        </w:rPr>
+      </w:pPr>
+      <w:r>
+        <w:rPr>
+          <w:szCs w:val="28"/>
+          <w:highlight w:val="yellow"/>
+        </w:rPr>
+        <w:t>рисунок</w:t>
+      </w:r>
+    </w:p>
+    <w:p>
+      <w:pPr>
+        <w:rPr>
+          <w:szCs w:val="28"/>
+        </w:rPr>
+      </w:pPr>
+    </w:p>
+    <w:p>
+      <w:pPr>
+        <w:rPr>
+          <w:szCs w:val="28"/>
+        </w:rPr>
+      </w:pPr>
+    </w:p>
+    <w:p>
+      <w:pPr>
+        <w:rPr>
+          <w:szCs w:val="28"/>
+        </w:rPr>
+      </w:pPr>
+    </w:p>
+    <w:p>
+      <w:pPr>
+        <w:rPr>
+          <w:b/>
+          <w:szCs w:val="28"/>
+        </w:rPr>
+      </w:pPr>
+      <w:r>
+        <w:rPr>
+          <w:b/>
+          <w:szCs w:val="28"/>
+        </w:rPr>
+        <w:br w:type="page"/>
+      </w:r>
+    </w:p>
+    <w:p>
+      <w:pPr>
+        <w:spacing w:before="160" w:after="160"/>
+        <w:outlineLvl w:val="0"/>
+        <w:rPr>
+          <w:b/>
+          <w:szCs w:val="28"/>
+        </w:rPr>
+      </w:pPr>
+      <w:bookmarkStart w:id="28" w:name="_Toc226056320"/>
+      <w:r>
+        <w:rPr>
+          <w:b/>
+          <w:szCs w:val="28"/>
+        </w:rPr>
+        <w:lastRenderedPageBreak/>
+        <w:t>5</w:t>
+      </w:r>
+      <w:r>
+        <w:rPr>
+          <w:b/>
+          <w:szCs w:val="28"/>
+        </w:rPr>
+        <w:t xml:space="preserve"> </w:t>
+      </w:r>
+      <w:r>
+        <w:rPr>
+          <w:b/>
+          <w:szCs w:val="28"/>
+        </w:rPr>
+        <w:t>Технологическая</w:t>
+      </w:r>
+      <w:r>
+        <w:rPr>
+          <w:b/>
+          <w:szCs w:val="28"/>
+        </w:rPr>
+        <w:t xml:space="preserve"> </w:t>
+      </w:r>
+      <w:r>
+        <w:rPr>
+          <w:b/>
+          <w:szCs w:val="28"/>
+        </w:rPr>
+        <w:t>документация</w:t>
+      </w:r>
+      <w:r>
+        <w:rPr>
+          <w:b/>
+          <w:szCs w:val="28"/>
+        </w:rPr>
+        <w:t xml:space="preserve"> </w:t>
+      </w:r>
+      <w:r>
+        <w:rPr>
+          <w:b/>
+          <w:szCs w:val="28"/>
+        </w:rPr>
+        <w:t>веб-приложения</w:t>
+      </w:r>
+      <w:bookmarkEnd w:id="28"/>
     </w:p>
     <w:p>
       <w:pPr>
@@ -51644,13 +55013,13 @@
           <w:szCs w:val="28"/>
         </w:rPr>
       </w:pPr>
-      <w:bookmarkStart w:id="25" w:name="_Toc226056318"/>
+      <w:bookmarkStart w:id="29" w:name="_Toc226056321"/>
       <w:r>
         <w:rPr>
           <w:b/>
           <w:szCs w:val="28"/>
         </w:rPr>
-        <w:t>4.2</w:t>
+        <w:t>5.1</w:t>
       </w:r>
       <w:r>
         <w:rPr>
@@ -51664,7 +55033,7 @@
           <w:b/>
           <w:szCs w:val="28"/>
         </w:rPr>
-        <w:t>Разработка</w:t>
+        <w:t>Руководство</w:t>
       </w:r>
       <w:r>
         <w:rPr>
@@ -51678,7 +55047,7 @@
           <w:b/>
           <w:szCs w:val="28"/>
         </w:rPr>
-        <w:t>интерфейса</w:t>
+        <w:t>пользователя</w:t>
       </w:r>
       <w:r>
         <w:rPr>
@@ -51692,231 +55061,7 @@
           <w:b/>
           <w:szCs w:val="28"/>
         </w:rPr>
-        <w:t>веб-приложения.</w:t>
-      </w:r>
-      <w:bookmarkEnd w:id="25"/>
-    </w:p>
-    <w:p>
-      <w:pPr>
-        <w:spacing w:before="160" w:after="360"/>
-        <w:outlineLvl w:val="0"/>
-        <w:rPr>
-          <w:b/>
-          <w:szCs w:val="28"/>
-        </w:rPr>
-      </w:pPr>
-      <w:bookmarkStart w:id="26" w:name="_Toc226056319"/>
-      <w:r>
-        <w:rPr>
-          <w:b/>
-          <w:szCs w:val="28"/>
-        </w:rPr>
-        <w:t>4.3</w:t>
-      </w:r>
-      <w:r>
-        <w:rPr>
-          <w:b/>
-          <w:szCs w:val="28"/>
-        </w:rPr>
-        <w:t xml:space="preserve"> </w:t>
-      </w:r>
-      <w:r>
-        <w:rPr>
-          <w:b/>
-          <w:szCs w:val="28"/>
-        </w:rPr>
-        <w:t>Разработка</w:t>
-      </w:r>
-      <w:r>
-        <w:rPr>
-          <w:b/>
-          <w:szCs w:val="28"/>
-        </w:rPr>
-        <w:t xml:space="preserve"> </w:t>
-      </w:r>
-      <w:r>
-        <w:rPr>
-          <w:b/>
-          <w:szCs w:val="28"/>
-        </w:rPr>
-        <w:t>веб-приложения.</w:t>
-      </w:r>
-      <w:bookmarkEnd w:id="26"/>
-    </w:p>
-    <w:p>
-      <w:pPr>
-        <w:rPr>
-          <w:b/>
-          <w:szCs w:val="28"/>
-        </w:rPr>
-      </w:pPr>
-      <w:r>
-        <w:rPr>
-          <w:b/>
-          <w:szCs w:val="28"/>
-        </w:rPr>
-        <w:br w:type="page"/>
-      </w:r>
-    </w:p>
-    <w:p>
-      <w:pPr>
-        <w:spacing w:before="160" w:after="160"/>
-        <w:outlineLvl w:val="0"/>
-        <w:rPr>
-          <w:b/>
-          <w:szCs w:val="28"/>
-        </w:rPr>
-      </w:pPr>
-      <w:bookmarkStart w:id="27" w:name="_Toc226056320"/>
-      <w:r>
-        <w:rPr>
-          <w:b/>
-          <w:szCs w:val="28"/>
-        </w:rPr>
-        <w:lastRenderedPageBreak/>
-        <w:t>5</w:t>
-      </w:r>
-      <w:r>
-        <w:rPr>
-          <w:b/>
-          <w:szCs w:val="28"/>
-        </w:rPr>
-        <w:t xml:space="preserve"> </w:t>
-      </w:r>
-      <w:r>
-        <w:rPr>
-          <w:b/>
-          <w:szCs w:val="28"/>
-        </w:rPr>
-        <w:t>Технологическая</w:t>
-      </w:r>
-      <w:r>
-        <w:rPr>
-          <w:b/>
-          <w:szCs w:val="28"/>
-        </w:rPr>
-        <w:t xml:space="preserve"> </w:t>
-      </w:r>
-      <w:r>
-        <w:rPr>
-          <w:b/>
-          <w:szCs w:val="28"/>
-        </w:rPr>
-        <w:t>документация</w:t>
-      </w:r>
-      <w:r>
-        <w:rPr>
-          <w:b/>
-          <w:szCs w:val="28"/>
-        </w:rPr>
-        <w:t xml:space="preserve"> </w:t>
-      </w:r>
-      <w:r>
-        <w:rPr>
-          <w:b/>
-          <w:szCs w:val="28"/>
-        </w:rPr>
         <w:t>веб-приложения</w:t>
-      </w:r>
-      <w:bookmarkEnd w:id="27"/>
-    </w:p>
-    <w:p>
-      <w:pPr>
-        <w:spacing w:before="160" w:after="360"/>
-        <w:outlineLvl w:val="0"/>
-        <w:rPr>
-          <w:b/>
-          <w:szCs w:val="28"/>
-        </w:rPr>
-      </w:pPr>
-      <w:bookmarkStart w:id="28" w:name="_Toc226056321"/>
-      <w:r>
-        <w:rPr>
-          <w:b/>
-          <w:szCs w:val="28"/>
-        </w:rPr>
-        <w:t>5.1</w:t>
-      </w:r>
-      <w:r>
-        <w:rPr>
-          <w:b/>
-          <w:szCs w:val="28"/>
-        </w:rPr>
-        <w:t xml:space="preserve"> </w:t>
-      </w:r>
-      <w:r>
-        <w:rPr>
-          <w:b/>
-          <w:szCs w:val="28"/>
-        </w:rPr>
-        <w:t>Руководство</w:t>
-      </w:r>
-      <w:r>
-        <w:rPr>
-          <w:b/>
-          <w:szCs w:val="28"/>
-        </w:rPr>
-        <w:t xml:space="preserve"> </w:t>
-      </w:r>
-      <w:r>
-        <w:rPr>
-          <w:b/>
-          <w:szCs w:val="28"/>
-        </w:rPr>
-        <w:t>пользователя</w:t>
-      </w:r>
-      <w:r>
-        <w:rPr>
-          <w:b/>
-          <w:szCs w:val="28"/>
-        </w:rPr>
-        <w:t xml:space="preserve"> </w:t>
-      </w:r>
-      <w:r>
-        <w:rPr>
-          <w:b/>
-          <w:szCs w:val="28"/>
-        </w:rPr>
-        <w:t>веб-приложения.</w:t>
-      </w:r>
-      <w:bookmarkEnd w:id="28"/>
-    </w:p>
-    <w:p>
-      <w:pPr>
-        <w:spacing w:after="160" w:line="259" w:lineRule="auto"/>
-        <w:ind w:firstLine="0"/>
-        <w:rPr>
-          <w:b/>
-        </w:rPr>
-      </w:pPr>
-      <w:r>
-        <w:rPr>
-          <w:b/>
-        </w:rPr>
-        <w:br w:type="page"/>
-      </w:r>
-    </w:p>
-    <w:p>
-      <w:pPr>
-        <w:spacing w:before="160" w:after="360"/>
-        <w:outlineLvl w:val="0"/>
-        <w:rPr>
-          <w:b/>
-        </w:rPr>
-      </w:pPr>
-      <w:bookmarkStart w:id="29" w:name="_Toc226056322"/>
-      <w:r>
-        <w:rPr>
-          <w:b/>
-        </w:rPr>
-        <w:lastRenderedPageBreak/>
-        <w:t>Заключени</w:t>
-      </w:r>
-      <w:r>
-        <w:rPr>
-          <w:b/>
-        </w:rPr>
-        <w:t>е</w:t>
       </w:r>
       <w:bookmarkEnd w:id="29"/>
     </w:p>
@@ -51943,7 +55088,46 @@
           <w:b/>
         </w:rPr>
       </w:pPr>
-      <w:bookmarkStart w:id="30" w:name="_Toc226056323"/>
+      <w:bookmarkStart w:id="30" w:name="_Toc226056322"/>
+      <w:r>
+        <w:rPr>
+          <w:b/>
+        </w:rPr>
+        <w:lastRenderedPageBreak/>
+        <w:t>Заключени</w:t>
+      </w:r>
+      <w:r>
+        <w:rPr>
+          <w:b/>
+        </w:rPr>
+        <w:t>е</w:t>
+      </w:r>
+      <w:bookmarkEnd w:id="30"/>
+    </w:p>
+    <w:p>
+      <w:pPr>
+        <w:spacing w:after="160" w:line="259" w:lineRule="auto"/>
+        <w:ind w:firstLine="0"/>
+        <w:rPr>
+          <w:b/>
+        </w:rPr>
+      </w:pPr>
+      <w:r>
+        <w:rPr>
+          <w:b/>
+        </w:rPr>
+        <w:br w:type="page"/>
+      </w:r>
+    </w:p>
+    <w:p>
+      <w:pPr>
+        <w:spacing w:before="160" w:after="360"/>
+        <w:outlineLvl w:val="0"/>
+        <w:rPr>
+          <w:b/>
+        </w:rPr>
+      </w:pPr>
+      <w:bookmarkStart w:id="31" w:name="_Toc226056323"/>
       <w:r>
         <w:rPr>
           <w:b/>
@@ -51951,7 +55135,7 @@
         <w:lastRenderedPageBreak/>
         <w:t>Список используемых источников</w:t>
       </w:r>
-      <w:bookmarkEnd w:id="30"/>
+      <w:bookmarkEnd w:id="31"/>
     </w:p>
     <w:p>
       <w:pPr>
@@ -51963,8 +55147,43 @@
         <w:spacing w:line="360" w:lineRule="auto"/>
         <w:ind w:left="0" w:firstLine="851"/>
       </w:pPr>
-      <w:r>
-        <w:t>Adobe. Adobe XD User Guide [Электронный ресурс]. – URL: https://helpx.adobe.com/ru/xd/user-guide.html (дата обращения: 20.02.2025). – Текст: электронный.</w:t>
+      <w:proofErr w:type="spellStart"/>
+      <w:r>
+        <w:t>Adobe</w:t>
+      </w:r>
+      <w:proofErr w:type="spellEnd"/>
+      <w:r>
+        <w:t xml:space="preserve">. </w:t>
+      </w:r>
+      <w:proofErr w:type="spellStart"/>
+      <w:r>
+        <w:t>Adobe</w:t>
+      </w:r>
+      <w:proofErr w:type="spellEnd"/>
+      <w:r>
+        <w:t xml:space="preserve"> XD </w:t>
+      </w:r>
+      <w:proofErr w:type="spellStart"/>
+      <w:r>
+        <w:t>User</w:t>
+      </w:r>
+      <w:proofErr w:type="spellEnd"/>
+      <w:r>
+        <w:t xml:space="preserve"> </w:t>
+      </w:r>
+      <w:proofErr w:type="spellStart"/>
+      <w:r>
+        <w:t>Guide</w:t>
+      </w:r>
+      <w:proofErr w:type="spellEnd"/>
+      <w:r>
+        <w:t xml:space="preserve"> [Электронный ресурс]. – URL: https://helpx.adobe.com/ru/xd/user-guide.html (дата обращения: 20.02.</w:t>
+      </w:r>
+      <w:r>
+        <w:t>2026</w:t>
+      </w:r>
+      <w:r>
+        <w:t>). – Текст: электронный.</w:t>
       </w:r>
     </w:p>
     <w:p>
@@ -51977,8 +55196,35 @@
         <w:spacing w:line="360" w:lineRule="auto"/>
         <w:ind w:left="0" w:firstLine="851"/>
       </w:pPr>
-      <w:r>
-        <w:t>Figma. UI/UX Design Tool [Электронный ресурс]. – URL: https://www.figma.com/ (дата обращения: 20.02.2025). – Текст: электронный.</w:t>
+      <w:proofErr w:type="spellStart"/>
+      <w:r>
+        <w:t>Figma</w:t>
+      </w:r>
+      <w:proofErr w:type="spellEnd"/>
+      <w:r>
+        <w:t xml:space="preserve">. UI/UX </w:t>
+      </w:r>
+      <w:proofErr w:type="spellStart"/>
+      <w:r>
+        <w:t>Design</w:t>
+      </w:r>
+      <w:proofErr w:type="spellEnd"/>
+      <w:r>
+        <w:t xml:space="preserve"> </w:t>
+      </w:r>
+      <w:proofErr w:type="spellStart"/>
+      <w:r>
+        <w:t>Tool</w:t>
+      </w:r>
+      <w:proofErr w:type="spellEnd"/>
+      <w:r>
+        <w:t xml:space="preserve"> [Электронный ресурс]. – URL: https://www.figma.com/ (дата обращения: 20.02.</w:t>
+      </w:r>
+      <w:r>
+        <w:t>2026</w:t>
+      </w:r>
+      <w:r>
+        <w:t>). – Текст: электронный.</w:t>
       </w:r>
     </w:p>
     <w:p>
@@ -51991,8 +55237,43 @@
         <w:spacing w:line="360" w:lineRule="auto"/>
         <w:ind w:left="0" w:firstLine="851"/>
       </w:pPr>
-      <w:r>
-        <w:t>GitHub. Version Control System [Электронный ресурс]. – URL: https://github.com/ (дата обращения: 20.02.2025). – Текст: электронный.</w:t>
+      <w:proofErr w:type="spellStart"/>
+      <w:r>
+        <w:t>GitHub</w:t>
+      </w:r>
+      <w:proofErr w:type="spellEnd"/>
+      <w:r>
+        <w:t xml:space="preserve">. </w:t>
+      </w:r>
+      <w:proofErr w:type="spellStart"/>
+      <w:r>
+        <w:t>Version</w:t>
+      </w:r>
+      <w:proofErr w:type="spellEnd"/>
+      <w:r>
+        <w:t xml:space="preserve"> </w:t>
+      </w:r>
+      <w:proofErr w:type="spellStart"/>
+      <w:r>
+        <w:t>Control</w:t>
+      </w:r>
+      <w:proofErr w:type="spellEnd"/>
+      <w:r>
+        <w:t xml:space="preserve"> </w:t>
+      </w:r>
+      <w:proofErr w:type="spellStart"/>
+      <w:r>
+        <w:t>System</w:t>
+      </w:r>
+      <w:proofErr w:type="spellEnd"/>
+      <w:r>
+        <w:t xml:space="preserve"> [Электронный ресурс]. – URL: https://github.com/ (дата обращения: 20.02.</w:t>
+      </w:r>
+      <w:r>
+        <w:t>2026</w:t>
+      </w:r>
+      <w:r>
+        <w:t>). – Текст: электронный.</w:t>
       </w:r>
     </w:p>
     <w:p>
@@ -52005,8 +55286,43 @@
         <w:spacing w:line="360" w:lineRule="auto"/>
         <w:ind w:left="0" w:firstLine="851"/>
       </w:pPr>
-      <w:r>
-        <w:t>Google. Material Design Guidelines [Электронный ресурс]. – URL: https://material.io/design (дата обращения: 20.02.2025). – Текст: электронный.</w:t>
+      <w:proofErr w:type="spellStart"/>
+      <w:r>
+        <w:t>Google</w:t>
+      </w:r>
+      <w:proofErr w:type="spellEnd"/>
+      <w:r>
+        <w:t xml:space="preserve">. </w:t>
+      </w:r>
+      <w:proofErr w:type="spellStart"/>
+      <w:r>
+        <w:t>Material</w:t>
+      </w:r>
+      <w:proofErr w:type="spellEnd"/>
+      <w:r>
+        <w:t xml:space="preserve"> </w:t>
+      </w:r>
+      <w:proofErr w:type="spellStart"/>
+      <w:r>
+        <w:t>Design</w:t>
+      </w:r>
+      <w:proofErr w:type="spellEnd"/>
+      <w:r>
+        <w:t xml:space="preserve"> </w:t>
+      </w:r>
+      <w:proofErr w:type="spellStart"/>
+      <w:r>
+        <w:t>Guidelines</w:t>
+      </w:r>
+      <w:proofErr w:type="spellEnd"/>
+      <w:r>
+        <w:t xml:space="preserve"> [Электронный ресурс]. – URL: https://material.io/design (дата обращения: 20.02.</w:t>
+      </w:r>
+      <w:r>
+        <w:t>2026</w:t>
+      </w:r>
+      <w:r>
+        <w:t>). – Текст: электронный.</w:t>
       </w:r>
     </w:p>
     <w:p>
@@ -52020,7 +55336,21 @@
         <w:ind w:left="0" w:firstLine="851"/>
       </w:pPr>
       <w:r>
-        <w:t>W3C. HTML5 Specification [Электронный ресурс]. – URL: https://www.w3.org/TR/html52/ (дата обращения: 20.02.2025). – Текст: электронный.</w:t>
+        <w:t xml:space="preserve">W3C. HTML5 </w:t>
+      </w:r>
+      <w:proofErr w:type="spellStart"/>
+      <w:r>
+        <w:t>Specification</w:t>
+      </w:r>
+      <w:proofErr w:type="spellEnd"/>
+      <w:r>
+        <w:t xml:space="preserve"> [Электронный ресурс]. – URL: https://www.w3.org/TR/html52/ (дата обращения: 20.02.</w:t>
+      </w:r>
+      <w:r>
+        <w:t>2026</w:t>
+      </w:r>
+      <w:r>
+        <w:t>). – Текст: электронный.</w:t>
       </w:r>
     </w:p>
     <w:p>
@@ -52033,8 +55363,45 @@
         <w:spacing w:line="360" w:lineRule="auto"/>
         <w:ind w:left="0" w:firstLine="851"/>
       </w:pPr>
-      <w:r>
-        <w:t>Бэнкс, А. React и Redux: функциональная веб-разработка [Текст] / А. Бэнкс, Е. Порселло. – СПб.: Питер, 2020. – 336 с. – ISBN 978-5-4461-1155-5.</w:t>
+      <w:proofErr w:type="spellStart"/>
+      <w:r>
+        <w:t>Бэнкс</w:t>
+      </w:r>
+      <w:proofErr w:type="spellEnd"/>
+      <w:r>
+        <w:t xml:space="preserve">, А. </w:t>
+      </w:r>
+      <w:proofErr w:type="spellStart"/>
+      <w:r>
+        <w:t>React</w:t>
+      </w:r>
+      <w:proofErr w:type="spellEnd"/>
+      <w:r>
+        <w:t xml:space="preserve"> и </w:t>
+      </w:r>
+      <w:proofErr w:type="spellStart"/>
+      <w:r>
+        <w:t>Redux</w:t>
+      </w:r>
+      <w:proofErr w:type="spellEnd"/>
+      <w:r>
+        <w:t xml:space="preserve">: функциональная веб-разработка [Текст] / А. </w:t>
+      </w:r>
+      <w:proofErr w:type="spellStart"/>
+      <w:r>
+        <w:t>Бэнкс</w:t>
+      </w:r>
+      <w:proofErr w:type="spellEnd"/>
+      <w:r>
+        <w:t xml:space="preserve">, Е. </w:t>
+      </w:r>
+      <w:proofErr w:type="spellStart"/>
+      <w:r>
+        <w:t>Порселло</w:t>
+      </w:r>
+      <w:proofErr w:type="spellEnd"/>
+      <w:r>
+        <w:t>. – СПб.: Питер, 2020. – 336 с. – ISBN 978-5-4461-1155-5.</w:t>
       </w:r>
     </w:p>
     <w:p>
@@ -52061,8 +55428,21 @@
         <w:spacing w:line="360" w:lineRule="auto"/>
         <w:ind w:left="0" w:firstLine="851"/>
       </w:pPr>
-      <w:r>
-        <w:t>Маркотт, И. Отзывчивый веб-дизайн [Текст] / И. Маркотт. – М.: Манн, Иванов и Фербер, 2018. – 240 с. – ISBN 978-5-00100-641-9.</w:t>
+      <w:proofErr w:type="spellStart"/>
+      <w:r>
+        <w:t>Маркотт</w:t>
+      </w:r>
+      <w:proofErr w:type="spellEnd"/>
+      <w:r>
+        <w:t xml:space="preserve">, И. Отзывчивый веб-дизайн [Текст] / И. </w:t>
+      </w:r>
+      <w:proofErr w:type="spellStart"/>
+      <w:r>
+        <w:t>Маркотт</w:t>
+      </w:r>
+      <w:proofErr w:type="spellEnd"/>
+      <w:r>
+        <w:t>. – М.: Манн, Иванов и Фербер, 2018. – 240 с. – ISBN 978-5-00100-641-9.</w:t>
       </w:r>
     </w:p>
     <w:p>
@@ -52104,7 +55484,23 @@
         <w:ind w:left="0" w:firstLine="851"/>
       </w:pPr>
       <w:r>
-        <w:t>Смирнова, Е.В. Веб-дизайн. Книга для недизайнеров [Текст] / Е.В. Смирнова. – М.: Альпина Паблишер, 2021. – 280 с. – ISBN 978-5-9614-7250-1.</w:t>
+        <w:t xml:space="preserve">Смирнова, Е.В. Веб-дизайн. Книга для </w:t>
+      </w:r>
+      <w:proofErr w:type="spellStart"/>
+      <w:r>
+        <w:t>недизайнеров</w:t>
+      </w:r>
+      <w:proofErr w:type="spellEnd"/>
+      <w:r>
+        <w:t xml:space="preserve"> [Текст] / Е.В. Смирнова. – М.: Альпина </w:t>
+      </w:r>
+      <w:proofErr w:type="spellStart"/>
+      <w:r>
+        <w:t>Паблишер</w:t>
+      </w:r>
+      <w:proofErr w:type="spellEnd"/>
+      <w:r>
+        <w:t>, 2021. – 280 с. – ISBN 978-5-9614-7250-1.</w:t>
       </w:r>
     </w:p>
     <w:p>
@@ -52117,8 +55513,29 @@
         <w:spacing w:line="360" w:lineRule="auto"/>
         <w:ind w:left="0" w:firstLine="851"/>
       </w:pPr>
-      <w:r>
-        <w:t>Флэнаган, Д. JavaScript: Подробное руководство [Текст] / Д. Флэнаган. – 7-е изд. – СПб.: Символ-Плюс, 2020. – 1080 с. – ISBN 978-5-93286-103-5.</w:t>
+      <w:proofErr w:type="spellStart"/>
+      <w:r>
+        <w:t>Флэнаган</w:t>
+      </w:r>
+      <w:proofErr w:type="spellEnd"/>
+      <w:r>
+        <w:t xml:space="preserve">, Д. </w:t>
+      </w:r>
+      <w:proofErr w:type="spellStart"/>
+      <w:r>
+        <w:t>JavaScript</w:t>
+      </w:r>
+      <w:proofErr w:type="spellEnd"/>
+      <w:r>
+        <w:t xml:space="preserve">: Подробное руководство [Текст] / Д. </w:t>
+      </w:r>
+      <w:proofErr w:type="spellStart"/>
+      <w:r>
+        <w:t>Флэнаган</w:t>
+      </w:r>
+      <w:proofErr w:type="spellEnd"/>
+      <w:r>
+        <w:t>. – 7-е изд. – СПб.: Символ-Плюс, 2020. – 1080 с. – ISBN 978-5-93286-103-5.</w:t>
       </w:r>
     </w:p>
     <w:p>
@@ -52150,7 +55567,7 @@
           <w:b/>
         </w:rPr>
       </w:pPr>
-      <w:bookmarkStart w:id="31" w:name="_Toc226056324"/>
+      <w:bookmarkStart w:id="32" w:name="_Toc226056324"/>
       <w:r>
         <w:rPr>
           <w:b/>
@@ -52158,7 +55575,7 @@
         <w:lastRenderedPageBreak/>
         <w:t>Приложение А Техническое задание</w:t>
       </w:r>
-      <w:bookmarkEnd w:id="31"/>
+      <w:bookmarkEnd w:id="32"/>
     </w:p>
     <w:p>
       <w:pPr>
@@ -53501,7 +56918,63 @@
         <w:rPr>
           <w:szCs w:val="28"/>
         </w:rPr>
-        <w:t>Поддержка современных браузеров: Яндекс браузер, Chrome, Firefox, Edge, Safari.</w:t>
+        <w:t xml:space="preserve">Поддержка современных браузеров: Яндекс браузер, </w:t>
+      </w:r>
+      <w:proofErr w:type="spellStart"/>
+      <w:r>
+        <w:rPr>
+          <w:szCs w:val="28"/>
+        </w:rPr>
+        <w:t>Chrome</w:t>
+      </w:r>
+      <w:proofErr w:type="spellEnd"/>
+      <w:r>
+        <w:rPr>
+          <w:szCs w:val="28"/>
+        </w:rPr>
+        <w:t xml:space="preserve">, </w:t>
+      </w:r>
+      <w:proofErr w:type="spellStart"/>
+      <w:r>
+        <w:rPr>
+          <w:szCs w:val="28"/>
+        </w:rPr>
+        <w:t>Firefox</w:t>
+      </w:r>
+      <w:proofErr w:type="spellEnd"/>
+      <w:r>
+        <w:rPr>
+          <w:szCs w:val="28"/>
+        </w:rPr>
+        <w:t xml:space="preserve">, </w:t>
+      </w:r>
+      <w:proofErr w:type="spellStart"/>
+      <w:r>
+        <w:rPr>
+          <w:szCs w:val="28"/>
+        </w:rPr>
+        <w:t>Edge</w:t>
+      </w:r>
+      <w:proofErr w:type="spellEnd"/>
+      <w:r>
+        <w:rPr>
+          <w:szCs w:val="28"/>
+        </w:rPr>
+        <w:t xml:space="preserve">, </w:t>
+      </w:r>
+      <w:proofErr w:type="spellStart"/>
+      <w:r>
+        <w:rPr>
+          <w:szCs w:val="28"/>
+        </w:rPr>
+        <w:t>Safari</w:t>
+      </w:r>
+      <w:proofErr w:type="spellEnd"/>
+      <w:r>
+        <w:rPr>
+          <w:szCs w:val="28"/>
+        </w:rPr>
+        <w:t>.</w:t>
       </w:r>
     </w:p>
     <w:p>
@@ -53532,7 +57005,21 @@
         <w:rPr>
           <w:szCs w:val="28"/>
         </w:rPr>
-        <w:t xml:space="preserve"> px.</w:t>
+        <w:t xml:space="preserve"> </w:t>
+      </w:r>
+      <w:proofErr w:type="spellStart"/>
+      <w:r>
+        <w:rPr>
+          <w:szCs w:val="28"/>
+        </w:rPr>
+        <w:t>px</w:t>
+      </w:r>
+      <w:proofErr w:type="spellEnd"/>
+      <w:r>
+        <w:rPr>
+          <w:szCs w:val="28"/>
+        </w:rPr>
+        <w:t>.</w:t>
       </w:r>
     </w:p>
     <w:p>
@@ -54561,7 +58048,6 @@
                 <w:sz w:val="24"/>
                 <w:szCs w:val="24"/>
               </w:rPr>
-              <w:lastRenderedPageBreak/>
               <w:t>интерфейса,</w:t>
             </w:r>
             <w:r>
@@ -54671,7 +58157,6 @@
                 <w:sz w:val="24"/>
                 <w:szCs w:val="24"/>
               </w:rPr>
-              <w:lastRenderedPageBreak/>
               <w:t>09.02.26</w:t>
             </w:r>
             <w:r>
@@ -54766,6 +58251,7 @@
                 <w:sz w:val="24"/>
                 <w:szCs w:val="24"/>
               </w:rPr>
+              <w:lastRenderedPageBreak/>
               <w:t>Проектирование</w:t>
             </w:r>
             <w:r>
@@ -55942,6 +59428,36 @@
         </w:rPr>
       </w:pPr>
     </w:p>
+    <w:p>
+      <w:pPr>
+        <w:rPr>
+          <w:b/>
+        </w:rPr>
+      </w:pPr>
+      <w:r>
+        <w:rPr>
+          <w:b/>
+        </w:rPr>
+        <w:br w:type="page"/>
+      </w:r>
+    </w:p>
+    <w:p>
+      <w:pPr>
+        <w:spacing w:before="160" w:after="360"/>
+        <w:ind w:firstLine="0"/>
+        <w:outlineLvl w:val="0"/>
+        <w:rPr>
+          <w:b/>
+        </w:rPr>
+      </w:pPr>
+      <w:r>
+        <w:rPr>
+          <w:b/>
+        </w:rPr>
+        <w:lastRenderedPageBreak/>
+        <w:t>Приложение Б Листинг</w:t>
+      </w:r>
+    </w:p>
     <w:sectPr>
       <w:footerReference w:type="default" r:id="rId14"/>
       <w:pgSz w:w="11906" w:h="16838"/>
@@ -55955,7 +59471,7 @@
 </file>
 
 <file path=word/endnotes.xml><?xml version="1.0" encoding="utf-8"?>
-<w:endnotes xmlns:wpc="http://schemas.microsoft.com/office/word/2010/wordprocessingCanvas" xmlns:cx="http://schemas.microsoft.com/office/drawing/2014/chartex" xmlns:cx1="http://schemas.microsoft.com/office/drawing/2015/9/8/chartex" xmlns:cx2="http://schemas.microsoft.com/office/drawing/2015/10/21/chartex" xmlns:cx3="http://schemas.microsoft.com/office/drawing/2016/5/9/chartex" xmlns:cx4="http://schemas.microsoft.com/office/drawing/2016/5/10/chartex" xmlns:cx5="http://schemas.microsoft.com/office/drawing/2016/5/11/chartex" xmlns:cx6="http://schemas.microsoft.com/office/drawing/2016/5/12/chartex" xmlns:cx7="http://schemas.microsoft.com/office/drawing/2016/5/13/chartex" xmlns:cx8="http://schemas.microsoft.com/office/drawing/2016/5/14/chartex" xmlns:mc="http://schemas.openxmlformats.org/markup-compatibility/2006" xmlns:aink="http://schemas.microsoft.com/office/drawing/2016/ink" xmlns:am3d="http://schemas.microsoft.com/office/drawing/2017/model3d" xmlns:o="urn:schemas-microsoft-com:office:office" xmlns:oel="http://schemas.microsoft.com/office/2019/extlst" xmlns:r="http://schemas.openxmlformats.org/officeDocument/2006/relationships" xmlns:m="http://schemas.openxmlformats.org/officeDocument/2006/math" xmlns:v="urn:schemas-microsoft-com:vml" xmlns:wp14="http://schemas.microsoft.com/office/word/2010/wordprocessingDrawing" xmlns:wp="http://schemas.openxmlformats.org/drawingml/2006/wordprocessingDrawing" xmlns:w10="urn:schemas-microsoft-com:office:word" xmlns:w="http://schemas.openxmlformats.org/wordprocessingml/2006/main" xmlns:w14="http://schemas.microsoft.com/office/word/2010/wordml" xmlns:w15="http://schemas.microsoft.com/office/word/2012/wordml" xmlns:w16cex="http://schemas.microsoft.com/office/word/2018/wordml/cex" xmlns:w16cid="http://schemas.microsoft.com/office/word/2016/wordml/cid" xmlns:w16="http://schemas.microsoft.com/office/word/2018/wordml" xmlns:w16du="http://schemas.microsoft.com/office/word/2023/wordml/word16du" xmlns:w16sdtdh="http://schemas.microsoft.com/office/word/2020/wordml/sdtdatahash" xmlns:w16sdtfl="http://schemas.microsoft.com/office/word/2024/wordml/sdtformatlock" xmlns:w16se="http://schemas.microsoft.com/office/word/2015/wordml/symex" xmlns:wpg="http://schemas.microsoft.com/office/word/2010/wordprocessingGroup" xmlns:wpi="http://schemas.microsoft.com/office/word/2010/wordprocessingInk" xmlns:wne="http://schemas.microsoft.com/office/word/2006/wordml" xmlns:wps="http://schemas.microsoft.com/office/word/2010/wordprocessingShape" mc:Ignorable="w14 w15 w16se w16cid w16 w16cex w16sdtdh w16sdtfl w16du wp14">
+<w:endnotes xmlns:wpc="http://schemas.microsoft.com/office/word/2010/wordprocessingCanvas" xmlns:cx="http://schemas.microsoft.com/office/drawing/2014/chartex" xmlns:cx1="http://schemas.microsoft.com/office/drawing/2015/9/8/chartex" xmlns:cx2="http://schemas.microsoft.com/office/drawing/2015/10/21/chartex" xmlns:cx3="http://schemas.microsoft.com/office/drawing/2016/5/9/chartex" xmlns:cx4="http://schemas.microsoft.com/office/drawing/2016/5/10/chartex" xmlns:cx5="http://schemas.microsoft.com/office/drawing/2016/5/11/chartex" xmlns:cx6="http://schemas.microsoft.com/office/drawing/2016/5/12/chartex" xmlns:cx7="http://schemas.microsoft.com/office/drawing/2016/5/13/chartex" xmlns:cx8="http://schemas.microsoft.com/office/drawing/2016/5/14/chartex" xmlns:mc="http://schemas.openxmlformats.org/markup-compatibility/2006" xmlns:aink="http://schemas.microsoft.com/office/drawing/2016/ink" xmlns:am3d="http://schemas.microsoft.com/office/drawing/2017/model3d" xmlns:o="urn:schemas-microsoft-com:office:office" xmlns:r="http://schemas.openxmlformats.org/officeDocument/2006/relationships" xmlns:m="http://schemas.openxmlformats.org/officeDocument/2006/math" xmlns:v="urn:schemas-microsoft-com:vml" xmlns:wp14="http://schemas.microsoft.com/office/word/2010/wordprocessingDrawing" xmlns:wp="http://schemas.openxmlformats.org/drawingml/2006/wordprocessingDrawing" xmlns:w10="urn:schemas-microsoft-com:office:word" xmlns:w="http://schemas.openxmlformats.org/wordprocessingml/2006/main" xmlns:w14="http://schemas.microsoft.com/office/word/2010/wordml" xmlns:w15="http://schemas.microsoft.com/office/word/2012/wordml" xmlns:w16cid="http://schemas.microsoft.com/office/word/2016/wordml/cid" xmlns:w16se="http://schemas.microsoft.com/office/word/2015/wordml/symex" xmlns:wpg="http://schemas.microsoft.com/office/word/2010/wordprocessingGroup" xmlns:wpi="http://schemas.microsoft.com/office/word/2010/wordprocessingInk" xmlns:wne="http://schemas.microsoft.com/office/word/2006/wordml" xmlns:wps="http://schemas.microsoft.com/office/word/2010/wordprocessingShape" mc:Ignorable="w14 w15 w16se w16cid wp14">
   <w:endnote w:type="separator" w:id="-1">
     <w:p>
       <w:pPr>
@@ -55980,7 +59496,7 @@
 </file>
 
 <file path=word/footer1.xml><?xml version="1.0" encoding="utf-8"?>
-<w:ftr xmlns:wpc="http://schemas.microsoft.com/office/word/2010/wordprocessingCanvas" xmlns:cx="http://schemas.microsoft.com/office/drawing/2014/chartex" xmlns:cx1="http://schemas.microsoft.com/office/drawing/2015/9/8/chartex" xmlns:cx2="http://schemas.microsoft.com/office/drawing/2015/10/21/chartex" xmlns:cx3="http://schemas.microsoft.com/office/drawing/2016/5/9/chartex" xmlns:cx4="http://schemas.microsoft.com/office/drawing/2016/5/10/chartex" xmlns:cx5="http://schemas.microsoft.com/office/drawing/2016/5/11/chartex" xmlns:cx6="http://schemas.microsoft.com/office/drawing/2016/5/12/chartex" xmlns:cx7="http://schemas.microsoft.com/office/drawing/2016/5/13/chartex" xmlns:cx8="http://schemas.microsoft.com/office/drawing/2016/5/14/chartex" xmlns:mc="http://schemas.openxmlformats.org/markup-compatibility/2006" xmlns:aink="http://schemas.microsoft.com/office/drawing/2016/ink" xmlns:am3d="http://schemas.microsoft.com/office/drawing/2017/model3d" xmlns:o="urn:schemas-microsoft-com:office:office" xmlns:oel="http://schemas.microsoft.com/office/2019/extlst" xmlns:r="http://schemas.openxmlformats.org/officeDocument/2006/relationships" xmlns:m="http://schemas.openxmlformats.org/officeDocument/2006/math" xmlns:v="urn:schemas-microsoft-com:vml" xmlns:wp14="http://schemas.microsoft.com/office/word/2010/wordprocessingDrawing" xmlns:wp="http://schemas.openxmlformats.org/drawingml/2006/wordprocessingDrawing" xmlns:w10="urn:schemas-microsoft-com:office:word" xmlns:w="http://schemas.openxmlformats.org/wordprocessingml/2006/main" xmlns:w14="http://schemas.microsoft.com/office/word/2010/wordml" xmlns:w15="http://schemas.microsoft.com/office/word/2012/wordml" xmlns:w16cex="http://schemas.microsoft.com/office/word/2018/wordml/cex" xmlns:w16cid="http://schemas.microsoft.com/office/word/2016/wordml/cid" xmlns:w16="http://schemas.microsoft.com/office/word/2018/wordml" xmlns:w16du="http://schemas.microsoft.com/office/word/2023/wordml/word16du" xmlns:w16sdtdh="http://schemas.microsoft.com/office/word/2020/wordml/sdtdatahash" xmlns:w16sdtfl="http://schemas.microsoft.com/office/word/2024/wordml/sdtformatlock" xmlns:w16se="http://schemas.microsoft.com/office/word/2015/wordml/symex" xmlns:wpg="http://schemas.microsoft.com/office/word/2010/wordprocessingGroup" xmlns:wpi="http://schemas.microsoft.com/office/word/2010/wordprocessingInk" xmlns:wne="http://schemas.microsoft.com/office/word/2006/wordml" xmlns:wps="http://schemas.microsoft.com/office/word/2010/wordprocessingShape" mc:Ignorable="w14 w15 w16se w16cid w16 w16cex w16sdtdh w16sdtfl w16du wp14">
+<w:ftr xmlns:wpc="http://schemas.microsoft.com/office/word/2010/wordprocessingCanvas" xmlns:cx="http://schemas.microsoft.com/office/drawing/2014/chartex" xmlns:cx1="http://schemas.microsoft.com/office/drawing/2015/9/8/chartex" xmlns:cx2="http://schemas.microsoft.com/office/drawing/2015/10/21/chartex" xmlns:cx3="http://schemas.microsoft.com/office/drawing/2016/5/9/chartex" xmlns:cx4="http://schemas.microsoft.com/office/drawing/2016/5/10/chartex" xmlns:cx5="http://schemas.microsoft.com/office/drawing/2016/5/11/chartex" xmlns:cx6="http://schemas.microsoft.com/office/drawing/2016/5/12/chartex" xmlns:cx7="http://schemas.microsoft.com/office/drawing/2016/5/13/chartex" xmlns:cx8="http://schemas.microsoft.com/office/drawing/2016/5/14/chartex" xmlns:mc="http://schemas.openxmlformats.org/markup-compatibility/2006" xmlns:aink="http://schemas.microsoft.com/office/drawing/2016/ink" xmlns:am3d="http://schemas.microsoft.com/office/drawing/2017/model3d" xmlns:o="urn:schemas-microsoft-com:office:office" xmlns:r="http://schemas.openxmlformats.org/officeDocument/2006/relationships" xmlns:m="http://schemas.openxmlformats.org/officeDocument/2006/math" xmlns:v="urn:schemas-microsoft-com:vml" xmlns:wp14="http://schemas.microsoft.com/office/word/2010/wordprocessingDrawing" xmlns:wp="http://schemas.openxmlformats.org/drawingml/2006/wordprocessingDrawing" xmlns:w10="urn:schemas-microsoft-com:office:word" xmlns:w="http://schemas.openxmlformats.org/wordprocessingml/2006/main" xmlns:w14="http://schemas.microsoft.com/office/word/2010/wordml" xmlns:w15="http://schemas.microsoft.com/office/word/2012/wordml" xmlns:w16cid="http://schemas.microsoft.com/office/word/2016/wordml/cid" xmlns:w16se="http://schemas.microsoft.com/office/word/2015/wordml/symex" xmlns:wpg="http://schemas.microsoft.com/office/word/2010/wordprocessingGroup" xmlns:wpi="http://schemas.microsoft.com/office/word/2010/wordprocessingInk" xmlns:wne="http://schemas.microsoft.com/office/word/2006/wordml" xmlns:wps="http://schemas.microsoft.com/office/word/2010/wordprocessingShape" mc:Ignorable="w14 w15 w16se w16cid wp14">
   <w:sdt>
     <w:sdtPr>
       <w:id w:val="947746678"/>
@@ -56037,16 +59553,11 @@
       </w:p>
     </w:sdtContent>
   </w:sdt>
-  <w:p>
-    <w:pPr>
-      <w:pStyle w:val="a3"/>
-    </w:pPr>
-  </w:p>
 </w:ftr>
 </file>
 
 <file path=word/footnotes.xml><?xml version="1.0" encoding="utf-8"?>
-<w:footnotes xmlns:wpc="http://schemas.microsoft.com/office/word/2010/wordprocessingCanvas" xmlns:cx="http://schemas.microsoft.com/office/drawing/2014/chartex" xmlns:cx1="http://schemas.microsoft.com/office/drawing/2015/9/8/chartex" xmlns:cx2="http://schemas.microsoft.com/office/drawing/2015/10/21/chartex" xmlns:cx3="http://schemas.microsoft.com/office/drawing/2016/5/9/chartex" xmlns:cx4="http://schemas.microsoft.com/office/drawing/2016/5/10/chartex" xmlns:cx5="http://schemas.microsoft.com/office/drawing/2016/5/11/chartex" xmlns:cx6="http://schemas.microsoft.com/office/drawing/2016/5/12/chartex" xmlns:cx7="http://schemas.microsoft.com/office/drawing/2016/5/13/chartex" xmlns:cx8="http://schemas.microsoft.com/office/drawing/2016/5/14/chartex" xmlns:mc="http://schemas.openxmlformats.org/markup-compatibility/2006" xmlns:aink="http://schemas.microsoft.com/office/drawing/2016/ink" xmlns:am3d="http://schemas.microsoft.com/office/drawing/2017/model3d" xmlns:o="urn:schemas-microsoft-com:office:office" xmlns:oel="http://schemas.microsoft.com/office/2019/extlst" xmlns:r="http://schemas.openxmlformats.org/officeDocument/2006/relationships" xmlns:m="http://schemas.openxmlformats.org/officeDocument/2006/math" xmlns:v="urn:schemas-microsoft-com:vml" xmlns:wp14="http://schemas.microsoft.com/office/word/2010/wordprocessingDrawing" xmlns:wp="http://schemas.openxmlformats.org/drawingml/2006/wordprocessingDrawing" xmlns:w10="urn:schemas-microsoft-com:office:word" xmlns:w="http://schemas.openxmlformats.org/wordprocessingml/2006/main" xmlns:w14="http://schemas.microsoft.com/office/word/2010/wordml" xmlns:w15="http://schemas.microsoft.com/office/word/2012/wordml" xmlns:w16cex="http://schemas.microsoft.com/office/word/2018/wordml/cex" xmlns:w16cid="http://schemas.microsoft.com/office/word/2016/wordml/cid" xmlns:w16="http://schemas.microsoft.com/office/word/2018/wordml" xmlns:w16du="http://schemas.microsoft.com/office/word/2023/wordml/word16du" xmlns:w16sdtdh="http://schemas.microsoft.com/office/word/2020/wordml/sdtdatahash" xmlns:w16sdtfl="http://schemas.microsoft.com/office/word/2024/wordml/sdtformatlock" xmlns:w16se="http://schemas.microsoft.com/office/word/2015/wordml/symex" xmlns:wpg="http://schemas.microsoft.com/office/word/2010/wordprocessingGroup" xmlns:wpi="http://schemas.microsoft.com/office/word/2010/wordprocessingInk" xmlns:wne="http://schemas.microsoft.com/office/word/2006/wordml" xmlns:wps="http://schemas.microsoft.com/office/word/2010/wordprocessingShape" mc:Ignorable="w14 w15 w16se w16cid w16 w16cex w16sdtdh w16sdtfl w16du wp14">
+<w:footnotes xmlns:wpc="http://schemas.microsoft.com/office/word/2010/wordprocessingCanvas" xmlns:cx="http://schemas.microsoft.com/office/drawing/2014/chartex" xmlns:cx1="http://schemas.microsoft.com/office/drawing/2015/9/8/chartex" xmlns:cx2="http://schemas.microsoft.com/office/drawing/2015/10/21/chartex" xmlns:cx3="http://schemas.microsoft.com/office/drawing/2016/5/9/chartex" xmlns:cx4="http://schemas.microsoft.com/office/drawing/2016/5/10/chartex" xmlns:cx5="http://schemas.microsoft.com/office/drawing/2016/5/11/chartex" xmlns:cx6="http://schemas.microsoft.com/office/drawing/2016/5/12/chartex" xmlns:cx7="http://schemas.microsoft.com/office/drawing/2016/5/13/chartex" xmlns:cx8="http://schemas.microsoft.com/office/drawing/2016/5/14/chartex" xmlns:mc="http://schemas.openxmlformats.org/markup-compatibility/2006" xmlns:aink="http://schemas.microsoft.com/office/drawing/2016/ink" xmlns:am3d="http://schemas.microsoft.com/office/drawing/2017/model3d" xmlns:o="urn:schemas-microsoft-com:office:office" xmlns:r="http://schemas.openxmlformats.org/officeDocument/2006/relationships" xmlns:m="http://schemas.openxmlformats.org/officeDocument/2006/math" xmlns:v="urn:schemas-microsoft-com:vml" xmlns:wp14="http://schemas.microsoft.com/office/word/2010/wordprocessingDrawing" xmlns:wp="http://schemas.openxmlformats.org/drawingml/2006/wordprocessingDrawing" xmlns:w10="urn:schemas-microsoft-com:office:word" xmlns:w="http://schemas.openxmlformats.org/wordprocessingml/2006/main" xmlns:w14="http://schemas.microsoft.com/office/word/2010/wordml" xmlns:w15="http://schemas.microsoft.com/office/word/2012/wordml" xmlns:w16cid="http://schemas.microsoft.com/office/word/2016/wordml/cid" xmlns:w16se="http://schemas.microsoft.com/office/word/2015/wordml/symex" xmlns:wpg="http://schemas.microsoft.com/office/word/2010/wordprocessingGroup" xmlns:wpi="http://schemas.microsoft.com/office/word/2010/wordprocessingInk" xmlns:wne="http://schemas.microsoft.com/office/word/2006/wordml" xmlns:wps="http://schemas.microsoft.com/office/word/2010/wordprocessingShape" mc:Ignorable="w14 w15 w16se w16cid wp14">
   <w:footnote w:type="separator" w:id="-1">
     <w:p>
       <w:pPr>
@@ -56071,7 +59582,7 @@
 </file>
 
 <file path=word/numbering.xml><?xml version="1.0" encoding="utf-8"?>
-<w:numbering xmlns:wpc="http://schemas.microsoft.com/office/word/2010/wordprocessingCanvas" xmlns:cx="http://schemas.microsoft.com/office/drawing/2014/chartex" xmlns:cx1="http://schemas.microsoft.com/office/drawing/2015/9/8/chartex" xmlns:cx2="http://schemas.microsoft.com/office/drawing/2015/10/21/chartex" xmlns:cx3="http://schemas.microsoft.com/office/drawing/2016/5/9/chartex" xmlns:cx4="http://schemas.microsoft.com/office/drawing/2016/5/10/chartex" xmlns:cx5="http://schemas.microsoft.com/office/drawing/2016/5/11/chartex" xmlns:cx6="http://schemas.microsoft.com/office/drawing/2016/5/12/chartex" xmlns:cx7="http://schemas.microsoft.com/office/drawing/2016/5/13/chartex" xmlns:cx8="http://schemas.microsoft.com/office/drawing/2016/5/14/chartex" xmlns:mc="http://schemas.openxmlformats.org/markup-compatibility/2006" xmlns:aink="http://schemas.microsoft.com/office/drawing/2016/ink" xmlns:am3d="http://schemas.microsoft.com/office/drawing/2017/model3d" xmlns:o="urn:schemas-microsoft-com:office:office" xmlns:oel="http://schemas.microsoft.com/office/2019/extlst" xmlns:r="http://schemas.openxmlformats.org/officeDocument/2006/relationships" xmlns:m="http://schemas.openxmlformats.org/officeDocument/2006/math" xmlns:v="urn:schemas-microsoft-com:vml" xmlns:wp14="http://schemas.microsoft.com/office/word/2010/wordprocessingDrawing" xmlns:wp="http://schemas.openxmlformats.org/drawingml/2006/wordprocessingDrawing" xmlns:w10="urn:schemas-microsoft-com:office:word" xmlns:w="http://schemas.openxmlformats.org/wordprocessingml/2006/main" xmlns:w14="http://schemas.microsoft.com/office/word/2010/wordml" xmlns:w15="http://schemas.microsoft.com/office/word/2012/wordml" xmlns:w16cex="http://schemas.microsoft.com/office/word/2018/wordml/cex" xmlns:w16cid="http://schemas.microsoft.com/office/word/2016/wordml/cid" xmlns:w16="http://schemas.microsoft.com/office/word/2018/wordml" xmlns:w16du="http://schemas.microsoft.com/office/word/2023/wordml/word16du" xmlns:w16sdtdh="http://schemas.microsoft.com/office/word/2020/wordml/sdtdatahash" xmlns:w16sdtfl="http://schemas.microsoft.com/office/word/2024/wordml/sdtformatlock" xmlns:w16se="http://schemas.microsoft.com/office/word/2015/wordml/symex" xmlns:wpg="http://schemas.microsoft.com/office/word/2010/wordprocessingGroup" xmlns:wpi="http://schemas.microsoft.com/office/word/2010/wordprocessingInk" xmlns:wne="http://schemas.microsoft.com/office/word/2006/wordml" xmlns:wps="http://schemas.microsoft.com/office/word/2010/wordprocessingShape" mc:Ignorable="w14 w15 w16se w16cid w16 w16cex w16sdtdh w16sdtfl w16du wp14">
+<w:numbering xmlns:wpc="http://schemas.microsoft.com/office/word/2010/wordprocessingCanvas" xmlns:cx="http://schemas.microsoft.com/office/drawing/2014/chartex" xmlns:cx1="http://schemas.microsoft.com/office/drawing/2015/9/8/chartex" xmlns:cx2="http://schemas.microsoft.com/office/drawing/2015/10/21/chartex" xmlns:cx3="http://schemas.microsoft.com/office/drawing/2016/5/9/chartex" xmlns:cx4="http://schemas.microsoft.com/office/drawing/2016/5/10/chartex" xmlns:cx5="http://schemas.microsoft.com/office/drawing/2016/5/11/chartex" xmlns:cx6="http://schemas.microsoft.com/office/drawing/2016/5/12/chartex" xmlns:cx7="http://schemas.microsoft.com/office/drawing/2016/5/13/chartex" xmlns:cx8="http://schemas.microsoft.com/office/drawing/2016/5/14/chartex" xmlns:mc="http://schemas.openxmlformats.org/markup-compatibility/2006" xmlns:aink="http://schemas.microsoft.com/office/drawing/2016/ink" xmlns:am3d="http://schemas.microsoft.com/office/drawing/2017/model3d" xmlns:o="urn:schemas-microsoft-com:office:office" xmlns:r="http://schemas.openxmlformats.org/officeDocument/2006/relationships" xmlns:m="http://schemas.openxmlformats.org/officeDocument/2006/math" xmlns:v="urn:schemas-microsoft-com:vml" xmlns:wp14="http://schemas.microsoft.com/office/word/2010/wordprocessingDrawing" xmlns:wp="http://schemas.openxmlformats.org/drawingml/2006/wordprocessingDrawing" xmlns:w10="urn:schemas-microsoft-com:office:word" xmlns:w="http://schemas.openxmlformats.org/wordprocessingml/2006/main" xmlns:w14="http://schemas.microsoft.com/office/word/2010/wordml" xmlns:w15="http://schemas.microsoft.com/office/word/2012/wordml" xmlns:w16cid="http://schemas.microsoft.com/office/word/2016/wordml/cid" xmlns:w16se="http://schemas.microsoft.com/office/word/2015/wordml/symex" xmlns:wpg="http://schemas.microsoft.com/office/word/2010/wordprocessingGroup" xmlns:wpi="http://schemas.microsoft.com/office/word/2010/wordprocessingInk" xmlns:wne="http://schemas.microsoft.com/office/word/2006/wordml" xmlns:wps="http://schemas.microsoft.com/office/word/2010/wordprocessingShape" mc:Ignorable="w14 w15 w16se w16cid wp14">
   <w:abstractNum w:abstractNumId="0" w15:restartNumberingAfterBreak="0">
     <w:nsid w:val="018F70A5"/>
     <w:multiLevelType w:val="multilevel"/>
@@ -57076,6 +60587,119 @@
     </w:lvl>
   </w:abstractNum>
   <w:abstractNum w:abstractNumId="9" w15:restartNumberingAfterBreak="0">
+    <w:nsid w:val="38AE3027"/>
+    <w:multiLevelType w:val="hybridMultilevel"/>
+    <w:tmpl w:val="ED161196"/>
+    <w:lvl w:ilvl="0" w:tplc="F0269A26">
+      <w:start w:val="1"/>
+      <w:numFmt w:val="bullet"/>
+      <w:lvlText w:val=""/>
+      <w:lvlJc w:val="left"/>
+      <w:pPr>
+        <w:ind w:left="1571" w:hanging="360"/>
+      </w:pPr>
+      <w:rPr>
+        <w:rFonts w:ascii="Symbol" w:hAnsi="Symbol" w:hint="default"/>
+      </w:rPr>
+    </w:lvl>
+    <w:lvl w:ilvl="1" w:tplc="04190003" w:tentative="1">
+      <w:start w:val="1"/>
+      <w:numFmt w:val="bullet"/>
+      <w:lvlText w:val="o"/>
+      <w:lvlJc w:val="left"/>
+      <w:pPr>
+        <w:ind w:left="2291" w:hanging="360"/>
+      </w:pPr>
+      <w:rPr>
+        <w:rFonts w:ascii="Courier New" w:hAnsi="Courier New" w:cs="Courier New" w:hint="default"/>
+      </w:rPr>
+    </w:lvl>
+    <w:lvl w:ilvl="2" w:tplc="04190005" w:tentative="1">
+      <w:start w:val="1"/>
+      <w:numFmt w:val="bullet"/>
+      <w:lvlText w:val=""/>
+      <w:lvlJc w:val="left"/>
+      <w:pPr>
+        <w:ind w:left="3011" w:hanging="360"/>
+      </w:pPr>
+      <w:rPr>
+        <w:rFonts w:ascii="Wingdings" w:hAnsi="Wingdings" w:hint="default"/>
+      </w:rPr>
+    </w:lvl>
+    <w:lvl w:ilvl="3" w:tplc="04190001" w:tentative="1">
+      <w:start w:val="1"/>
+      <w:numFmt w:val="bullet"/>
+      <w:lvlText w:val=""/>
+      <w:lvlJc w:val="left"/>
+      <w:pPr>
+        <w:ind w:left="3731" w:hanging="360"/>
+      </w:pPr>
+      <w:rPr>
+        <w:rFonts w:ascii="Symbol" w:hAnsi="Symbol" w:hint="default"/>
+      </w:rPr>
+    </w:lvl>
+    <w:lvl w:ilvl="4" w:tplc="04190003" w:tentative="1">
+      <w:start w:val="1"/>
+      <w:numFmt w:val="bullet"/>
+      <w:lvlText w:val="o"/>
+      <w:lvlJc w:val="left"/>
+      <w:pPr>
+        <w:ind w:left="4451" w:hanging="360"/>
+      </w:pPr>
+      <w:rPr>
+        <w:rFonts w:ascii="Courier New" w:hAnsi="Courier New" w:cs="Courier New" w:hint="default"/>
+      </w:rPr>
+    </w:lvl>
+    <w:lvl w:ilvl="5" w:tplc="04190005" w:tentative="1">
+      <w:start w:val="1"/>
+      <w:numFmt w:val="bullet"/>
+      <w:lvlText w:val=""/>
+      <w:lvlJc w:val="left"/>
+      <w:pPr>
+        <w:ind w:left="5171" w:hanging="360"/>
+      </w:pPr>
+      <w:rPr>
+        <w:rFonts w:ascii="Wingdings" w:hAnsi="Wingdings" w:hint="default"/>
+      </w:rPr>
+    </w:lvl>
+    <w:lvl w:ilvl="6" w:tplc="04190001" w:tentative="1">
+      <w:start w:val="1"/>
+      <w:numFmt w:val="bullet"/>
+      <w:lvlText w:val=""/>
+      <w:lvlJc w:val="left"/>
+      <w:pPr>
+        <w:ind w:left="5891" w:hanging="360"/>
+      </w:pPr>
+      <w:rPr>
+        <w:rFonts w:ascii="Symbol" w:hAnsi="Symbol" w:hint="default"/>
+      </w:rPr>
+    </w:lvl>
+    <w:lvl w:ilvl="7" w:tplc="04190003" w:tentative="1">
+      <w:start w:val="1"/>
+      <w:numFmt w:val="bullet"/>
+      <w:lvlText w:val="o"/>
+      <w:lvlJc w:val="left"/>
+      <w:pPr>
+        <w:ind w:left="6611" w:hanging="360"/>
+      </w:pPr>
+      <w:rPr>
+        <w:rFonts w:ascii="Courier New" w:hAnsi="Courier New" w:cs="Courier New" w:hint="default"/>
+      </w:rPr>
+    </w:lvl>
+    <w:lvl w:ilvl="8" w:tplc="04190005" w:tentative="1">
+      <w:start w:val="1"/>
+      <w:numFmt w:val="bullet"/>
+      <w:lvlText w:val=""/>
+      <w:lvlJc w:val="left"/>
+      <w:pPr>
+        <w:ind w:left="7331" w:hanging="360"/>
+      </w:pPr>
+      <w:rPr>
+        <w:rFonts w:ascii="Wingdings" w:hAnsi="Wingdings" w:hint="default"/>
+      </w:rPr>
+    </w:lvl>
+  </w:abstractNum>
+  <w:abstractNum w:abstractNumId="10" w15:restartNumberingAfterBreak="0">
     <w:nsid w:val="3ED06C11"/>
     <w:multiLevelType w:val="hybridMultilevel"/>
     <w:tmpl w:val="3FD40F60"/>
@@ -57188,7 +60812,7 @@
       </w:rPr>
     </w:lvl>
   </w:abstractNum>
-  <w:abstractNum w:abstractNumId="10" w15:restartNumberingAfterBreak="0">
+  <w:abstractNum w:abstractNumId="11" w15:restartNumberingAfterBreak="0">
     <w:nsid w:val="40571B17"/>
     <w:multiLevelType w:val="hybridMultilevel"/>
     <w:tmpl w:val="E1586CCA"/>
@@ -57277,7 +60901,7 @@
       </w:pPr>
     </w:lvl>
   </w:abstractNum>
-  <w:abstractNum w:abstractNumId="11" w15:restartNumberingAfterBreak="0">
+  <w:abstractNum w:abstractNumId="12" w15:restartNumberingAfterBreak="0">
     <w:nsid w:val="517701CB"/>
     <w:multiLevelType w:val="multilevel"/>
     <w:tmpl w:val="D5B65D1A"/>
@@ -57363,7 +60987,7 @@
       </w:pPr>
     </w:lvl>
   </w:abstractNum>
-  <w:abstractNum w:abstractNumId="12" w15:restartNumberingAfterBreak="0">
+  <w:abstractNum w:abstractNumId="13" w15:restartNumberingAfterBreak="0">
     <w:nsid w:val="585D2802"/>
     <w:multiLevelType w:val="hybridMultilevel"/>
     <w:tmpl w:val="BED0DC3C"/>
@@ -57476,7 +61100,7 @@
       </w:rPr>
     </w:lvl>
   </w:abstractNum>
-  <w:abstractNum w:abstractNumId="13" w15:restartNumberingAfterBreak="0">
+  <w:abstractNum w:abstractNumId="14" w15:restartNumberingAfterBreak="0">
     <w:nsid w:val="5C486DB5"/>
     <w:multiLevelType w:val="hybridMultilevel"/>
     <w:tmpl w:val="142C5022"/>
@@ -57589,7 +61213,7 @@
       </w:rPr>
     </w:lvl>
   </w:abstractNum>
-  <w:abstractNum w:abstractNumId="14" w15:restartNumberingAfterBreak="0">
+  <w:abstractNum w:abstractNumId="15" w15:restartNumberingAfterBreak="0">
     <w:nsid w:val="5F841604"/>
     <w:multiLevelType w:val="hybridMultilevel"/>
     <w:tmpl w:val="826A9EC6"/>
@@ -57702,7 +61326,7 @@
       </w:rPr>
     </w:lvl>
   </w:abstractNum>
-  <w:abstractNum w:abstractNumId="15" w15:restartNumberingAfterBreak="0">
+  <w:abstractNum w:abstractNumId="16" w15:restartNumberingAfterBreak="0">
     <w:nsid w:val="74F81EE8"/>
     <w:multiLevelType w:val="hybridMultilevel"/>
     <w:tmpl w:val="A0F085F2"/>
@@ -57815,7 +61439,7 @@
       </w:rPr>
     </w:lvl>
   </w:abstractNum>
-  <w:abstractNum w:abstractNumId="16" w15:restartNumberingAfterBreak="0">
+  <w:abstractNum w:abstractNumId="17" w15:restartNumberingAfterBreak="0">
     <w:nsid w:val="7AD20AA4"/>
     <w:multiLevelType w:val="hybridMultilevel"/>
     <w:tmpl w:val="EE9C7D78"/>
@@ -57901,16 +61525,16 @@
       </w:pPr>
     </w:lvl>
   </w:abstractNum>
-  <w:num w:numId="1" w16cid:durableId="1827013924">
-    <w:abstractNumId w:val="12"/>
+  <w:num w:numId="1">
+    <w:abstractNumId w:val="13"/>
   </w:num>
-  <w:num w:numId="2" w16cid:durableId="1902592256">
-    <w:abstractNumId w:val="15"/>
+  <w:num w:numId="2">
+    <w:abstractNumId w:val="16"/>
   </w:num>
-  <w:num w:numId="3" w16cid:durableId="2064940342">
+  <w:num w:numId="3">
     <w:abstractNumId w:val="3"/>
   </w:num>
-  <w:num w:numId="4" w16cid:durableId="1511675086">
+  <w:num w:numId="4">
     <w:abstractNumId w:val="6"/>
     <w:lvlOverride w:ilvl="0">
       <w:startOverride w:val="1"/>
@@ -57924,31 +61548,31 @@
     <w:lvlOverride w:ilvl="7"/>
     <w:lvlOverride w:ilvl="8"/>
   </w:num>
-  <w:num w:numId="5" w16cid:durableId="1596939413">
+  <w:num w:numId="5">
     <w:abstractNumId w:val="5"/>
   </w:num>
-  <w:num w:numId="6" w16cid:durableId="787430675">
+  <w:num w:numId="6">
+    <w:abstractNumId w:val="15"/>
+  </w:num>
+  <w:num w:numId="7">
+    <w:abstractNumId w:val="10"/>
+  </w:num>
+  <w:num w:numId="8">
+    <w:abstractNumId w:val="2"/>
+  </w:num>
+  <w:num w:numId="9">
+    <w:abstractNumId w:val="11"/>
+  </w:num>
+  <w:num w:numId="10">
+    <w:abstractNumId w:val="4"/>
+  </w:num>
+  <w:num w:numId="11">
+    <w:abstractNumId w:val="1"/>
+  </w:num>
+  <w:num w:numId="12">
     <w:abstractNumId w:val="14"/>
   </w:num>
-  <w:num w:numId="7" w16cid:durableId="1518689088">
-    <w:abstractNumId w:val="9"/>
-  </w:num>
-  <w:num w:numId="8" w16cid:durableId="1260024387">
-    <w:abstractNumId w:val="2"/>
-  </w:num>
-  <w:num w:numId="9" w16cid:durableId="1897202802">
-    <w:abstractNumId w:val="10"/>
-  </w:num>
-  <w:num w:numId="10" w16cid:durableId="1283655780">
-    <w:abstractNumId w:val="4"/>
-  </w:num>
-  <w:num w:numId="11" w16cid:durableId="271402356">
-    <w:abstractNumId w:val="1"/>
-  </w:num>
-  <w:num w:numId="12" w16cid:durableId="478572303">
-    <w:abstractNumId w:val="13"/>
-  </w:num>
-  <w:num w:numId="13" w16cid:durableId="394469836">
+  <w:num w:numId="13">
     <w:abstractNumId w:val="7"/>
     <w:lvlOverride w:ilvl="0">
       <w:startOverride w:val="1"/>
@@ -57978,8 +61602,8 @@
       <w:startOverride w:val="1"/>
     </w:lvlOverride>
   </w:num>
-  <w:num w:numId="14" w16cid:durableId="2088260710">
-    <w:abstractNumId w:val="11"/>
+  <w:num w:numId="14">
+    <w:abstractNumId w:val="12"/>
     <w:lvlOverride w:ilvl="0">
       <w:startOverride w:val="1"/>
     </w:lvlOverride>
@@ -58008,7 +61632,7 @@
       <w:startOverride w:val="1"/>
     </w:lvlOverride>
   </w:num>
-  <w:num w:numId="15" w16cid:durableId="1681615136">
+  <w:num w:numId="15">
     <w:abstractNumId w:val="0"/>
     <w:lvlOverride w:ilvl="0">
       <w:startOverride w:val="1"/>
@@ -58038,7 +61662,7 @@
       <w:startOverride w:val="1"/>
     </w:lvlOverride>
   </w:num>
-  <w:num w:numId="16" w16cid:durableId="2041739719">
+  <w:num w:numId="16">
     <w:abstractNumId w:val="8"/>
     <w:lvlOverride w:ilvl="0">
       <w:startOverride w:val="4"/>
@@ -58068,8 +61692,8 @@
       <w:startOverride w:val="1"/>
     </w:lvlOverride>
   </w:num>
-  <w:num w:numId="17" w16cid:durableId="1991592214">
-    <w:abstractNumId w:val="16"/>
+  <w:num w:numId="17">
+    <w:abstractNumId w:val="17"/>
     <w:lvlOverride w:ilvl="0">
       <w:startOverride w:val="1"/>
     </w:lvlOverride>
@@ -58098,12 +61722,15 @@
       <w:startOverride w:val="1"/>
     </w:lvlOverride>
   </w:num>
+  <w:num w:numId="18">
+    <w:abstractNumId w:val="9"/>
+  </w:num>
   <w:numIdMacAtCleanup w:val="11"/>
 </w:numbering>
 </file>
 
 <file path=word/styles.xml><?xml version="1.0" encoding="utf-8"?>
-<w:styles xmlns:mc="http://schemas.openxmlformats.org/markup-compatibility/2006" xmlns:r="http://schemas.openxmlformats.org/officeDocument/2006/relationships" xmlns:w="http://schemas.openxmlformats.org/wordprocessingml/2006/main" xmlns:w14="http://schemas.microsoft.com/office/word/2010/wordml" xmlns:w15="http://schemas.microsoft.com/office/word/2012/wordml" xmlns:w16cex="http://schemas.microsoft.com/office/word/2018/wordml/cex" xmlns:w16cid="http://schemas.microsoft.com/office/word/2016/wordml/cid" xmlns:w16="http://schemas.microsoft.com/office/word/2018/wordml" xmlns:w16du="http://schemas.microsoft.com/office/word/2023/wordml/word16du" xmlns:w16sdtdh="http://schemas.microsoft.com/office/word/2020/wordml/sdtdatahash" xmlns:w16sdtfl="http://schemas.microsoft.com/office/word/2024/wordml/sdtformatlock" xmlns:w16se="http://schemas.microsoft.com/office/word/2015/wordml/symex" mc:Ignorable="w14 w15 w16se w16cid w16 w16cex w16sdtdh w16sdtfl w16du">
+<w:styles xmlns:mc="http://schemas.openxmlformats.org/markup-compatibility/2006" xmlns:r="http://schemas.openxmlformats.org/officeDocument/2006/relationships" xmlns:w="http://schemas.openxmlformats.org/wordprocessingml/2006/main" xmlns:w14="http://schemas.microsoft.com/office/word/2010/wordml" xmlns:w15="http://schemas.microsoft.com/office/word/2012/wordml" xmlns:w16cid="http://schemas.microsoft.com/office/word/2016/wordml/cid" xmlns:w16se="http://schemas.microsoft.com/office/word/2015/wordml/symex" mc:Ignorable="w14 w15 w16se w16cid">
   <w:docDefaults>
     <w:rPrDefault>
       <w:rPr>
@@ -58120,7 +61747,7 @@
       </w:pPr>
     </w:pPrDefault>
   </w:docDefaults>
-  <w:latentStyles w:defLockedState="0" w:defUIPriority="99" w:defSemiHidden="0" w:defUnhideWhenUsed="0" w:defQFormat="0" w:count="376">
+  <w:latentStyles w:defLockedState="0" w:defUIPriority="99" w:defSemiHidden="0" w:defUnhideWhenUsed="0" w:defQFormat="0" w:count="375">
     <w:lsdException w:name="Normal" w:uiPriority="0" w:qFormat="1"/>
     <w:lsdException w:name="heading 1" w:uiPriority="9" w:qFormat="1"/>
     <w:lsdException w:name="heading 2" w:semiHidden="1" w:uiPriority="9" w:unhideWhenUsed="1" w:qFormat="1"/>
@@ -58496,12 +62123,11 @@
     <w:lsdException w:name="Smart Hyperlink" w:semiHidden="1" w:unhideWhenUsed="1"/>
     <w:lsdException w:name="Hashtag" w:semiHidden="1" w:unhideWhenUsed="1"/>
     <w:lsdException w:name="Unresolved Mention" w:semiHidden="1" w:unhideWhenUsed="1"/>
-    <w:lsdException w:name="Smart Link" w:semiHidden="1" w:unhideWhenUsed="1"/>
   </w:latentStyles>
   <w:style w:type="paragraph" w:default="1" w:styleId="a">
     <w:name w:val="Normal"/>
     <w:qFormat/>
-    <w:rsid w:val="00C0363D"/>
+    <w:rsid w:val="006F6C92"/>
     <w:rPr>
       <w:rFonts w:ascii="Times New Roman" w:eastAsia="Times New Roman" w:hAnsi="Times New Roman" w:cs="Times New Roman"/>
       <w:sz w:val="28"/>
@@ -59788,7 +63414,7 @@
 </file>
 
 <file path=customXml/itemProps1.xml><?xml version="1.0" encoding="utf-8"?>
-<ds:datastoreItem xmlns:ds="http://schemas.openxmlformats.org/officeDocument/2006/customXml" ds:itemID="{65718C93-D4BA-46C0-8DA4-52FDFB4AF703}">
+<ds:datastoreItem xmlns:ds="http://schemas.openxmlformats.org/officeDocument/2006/customXml" ds:itemID="{33653413-5F96-423C-A241-EF866892F558}">
   <ds:schemaRefs>
     <ds:schemaRef ds:uri="http://schemas.openxmlformats.org/officeDocument/2006/bibliography"/>
   </ds:schemaRefs>

--- a/docs/Курсовой проект с приложением А.docx
+++ b/docs/Курсовой проект с приложением А.docx
@@ -6594,19 +6594,11 @@
         </w:rPr>
         <w:t xml:space="preserve"> </w:t>
       </w:r>
-      <w:proofErr w:type="spellStart"/>
-      <w:r>
-        <w:rPr>
-          <w:szCs w:val="28"/>
-        </w:rPr>
-        <w:t>email</w:t>
-      </w:r>
-      <w:proofErr w:type="spellEnd"/>
-      <w:r>
-        <w:rPr>
-          <w:szCs w:val="28"/>
-        </w:rPr>
-        <w:t>/логин,</w:t>
+      <w:r>
+        <w:rPr>
+          <w:szCs w:val="28"/>
+        </w:rPr>
+        <w:t>email/логин,</w:t>
       </w:r>
       <w:r>
         <w:rPr>
@@ -7296,21 +7288,12 @@
         </w:rPr>
         <w:t xml:space="preserve"> </w:t>
       </w:r>
-      <w:proofErr w:type="spellStart"/>
       <w:r>
         <w:rPr>
           <w:szCs w:val="28"/>
           <w:highlight w:val="yellow"/>
         </w:rPr>
-        <w:t>cookies</w:t>
-      </w:r>
-      <w:proofErr w:type="spellEnd"/>
-      <w:r>
-        <w:rPr>
-          <w:szCs w:val="28"/>
-          <w:highlight w:val="yellow"/>
-        </w:rPr>
-        <w:t>)</w:t>
+        <w:t>cookies)</w:t>
       </w:r>
       <w:r>
         <w:rPr>
@@ -8783,11 +8766,9 @@
         <w:ind w:left="0" w:firstLine="851"/>
         <w:jc w:val="both"/>
       </w:pPr>
-      <w:proofErr w:type="spellStart"/>
       <w:r>
         <w:t>Figma</w:t>
       </w:r>
-      <w:proofErr w:type="spellEnd"/>
       <w:r>
         <w:t xml:space="preserve">: </w:t>
       </w:r>
@@ -8835,15 +8816,7 @@
         <w:jc w:val="both"/>
       </w:pPr>
       <w:r>
-        <w:t xml:space="preserve">Для реализации серверной части использован стек PHP + </w:t>
-      </w:r>
-      <w:proofErr w:type="spellStart"/>
-      <w:r>
-        <w:t>Laravel</w:t>
-      </w:r>
-      <w:proofErr w:type="spellEnd"/>
-      <w:r>
-        <w:t>:</w:t>
+        <w:t>Для реализации серверной части использован стек PHP + Laravel:</w:t>
       </w:r>
     </w:p>
     <w:p>
@@ -8870,21 +8843,8 @@
         <w:ind w:left="0" w:firstLine="851"/>
         <w:jc w:val="both"/>
       </w:pPr>
-      <w:proofErr w:type="spellStart"/>
-      <w:r>
-        <w:t>Laravel</w:t>
-      </w:r>
-      <w:proofErr w:type="spellEnd"/>
-      <w:r>
-        <w:t>: полнофункциональный PHP-фреймворк, реализующий паттерн MVC. Включает встроенные инструменты для маршрутизации, валидации, аутентификации (</w:t>
-      </w:r>
-      <w:proofErr w:type="spellStart"/>
-      <w:r>
-        <w:t>Sanctum</w:t>
-      </w:r>
-      <w:proofErr w:type="spellEnd"/>
-      <w:r>
-        <w:t>), работы с очередями и тестирования. Обеспечивает защиту от SQL-инъекций, XSS и CSRF из коробки. К недостаткам можно отнести более высокий порог входа для новичков.</w:t>
+      <w:r>
+        <w:t>Laravel: полнофункциональный PHP-фреймворк, реализующий паттерн MVC. Включает встроенные инструменты для маршрутизации, валидации, аутентификации (Sanctum), работы с очередями и тестирования. Обеспечивает защиту от SQL-инъекций, XSS и CSRF из коробки. К недостаткам можно отнести более высокий порог входа для новичков.</w:t>
       </w:r>
     </w:p>
     <w:p>
@@ -8899,23 +8859,7 @@
       </w:pPr>
       <w:r>
         <w:lastRenderedPageBreak/>
-        <w:t xml:space="preserve">MySQL 8.4: реляционная СУБД, выбранная за оптимальный баланс производительности и простоты интеграции с </w:t>
-      </w:r>
-      <w:proofErr w:type="spellStart"/>
-      <w:r>
-        <w:t>Laravel</w:t>
-      </w:r>
-      <w:proofErr w:type="spellEnd"/>
-      <w:r>
-        <w:t xml:space="preserve"> (</w:t>
-      </w:r>
-      <w:proofErr w:type="spellStart"/>
-      <w:r>
-        <w:t>Eloquent</w:t>
-      </w:r>
-      <w:proofErr w:type="spellEnd"/>
-      <w:r>
-        <w:t xml:space="preserve"> ORM). Поддержка транзакций гарантирует целостность данных при операциях с заказами и остатками.</w:t>
+        <w:t>MySQL 8.4: реляционная СУБД, выбранная за оптимальный баланс производительности и простоты интеграции с Laravel (Eloquent ORM). Поддержка транзакций гарантирует целостность данных при операциях с заказами и остатками.</w:t>
       </w:r>
     </w:p>
     <w:p>
@@ -8936,37 +8880,8 @@
         <w:ind w:left="0" w:firstLine="851"/>
         <w:jc w:val="both"/>
       </w:pPr>
-      <w:proofErr w:type="spellStart"/>
-      <w:r>
-        <w:t>React</w:t>
-      </w:r>
-      <w:proofErr w:type="spellEnd"/>
-      <w:r>
-        <w:t xml:space="preserve"> 18 + JSX: библиотека для построения компонентного интерфейса. Выбрана за виртуальный DOM, высокую скорость рендеринга, развитую экосистему и возможность переиспользования компонентов. Управление состоянием реализуется через хуки (</w:t>
-      </w:r>
-      <w:proofErr w:type="spellStart"/>
-      <w:r>
-        <w:t>useState</w:t>
-      </w:r>
-      <w:proofErr w:type="spellEnd"/>
-      <w:r>
-        <w:t xml:space="preserve">, </w:t>
-      </w:r>
-      <w:proofErr w:type="spellStart"/>
-      <w:r>
-        <w:t>useEffect</w:t>
-      </w:r>
-      <w:proofErr w:type="spellEnd"/>
-      <w:r>
-        <w:t xml:space="preserve">, </w:t>
-      </w:r>
-      <w:proofErr w:type="spellStart"/>
-      <w:r>
-        <w:t>useMemo</w:t>
-      </w:r>
-      <w:proofErr w:type="spellEnd"/>
-      <w:r>
-        <w:t>).</w:t>
+      <w:r>
+        <w:t>React 18 + JSX: библиотека для построения компонентного интерфейса. Выбрана за виртуальный DOM, высокую скорость рендеринга, развитую экосистему и возможность переиспользования компонентов. Управление состоянием реализуется через хуки (useState, useEffect, useMemo).</w:t>
       </w:r>
     </w:p>
     <w:p>
@@ -8979,29 +8894,8 @@
         <w:ind w:left="0" w:firstLine="851"/>
         <w:jc w:val="both"/>
       </w:pPr>
-      <w:proofErr w:type="spellStart"/>
-      <w:r>
-        <w:t>Vite</w:t>
-      </w:r>
-      <w:proofErr w:type="spellEnd"/>
-      <w:r>
-        <w:t xml:space="preserve">: современный сборщик фронтенд-ресурсов, интегрированный в </w:t>
-      </w:r>
-      <w:proofErr w:type="spellStart"/>
-      <w:r>
-        <w:t>Laravel</w:t>
-      </w:r>
-      <w:proofErr w:type="spellEnd"/>
-      <w:r>
-        <w:t xml:space="preserve"> по умолчанию. Обеспечивает мгновенный горячий перезапуск модулей (HMR) и оптимизированную сборку для </w:t>
-      </w:r>
-      <w:proofErr w:type="spellStart"/>
-      <w:r>
-        <w:t>production</w:t>
-      </w:r>
-      <w:proofErr w:type="spellEnd"/>
-      <w:r>
-        <w:t>.</w:t>
+      <w:r>
+        <w:t>Vite: современный сборщик фронтенд-ресурсов, интегрированный в Laravel по умолчанию. Обеспечивает мгновенный горячий перезапуск модулей (HMR) и оптимизированную сборку для production.</w:t>
       </w:r>
     </w:p>
     <w:p>
@@ -9014,13 +8908,8 @@
         <w:ind w:left="0" w:firstLine="851"/>
         <w:jc w:val="both"/>
       </w:pPr>
-      <w:proofErr w:type="spellStart"/>
-      <w:r>
-        <w:t>Tailwind</w:t>
-      </w:r>
-      <w:proofErr w:type="spellEnd"/>
-      <w:r>
-        <w:t xml:space="preserve"> CSS: утилитарный CSS-фреймворк для стилизации интерфейса. Преимущества: высокая гибкость, минимальный размер итогового CSS-файла после сборки, адаптивность из коробки. Требует времени на освоение утилитарного подхода.</w:t>
+      <w:r>
+        <w:t>Tailwind CSS: утилитарный CSS-фреймворк для стилизации интерфейса. Преимущества: высокая гибкость, минимальный размер итогового CSS-файла после сборки, адаптивность из коробки. Требует времени на освоение утилитарного подхода.</w:t>
       </w:r>
     </w:p>
     <w:p>
@@ -9033,29 +8922,8 @@
         <w:ind w:left="0" w:firstLine="851"/>
         <w:jc w:val="both"/>
       </w:pPr>
-      <w:proofErr w:type="spellStart"/>
-      <w:r>
-        <w:t>Axios</w:t>
-      </w:r>
-      <w:proofErr w:type="spellEnd"/>
-      <w:r>
-        <w:t>: HTTP-клиент для выполнения асинхронных запросов к API. Поддерживает перехватчики (</w:t>
-      </w:r>
-      <w:proofErr w:type="spellStart"/>
-      <w:r>
-        <w:t>interceptors</w:t>
-      </w:r>
-      <w:proofErr w:type="spellEnd"/>
-      <w:r>
-        <w:t xml:space="preserve">) для автоматической подстановки токенов авторизации, обработку ошибок и работу с </w:t>
-      </w:r>
-      <w:proofErr w:type="spellStart"/>
-      <w:r>
-        <w:t>FormData</w:t>
-      </w:r>
-      <w:proofErr w:type="spellEnd"/>
-      <w:r>
-        <w:t>.</w:t>
+      <w:r>
+        <w:t>Axios: HTTP-клиент для выполнения асинхронных запросов к API. Поддерживает перехватчики (interceptors) для автоматической подстановки токенов авторизации, обработку ошибок и работу с FormData.</w:t>
       </w:r>
     </w:p>
     <w:p>
@@ -9068,29 +8936,8 @@
         <w:ind w:left="0" w:firstLine="851"/>
         <w:jc w:val="both"/>
       </w:pPr>
-      <w:proofErr w:type="spellStart"/>
-      <w:r>
-        <w:t>Laravel</w:t>
-      </w:r>
-      <w:proofErr w:type="spellEnd"/>
-      <w:r>
-        <w:t xml:space="preserve"> </w:t>
-      </w:r>
-      <w:proofErr w:type="spellStart"/>
-      <w:r>
-        <w:t>Sanctum</w:t>
-      </w:r>
-      <w:proofErr w:type="spellEnd"/>
-      <w:r>
-        <w:t xml:space="preserve">: пакет для SPA-аутентификации и API-токенов. Обеспечивает безопасную передачу сессионных кук и </w:t>
-      </w:r>
-      <w:proofErr w:type="spellStart"/>
-      <w:r>
-        <w:t>Bearer</w:t>
-      </w:r>
-      <w:proofErr w:type="spellEnd"/>
-      <w:r>
-        <w:t>-токенов с ограниченным временем жизни.</w:t>
+      <w:r>
+        <w:t>Laravel Sanctum: пакет для SPA-аутентификации и API-токенов. Обеспечивает безопасную передачу сессионных кук и Bearer-токенов с ограниченным временем жизни.</w:t>
       </w:r>
     </w:p>
     <w:p>
@@ -9157,11 +9004,9 @@
       <w:r>
         <w:t xml:space="preserve"> </w:t>
       </w:r>
-      <w:proofErr w:type="spellStart"/>
       <w:r>
         <w:t>Git</w:t>
       </w:r>
-      <w:proofErr w:type="spellEnd"/>
       <w:r>
         <w:t>, которая п</w:t>
       </w:r>
@@ -9345,13 +9190,8 @@
       <w:r>
         <w:t xml:space="preserve"> </w:t>
       </w:r>
-      <w:proofErr w:type="spellStart"/>
-      <w:r>
-        <w:t>GitLab</w:t>
-      </w:r>
-      <w:proofErr w:type="spellEnd"/>
-      <w:r>
-        <w:t>,</w:t>
+      <w:r>
+        <w:t>GitLab,</w:t>
       </w:r>
       <w:r>
         <w:t xml:space="preserve"> </w:t>
@@ -9725,13 +9565,8 @@
       <w:r>
         <w:t xml:space="preserve"> </w:t>
       </w:r>
-      <w:proofErr w:type="spellStart"/>
-      <w:r>
-        <w:t>Git</w:t>
-      </w:r>
-      <w:proofErr w:type="spellEnd"/>
-      <w:r>
-        <w:t>,</w:t>
+      <w:r>
+        <w:t>Git,</w:t>
       </w:r>
       <w:r>
         <w:t xml:space="preserve"> </w:t>
@@ -9811,77 +9646,13 @@
         <w:jc w:val="both"/>
       </w:pPr>
       <w:r>
-        <w:t xml:space="preserve">Выбранный технологический стек обеспечивает чёткое разделение клиентской и серверной логики, высокую производительность и безопасность итогового продукта. Интеграция </w:t>
-      </w:r>
-      <w:proofErr w:type="spellStart"/>
-      <w:r>
-        <w:t>Laravel</w:t>
-      </w:r>
-      <w:proofErr w:type="spellEnd"/>
-      <w:r>
-        <w:t xml:space="preserve"> и </w:t>
-      </w:r>
-      <w:proofErr w:type="spellStart"/>
-      <w:r>
-        <w:t>React</w:t>
-      </w:r>
-      <w:proofErr w:type="spellEnd"/>
-      <w:r>
-        <w:t xml:space="preserve"> через </w:t>
-      </w:r>
-      <w:proofErr w:type="spellStart"/>
-      <w:r>
-        <w:t>Sanctum</w:t>
-      </w:r>
-      <w:proofErr w:type="spellEnd"/>
-      <w:r>
-        <w:t xml:space="preserve"> и </w:t>
-      </w:r>
-      <w:proofErr w:type="spellStart"/>
-      <w:r>
-        <w:t>Axios</w:t>
-      </w:r>
-      <w:proofErr w:type="spellEnd"/>
-      <w:r>
-        <w:t xml:space="preserve"> позволяет реализовать современную SPA-архитектуру с бесшовной навигацией и асинхронной загрузкой данных. Утилитарный подход </w:t>
-      </w:r>
-      <w:proofErr w:type="spellStart"/>
-      <w:r>
-        <w:t>Tailwind</w:t>
-      </w:r>
-      <w:proofErr w:type="spellEnd"/>
-      <w:r>
-        <w:t xml:space="preserve"> CSS ускоряет вёрстку и гарантирует адаптивность интерфейса на устройствах с шириной экрана от 3</w:t>
+        <w:t>Выбранный технологический стек обеспечивает чёткое разделение клиентской и серверной логики, высокую производительность и безопасность итогового продукта. Интеграция Laravel и React через Sanctum и Axios позволяет реализовать современную SPA-архитектуру с бесшовной навигацией и асинхронной загрузкой данных. Утилитарный подход Tailwind CSS ускоряет вёрстку и гарантирует адаптивность интерфейса на устройствах с шириной экрана от 3</w:t>
       </w:r>
       <w:r>
         <w:t>8</w:t>
       </w:r>
       <w:r>
-        <w:t xml:space="preserve">0px. Использование </w:t>
-      </w:r>
-      <w:proofErr w:type="spellStart"/>
-      <w:r>
-        <w:t>Git</w:t>
-      </w:r>
-      <w:proofErr w:type="spellEnd"/>
-      <w:r>
-        <w:t xml:space="preserve"> + </w:t>
-      </w:r>
-      <w:proofErr w:type="spellStart"/>
-      <w:r>
-        <w:t>GitLab</w:t>
-      </w:r>
-      <w:proofErr w:type="spellEnd"/>
-      <w:r>
-        <w:t xml:space="preserve"> обеспечивает прозрачный контроль версий и возможность командной разработки, а Draw.io и </w:t>
-      </w:r>
-      <w:proofErr w:type="spellStart"/>
-      <w:r>
-        <w:t>Figma</w:t>
-      </w:r>
-      <w:proofErr w:type="spellEnd"/>
-      <w:r>
-        <w:t xml:space="preserve"> позволяют детально проработать архитектуру и UX-дизайн до написания кода. Совокупность данных инструментов полностью соответствует функциональным требованиям проекта, образовательным стандартам специальности и современным практикам веб-разработки.</w:t>
+        <w:t>0px. Использование Git + GitLab обеспечивает прозрачный контроль версий и возможность командной разработки, а Draw.io и Figma позволяют детально проработать архитектуру и UX-дизайн до написания кода. Совокупность данных инструментов полностью соответствует функциональным требованиям проекта, образовательным стандартам специальности и современным практикам веб-разработки.</w:t>
       </w:r>
     </w:p>
     <w:p>
@@ -10630,161 +10401,7 @@
         <w:rPr>
           <w:szCs w:val="28"/>
         </w:rPr>
-        <w:t>Уровень представления (</w:t>
-      </w:r>
-      <w:proofErr w:type="spellStart"/>
-      <w:r>
-        <w:rPr>
-          <w:szCs w:val="28"/>
-        </w:rPr>
-        <w:t>Frontend</w:t>
-      </w:r>
-      <w:proofErr w:type="spellEnd"/>
-      <w:r>
-        <w:rPr>
-          <w:szCs w:val="28"/>
-        </w:rPr>
-        <w:t xml:space="preserve">): выполняется на стороне клиента в браузере. Реализован на базе библиотеки </w:t>
-      </w:r>
-      <w:proofErr w:type="spellStart"/>
-      <w:r>
-        <w:rPr>
-          <w:szCs w:val="28"/>
-        </w:rPr>
-        <w:t>React</w:t>
-      </w:r>
-      <w:proofErr w:type="spellEnd"/>
-      <w:r>
-        <w:rPr>
-          <w:szCs w:val="28"/>
-        </w:rPr>
-        <w:t xml:space="preserve"> 18 с использованием синтаксиса JSX. Взаимодействие с пользователем, рендеринг интерфейса, управление локальным состоянием сборки и клиентская валидация форм обеспечиваются </w:t>
-      </w:r>
-      <w:proofErr w:type="spellStart"/>
-      <w:r>
-        <w:rPr>
-          <w:szCs w:val="28"/>
-        </w:rPr>
-        <w:t>React</w:t>
-      </w:r>
-      <w:proofErr w:type="spellEnd"/>
-      <w:r>
-        <w:rPr>
-          <w:szCs w:val="28"/>
-        </w:rPr>
-        <w:t>-хуками (</w:t>
-      </w:r>
-      <w:proofErr w:type="spellStart"/>
-      <w:r>
-        <w:rPr>
-          <w:szCs w:val="28"/>
-        </w:rPr>
-        <w:t>useState</w:t>
-      </w:r>
-      <w:proofErr w:type="spellEnd"/>
-      <w:r>
-        <w:rPr>
-          <w:szCs w:val="28"/>
-        </w:rPr>
-        <w:t xml:space="preserve">, </w:t>
-      </w:r>
-      <w:proofErr w:type="spellStart"/>
-      <w:r>
-        <w:rPr>
-          <w:szCs w:val="28"/>
-        </w:rPr>
-        <w:t>useEffect</w:t>
-      </w:r>
-      <w:proofErr w:type="spellEnd"/>
-      <w:r>
-        <w:rPr>
-          <w:szCs w:val="28"/>
-        </w:rPr>
-        <w:t xml:space="preserve">, </w:t>
-      </w:r>
-      <w:proofErr w:type="spellStart"/>
-      <w:r>
-        <w:rPr>
-          <w:szCs w:val="28"/>
-        </w:rPr>
-        <w:t>useMemo</w:t>
-      </w:r>
-      <w:proofErr w:type="spellEnd"/>
-      <w:r>
-        <w:rPr>
-          <w:szCs w:val="28"/>
-        </w:rPr>
-        <w:t xml:space="preserve">). Маршрутизация реализована через </w:t>
-      </w:r>
-      <w:proofErr w:type="spellStart"/>
-      <w:r>
-        <w:rPr>
-          <w:szCs w:val="28"/>
-        </w:rPr>
-        <w:t>React</w:t>
-      </w:r>
-      <w:proofErr w:type="spellEnd"/>
-      <w:r>
-        <w:rPr>
-          <w:szCs w:val="28"/>
-        </w:rPr>
-        <w:t xml:space="preserve"> </w:t>
-      </w:r>
-      <w:proofErr w:type="spellStart"/>
-      <w:r>
-        <w:rPr>
-          <w:szCs w:val="28"/>
-        </w:rPr>
-        <w:t>Router</w:t>
-      </w:r>
-      <w:proofErr w:type="spellEnd"/>
-      <w:r>
-        <w:rPr>
-          <w:szCs w:val="28"/>
-        </w:rPr>
-        <w:t xml:space="preserve">, а стилизация выполняется утилитарным фреймворком </w:t>
-      </w:r>
-      <w:proofErr w:type="spellStart"/>
-      <w:r>
-        <w:rPr>
-          <w:szCs w:val="28"/>
-        </w:rPr>
-        <w:t>Tailwind</w:t>
-      </w:r>
-      <w:proofErr w:type="spellEnd"/>
-      <w:r>
-        <w:rPr>
-          <w:szCs w:val="28"/>
-        </w:rPr>
-        <w:t xml:space="preserve"> CSS. Сборка и оптимизация клиентских ресурсов осуществляется инструментом </w:t>
-      </w:r>
-      <w:proofErr w:type="spellStart"/>
-      <w:r>
-        <w:rPr>
-          <w:szCs w:val="28"/>
-        </w:rPr>
-        <w:t>Vite</w:t>
-      </w:r>
-      <w:proofErr w:type="spellEnd"/>
-      <w:r>
-        <w:rPr>
-          <w:szCs w:val="28"/>
-        </w:rPr>
-        <w:t xml:space="preserve">. Для обмена данными с сервером используется HTTP-клиент </w:t>
-      </w:r>
-      <w:proofErr w:type="spellStart"/>
-      <w:r>
-        <w:rPr>
-          <w:szCs w:val="28"/>
-        </w:rPr>
-        <w:t>Axios</w:t>
-      </w:r>
-      <w:proofErr w:type="spellEnd"/>
-      <w:r>
-        <w:rPr>
-          <w:szCs w:val="28"/>
-        </w:rPr>
-        <w:t>, настроенный на работу с REST API.</w:t>
+        <w:t>Уровень представления (Frontend): выполняется на стороне клиента в браузере. Реализован на базе библиотеки React 18 с использованием синтаксиса JSX. Взаимодействие с пользователем, рендеринг интерфейса, управление локальным состоянием сборки и клиентская валидация форм обеспечиваются React-хуками (useState, useEffect, useMemo). Маршрутизация реализована через React Router, а стилизация выполняется утилитарным фреймворком Tailwind CSS. Сборка и оптимизация клиентских ресурсов осуществляется инструментом Vite. Для обмена данными с сервером используется HTTP-клиент Axios, настроенный на работу с REST API.</w:t>
       </w:r>
     </w:p>
     <w:p>
@@ -10804,91 +10421,7 @@
         <w:rPr>
           <w:szCs w:val="28"/>
         </w:rPr>
-        <w:t>Уровень бизнес-логики (</w:t>
-      </w:r>
-      <w:proofErr w:type="spellStart"/>
-      <w:r>
-        <w:rPr>
-          <w:szCs w:val="28"/>
-        </w:rPr>
-        <w:t>Backend</w:t>
-      </w:r>
-      <w:proofErr w:type="spellEnd"/>
-      <w:r>
-        <w:rPr>
-          <w:szCs w:val="28"/>
-        </w:rPr>
-        <w:t xml:space="preserve">): выполняется на веб-сервере и содержит всю серверную логику приложения. Реализован на языке PHP 8.2+ с использованием фреймворка </w:t>
-      </w:r>
-      <w:proofErr w:type="spellStart"/>
-      <w:r>
-        <w:rPr>
-          <w:szCs w:val="28"/>
-        </w:rPr>
-        <w:t>Laravel</w:t>
-      </w:r>
-      <w:proofErr w:type="spellEnd"/>
-      <w:r>
-        <w:rPr>
-          <w:szCs w:val="28"/>
-        </w:rPr>
-        <w:t xml:space="preserve"> 11, строго следующего паттерну MVC (Model-View-</w:t>
-      </w:r>
-      <w:proofErr w:type="spellStart"/>
-      <w:r>
-        <w:rPr>
-          <w:szCs w:val="28"/>
-        </w:rPr>
-        <w:t>Controller</w:t>
-      </w:r>
-      <w:proofErr w:type="spellEnd"/>
-      <w:r>
-        <w:rPr>
-          <w:szCs w:val="28"/>
-        </w:rPr>
-        <w:t xml:space="preserve">). Контроллеры принимают HTTP-запросы, выполняют валидацию входных данных, применяют бизнес-правила (расчёт совместимости компонентов, проверка лимитов слотов, расчёт итоговой стоимости, управление заказами) и возвращают ответы в формате JSON. Аутентификация пользователей и защита API-маршрутов реализована через пакет </w:t>
-      </w:r>
-      <w:proofErr w:type="spellStart"/>
-      <w:r>
-        <w:rPr>
-          <w:szCs w:val="28"/>
-        </w:rPr>
-        <w:t>Laravel</w:t>
-      </w:r>
-      <w:proofErr w:type="spellEnd"/>
-      <w:r>
-        <w:rPr>
-          <w:szCs w:val="28"/>
-        </w:rPr>
-        <w:t xml:space="preserve"> </w:t>
-      </w:r>
-      <w:proofErr w:type="spellStart"/>
-      <w:r>
-        <w:rPr>
-          <w:szCs w:val="28"/>
-        </w:rPr>
-        <w:t>Sanctum</w:t>
-      </w:r>
-      <w:proofErr w:type="spellEnd"/>
-      <w:r>
-        <w:rPr>
-          <w:szCs w:val="28"/>
-        </w:rPr>
-        <w:t xml:space="preserve">, обеспечивающий выдачу и верификацию </w:t>
-      </w:r>
-      <w:proofErr w:type="spellStart"/>
-      <w:r>
-        <w:rPr>
-          <w:szCs w:val="28"/>
-        </w:rPr>
-        <w:t>Bearer</w:t>
-      </w:r>
-      <w:proofErr w:type="spellEnd"/>
-      <w:r>
-        <w:rPr>
-          <w:szCs w:val="28"/>
-        </w:rPr>
-        <w:t>-токенов.</w:t>
+        <w:t>Уровень бизнес-логики (Backend): выполняется на веб-сервере и содержит всю серверную логику приложения. Реализован на языке PHP 8.2+ с использованием фреймворка Laravel 11, строго следующего паттерну MVC (Model-View-Controller). Контроллеры принимают HTTP-запросы, выполняют валидацию входных данных, применяют бизнес-правила (расчёт совместимости компонентов, проверка лимитов слотов, расчёт итоговой стоимости, управление заказами) и возвращают ответы в формате JSON. Аутентификация пользователей и защита API-маршрутов реализована через пакет Laravel Sanctum, обеспечивающий выдачу и верификацию Bearer-токенов.</w:t>
       </w:r>
     </w:p>
     <w:p>
@@ -10915,77 +10448,7 @@
           <w:szCs w:val="28"/>
         </w:rPr>
         <w:lastRenderedPageBreak/>
-        <w:t xml:space="preserve">Взаимодействие с БД осуществляется через </w:t>
-      </w:r>
-      <w:proofErr w:type="spellStart"/>
-      <w:r>
-        <w:rPr>
-          <w:szCs w:val="28"/>
-        </w:rPr>
-        <w:t>Eloquent</w:t>
-      </w:r>
-      <w:proofErr w:type="spellEnd"/>
-      <w:r>
-        <w:rPr>
-          <w:szCs w:val="28"/>
-        </w:rPr>
-        <w:t xml:space="preserve"> ORM, который </w:t>
-      </w:r>
-      <w:proofErr w:type="spellStart"/>
-      <w:r>
-        <w:rPr>
-          <w:szCs w:val="28"/>
-        </w:rPr>
-        <w:t>маппирует</w:t>
-      </w:r>
-      <w:proofErr w:type="spellEnd"/>
-      <w:r>
-        <w:rPr>
-          <w:szCs w:val="28"/>
-        </w:rPr>
-        <w:t xml:space="preserve"> таблицы на PHP-модели, реализует связи (</w:t>
-      </w:r>
-      <w:proofErr w:type="spellStart"/>
-      <w:r>
-        <w:rPr>
-          <w:szCs w:val="28"/>
-        </w:rPr>
-        <w:t>HasMany</w:t>
-      </w:r>
-      <w:proofErr w:type="spellEnd"/>
-      <w:r>
-        <w:rPr>
-          <w:szCs w:val="28"/>
-        </w:rPr>
-        <w:t xml:space="preserve">, </w:t>
-      </w:r>
-      <w:proofErr w:type="spellStart"/>
-      <w:r>
-        <w:rPr>
-          <w:szCs w:val="28"/>
-        </w:rPr>
-        <w:t>BelongsTo</w:t>
-      </w:r>
-      <w:proofErr w:type="spellEnd"/>
-      <w:r>
-        <w:rPr>
-          <w:szCs w:val="28"/>
-        </w:rPr>
-        <w:t xml:space="preserve">, </w:t>
-      </w:r>
-      <w:proofErr w:type="spellStart"/>
-      <w:r>
-        <w:rPr>
-          <w:szCs w:val="28"/>
-        </w:rPr>
-        <w:t>BelongsToMany</w:t>
-      </w:r>
-      <w:proofErr w:type="spellEnd"/>
-      <w:r>
-        <w:rPr>
-          <w:szCs w:val="28"/>
-        </w:rPr>
-        <w:t>) и защищает от SQL-инъекций за счёт параметризованных запросов.</w:t>
+        <w:t>Взаимодействие с БД осуществляется через Eloquent ORM, который маппирует таблицы на PHP-модели, реализует связи (HasMany, BelongsTo, BelongsToMany) и защищает от SQL-инъекций за счёт параметризованных запросов.</w:t>
       </w:r>
     </w:p>
     <w:p>
@@ -11001,49 +10464,7 @@
         <w:rPr>
           <w:szCs w:val="28"/>
         </w:rPr>
-        <w:t xml:space="preserve">Взаимодействие уровней происходит по следующему сценарию: пользователь выполняет действие в конфигураторе (например, выбирает видеокарту). </w:t>
-      </w:r>
-      <w:proofErr w:type="spellStart"/>
-      <w:r>
-        <w:rPr>
-          <w:szCs w:val="28"/>
-        </w:rPr>
-        <w:t>React</w:t>
-      </w:r>
-      <w:proofErr w:type="spellEnd"/>
-      <w:r>
-        <w:rPr>
-          <w:szCs w:val="28"/>
-        </w:rPr>
-        <w:t xml:space="preserve">-клиент отправляет асинхронный запрос на сервер. Контроллер </w:t>
-      </w:r>
-      <w:proofErr w:type="spellStart"/>
-      <w:r>
-        <w:rPr>
-          <w:szCs w:val="28"/>
-        </w:rPr>
-        <w:t>Laravel</w:t>
-      </w:r>
-      <w:proofErr w:type="spellEnd"/>
-      <w:r>
-        <w:rPr>
-          <w:szCs w:val="28"/>
-        </w:rPr>
-        <w:t xml:space="preserve"> проверяет совместимость выбранного компонента с материнской платой, валидирует лимиты и возвращает JSON-ответ. </w:t>
-      </w:r>
-      <w:proofErr w:type="spellStart"/>
-      <w:r>
-        <w:rPr>
-          <w:szCs w:val="28"/>
-        </w:rPr>
-        <w:t>React</w:t>
-      </w:r>
-      <w:proofErr w:type="spellEnd"/>
-      <w:r>
-        <w:rPr>
-          <w:szCs w:val="28"/>
-        </w:rPr>
-        <w:t xml:space="preserve"> обновляет состояние сборки без перезагрузки страницы. При оформлении заказа клиент передаёт массив выбранных компонентов, сервер создаёт транзакцию, записывает заказ и позиции в БД, после чего возвращает подтверждение.</w:t>
+        <w:t>Взаимодействие уровней происходит по следующему сценарию: пользователь выполняет действие в конфигураторе (например, выбирает видеокарту). React-клиент отправляет асинхронный запрос на сервер. Контроллер Laravel проверяет совместимость выбранного компонента с материнской платой, валидирует лимиты и возвращает JSON-ответ. React обновляет состояние сборки без перезагрузки страницы. При оформлении заказа клиент передаёт массив выбранных компонентов, сервер создаёт транзакцию, записывает заказ и позиции в БД, после чего возвращает подтверждение.</w:t>
       </w:r>
     </w:p>
     <w:p>
@@ -11091,39 +10512,7 @@
           <w:szCs w:val="28"/>
           <w:highlight w:val="yellow"/>
         </w:rPr>
-        <w:t xml:space="preserve">рисунок с общей схемой архитектуры: </w:t>
-      </w:r>
-      <w:proofErr w:type="spellStart"/>
-      <w:r>
-        <w:rPr>
-          <w:szCs w:val="28"/>
-          <w:highlight w:val="yellow"/>
-        </w:rPr>
-        <w:t>React</w:t>
-      </w:r>
-      <w:proofErr w:type="spellEnd"/>
-      <w:r>
-        <w:rPr>
-          <w:szCs w:val="28"/>
-          <w:highlight w:val="yellow"/>
-        </w:rPr>
-        <w:t xml:space="preserve"> Client ↔ HTTP/JSON ↔ </w:t>
-      </w:r>
-      <w:proofErr w:type="spellStart"/>
-      <w:r>
-        <w:rPr>
-          <w:szCs w:val="28"/>
-          <w:highlight w:val="yellow"/>
-        </w:rPr>
-        <w:t>Laravel</w:t>
-      </w:r>
-      <w:proofErr w:type="spellEnd"/>
-      <w:r>
-        <w:rPr>
-          <w:szCs w:val="28"/>
-          <w:highlight w:val="yellow"/>
-        </w:rPr>
-        <w:t xml:space="preserve"> API ↔ MySQL]</w:t>
+        <w:t>рисунок с общей схемой архитектуры: React Client ↔ HTTP/JSON ↔ Laravel API ↔ MySQL]</w:t>
       </w:r>
     </w:p>
     <w:p>
@@ -15342,35 +14731,7 @@
         <w:rPr>
           <w:szCs w:val="28"/>
         </w:rPr>
-        <w:t xml:space="preserve">DFD позволила выявить необходимость строгой валидации данных на серверной стороне перед записью в хранилища, а также определила потоки JSON-данных между </w:t>
-      </w:r>
-      <w:proofErr w:type="spellStart"/>
-      <w:r>
-        <w:rPr>
-          <w:szCs w:val="28"/>
-        </w:rPr>
-        <w:t>React</w:t>
-      </w:r>
-      <w:proofErr w:type="spellEnd"/>
-      <w:r>
-        <w:rPr>
-          <w:szCs w:val="28"/>
-        </w:rPr>
-        <w:t xml:space="preserve">-клиентом и </w:t>
-      </w:r>
-      <w:proofErr w:type="spellStart"/>
-      <w:r>
-        <w:rPr>
-          <w:szCs w:val="28"/>
-        </w:rPr>
-        <w:t>Laravel</w:t>
-      </w:r>
-      <w:proofErr w:type="spellEnd"/>
-      <w:r>
-        <w:rPr>
-          <w:szCs w:val="28"/>
-        </w:rPr>
-        <w:t>-API.</w:t>
+        <w:t>DFD позволила выявить необходимость строгой валидации данных на серверной стороне перед записью в хранилища, а также определила потоки JSON-данных между React-клиентом и Laravel-API.</w:t>
       </w:r>
     </w:p>
     <w:p>
@@ -15754,14 +15115,12 @@
         </w:rPr>
         <w:t xml:space="preserve"> </w:t>
       </w:r>
-      <w:proofErr w:type="spellStart"/>
       <w:r>
         <w:rPr>
           <w:szCs w:val="28"/>
         </w:rPr>
         <w:t>Eloquent</w:t>
       </w:r>
-      <w:proofErr w:type="spellEnd"/>
       <w:r>
         <w:rPr>
           <w:szCs w:val="28"/>
@@ -16308,14 +15667,12 @@
         </w:rPr>
         <w:t xml:space="preserve"> </w:t>
       </w:r>
-      <w:proofErr w:type="spellStart"/>
       <w:r>
         <w:rPr>
           <w:szCs w:val="28"/>
         </w:rPr>
         <w:t>хеш</w:t>
       </w:r>
-      <w:proofErr w:type="spellEnd"/>
       <w:r>
         <w:rPr>
           <w:szCs w:val="28"/>
@@ -17178,7 +16535,6 @@
         </w:rPr>
         <w:t xml:space="preserve"> </w:t>
       </w:r>
-      <w:proofErr w:type="spellStart"/>
       <w:r>
         <w:rPr>
           <w:szCs w:val="28"/>
@@ -17192,7 +16548,6 @@
         </w:rPr>
         <w:t>ategory</w:t>
       </w:r>
-      <w:proofErr w:type="spellEnd"/>
       <w:r>
         <w:rPr>
           <w:szCs w:val="28"/>
@@ -17295,7 +16650,6 @@
         </w:rPr>
         <w:t xml:space="preserve"> </w:t>
       </w:r>
-      <w:proofErr w:type="spellStart"/>
       <w:r>
         <w:rPr>
           <w:szCs w:val="28"/>
@@ -17303,7 +16657,6 @@
         </w:rPr>
         <w:t>OrderItem</w:t>
       </w:r>
-      <w:proofErr w:type="spellEnd"/>
       <w:r>
         <w:rPr>
           <w:szCs w:val="28"/>
@@ -17723,7 +17076,6 @@
         </w:rPr>
         <w:t xml:space="preserve"> </w:t>
       </w:r>
-      <w:proofErr w:type="spellStart"/>
       <w:r>
         <w:rPr>
           <w:szCs w:val="28"/>
@@ -17731,7 +17083,6 @@
         </w:rPr>
         <w:t>OrderItem</w:t>
       </w:r>
-      <w:proofErr w:type="spellEnd"/>
       <w:r>
         <w:rPr>
           <w:szCs w:val="28"/>
@@ -17842,7 +17193,6 @@
         </w:rPr>
         <w:t xml:space="preserve"> </w:t>
       </w:r>
-      <w:proofErr w:type="spellStart"/>
       <w:r>
         <w:rPr>
           <w:szCs w:val="28"/>
@@ -17850,7 +17200,6 @@
         </w:rPr>
         <w:t>OrderItem</w:t>
       </w:r>
-      <w:proofErr w:type="spellEnd"/>
       <w:r>
         <w:rPr>
           <w:szCs w:val="28"/>
@@ -19125,83 +18474,11 @@
           <w:szCs w:val="28"/>
         </w:rPr>
       </w:pPr>
-      <w:proofErr w:type="spellStart"/>
-      <w:r>
-        <w:rPr>
-          <w:szCs w:val="28"/>
-        </w:rPr>
-        <w:t>React</w:t>
-      </w:r>
-      <w:proofErr w:type="spellEnd"/>
-      <w:r>
-        <w:rPr>
-          <w:szCs w:val="28"/>
-        </w:rPr>
-        <w:t xml:space="preserve">-клиент вызывает функцию </w:t>
-      </w:r>
-      <w:proofErr w:type="spellStart"/>
-      <w:proofErr w:type="gramStart"/>
-      <w:r>
-        <w:rPr>
-          <w:szCs w:val="28"/>
-        </w:rPr>
-        <w:t>checkCompatibility</w:t>
-      </w:r>
-      <w:proofErr w:type="spellEnd"/>
-      <w:r>
-        <w:rPr>
-          <w:szCs w:val="28"/>
-        </w:rPr>
-        <w:t>(</w:t>
-      </w:r>
-      <w:proofErr w:type="gramEnd"/>
-      <w:r>
-        <w:rPr>
-          <w:szCs w:val="28"/>
-        </w:rPr>
-        <w:t xml:space="preserve">), сравнивает </w:t>
-      </w:r>
-      <w:proofErr w:type="spellStart"/>
-      <w:r>
-        <w:rPr>
-          <w:szCs w:val="28"/>
-        </w:rPr>
-        <w:t>socket_id</w:t>
-      </w:r>
-      <w:proofErr w:type="spellEnd"/>
-      <w:r>
-        <w:rPr>
-          <w:szCs w:val="28"/>
-        </w:rPr>
-        <w:t xml:space="preserve">, </w:t>
-      </w:r>
-      <w:proofErr w:type="spellStart"/>
-      <w:r>
-        <w:rPr>
-          <w:szCs w:val="28"/>
-        </w:rPr>
-        <w:t>form_factor_id</w:t>
-      </w:r>
-      <w:proofErr w:type="spellEnd"/>
-      <w:r>
-        <w:rPr>
-          <w:szCs w:val="28"/>
-        </w:rPr>
-        <w:t xml:space="preserve">, </w:t>
-      </w:r>
-      <w:proofErr w:type="spellStart"/>
-      <w:r>
-        <w:rPr>
-          <w:szCs w:val="28"/>
-        </w:rPr>
-        <w:t>ram_type_id</w:t>
-      </w:r>
-      <w:proofErr w:type="spellEnd"/>
-      <w:r>
-        <w:rPr>
-          <w:szCs w:val="28"/>
-        </w:rPr>
-        <w:t xml:space="preserve"> с текущей сборкой.</w:t>
+      <w:r>
+        <w:rPr>
+          <w:szCs w:val="28"/>
+        </w:rPr>
+        <w:t>React-клиент вызывает функцию checkCompatibility(), сравнивает socket_id, form_factor_id, ram_type_id с текущей сборкой.</w:t>
       </w:r>
     </w:p>
     <w:p>
@@ -19224,49 +18501,7 @@
         <w:rPr>
           <w:szCs w:val="28"/>
         </w:rPr>
-        <w:t>При успешной клиентской проверке отправляется POST запрос к /</w:t>
-      </w:r>
-      <w:proofErr w:type="spellStart"/>
-      <w:r>
-        <w:rPr>
-          <w:szCs w:val="28"/>
-        </w:rPr>
-        <w:t>api</w:t>
-      </w:r>
-      <w:proofErr w:type="spellEnd"/>
-      <w:r>
-        <w:rPr>
-          <w:szCs w:val="28"/>
-        </w:rPr>
-        <w:t>/</w:t>
-      </w:r>
-      <w:proofErr w:type="spellStart"/>
-      <w:r>
-        <w:rPr>
-          <w:szCs w:val="28"/>
-        </w:rPr>
-        <w:t>configurator</w:t>
-      </w:r>
-      <w:proofErr w:type="spellEnd"/>
-      <w:r>
-        <w:rPr>
-          <w:szCs w:val="28"/>
-        </w:rPr>
-        <w:t>/</w:t>
-      </w:r>
-      <w:proofErr w:type="spellStart"/>
-      <w:r>
-        <w:rPr>
-          <w:szCs w:val="28"/>
-        </w:rPr>
-        <w:t>add</w:t>
-      </w:r>
-      <w:proofErr w:type="spellEnd"/>
-      <w:r>
-        <w:rPr>
-          <w:szCs w:val="28"/>
-        </w:rPr>
-        <w:t>.</w:t>
+        <w:t>При успешной клиентской проверке отправляется POST запрос к /api/configurator/add.</w:t>
       </w:r>
     </w:p>
     <w:p>
@@ -19285,19 +18520,11 @@
           <w:szCs w:val="28"/>
         </w:rPr>
       </w:pPr>
-      <w:proofErr w:type="spellStart"/>
-      <w:r>
-        <w:rPr>
-          <w:szCs w:val="28"/>
-        </w:rPr>
-        <w:t>Laravel</w:t>
-      </w:r>
-      <w:proofErr w:type="spellEnd"/>
-      <w:r>
-        <w:rPr>
-          <w:szCs w:val="28"/>
-        </w:rPr>
-        <w:t>-контроллер принимает запрос, повторно валидирует совместимость на сервере (защита от подмены данных).</w:t>
+      <w:r>
+        <w:rPr>
+          <w:szCs w:val="28"/>
+        </w:rPr>
+        <w:t>Laravel-контроллер принимает запрос, повторно валидирует совместимость на сервере (защита от подмены данных).</w:t>
       </w:r>
     </w:p>
     <w:p>
@@ -19316,41 +18543,11 @@
           <w:szCs w:val="28"/>
         </w:rPr>
       </w:pPr>
-      <w:proofErr w:type="spellStart"/>
-      <w:r>
-        <w:rPr>
-          <w:szCs w:val="28"/>
-        </w:rPr>
-        <w:t>Eloquent</w:t>
-      </w:r>
-      <w:proofErr w:type="spellEnd"/>
-      <w:r>
-        <w:rPr>
-          <w:szCs w:val="28"/>
-        </w:rPr>
-        <w:t>-модель проверяет наличие компонента в БД и статус наличия (</w:t>
-      </w:r>
-      <w:proofErr w:type="spellStart"/>
-      <w:proofErr w:type="gramStart"/>
-      <w:r>
-        <w:rPr>
-          <w:szCs w:val="28"/>
-        </w:rPr>
-        <w:t>stock</w:t>
-      </w:r>
-      <w:proofErr w:type="spellEnd"/>
-      <w:r>
-        <w:rPr>
-          <w:szCs w:val="28"/>
-        </w:rPr>
-        <w:t xml:space="preserve"> &gt;</w:t>
-      </w:r>
-      <w:proofErr w:type="gramEnd"/>
-      <w:r>
-        <w:rPr>
-          <w:szCs w:val="28"/>
-        </w:rPr>
-        <w:t xml:space="preserve"> 0).</w:t>
+      <w:r>
+        <w:rPr>
+          <w:szCs w:val="28"/>
+        </w:rPr>
+        <w:t>Eloquent-модель проверяет наличие компонента в БД и статус наличия (stock &gt; 0).</w:t>
       </w:r>
     </w:p>
     <w:p>
@@ -19392,33 +18589,11 @@
           <w:szCs w:val="28"/>
         </w:rPr>
       </w:pPr>
-      <w:proofErr w:type="spellStart"/>
-      <w:r>
-        <w:rPr>
-          <w:szCs w:val="28"/>
-        </w:rPr>
-        <w:t>React</w:t>
-      </w:r>
-      <w:proofErr w:type="spellEnd"/>
-      <w:r>
-        <w:rPr>
-          <w:szCs w:val="28"/>
-        </w:rPr>
-        <w:t xml:space="preserve"> обновляет стейт </w:t>
-      </w:r>
-      <w:proofErr w:type="spellStart"/>
-      <w:r>
-        <w:rPr>
-          <w:szCs w:val="28"/>
-        </w:rPr>
-        <w:t>build</w:t>
-      </w:r>
-      <w:proofErr w:type="spellEnd"/>
-      <w:r>
-        <w:rPr>
-          <w:szCs w:val="28"/>
-        </w:rPr>
-        <w:t xml:space="preserve"> и перерисовывает левую панель статусов без перезагрузки страницы.</w:t>
+      <w:r>
+        <w:rPr>
+          <w:szCs w:val="28"/>
+        </w:rPr>
+        <w:t>React обновляет стейт build и перерисовывает левую панель статусов без перезагрузки страницы.</w:t>
       </w:r>
     </w:p>
     <w:p>
@@ -19475,49 +18650,7 @@
         <w:rPr>
           <w:szCs w:val="28"/>
         </w:rPr>
-        <w:t>азработанные UML-диаграммы позволили спроектировать систему комплексно: от определения функциональных ролей и границ системы (</w:t>
-      </w:r>
-      <w:proofErr w:type="spellStart"/>
-      <w:r>
-        <w:rPr>
-          <w:szCs w:val="28"/>
-        </w:rPr>
-        <w:t>Use</w:t>
-      </w:r>
-      <w:proofErr w:type="spellEnd"/>
-      <w:r>
-        <w:rPr>
-          <w:szCs w:val="28"/>
-        </w:rPr>
-        <w:t xml:space="preserve"> Case) до детального взаимодействия объектов при выполнении конкретных сценариев (</w:t>
-      </w:r>
-      <w:proofErr w:type="spellStart"/>
-      <w:r>
-        <w:rPr>
-          <w:szCs w:val="28"/>
-        </w:rPr>
-        <w:t>Sequence</w:t>
-      </w:r>
-      <w:proofErr w:type="spellEnd"/>
-      <w:r>
-        <w:rPr>
-          <w:szCs w:val="28"/>
-        </w:rPr>
-        <w:t xml:space="preserve">) в рамках трёхуровневой архитектуры. Модели данных (DFD, Class </w:t>
-      </w:r>
-      <w:proofErr w:type="spellStart"/>
-      <w:r>
-        <w:rPr>
-          <w:szCs w:val="28"/>
-        </w:rPr>
-        <w:t>Diagram</w:t>
-      </w:r>
-      <w:proofErr w:type="spellEnd"/>
-      <w:r>
-        <w:rPr>
-          <w:szCs w:val="28"/>
-        </w:rPr>
-        <w:t xml:space="preserve">) заложили основу для физического проектирования базы данных и написания кода, </w:t>
+        <w:t xml:space="preserve">азработанные UML-диаграммы позволили спроектировать систему комплексно: от определения функциональных ролей и границ системы (Use Case) до детального взаимодействия объектов при выполнении конкретных сценариев (Sequence) в рамках трёхуровневой архитектуры. Модели данных (DFD, Class Diagram) заложили основу для физического проектирования базы данных и написания кода, </w:t>
       </w:r>
       <w:r>
         <w:rPr>
@@ -19611,35 +18744,7 @@
         <w:rPr>
           <w:szCs w:val="28"/>
         </w:rPr>
-        <w:t>На этапе логического проектирования была разработана ER-модель (</w:t>
-      </w:r>
-      <w:proofErr w:type="spellStart"/>
-      <w:r>
-        <w:rPr>
-          <w:szCs w:val="28"/>
-        </w:rPr>
-        <w:t>Entity-Relationship</w:t>
-      </w:r>
-      <w:proofErr w:type="spellEnd"/>
-      <w:r>
-        <w:rPr>
-          <w:szCs w:val="28"/>
-        </w:rPr>
-        <w:t xml:space="preserve"> </w:t>
-      </w:r>
-      <w:proofErr w:type="spellStart"/>
-      <w:r>
-        <w:rPr>
-          <w:szCs w:val="28"/>
-        </w:rPr>
-        <w:t>model</w:t>
-      </w:r>
-      <w:proofErr w:type="spellEnd"/>
-      <w:r>
-        <w:rPr>
-          <w:szCs w:val="28"/>
-        </w:rPr>
-        <w:t>), которая отображает сущности предметной области, их атрибуты и взаимосвязи между ними. ER-модель базы данных представлена на рисунке 5.</w:t>
+        <w:t>На этапе логического проектирования была разработана ER-модель (Entity-Relationship model), которая отображает сущности предметной области, их атрибуты и взаимосвязи между ними. ER-модель базы данных представлена на рисунке 5.</w:t>
       </w:r>
     </w:p>
     <w:p>
@@ -19743,16 +18848,8 @@
         <w:rPr>
           <w:szCs w:val="28"/>
         </w:rPr>
-        <w:t xml:space="preserve">Таблица </w:t>
-      </w:r>
-      <w:proofErr w:type="spellStart"/>
-      <w:r>
-        <w:rPr>
-          <w:szCs w:val="28"/>
-        </w:rPr>
-        <w:t>users</w:t>
-      </w:r>
-      <w:proofErr w:type="spellEnd"/>
+        <w:t>Таблица users</w:t>
+      </w:r>
       <w:r>
         <w:rPr>
           <w:szCs w:val="28"/>
@@ -19763,49 +18860,7 @@
         <w:rPr>
           <w:szCs w:val="28"/>
         </w:rPr>
-        <w:t xml:space="preserve"> является центральной для системы аутентификации. Поле </w:t>
-      </w:r>
-      <w:proofErr w:type="spellStart"/>
-      <w:r>
-        <w:rPr>
-          <w:szCs w:val="28"/>
-        </w:rPr>
-        <w:t>role</w:t>
-      </w:r>
-      <w:proofErr w:type="spellEnd"/>
-      <w:r>
-        <w:rPr>
-          <w:szCs w:val="28"/>
-        </w:rPr>
-        <w:t xml:space="preserve"> реализует ролевую модель без создания отдельной таблицы, что упрощает проверку прав доступа в </w:t>
-      </w:r>
-      <w:proofErr w:type="spellStart"/>
-      <w:r>
-        <w:rPr>
-          <w:szCs w:val="28"/>
-        </w:rPr>
-        <w:t>middleware</w:t>
-      </w:r>
-      <w:proofErr w:type="spellEnd"/>
-      <w:r>
-        <w:rPr>
-          <w:szCs w:val="28"/>
-        </w:rPr>
-        <w:t xml:space="preserve"> </w:t>
-      </w:r>
-      <w:proofErr w:type="spellStart"/>
-      <w:r>
-        <w:rPr>
-          <w:szCs w:val="28"/>
-        </w:rPr>
-        <w:t>Laravel</w:t>
-      </w:r>
-      <w:proofErr w:type="spellEnd"/>
-      <w:r>
-        <w:rPr>
-          <w:szCs w:val="28"/>
-        </w:rPr>
-        <w:t>.</w:t>
+        <w:t xml:space="preserve"> является центральной для системы аутентификации. Поле role реализует ролевую модель без создания отдельной таблицы, что упрощает проверку прав доступа в middleware Laravel.</w:t>
       </w:r>
     </w:p>
     <w:p>
@@ -19821,16 +18876,8 @@
         <w:rPr>
           <w:szCs w:val="28"/>
         </w:rPr>
-        <w:t xml:space="preserve">Таблица 1 – Структура таблицы </w:t>
-      </w:r>
-      <w:proofErr w:type="spellStart"/>
-      <w:r>
-        <w:rPr>
-          <w:szCs w:val="28"/>
-        </w:rPr>
-        <w:t>user</w:t>
-      </w:r>
-      <w:proofErr w:type="spellEnd"/>
+        <w:t>Таблица 1 – Структура таблицы user</w:t>
+      </w:r>
       <w:r>
         <w:rPr>
           <w:szCs w:val="28"/>
@@ -19983,7 +19030,6 @@
                 <w:szCs w:val="28"/>
               </w:rPr>
             </w:pPr>
-            <w:proofErr w:type="spellStart"/>
             <w:r>
               <w:rPr>
                 <w:sz w:val="24"/>
@@ -19991,7 +19037,6 @@
               </w:rPr>
               <w:t>id</w:t>
             </w:r>
-            <w:proofErr w:type="spellEnd"/>
           </w:p>
         </w:tc>
         <w:tc>
@@ -20083,7 +19128,6 @@
                 <w:szCs w:val="28"/>
               </w:rPr>
             </w:pPr>
-            <w:proofErr w:type="spellStart"/>
             <w:r>
               <w:rPr>
                 <w:sz w:val="24"/>
@@ -20091,7 +19135,6 @@
               </w:rPr>
               <w:t>name</w:t>
             </w:r>
-            <w:proofErr w:type="spellEnd"/>
           </w:p>
         </w:tc>
         <w:tc>
@@ -20109,7 +19152,6 @@
                 <w:szCs w:val="28"/>
               </w:rPr>
             </w:pPr>
-            <w:proofErr w:type="gramStart"/>
             <w:r>
               <w:rPr>
                 <w:sz w:val="24"/>
@@ -20117,7 +19159,6 @@
               </w:rPr>
               <w:t>VARCHAR(</w:t>
             </w:r>
-            <w:proofErr w:type="gramEnd"/>
             <w:r>
               <w:rPr>
                 <w:sz w:val="24"/>
@@ -20215,7 +19256,6 @@
                 <w:szCs w:val="28"/>
               </w:rPr>
             </w:pPr>
-            <w:proofErr w:type="spellStart"/>
             <w:r>
               <w:rPr>
                 <w:sz w:val="24"/>
@@ -20223,7 +19263,6 @@
               </w:rPr>
               <w:t>email</w:t>
             </w:r>
-            <w:proofErr w:type="spellEnd"/>
           </w:p>
         </w:tc>
         <w:tc>
@@ -20240,7 +19279,6 @@
                 <w:szCs w:val="28"/>
               </w:rPr>
             </w:pPr>
-            <w:proofErr w:type="gramStart"/>
             <w:r>
               <w:rPr>
                 <w:sz w:val="24"/>
@@ -20248,7 +19286,6 @@
               </w:rPr>
               <w:t>VARCHAR(</w:t>
             </w:r>
-            <w:proofErr w:type="gramEnd"/>
             <w:r>
               <w:rPr>
                 <w:sz w:val="24"/>
@@ -20321,7 +19358,6 @@
                 <w:szCs w:val="28"/>
               </w:rPr>
             </w:pPr>
-            <w:proofErr w:type="spellStart"/>
             <w:r>
               <w:rPr>
                 <w:sz w:val="24"/>
@@ -20329,7 +19365,6 @@
               </w:rPr>
               <w:t>password</w:t>
             </w:r>
-            <w:proofErr w:type="spellEnd"/>
           </w:p>
         </w:tc>
         <w:tc>
@@ -20346,7 +19381,6 @@
                 <w:szCs w:val="28"/>
               </w:rPr>
             </w:pPr>
-            <w:proofErr w:type="gramStart"/>
             <w:r>
               <w:rPr>
                 <w:sz w:val="24"/>
@@ -20354,7 +19388,6 @@
               </w:rPr>
               <w:t>VARCHAR(</w:t>
             </w:r>
-            <w:proofErr w:type="gramEnd"/>
             <w:r>
               <w:rPr>
                 <w:sz w:val="24"/>
@@ -20407,23 +19440,7 @@
                 <w:sz w:val="24"/>
                 <w:szCs w:val="28"/>
               </w:rPr>
-              <w:t xml:space="preserve">Хэш пароля (алгоритм </w:t>
-            </w:r>
-            <w:proofErr w:type="spellStart"/>
-            <w:r>
-              <w:rPr>
-                <w:sz w:val="24"/>
-                <w:szCs w:val="28"/>
-              </w:rPr>
-              <w:t>bcrypt</w:t>
-            </w:r>
-            <w:proofErr w:type="spellEnd"/>
-            <w:r>
-              <w:rPr>
-                <w:sz w:val="24"/>
-                <w:szCs w:val="28"/>
-              </w:rPr>
-              <w:t>)</w:t>
+              <w:t>Хэш пароля (алгоритм bcrypt)</w:t>
             </w:r>
           </w:p>
         </w:tc>
@@ -20443,7 +19460,6 @@
                 <w:szCs w:val="28"/>
               </w:rPr>
             </w:pPr>
-            <w:proofErr w:type="spellStart"/>
             <w:r>
               <w:rPr>
                 <w:sz w:val="24"/>
@@ -20451,7 +19467,6 @@
               </w:rPr>
               <w:t>role</w:t>
             </w:r>
-            <w:proofErr w:type="spellEnd"/>
           </w:p>
         </w:tc>
         <w:tc>
@@ -20557,7 +19572,6 @@
                 <w:szCs w:val="28"/>
               </w:rPr>
             </w:pPr>
-            <w:proofErr w:type="spellStart"/>
             <w:r>
               <w:rPr>
                 <w:sz w:val="24"/>
@@ -20565,7 +19579,6 @@
               </w:rPr>
               <w:t>created_at</w:t>
             </w:r>
-            <w:proofErr w:type="spellEnd"/>
           </w:p>
         </w:tc>
         <w:tc>
@@ -20649,7 +19662,6 @@
                 <w:szCs w:val="28"/>
               </w:rPr>
             </w:pPr>
-            <w:proofErr w:type="spellStart"/>
             <w:r>
               <w:rPr>
                 <w:sz w:val="24"/>
@@ -20657,7 +19669,6 @@
               </w:rPr>
               <w:t>updated_at</w:t>
             </w:r>
-            <w:proofErr w:type="spellEnd"/>
           </w:p>
         </w:tc>
         <w:tc>
@@ -20743,14 +19754,12 @@
       <w:r>
         <w:t xml:space="preserve"> </w:t>
       </w:r>
-      <w:proofErr w:type="spellStart"/>
       <w:r>
         <w:rPr>
           <w:szCs w:val="28"/>
         </w:rPr>
         <w:t>component_categories</w:t>
       </w:r>
-      <w:proofErr w:type="spellEnd"/>
       <w:r>
         <w:rPr>
           <w:szCs w:val="28"/>
@@ -20761,35 +19770,7 @@
         <w:rPr>
           <w:szCs w:val="28"/>
         </w:rPr>
-        <w:t xml:space="preserve">беспечивает тематическую группировку товаров. Поле </w:t>
-      </w:r>
-      <w:proofErr w:type="spellStart"/>
-      <w:r>
-        <w:rPr>
-          <w:szCs w:val="28"/>
-        </w:rPr>
-        <w:t>slug</w:t>
-      </w:r>
-      <w:proofErr w:type="spellEnd"/>
-      <w:r>
-        <w:rPr>
-          <w:szCs w:val="28"/>
-        </w:rPr>
-        <w:t xml:space="preserve"> используется в </w:t>
-      </w:r>
-      <w:proofErr w:type="spellStart"/>
-      <w:r>
-        <w:rPr>
-          <w:szCs w:val="28"/>
-        </w:rPr>
-        <w:t>React</w:t>
-      </w:r>
-      <w:proofErr w:type="spellEnd"/>
-      <w:r>
-        <w:rPr>
-          <w:szCs w:val="28"/>
-        </w:rPr>
-        <w:t>-роутере для динамической генерации путей каталога.</w:t>
+        <w:t>беспечивает тематическую группировку товаров. Поле slug используется в React-роутере для динамической генерации путей каталога.</w:t>
       </w:r>
     </w:p>
     <w:p>
@@ -20807,14 +19788,12 @@
         </w:rPr>
         <w:t xml:space="preserve">Таблица 2 – Структура таблицы </w:t>
       </w:r>
-      <w:proofErr w:type="spellStart"/>
       <w:r>
         <w:rPr>
           <w:szCs w:val="28"/>
         </w:rPr>
         <w:t>component_categories</w:t>
       </w:r>
-      <w:proofErr w:type="spellEnd"/>
       <w:r>
         <w:rPr>
           <w:szCs w:val="28"/>
@@ -20948,7 +19927,6 @@
                 <w:szCs w:val="28"/>
               </w:rPr>
             </w:pPr>
-            <w:proofErr w:type="spellStart"/>
             <w:r>
               <w:rPr>
                 <w:sz w:val="24"/>
@@ -20956,7 +19934,6 @@
               </w:rPr>
               <w:t>id</w:t>
             </w:r>
-            <w:proofErr w:type="spellEnd"/>
           </w:p>
         </w:tc>
         <w:tc>
@@ -21054,7 +20031,6 @@
                 <w:szCs w:val="28"/>
               </w:rPr>
             </w:pPr>
-            <w:proofErr w:type="spellStart"/>
             <w:r>
               <w:rPr>
                 <w:sz w:val="24"/>
@@ -21062,7 +20038,6 @@
               </w:rPr>
               <w:t>name</w:t>
             </w:r>
-            <w:proofErr w:type="spellEnd"/>
           </w:p>
         </w:tc>
         <w:tc>
@@ -21080,21 +20055,12 @@
                 <w:szCs w:val="28"/>
               </w:rPr>
             </w:pPr>
-            <w:proofErr w:type="gramStart"/>
-            <w:r>
-              <w:rPr>
-                <w:sz w:val="24"/>
-                <w:szCs w:val="28"/>
-              </w:rPr>
-              <w:t>VARCHAR(</w:t>
-            </w:r>
-            <w:proofErr w:type="gramEnd"/>
-            <w:r>
-              <w:rPr>
-                <w:sz w:val="24"/>
-                <w:szCs w:val="28"/>
-              </w:rPr>
-              <w:t>100)</w:t>
+            <w:r>
+              <w:rPr>
+                <w:sz w:val="24"/>
+                <w:szCs w:val="28"/>
+              </w:rPr>
+              <w:t>VARCHAR(100)</w:t>
             </w:r>
           </w:p>
         </w:tc>
@@ -21179,21 +20145,12 @@
                 <w:szCs w:val="28"/>
               </w:rPr>
             </w:pPr>
-            <w:proofErr w:type="gramStart"/>
-            <w:r>
-              <w:rPr>
-                <w:sz w:val="24"/>
-                <w:szCs w:val="28"/>
-              </w:rPr>
-              <w:t>VARCHAR(</w:t>
-            </w:r>
-            <w:proofErr w:type="gramEnd"/>
-            <w:r>
-              <w:rPr>
-                <w:sz w:val="24"/>
-                <w:szCs w:val="28"/>
-              </w:rPr>
-              <w:t>100)</w:t>
+            <w:r>
+              <w:rPr>
+                <w:sz w:val="24"/>
+                <w:szCs w:val="28"/>
+              </w:rPr>
+              <w:t>VARCHAR(100)</w:t>
             </w:r>
           </w:p>
         </w:tc>
@@ -21239,23 +20196,7 @@
                 <w:sz w:val="24"/>
                 <w:szCs w:val="28"/>
               </w:rPr>
-              <w:t>URL-</w:t>
-            </w:r>
-            <w:proofErr w:type="spellStart"/>
-            <w:r>
-              <w:rPr>
-                <w:sz w:val="24"/>
-                <w:szCs w:val="28"/>
-              </w:rPr>
-              <w:t>алиас</w:t>
-            </w:r>
-            <w:proofErr w:type="spellEnd"/>
-            <w:r>
-              <w:rPr>
-                <w:sz w:val="24"/>
-                <w:szCs w:val="28"/>
-              </w:rPr>
-              <w:t xml:space="preserve"> для маршрутизации</w:t>
+              <w:t>URL-алиас для маршрутизации</w:t>
             </w:r>
           </w:p>
         </w:tc>
@@ -21276,7 +20217,6 @@
                 <w:szCs w:val="28"/>
               </w:rPr>
             </w:pPr>
-            <w:proofErr w:type="spellStart"/>
             <w:r>
               <w:rPr>
                 <w:sz w:val="24"/>
@@ -21284,7 +20224,6 @@
               </w:rPr>
               <w:t>created_at</w:t>
             </w:r>
-            <w:proofErr w:type="spellEnd"/>
           </w:p>
         </w:tc>
         <w:tc>
@@ -21368,7 +20307,6 @@
                 <w:szCs w:val="28"/>
               </w:rPr>
             </w:pPr>
-            <w:proofErr w:type="spellStart"/>
             <w:r>
               <w:rPr>
                 <w:sz w:val="24"/>
@@ -21376,7 +20314,6 @@
               </w:rPr>
               <w:t>updated_at</w:t>
             </w:r>
-            <w:proofErr w:type="spellEnd"/>
           </w:p>
         </w:tc>
         <w:tc>
@@ -21500,30 +20437,8 @@
         <w:rPr>
           <w:szCs w:val="28"/>
         </w:rPr>
-        <w:t xml:space="preserve">правочная таблица, исключающая избыточность текстовых названий в основной таблице компонентов. Связана с </w:t>
-      </w:r>
-      <w:proofErr w:type="spellStart"/>
-      <w:r>
-        <w:rPr>
-          <w:szCs w:val="28"/>
-        </w:rPr>
-        <w:t>components</w:t>
-      </w:r>
-      <w:proofErr w:type="spellEnd"/>
-      <w:r>
-        <w:rPr>
-          <w:szCs w:val="28"/>
-        </w:rPr>
-        <w:t xml:space="preserve"> отношением </w:t>
-      </w:r>
-      <w:proofErr w:type="gramStart"/>
-      <w:r>
-        <w:rPr>
-          <w:szCs w:val="28"/>
-        </w:rPr>
-        <w:t>1:N.</w:t>
-      </w:r>
-      <w:proofErr w:type="gramEnd"/>
+        <w:t>правочная таблица, исключающая избыточность текстовых названий в основной таблице компонентов. Связана с components отношением 1:N.</w:t>
+      </w:r>
     </w:p>
     <w:p>
       <w:pPr>
@@ -21693,7 +20608,6 @@
                 <w:szCs w:val="28"/>
               </w:rPr>
             </w:pPr>
-            <w:proofErr w:type="spellStart"/>
             <w:r>
               <w:rPr>
                 <w:sz w:val="24"/>
@@ -21701,7 +20615,6 @@
               </w:rPr>
               <w:t>id</w:t>
             </w:r>
-            <w:proofErr w:type="spellEnd"/>
           </w:p>
         </w:tc>
         <w:tc>
@@ -21799,7 +20712,6 @@
                 <w:szCs w:val="28"/>
               </w:rPr>
             </w:pPr>
-            <w:proofErr w:type="spellStart"/>
             <w:r>
               <w:rPr>
                 <w:sz w:val="24"/>
@@ -21807,7 +20719,6 @@
               </w:rPr>
               <w:t>name</w:t>
             </w:r>
-            <w:proofErr w:type="spellEnd"/>
           </w:p>
         </w:tc>
         <w:tc>
@@ -21825,21 +20736,12 @@
                 <w:szCs w:val="28"/>
               </w:rPr>
             </w:pPr>
-            <w:proofErr w:type="gramStart"/>
-            <w:r>
-              <w:rPr>
-                <w:sz w:val="24"/>
-                <w:szCs w:val="28"/>
-              </w:rPr>
-              <w:t>VARCHAR(</w:t>
-            </w:r>
-            <w:proofErr w:type="gramEnd"/>
-            <w:r>
-              <w:rPr>
-                <w:sz w:val="24"/>
-                <w:szCs w:val="28"/>
-              </w:rPr>
-              <w:t>100)</w:t>
+            <w:r>
+              <w:rPr>
+                <w:sz w:val="24"/>
+                <w:szCs w:val="28"/>
+              </w:rPr>
+              <w:t>VARCHAR(100)</w:t>
             </w:r>
           </w:p>
         </w:tc>
@@ -21907,7 +20809,6 @@
                 <w:szCs w:val="28"/>
               </w:rPr>
             </w:pPr>
-            <w:proofErr w:type="spellStart"/>
             <w:r>
               <w:rPr>
                 <w:sz w:val="24"/>
@@ -21915,7 +20816,6 @@
               </w:rPr>
               <w:t>created_at</w:t>
             </w:r>
-            <w:proofErr w:type="spellEnd"/>
           </w:p>
         </w:tc>
         <w:tc>
@@ -21999,7 +20899,6 @@
                 <w:szCs w:val="28"/>
               </w:rPr>
             </w:pPr>
-            <w:proofErr w:type="spellStart"/>
             <w:r>
               <w:rPr>
                 <w:sz w:val="24"/>
@@ -22007,7 +20906,6 @@
               </w:rPr>
               <w:t>updated_at</w:t>
             </w:r>
-            <w:proofErr w:type="spellEnd"/>
           </w:p>
         </w:tc>
         <w:tc>
@@ -22141,16 +21039,8 @@
         <w:rPr>
           <w:szCs w:val="28"/>
         </w:rPr>
-        <w:t xml:space="preserve">Таблица 4 – Структура таблицы </w:t>
-      </w:r>
-      <w:proofErr w:type="spellStart"/>
-      <w:r>
-        <w:rPr>
-          <w:szCs w:val="28"/>
-        </w:rPr>
-        <w:t>components</w:t>
-      </w:r>
-      <w:proofErr w:type="spellEnd"/>
+        <w:t>Таблица 4 – Структура таблицы components</w:t>
+      </w:r>
       <w:r>
         <w:rPr>
           <w:szCs w:val="28"/>
@@ -22284,7 +21174,6 @@
                 <w:szCs w:val="28"/>
               </w:rPr>
             </w:pPr>
-            <w:proofErr w:type="spellStart"/>
             <w:r>
               <w:rPr>
                 <w:sz w:val="24"/>
@@ -22292,7 +21181,6 @@
               </w:rPr>
               <w:t>id</w:t>
             </w:r>
-            <w:proofErr w:type="spellEnd"/>
           </w:p>
         </w:tc>
         <w:tc>
@@ -22390,7 +21278,6 @@
                 <w:szCs w:val="28"/>
               </w:rPr>
             </w:pPr>
-            <w:proofErr w:type="spellStart"/>
             <w:r>
               <w:rPr>
                 <w:sz w:val="24"/>
@@ -22398,7 +21285,6 @@
               </w:rPr>
               <w:t>category_id</w:t>
             </w:r>
-            <w:proofErr w:type="spellEnd"/>
           </w:p>
         </w:tc>
         <w:tc>
@@ -22488,7 +21374,6 @@
                 <w:szCs w:val="28"/>
               </w:rPr>
             </w:pPr>
-            <w:proofErr w:type="spellStart"/>
             <w:r>
               <w:rPr>
                 <w:sz w:val="24"/>
@@ -22496,7 +21381,6 @@
               </w:rPr>
               <w:t>brand_id</w:t>
             </w:r>
-            <w:proofErr w:type="spellEnd"/>
           </w:p>
         </w:tc>
         <w:tc>
@@ -22584,7 +21468,6 @@
                 <w:szCs w:val="28"/>
               </w:rPr>
             </w:pPr>
-            <w:proofErr w:type="spellStart"/>
             <w:r>
               <w:rPr>
                 <w:sz w:val="24"/>
@@ -22592,7 +21475,6 @@
               </w:rPr>
               <w:t>model</w:t>
             </w:r>
-            <w:proofErr w:type="spellEnd"/>
           </w:p>
         </w:tc>
         <w:tc>
@@ -22609,21 +21491,12 @@
                 <w:szCs w:val="28"/>
               </w:rPr>
             </w:pPr>
-            <w:proofErr w:type="gramStart"/>
-            <w:r>
-              <w:rPr>
-                <w:sz w:val="24"/>
-                <w:szCs w:val="28"/>
-              </w:rPr>
-              <w:t>VARCHAR(</w:t>
-            </w:r>
-            <w:proofErr w:type="gramEnd"/>
-            <w:r>
-              <w:rPr>
-                <w:sz w:val="24"/>
-                <w:szCs w:val="28"/>
-              </w:rPr>
-              <w:t>255)</w:t>
+            <w:r>
+              <w:rPr>
+                <w:sz w:val="24"/>
+                <w:szCs w:val="28"/>
+              </w:rPr>
+              <w:t>VARCHAR(255)</w:t>
             </w:r>
           </w:p>
         </w:tc>
@@ -22682,7 +21555,6 @@
                 <w:szCs w:val="28"/>
               </w:rPr>
             </w:pPr>
-            <w:proofErr w:type="spellStart"/>
             <w:r>
               <w:rPr>
                 <w:sz w:val="24"/>
@@ -22690,7 +21562,6 @@
               </w:rPr>
               <w:t>price</w:t>
             </w:r>
-            <w:proofErr w:type="spellEnd"/>
           </w:p>
         </w:tc>
         <w:tc>
@@ -22707,21 +21578,12 @@
                 <w:szCs w:val="28"/>
               </w:rPr>
             </w:pPr>
-            <w:proofErr w:type="gramStart"/>
-            <w:r>
-              <w:rPr>
-                <w:sz w:val="24"/>
-                <w:szCs w:val="28"/>
-              </w:rPr>
-              <w:t>DECIMAL(</w:t>
-            </w:r>
-            <w:proofErr w:type="gramEnd"/>
-            <w:r>
-              <w:rPr>
-                <w:sz w:val="24"/>
-                <w:szCs w:val="28"/>
-              </w:rPr>
-              <w:t>10,2)</w:t>
+            <w:r>
+              <w:rPr>
+                <w:sz w:val="24"/>
+                <w:szCs w:val="28"/>
+              </w:rPr>
+              <w:t>DECIMAL(10,2)</w:t>
             </w:r>
           </w:p>
         </w:tc>
@@ -22780,7 +21642,6 @@
                 <w:szCs w:val="28"/>
               </w:rPr>
             </w:pPr>
-            <w:proofErr w:type="spellStart"/>
             <w:r>
               <w:rPr>
                 <w:sz w:val="24"/>
@@ -22788,7 +21649,6 @@
               </w:rPr>
               <w:t>stock</w:t>
             </w:r>
-            <w:proofErr w:type="spellEnd"/>
           </w:p>
         </w:tc>
         <w:tc>
@@ -22869,7 +21729,6 @@
                 <w:szCs w:val="28"/>
               </w:rPr>
             </w:pPr>
-            <w:proofErr w:type="spellStart"/>
             <w:r>
               <w:rPr>
                 <w:sz w:val="24"/>
@@ -22877,7 +21736,6 @@
               </w:rPr>
               <w:t>image</w:t>
             </w:r>
-            <w:proofErr w:type="spellEnd"/>
           </w:p>
         </w:tc>
         <w:tc>
@@ -22894,21 +21752,12 @@
                 <w:szCs w:val="28"/>
               </w:rPr>
             </w:pPr>
-            <w:proofErr w:type="gramStart"/>
-            <w:r>
-              <w:rPr>
-                <w:sz w:val="24"/>
-                <w:szCs w:val="28"/>
-              </w:rPr>
-              <w:t>VARCHAR(</w:t>
-            </w:r>
-            <w:proofErr w:type="gramEnd"/>
-            <w:r>
-              <w:rPr>
-                <w:sz w:val="24"/>
-                <w:szCs w:val="28"/>
-              </w:rPr>
-              <w:t>255)</w:t>
+            <w:r>
+              <w:rPr>
+                <w:sz w:val="24"/>
+                <w:szCs w:val="28"/>
+              </w:rPr>
+              <w:t>VARCHAR(255)</w:t>
             </w:r>
           </w:p>
         </w:tc>
@@ -22968,7 +21817,6 @@
                 <w:szCs w:val="28"/>
               </w:rPr>
             </w:pPr>
-            <w:proofErr w:type="spellStart"/>
             <w:r>
               <w:rPr>
                 <w:sz w:val="24"/>
@@ -22976,7 +21824,6 @@
               </w:rPr>
               <w:t>created_at</w:t>
             </w:r>
-            <w:proofErr w:type="spellEnd"/>
           </w:p>
         </w:tc>
         <w:tc>
@@ -23060,7 +21907,6 @@
                 <w:szCs w:val="28"/>
               </w:rPr>
             </w:pPr>
-            <w:proofErr w:type="spellStart"/>
             <w:r>
               <w:rPr>
                 <w:sz w:val="24"/>
@@ -23068,7 +21914,6 @@
               </w:rPr>
               <w:t>updated_at</w:t>
             </w:r>
-            <w:proofErr w:type="spellEnd"/>
           </w:p>
         </w:tc>
         <w:tc>
@@ -23150,14 +21995,12 @@
         </w:rPr>
         <w:t xml:space="preserve">Таблица </w:t>
       </w:r>
-      <w:proofErr w:type="spellStart"/>
       <w:r>
         <w:rPr>
           <w:szCs w:val="28"/>
         </w:rPr>
         <w:t>motherboard_specs</w:t>
       </w:r>
-      <w:proofErr w:type="spellEnd"/>
       <w:r>
         <w:rPr>
           <w:szCs w:val="28"/>
@@ -23196,16 +22039,8 @@
         <w:rPr>
           <w:szCs w:val="28"/>
         </w:rPr>
-        <w:t xml:space="preserve">Таблица 5 – Структура таблицы </w:t>
-      </w:r>
-      <w:proofErr w:type="spellStart"/>
-      <w:r>
-        <w:rPr>
-          <w:szCs w:val="28"/>
-        </w:rPr>
-        <w:t>motherboard_specs</w:t>
-      </w:r>
-      <w:proofErr w:type="spellEnd"/>
+        <w:t>Таблица 5 – Структура таблицы motherboard_specs</w:t>
+      </w:r>
       <w:r>
         <w:rPr>
           <w:szCs w:val="28"/>
@@ -23352,7 +22187,6 @@
                 <w:lang w:val="en-US"/>
               </w:rPr>
             </w:pPr>
-            <w:proofErr w:type="spellStart"/>
             <w:r>
               <w:rPr>
                 <w:sz w:val="24"/>
@@ -23361,7 +22195,6 @@
               </w:rPr>
               <w:t>component_id</w:t>
             </w:r>
-            <w:proofErr w:type="spellEnd"/>
           </w:p>
         </w:tc>
         <w:tc>
@@ -23459,7 +22292,6 @@
                 <w:lang w:val="en-US"/>
               </w:rPr>
             </w:pPr>
-            <w:proofErr w:type="spellStart"/>
             <w:r>
               <w:rPr>
                 <w:sz w:val="24"/>
@@ -23468,7 +22300,6 @@
               </w:rPr>
               <w:t>socket_id</w:t>
             </w:r>
-            <w:proofErr w:type="spellEnd"/>
           </w:p>
         </w:tc>
         <w:tc>
@@ -23564,7 +22395,6 @@
                 <w:lang w:val="en-US"/>
               </w:rPr>
             </w:pPr>
-            <w:proofErr w:type="spellStart"/>
             <w:r>
               <w:rPr>
                 <w:sz w:val="24"/>
@@ -23573,7 +22403,6 @@
               </w:rPr>
               <w:t>ram_slots</w:t>
             </w:r>
-            <w:proofErr w:type="spellEnd"/>
           </w:p>
         </w:tc>
         <w:tc>
@@ -23591,23 +22420,13 @@
                 <w:lang w:val="en-US"/>
               </w:rPr>
             </w:pPr>
-            <w:proofErr w:type="gramStart"/>
             <w:r>
               <w:rPr>
                 <w:sz w:val="24"/>
                 <w:szCs w:val="28"/>
                 <w:lang w:val="en-US"/>
               </w:rPr>
-              <w:t>DECIMAL(</w:t>
-            </w:r>
-            <w:proofErr w:type="gramEnd"/>
-            <w:r>
-              <w:rPr>
-                <w:sz w:val="24"/>
-                <w:szCs w:val="28"/>
-                <w:lang w:val="en-US"/>
-              </w:rPr>
-              <w:t>10,2)</w:t>
+              <w:t>DECIMAL(10,2)</w:t>
             </w:r>
           </w:p>
         </w:tc>
@@ -23669,7 +22488,6 @@
                 <w:lang w:val="en-US"/>
               </w:rPr>
             </w:pPr>
-            <w:proofErr w:type="spellStart"/>
             <w:r>
               <w:rPr>
                 <w:sz w:val="24"/>
@@ -23678,7 +22496,6 @@
               </w:rPr>
               <w:t>ram_type_id</w:t>
             </w:r>
-            <w:proofErr w:type="spellEnd"/>
           </w:p>
         </w:tc>
         <w:tc>
@@ -23696,23 +22513,13 @@
                 <w:lang w:val="en-US"/>
               </w:rPr>
             </w:pPr>
-            <w:proofErr w:type="gramStart"/>
             <w:r>
               <w:rPr>
                 <w:sz w:val="24"/>
                 <w:szCs w:val="28"/>
                 <w:lang w:val="en-US"/>
               </w:rPr>
-              <w:t>VARCHAR(</w:t>
-            </w:r>
-            <w:proofErr w:type="gramEnd"/>
-            <w:r>
-              <w:rPr>
-                <w:sz w:val="24"/>
-                <w:szCs w:val="28"/>
-                <w:lang w:val="en-US"/>
-              </w:rPr>
-              <w:t>255)</w:t>
+              <w:t>VARCHAR(255)</w:t>
             </w:r>
           </w:p>
         </w:tc>
@@ -23943,23 +22750,13 @@
               </w:rPr>
               <w:t xml:space="preserve">Количество слотов </w:t>
             </w:r>
-            <w:proofErr w:type="spellStart"/>
             <w:r>
               <w:rPr>
                 <w:sz w:val="24"/>
                 <w:szCs w:val="28"/>
                 <w:lang w:val="en-US"/>
               </w:rPr>
-              <w:t>PCIe</w:t>
-            </w:r>
-            <w:proofErr w:type="spellEnd"/>
-            <w:r>
-              <w:rPr>
-                <w:sz w:val="24"/>
-                <w:szCs w:val="28"/>
-                <w:lang w:val="en-US"/>
-              </w:rPr>
-              <w:t xml:space="preserve"> x16</w:t>
+              <w:t>PCIe x16</w:t>
             </w:r>
           </w:p>
         </w:tc>
@@ -23980,7 +22777,6 @@
                 <w:lang w:val="en-US"/>
               </w:rPr>
             </w:pPr>
-            <w:proofErr w:type="spellStart"/>
             <w:r>
               <w:rPr>
                 <w:sz w:val="24"/>
@@ -23989,7 +22785,6 @@
               </w:rPr>
               <w:t>pcie_gen</w:t>
             </w:r>
-            <w:proofErr w:type="spellEnd"/>
           </w:p>
         </w:tc>
         <w:tc>
@@ -24007,23 +22802,13 @@
                 <w:lang w:val="en-US"/>
               </w:rPr>
             </w:pPr>
-            <w:proofErr w:type="gramStart"/>
             <w:r>
               <w:rPr>
                 <w:sz w:val="24"/>
                 <w:szCs w:val="28"/>
                 <w:lang w:val="en-US"/>
               </w:rPr>
-              <w:t>VARCHAR(</w:t>
-            </w:r>
-            <w:proofErr w:type="gramEnd"/>
-            <w:r>
-              <w:rPr>
-                <w:sz w:val="24"/>
-                <w:szCs w:val="28"/>
-                <w:lang w:val="en-US"/>
-              </w:rPr>
-              <w:t>255)</w:t>
+              <w:t>VARCHAR(255)</w:t>
             </w:r>
           </w:p>
         </w:tc>
@@ -24094,7 +22879,6 @@
                 <w:lang w:val="en-US"/>
               </w:rPr>
             </w:pPr>
-            <w:proofErr w:type="spellStart"/>
             <w:r>
               <w:rPr>
                 <w:sz w:val="24"/>
@@ -24103,7 +22887,6 @@
               </w:rPr>
               <w:t>sata_ports</w:t>
             </w:r>
-            <w:proofErr w:type="spellEnd"/>
           </w:p>
         </w:tc>
         <w:tc>
@@ -24121,23 +22904,13 @@
                 <w:lang w:val="en-US"/>
               </w:rPr>
             </w:pPr>
-            <w:proofErr w:type="gramStart"/>
             <w:r>
               <w:rPr>
                 <w:sz w:val="24"/>
                 <w:szCs w:val="28"/>
                 <w:lang w:val="en-US"/>
               </w:rPr>
-              <w:t>VARCHAR(</w:t>
-            </w:r>
-            <w:proofErr w:type="gramEnd"/>
-            <w:r>
-              <w:rPr>
-                <w:sz w:val="24"/>
-                <w:szCs w:val="28"/>
-                <w:lang w:val="en-US"/>
-              </w:rPr>
-              <w:t>255)</w:t>
+              <w:t>VARCHAR(255)</w:t>
             </w:r>
           </w:p>
         </w:tc>
@@ -24199,7 +22972,6 @@
                 <w:lang w:val="en-US"/>
               </w:rPr>
             </w:pPr>
-            <w:proofErr w:type="spellStart"/>
             <w:r>
               <w:rPr>
                 <w:sz w:val="24"/>
@@ -24208,7 +22980,6 @@
               </w:rPr>
               <w:t>form_factor_id</w:t>
             </w:r>
-            <w:proofErr w:type="spellEnd"/>
           </w:p>
         </w:tc>
         <w:tc>
@@ -24302,7 +23073,6 @@
                 <w:lang w:val="en-US"/>
               </w:rPr>
             </w:pPr>
-            <w:proofErr w:type="spellStart"/>
             <w:r>
               <w:rPr>
                 <w:sz w:val="24"/>
@@ -24311,7 +23081,6 @@
               </w:rPr>
               <w:t>created_at</w:t>
             </w:r>
-            <w:proofErr w:type="spellEnd"/>
           </w:p>
         </w:tc>
         <w:tc>
@@ -24398,7 +23167,6 @@
                 <w:lang w:val="en-US"/>
               </w:rPr>
             </w:pPr>
-            <w:proofErr w:type="spellStart"/>
             <w:r>
               <w:rPr>
                 <w:sz w:val="24"/>
@@ -24407,7 +23175,6 @@
               </w:rPr>
               <w:t>updated_at</w:t>
             </w:r>
-            <w:proofErr w:type="spellEnd"/>
           </w:p>
         </w:tc>
         <w:tc>
@@ -24492,7 +23259,6 @@
         </w:rPr>
         <w:t xml:space="preserve">Таблица </w:t>
       </w:r>
-      <w:proofErr w:type="spellStart"/>
       <w:r>
         <w:rPr>
           <w:szCs w:val="28"/>
@@ -24500,21 +23266,12 @@
         </w:rPr>
         <w:t>cpu</w:t>
       </w:r>
-      <w:proofErr w:type="spellEnd"/>
-      <w:r>
-        <w:rPr>
-          <w:szCs w:val="28"/>
-        </w:rPr>
-        <w:t>_</w:t>
-      </w:r>
-      <w:proofErr w:type="spellStart"/>
-      <w:r>
-        <w:rPr>
-          <w:szCs w:val="28"/>
-        </w:rPr>
-        <w:t>specs</w:t>
-      </w:r>
-      <w:proofErr w:type="spellEnd"/>
+      <w:r>
+        <w:rPr>
+          <w:szCs w:val="28"/>
+        </w:rPr>
+        <w:t>_specs</w:t>
+      </w:r>
       <w:r>
         <w:rPr>
           <w:szCs w:val="28"/>
@@ -24589,16 +23346,8 @@
         <w:rPr>
           <w:szCs w:val="28"/>
         </w:rPr>
-        <w:t xml:space="preserve">Таблица 6 – Структура таблицы </w:t>
-      </w:r>
-      <w:proofErr w:type="spellStart"/>
-      <w:r>
-        <w:rPr>
-          <w:szCs w:val="28"/>
-        </w:rPr>
-        <w:t>cpu_specs</w:t>
-      </w:r>
-      <w:proofErr w:type="spellEnd"/>
+        <w:t>Таблица 6 – Структура таблицы cpu_specs</w:t>
+      </w:r>
       <w:r>
         <w:rPr>
           <w:szCs w:val="28"/>
@@ -24732,7 +23481,6 @@
                 <w:szCs w:val="28"/>
               </w:rPr>
             </w:pPr>
-            <w:proofErr w:type="spellStart"/>
             <w:r>
               <w:rPr>
                 <w:sz w:val="24"/>
@@ -24740,7 +23488,6 @@
               </w:rPr>
               <w:t>component_id</w:t>
             </w:r>
-            <w:proofErr w:type="spellEnd"/>
           </w:p>
         </w:tc>
         <w:tc>
@@ -24830,7 +23577,6 @@
                 <w:szCs w:val="28"/>
               </w:rPr>
             </w:pPr>
-            <w:proofErr w:type="spellStart"/>
             <w:r>
               <w:rPr>
                 <w:sz w:val="24"/>
@@ -24838,7 +23584,6 @@
               </w:rPr>
               <w:t>socket_id</w:t>
             </w:r>
-            <w:proofErr w:type="spellEnd"/>
           </w:p>
         </w:tc>
         <w:tc>
@@ -25100,7 +23845,6 @@
                 <w:szCs w:val="28"/>
               </w:rPr>
             </w:pPr>
-            <w:proofErr w:type="spellStart"/>
             <w:r>
               <w:rPr>
                 <w:sz w:val="24"/>
@@ -25108,7 +23852,6 @@
               </w:rPr>
               <w:t>base_clock_mhz</w:t>
             </w:r>
-            <w:proofErr w:type="spellEnd"/>
           </w:p>
         </w:tc>
         <w:tc>
@@ -25201,17 +23944,8 @@
                 <w:sz w:val="24"/>
                 <w:szCs w:val="28"/>
               </w:rPr>
-              <w:t>_</w:t>
-            </w:r>
-            <w:proofErr w:type="spellStart"/>
-            <w:r>
-              <w:rPr>
-                <w:sz w:val="24"/>
-                <w:szCs w:val="28"/>
-              </w:rPr>
-              <w:t>clock_mhz</w:t>
-            </w:r>
-            <w:proofErr w:type="spellEnd"/>
+              <w:t>_clock_mhz</w:t>
+            </w:r>
           </w:p>
         </w:tc>
         <w:tc>
@@ -25306,7 +24040,6 @@
                 <w:szCs w:val="28"/>
               </w:rPr>
             </w:pPr>
-            <w:proofErr w:type="spellStart"/>
             <w:r>
               <w:rPr>
                 <w:sz w:val="24"/>
@@ -25314,7 +24047,6 @@
               </w:rPr>
               <w:t>tdp_watts</w:t>
             </w:r>
-            <w:proofErr w:type="spellEnd"/>
           </w:p>
         </w:tc>
         <w:tc>
@@ -25395,7 +24127,6 @@
                 <w:szCs w:val="28"/>
               </w:rPr>
             </w:pPr>
-            <w:proofErr w:type="spellStart"/>
             <w:r>
               <w:rPr>
                 <w:sz w:val="24"/>
@@ -25403,7 +24134,6 @@
               </w:rPr>
               <w:t>created_at</w:t>
             </w:r>
-            <w:proofErr w:type="spellEnd"/>
           </w:p>
         </w:tc>
         <w:tc>
@@ -25484,7 +24214,6 @@
                 <w:szCs w:val="28"/>
               </w:rPr>
             </w:pPr>
-            <w:proofErr w:type="spellStart"/>
             <w:r>
               <w:rPr>
                 <w:sz w:val="24"/>
@@ -25492,7 +24221,6 @@
               </w:rPr>
               <w:t>updated_at</w:t>
             </w:r>
-            <w:proofErr w:type="spellEnd"/>
           </w:p>
         </w:tc>
         <w:tc>
@@ -25573,7 +24301,6 @@
         </w:rPr>
         <w:t xml:space="preserve">Таблица </w:t>
       </w:r>
-      <w:proofErr w:type="spellStart"/>
       <w:r>
         <w:rPr>
           <w:szCs w:val="28"/>
@@ -25581,21 +24308,12 @@
         </w:rPr>
         <w:t>gpu</w:t>
       </w:r>
-      <w:proofErr w:type="spellEnd"/>
-      <w:r>
-        <w:rPr>
-          <w:szCs w:val="28"/>
-        </w:rPr>
-        <w:t>_</w:t>
-      </w:r>
-      <w:proofErr w:type="spellStart"/>
-      <w:r>
-        <w:rPr>
-          <w:szCs w:val="28"/>
-        </w:rPr>
-        <w:t>specs</w:t>
-      </w:r>
-      <w:proofErr w:type="spellEnd"/>
+      <w:r>
+        <w:rPr>
+          <w:szCs w:val="28"/>
+        </w:rPr>
+        <w:t>_specs</w:t>
+      </w:r>
       <w:r>
         <w:rPr>
           <w:szCs w:val="28"/>
@@ -25696,7 +24414,6 @@
         </w:rPr>
         <w:t xml:space="preserve"> – Структура таблицы </w:t>
       </w:r>
-      <w:proofErr w:type="spellStart"/>
       <w:r>
         <w:rPr>
           <w:szCs w:val="28"/>
@@ -25704,21 +24421,12 @@
         </w:rPr>
         <w:t>gpu</w:t>
       </w:r>
-      <w:proofErr w:type="spellEnd"/>
-      <w:r>
-        <w:rPr>
-          <w:szCs w:val="28"/>
-        </w:rPr>
-        <w:t>_</w:t>
-      </w:r>
-      <w:proofErr w:type="spellStart"/>
-      <w:r>
-        <w:rPr>
-          <w:szCs w:val="28"/>
-        </w:rPr>
-        <w:t>specs</w:t>
-      </w:r>
-      <w:proofErr w:type="spellEnd"/>
+      <w:r>
+        <w:rPr>
+          <w:szCs w:val="28"/>
+        </w:rPr>
+        <w:t>_specs</w:t>
+      </w:r>
       <w:r>
         <w:rPr>
           <w:szCs w:val="28"/>
@@ -25853,7 +24561,6 @@
                 <w:lang w:val="en-US"/>
               </w:rPr>
             </w:pPr>
-            <w:proofErr w:type="spellStart"/>
             <w:r>
               <w:rPr>
                 <w:sz w:val="24"/>
@@ -25862,7 +24569,6 @@
               </w:rPr>
               <w:t>component_id</w:t>
             </w:r>
-            <w:proofErr w:type="spellEnd"/>
           </w:p>
         </w:tc>
         <w:tc>
@@ -25964,7 +24670,6 @@
                 <w:lang w:val="en-US"/>
               </w:rPr>
             </w:pPr>
-            <w:proofErr w:type="spellStart"/>
             <w:r>
               <w:rPr>
                 <w:sz w:val="24"/>
@@ -25972,7 +24677,6 @@
               </w:rPr>
               <w:t>vram_gb</w:t>
             </w:r>
-            <w:proofErr w:type="spellEnd"/>
           </w:p>
         </w:tc>
         <w:tc>
@@ -26060,7 +24764,6 @@
                 <w:lang w:val="en-US"/>
               </w:rPr>
             </w:pPr>
-            <w:proofErr w:type="spellStart"/>
             <w:r>
               <w:rPr>
                 <w:sz w:val="24"/>
@@ -26069,7 +24772,6 @@
               <w:lastRenderedPageBreak/>
               <w:t>vram_type_id</w:t>
             </w:r>
-            <w:proofErr w:type="spellEnd"/>
           </w:p>
         </w:tc>
         <w:tc>
@@ -26181,7 +24883,6 @@
                 <w:lang w:val="en-US"/>
               </w:rPr>
             </w:pPr>
-            <w:proofErr w:type="spellStart"/>
             <w:r>
               <w:rPr>
                 <w:sz w:val="24"/>
@@ -26189,7 +24890,6 @@
               </w:rPr>
               <w:t>memory_bus_bit</w:t>
             </w:r>
-            <w:proofErr w:type="spellEnd"/>
           </w:p>
         </w:tc>
         <w:tc>
@@ -26273,7 +24973,6 @@
                 <w:lang w:val="en-US"/>
               </w:rPr>
             </w:pPr>
-            <w:proofErr w:type="spellStart"/>
             <w:r>
               <w:rPr>
                 <w:sz w:val="24"/>
@@ -26281,7 +24980,6 @@
               </w:rPr>
               <w:t>tdp_watts</w:t>
             </w:r>
-            <w:proofErr w:type="spellEnd"/>
           </w:p>
         </w:tc>
         <w:tc>
@@ -26364,7 +25062,6 @@
                 <w:szCs w:val="28"/>
               </w:rPr>
             </w:pPr>
-            <w:proofErr w:type="spellStart"/>
             <w:r>
               <w:rPr>
                 <w:sz w:val="24"/>
@@ -26372,7 +25069,6 @@
               </w:rPr>
               <w:t>length_mm</w:t>
             </w:r>
-            <w:proofErr w:type="spellEnd"/>
           </w:p>
         </w:tc>
         <w:tc>
@@ -26451,7 +25147,6 @@
                 <w:szCs w:val="28"/>
               </w:rPr>
             </w:pPr>
-            <w:proofErr w:type="spellStart"/>
             <w:r>
               <w:rPr>
                 <w:sz w:val="24"/>
@@ -26459,7 +25154,6 @@
               </w:rPr>
               <w:t>width_mm</w:t>
             </w:r>
-            <w:proofErr w:type="spellEnd"/>
           </w:p>
         </w:tc>
         <w:tc>
@@ -26554,7 +25248,6 @@
                 <w:szCs w:val="28"/>
               </w:rPr>
             </w:pPr>
-            <w:proofErr w:type="spellStart"/>
             <w:r>
               <w:rPr>
                 <w:sz w:val="24"/>
@@ -26562,7 +25255,6 @@
               </w:rPr>
               <w:t>pcie_slots_required</w:t>
             </w:r>
-            <w:proofErr w:type="spellEnd"/>
           </w:p>
         </w:tc>
         <w:tc>
@@ -26650,7 +25342,6 @@
                 <w:szCs w:val="28"/>
               </w:rPr>
             </w:pPr>
-            <w:proofErr w:type="spellStart"/>
             <w:r>
               <w:rPr>
                 <w:sz w:val="24"/>
@@ -26658,7 +25349,6 @@
               </w:rPr>
               <w:t>pcie_gen</w:t>
             </w:r>
-            <w:proofErr w:type="spellEnd"/>
           </w:p>
         </w:tc>
         <w:tc>
@@ -26675,21 +25365,12 @@
                 <w:szCs w:val="28"/>
               </w:rPr>
             </w:pPr>
-            <w:proofErr w:type="gramStart"/>
-            <w:r>
-              <w:rPr>
-                <w:sz w:val="24"/>
-                <w:szCs w:val="28"/>
-              </w:rPr>
-              <w:t>VARCHAR(</w:t>
-            </w:r>
-            <w:proofErr w:type="gramEnd"/>
-            <w:r>
-              <w:rPr>
-                <w:sz w:val="24"/>
-                <w:szCs w:val="28"/>
-              </w:rPr>
-              <w:t>255)</w:t>
+            <w:r>
+              <w:rPr>
+                <w:sz w:val="24"/>
+                <w:szCs w:val="28"/>
+              </w:rPr>
+              <w:t>VARCHAR(255)</w:t>
             </w:r>
           </w:p>
         </w:tc>
@@ -26748,7 +25429,6 @@
                 <w:szCs w:val="28"/>
               </w:rPr>
             </w:pPr>
-            <w:proofErr w:type="spellStart"/>
             <w:r>
               <w:rPr>
                 <w:sz w:val="24"/>
@@ -26756,7 +25436,6 @@
               </w:rPr>
               <w:t>power_required</w:t>
             </w:r>
-            <w:proofErr w:type="spellEnd"/>
           </w:p>
         </w:tc>
         <w:tc>
@@ -26773,21 +25452,12 @@
                 <w:szCs w:val="28"/>
               </w:rPr>
             </w:pPr>
-            <w:proofErr w:type="gramStart"/>
-            <w:r>
-              <w:rPr>
-                <w:sz w:val="24"/>
-                <w:szCs w:val="28"/>
-              </w:rPr>
-              <w:t>VARCHAR(</w:t>
-            </w:r>
-            <w:proofErr w:type="gramEnd"/>
-            <w:r>
-              <w:rPr>
-                <w:sz w:val="24"/>
-                <w:szCs w:val="28"/>
-              </w:rPr>
-              <w:t>255)</w:t>
+            <w:r>
+              <w:rPr>
+                <w:sz w:val="24"/>
+                <w:szCs w:val="28"/>
+              </w:rPr>
+              <w:t>VARCHAR(255)</w:t>
             </w:r>
           </w:p>
         </w:tc>
@@ -26850,7 +25520,6 @@
                 <w:szCs w:val="28"/>
               </w:rPr>
             </w:pPr>
-            <w:proofErr w:type="spellStart"/>
             <w:r>
               <w:rPr>
                 <w:sz w:val="24"/>
@@ -26858,7 +25527,6 @@
               </w:rPr>
               <w:t>created_at</w:t>
             </w:r>
-            <w:proofErr w:type="spellEnd"/>
           </w:p>
         </w:tc>
         <w:tc>
@@ -26942,7 +25610,6 @@
                 <w:szCs w:val="28"/>
               </w:rPr>
             </w:pPr>
-            <w:proofErr w:type="spellStart"/>
             <w:r>
               <w:rPr>
                 <w:sz w:val="24"/>
@@ -26950,7 +25617,6 @@
               </w:rPr>
               <w:t>updated_at</w:t>
             </w:r>
-            <w:proofErr w:type="spellEnd"/>
           </w:p>
         </w:tc>
         <w:tc>
@@ -27111,35 +25777,7 @@
         <w:rPr>
           <w:szCs w:val="28"/>
         </w:rPr>
-        <w:t xml:space="preserve">Поле </w:t>
-      </w:r>
-      <w:proofErr w:type="spellStart"/>
-      <w:r>
-        <w:rPr>
-          <w:szCs w:val="28"/>
-        </w:rPr>
-        <w:t>modules_count</w:t>
-      </w:r>
-      <w:proofErr w:type="spellEnd"/>
-      <w:r>
-        <w:rPr>
-          <w:szCs w:val="28"/>
-        </w:rPr>
-        <w:t xml:space="preserve"> участвует в динамическом расчёте максимального допустимого количества комплектов относительно </w:t>
-      </w:r>
-      <w:proofErr w:type="spellStart"/>
-      <w:r>
-        <w:rPr>
-          <w:szCs w:val="28"/>
-        </w:rPr>
-        <w:t>ram_slots</w:t>
-      </w:r>
-      <w:proofErr w:type="spellEnd"/>
-      <w:r>
-        <w:rPr>
-          <w:szCs w:val="28"/>
-        </w:rPr>
-        <w:t xml:space="preserve"> материнской платы.</w:t>
+        <w:t>Поле modules_count участвует в динамическом расчёте максимального допустимого количества комплектов относительно ram_slots материнской платы.</w:t>
       </w:r>
       <w:r>
         <w:rPr>
@@ -27237,16 +25875,8 @@
         <w:rPr>
           <w:szCs w:val="28"/>
         </w:rPr>
-        <w:t>_</w:t>
-      </w:r>
-      <w:proofErr w:type="spellStart"/>
-      <w:r>
-        <w:rPr>
-          <w:szCs w:val="28"/>
-        </w:rPr>
-        <w:t>specs</w:t>
-      </w:r>
-      <w:proofErr w:type="spellEnd"/>
+        <w:t>_specs</w:t>
+      </w:r>
       <w:r>
         <w:rPr>
           <w:szCs w:val="28"/>
@@ -27393,7 +26023,6 @@
                 <w:lang w:val="en-US"/>
               </w:rPr>
             </w:pPr>
-            <w:proofErr w:type="spellStart"/>
             <w:r>
               <w:rPr>
                 <w:sz w:val="24"/>
@@ -27402,7 +26031,6 @@
               </w:rPr>
               <w:t>component_id</w:t>
             </w:r>
-            <w:proofErr w:type="spellEnd"/>
           </w:p>
         </w:tc>
         <w:tc>
@@ -27497,7 +26125,6 @@
                 <w:lang w:val="en-US"/>
               </w:rPr>
             </w:pPr>
-            <w:proofErr w:type="spellStart"/>
             <w:r>
               <w:rPr>
                 <w:sz w:val="24"/>
@@ -27506,7 +26133,6 @@
               </w:rPr>
               <w:t>total_capacity</w:t>
             </w:r>
-            <w:proofErr w:type="spellEnd"/>
             <w:r>
               <w:rPr>
                 <w:sz w:val="24"/>
@@ -27514,7 +26140,6 @@
               </w:rPr>
               <w:t>_</w:t>
             </w:r>
-            <w:proofErr w:type="spellStart"/>
             <w:r>
               <w:rPr>
                 <w:sz w:val="24"/>
@@ -27523,7 +26148,6 @@
               </w:rPr>
               <w:t>gb</w:t>
             </w:r>
-            <w:proofErr w:type="spellEnd"/>
           </w:p>
         </w:tc>
         <w:tc>
@@ -27611,7 +26235,6 @@
                 <w:lang w:val="en-US"/>
               </w:rPr>
             </w:pPr>
-            <w:proofErr w:type="spellStart"/>
             <w:r>
               <w:rPr>
                 <w:sz w:val="24"/>
@@ -27620,7 +26243,6 @@
               </w:rPr>
               <w:t>modules_count</w:t>
             </w:r>
-            <w:proofErr w:type="spellEnd"/>
           </w:p>
         </w:tc>
         <w:tc>
@@ -27723,7 +26345,6 @@
                 <w:lang w:val="en-US"/>
               </w:rPr>
             </w:pPr>
-            <w:proofErr w:type="spellStart"/>
             <w:r>
               <w:rPr>
                 <w:sz w:val="24"/>
@@ -27732,7 +26353,6 @@
               </w:rPr>
               <w:t>ram_type_id</w:t>
             </w:r>
-            <w:proofErr w:type="spellEnd"/>
           </w:p>
         </w:tc>
         <w:tc>
@@ -27824,7 +26444,6 @@
                 <w:lang w:val="en-US"/>
               </w:rPr>
             </w:pPr>
-            <w:proofErr w:type="spellStart"/>
             <w:r>
               <w:rPr>
                 <w:sz w:val="24"/>
@@ -27833,7 +26452,6 @@
               </w:rPr>
               <w:t>speed_mhz</w:t>
             </w:r>
-            <w:proofErr w:type="spellEnd"/>
           </w:p>
         </w:tc>
         <w:tc>
@@ -27917,7 +26535,6 @@
                 <w:lang w:val="en-US"/>
               </w:rPr>
             </w:pPr>
-            <w:proofErr w:type="spellStart"/>
             <w:r>
               <w:rPr>
                 <w:sz w:val="24"/>
@@ -27926,7 +26543,6 @@
               </w:rPr>
               <w:t>latency_cl</w:t>
             </w:r>
-            <w:proofErr w:type="spellEnd"/>
           </w:p>
         </w:tc>
         <w:tc>
@@ -27999,23 +26615,7 @@
                 <w:sz w:val="24"/>
                 <w:szCs w:val="28"/>
               </w:rPr>
-              <w:t xml:space="preserve"> ОЗУ (</w:t>
-            </w:r>
-            <w:proofErr w:type="spellStart"/>
-            <w:r>
-              <w:rPr>
-                <w:sz w:val="24"/>
-                <w:szCs w:val="28"/>
-              </w:rPr>
-              <w:t>нс</w:t>
-            </w:r>
-            <w:proofErr w:type="spellEnd"/>
-            <w:r>
-              <w:rPr>
-                <w:sz w:val="24"/>
-                <w:szCs w:val="28"/>
-              </w:rPr>
-              <w:t>)</w:t>
+              <w:t xml:space="preserve"> ОЗУ (нс)</w:t>
             </w:r>
           </w:p>
         </w:tc>
@@ -28036,7 +26636,6 @@
                 <w:szCs w:val="28"/>
               </w:rPr>
             </w:pPr>
-            <w:proofErr w:type="spellStart"/>
             <w:r>
               <w:rPr>
                 <w:sz w:val="24"/>
@@ -28044,7 +26643,6 @@
               </w:rPr>
               <w:t>created_at</w:t>
             </w:r>
-            <w:proofErr w:type="spellEnd"/>
           </w:p>
         </w:tc>
         <w:tc>
@@ -28128,7 +26726,6 @@
                 <w:szCs w:val="28"/>
               </w:rPr>
             </w:pPr>
-            <w:proofErr w:type="spellStart"/>
             <w:r>
               <w:rPr>
                 <w:sz w:val="24"/>
@@ -28136,7 +26733,6 @@
               </w:rPr>
               <w:t>updated_at</w:t>
             </w:r>
-            <w:proofErr w:type="spellEnd"/>
           </w:p>
         </w:tc>
         <w:tc>
@@ -28285,35 +26881,7 @@
         <w:rPr>
           <w:szCs w:val="28"/>
         </w:rPr>
-        <w:t xml:space="preserve"> </w:t>
-      </w:r>
-      <w:proofErr w:type="spellStart"/>
-      <w:r>
-        <w:rPr>
-          <w:szCs w:val="28"/>
-        </w:rPr>
-        <w:t>NVMe</w:t>
-      </w:r>
-      <w:proofErr w:type="spellEnd"/>
-      <w:r>
-        <w:rPr>
-          <w:szCs w:val="28"/>
-        </w:rPr>
-        <w:t xml:space="preserve">, позволяя конфигуратору раздельно контролировать лимиты m2_slots и </w:t>
-      </w:r>
-      <w:proofErr w:type="spellStart"/>
-      <w:r>
-        <w:rPr>
-          <w:szCs w:val="28"/>
-        </w:rPr>
-        <w:t>sata_ports</w:t>
-      </w:r>
-      <w:proofErr w:type="spellEnd"/>
-      <w:r>
-        <w:rPr>
-          <w:szCs w:val="28"/>
-        </w:rPr>
-        <w:t>.</w:t>
+        <w:t xml:space="preserve"> NVMe, позволяя конфигуратору раздельно контролировать лимиты m2_slots и sata_ports.</w:t>
       </w:r>
     </w:p>
     <w:p>
@@ -28354,16 +26922,8 @@
         <w:rPr>
           <w:szCs w:val="28"/>
         </w:rPr>
-        <w:t>_</w:t>
-      </w:r>
-      <w:proofErr w:type="spellStart"/>
-      <w:r>
-        <w:rPr>
-          <w:szCs w:val="28"/>
-        </w:rPr>
-        <w:t>specs</w:t>
-      </w:r>
-      <w:proofErr w:type="spellEnd"/>
+        <w:t>_specs</w:t>
+      </w:r>
       <w:r>
         <w:rPr>
           <w:szCs w:val="28"/>
@@ -28511,7 +27071,6 @@
                 <w:lang w:val="en-US"/>
               </w:rPr>
             </w:pPr>
-            <w:proofErr w:type="spellStart"/>
             <w:r>
               <w:rPr>
                 <w:sz w:val="24"/>
@@ -28520,7 +27079,6 @@
               </w:rPr>
               <w:t>component_id</w:t>
             </w:r>
-            <w:proofErr w:type="spellEnd"/>
           </w:p>
         </w:tc>
         <w:tc>
@@ -28695,39 +27253,7 @@
                 <w:sz w:val="24"/>
                 <w:szCs w:val="28"/>
               </w:rPr>
-              <w:t>Интерфейс подключения (</w:t>
-            </w:r>
-            <w:proofErr w:type="spellStart"/>
-            <w:r>
-              <w:rPr>
-                <w:sz w:val="24"/>
-                <w:szCs w:val="28"/>
-              </w:rPr>
-              <w:t>nvme</w:t>
-            </w:r>
-            <w:proofErr w:type="spellEnd"/>
-            <w:r>
-              <w:rPr>
-                <w:sz w:val="24"/>
-                <w:szCs w:val="28"/>
-              </w:rPr>
-              <w:t xml:space="preserve">, </w:t>
-            </w:r>
-            <w:proofErr w:type="spellStart"/>
-            <w:r>
-              <w:rPr>
-                <w:sz w:val="24"/>
-                <w:szCs w:val="28"/>
-              </w:rPr>
-              <w:t>sata</w:t>
-            </w:r>
-            <w:proofErr w:type="spellEnd"/>
-            <w:r>
-              <w:rPr>
-                <w:sz w:val="24"/>
-                <w:szCs w:val="28"/>
-              </w:rPr>
-              <w:t>)</w:t>
+              <w:t>Интерфейс подключения (nvme, sata)</w:t>
             </w:r>
           </w:p>
         </w:tc>
@@ -28748,7 +27274,6 @@
                 <w:lang w:val="en-US"/>
               </w:rPr>
             </w:pPr>
-            <w:proofErr w:type="spellStart"/>
             <w:r>
               <w:rPr>
                 <w:sz w:val="24"/>
@@ -28757,7 +27282,6 @@
               </w:rPr>
               <w:t>capacity_gb</w:t>
             </w:r>
-            <w:proofErr w:type="spellEnd"/>
           </w:p>
         </w:tc>
         <w:tc>
@@ -28853,7 +27377,6 @@
                 <w:lang w:val="en-US"/>
               </w:rPr>
             </w:pPr>
-            <w:proofErr w:type="spellStart"/>
             <w:r>
               <w:rPr>
                 <w:sz w:val="24"/>
@@ -28862,7 +27385,6 @@
               </w:rPr>
               <w:t>read_speed_mbps</w:t>
             </w:r>
-            <w:proofErr w:type="spellEnd"/>
           </w:p>
         </w:tc>
         <w:tc>
@@ -28946,7 +27468,6 @@
                 <w:lang w:val="en-US"/>
               </w:rPr>
             </w:pPr>
-            <w:proofErr w:type="spellStart"/>
             <w:r>
               <w:rPr>
                 <w:sz w:val="24"/>
@@ -28955,7 +27476,6 @@
               </w:rPr>
               <w:t>write_speed_mbps</w:t>
             </w:r>
-            <w:proofErr w:type="spellEnd"/>
           </w:p>
         </w:tc>
         <w:tc>
@@ -29058,7 +27578,6 @@
                 <w:lang w:val="en-US"/>
               </w:rPr>
             </w:pPr>
-            <w:proofErr w:type="spellStart"/>
             <w:r>
               <w:rPr>
                 <w:sz w:val="24"/>
@@ -29067,7 +27586,6 @@
               </w:rPr>
               <w:t>form_factor</w:t>
             </w:r>
-            <w:proofErr w:type="spellEnd"/>
           </w:p>
         </w:tc>
         <w:tc>
@@ -29170,7 +27688,6 @@
                 <w:szCs w:val="28"/>
               </w:rPr>
             </w:pPr>
-            <w:proofErr w:type="spellStart"/>
             <w:r>
               <w:rPr>
                 <w:sz w:val="24"/>
@@ -29178,7 +27695,6 @@
               </w:rPr>
               <w:t>created_at</w:t>
             </w:r>
-            <w:proofErr w:type="spellEnd"/>
           </w:p>
         </w:tc>
         <w:tc>
@@ -29262,7 +27778,6 @@
                 <w:szCs w:val="28"/>
               </w:rPr>
             </w:pPr>
-            <w:proofErr w:type="spellStart"/>
             <w:r>
               <w:rPr>
                 <w:sz w:val="24"/>
@@ -29270,7 +27785,6 @@
               </w:rPr>
               <w:t>updated_at</w:t>
             </w:r>
-            <w:proofErr w:type="spellEnd"/>
           </w:p>
         </w:tc>
         <w:tc>
@@ -29359,7 +27873,6 @@
         </w:rPr>
         <w:t xml:space="preserve"> </w:t>
       </w:r>
-      <w:proofErr w:type="spellStart"/>
       <w:r>
         <w:rPr>
           <w:szCs w:val="28"/>
@@ -29367,7 +27880,6 @@
         </w:rPr>
         <w:t>psu</w:t>
       </w:r>
-      <w:proofErr w:type="spellEnd"/>
       <w:r>
         <w:rPr>
           <w:szCs w:val="28"/>
@@ -29458,7 +27970,6 @@
         </w:rPr>
         <w:t xml:space="preserve"> – Структура таблицы </w:t>
       </w:r>
-      <w:proofErr w:type="spellStart"/>
       <w:r>
         <w:rPr>
           <w:szCs w:val="28"/>
@@ -29466,21 +27977,12 @@
         </w:rPr>
         <w:t>psu</w:t>
       </w:r>
-      <w:proofErr w:type="spellEnd"/>
-      <w:r>
-        <w:rPr>
-          <w:szCs w:val="28"/>
-        </w:rPr>
-        <w:t>_</w:t>
-      </w:r>
-      <w:proofErr w:type="spellStart"/>
-      <w:r>
-        <w:rPr>
-          <w:szCs w:val="28"/>
-        </w:rPr>
-        <w:t>specs</w:t>
-      </w:r>
-      <w:proofErr w:type="spellEnd"/>
+      <w:r>
+        <w:rPr>
+          <w:szCs w:val="28"/>
+        </w:rPr>
+        <w:t>_specs</w:t>
+      </w:r>
       <w:r>
         <w:rPr>
           <w:szCs w:val="28"/>
@@ -29627,7 +28129,6 @@
                 <w:lang w:val="en-US"/>
               </w:rPr>
             </w:pPr>
-            <w:proofErr w:type="spellStart"/>
             <w:r>
               <w:rPr>
                 <w:sz w:val="24"/>
@@ -29636,7 +28137,6 @@
               </w:rPr>
               <w:t>component_id</w:t>
             </w:r>
-            <w:proofErr w:type="spellEnd"/>
           </w:p>
         </w:tc>
         <w:tc>
@@ -30019,7 +28519,6 @@
                 <w:lang w:val="en-US"/>
               </w:rPr>
             </w:pPr>
-            <w:proofErr w:type="spellStart"/>
             <w:r>
               <w:rPr>
                 <w:sz w:val="24"/>
@@ -30028,7 +28527,6 @@
               </w:rPr>
               <w:t>pcie_cables_count</w:t>
             </w:r>
-            <w:proofErr w:type="spellEnd"/>
           </w:p>
         </w:tc>
         <w:tc>
@@ -30122,7 +28620,6 @@
                 <w:lang w:val="en-US"/>
               </w:rPr>
             </w:pPr>
-            <w:proofErr w:type="spellStart"/>
             <w:r>
               <w:rPr>
                 <w:sz w:val="24"/>
@@ -30139,7 +28636,6 @@
               </w:rPr>
               <w:t>type</w:t>
             </w:r>
-            <w:proofErr w:type="spellEnd"/>
           </w:p>
         </w:tc>
         <w:tc>
@@ -30157,23 +28653,13 @@
                 <w:lang w:val="en-US"/>
               </w:rPr>
             </w:pPr>
-            <w:proofErr w:type="gramStart"/>
             <w:r>
               <w:rPr>
                 <w:sz w:val="24"/>
                 <w:szCs w:val="28"/>
                 <w:lang w:val="en-US"/>
               </w:rPr>
-              <w:t>VARCHAR(</w:t>
-            </w:r>
-            <w:proofErr w:type="gramEnd"/>
-            <w:r>
-              <w:rPr>
-                <w:sz w:val="24"/>
-                <w:szCs w:val="28"/>
-                <w:lang w:val="en-US"/>
-              </w:rPr>
-              <w:t>255)</w:t>
+              <w:t>VARCHAR(255)</w:t>
             </w:r>
           </w:p>
         </w:tc>
@@ -30250,7 +28736,6 @@
                 <w:szCs w:val="28"/>
               </w:rPr>
             </w:pPr>
-            <w:proofErr w:type="spellStart"/>
             <w:r>
               <w:rPr>
                 <w:sz w:val="24"/>
@@ -30258,7 +28743,6 @@
               </w:rPr>
               <w:t>created_at</w:t>
             </w:r>
-            <w:proofErr w:type="spellEnd"/>
           </w:p>
         </w:tc>
         <w:tc>
@@ -30342,7 +28826,6 @@
                 <w:szCs w:val="28"/>
               </w:rPr>
             </w:pPr>
-            <w:proofErr w:type="spellStart"/>
             <w:r>
               <w:rPr>
                 <w:sz w:val="24"/>
@@ -30350,7 +28833,6 @@
               </w:rPr>
               <w:t>updated_at</w:t>
             </w:r>
-            <w:proofErr w:type="spellEnd"/>
           </w:p>
         </w:tc>
         <w:tc>
@@ -30507,7 +28989,6 @@
         </w:rPr>
         <w:t xml:space="preserve">одержит поле </w:t>
       </w:r>
-      <w:proofErr w:type="spellStart"/>
       <w:r>
         <w:rPr>
           <w:szCs w:val="28"/>
@@ -30515,7 +28996,6 @@
         </w:rPr>
         <w:t>tdp</w:t>
       </w:r>
-      <w:proofErr w:type="spellEnd"/>
       <w:r>
         <w:rPr>
           <w:szCs w:val="28"/>
@@ -30578,7 +29058,6 @@
         </w:rPr>
         <w:t xml:space="preserve">достаточного рассеивания тепловыделения от процессора </w:t>
       </w:r>
-      <w:proofErr w:type="spellStart"/>
       <w:r>
         <w:rPr>
           <w:szCs w:val="28"/>
@@ -30586,7 +29065,6 @@
         </w:rPr>
         <w:t>tdp</w:t>
       </w:r>
-      <w:proofErr w:type="spellEnd"/>
       <w:r>
         <w:rPr>
           <w:szCs w:val="28"/>
@@ -30657,16 +29135,8 @@
         <w:rPr>
           <w:szCs w:val="28"/>
         </w:rPr>
-        <w:t>_</w:t>
-      </w:r>
-      <w:proofErr w:type="spellStart"/>
-      <w:r>
-        <w:rPr>
-          <w:szCs w:val="28"/>
-        </w:rPr>
-        <w:t>specs</w:t>
-      </w:r>
-      <w:proofErr w:type="spellEnd"/>
+        <w:t>_specs</w:t>
+      </w:r>
       <w:r>
         <w:rPr>
           <w:szCs w:val="28"/>
@@ -30813,7 +29283,6 @@
                 <w:lang w:val="en-US"/>
               </w:rPr>
             </w:pPr>
-            <w:proofErr w:type="spellStart"/>
             <w:r>
               <w:rPr>
                 <w:sz w:val="24"/>
@@ -30822,7 +29291,6 @@
               </w:rPr>
               <w:t>component_id</w:t>
             </w:r>
-            <w:proofErr w:type="spellEnd"/>
           </w:p>
         </w:tc>
         <w:tc>
@@ -30924,7 +29392,6 @@
                 <w:lang w:val="en-US"/>
               </w:rPr>
             </w:pPr>
-            <w:proofErr w:type="spellStart"/>
             <w:r>
               <w:rPr>
                 <w:sz w:val="24"/>
@@ -30933,7 +29400,6 @@
               </w:rPr>
               <w:t>tdp_rating_watts</w:t>
             </w:r>
-            <w:proofErr w:type="spellEnd"/>
           </w:p>
         </w:tc>
         <w:tc>
@@ -31048,23 +29514,13 @@
                 <w:szCs w:val="28"/>
               </w:rPr>
             </w:pPr>
-            <w:proofErr w:type="gramStart"/>
             <w:r>
               <w:rPr>
                 <w:sz w:val="24"/>
                 <w:szCs w:val="28"/>
                 <w:lang w:val="en-US"/>
               </w:rPr>
-              <w:t>VARCHAR(</w:t>
-            </w:r>
-            <w:proofErr w:type="gramEnd"/>
-            <w:r>
-              <w:rPr>
-                <w:sz w:val="24"/>
-                <w:szCs w:val="28"/>
-                <w:lang w:val="en-US"/>
-              </w:rPr>
-              <w:t>50)</w:t>
+              <w:t>VARCHAR(50)</w:t>
             </w:r>
             <w:r>
               <w:rPr>
@@ -31133,7 +29589,6 @@
                 <w:lang w:val="en-US"/>
               </w:rPr>
             </w:pPr>
-            <w:proofErr w:type="spellStart"/>
             <w:r>
               <w:rPr>
                 <w:sz w:val="24"/>
@@ -31142,7 +29597,6 @@
               </w:rPr>
               <w:t>fan_count</w:t>
             </w:r>
-            <w:proofErr w:type="spellEnd"/>
           </w:p>
         </w:tc>
         <w:tc>
@@ -31226,7 +29680,6 @@
                 <w:szCs w:val="28"/>
               </w:rPr>
             </w:pPr>
-            <w:proofErr w:type="spellStart"/>
             <w:r>
               <w:rPr>
                 <w:sz w:val="24"/>
@@ -31234,7 +29687,6 @@
               </w:rPr>
               <w:t>created_at</w:t>
             </w:r>
-            <w:proofErr w:type="spellEnd"/>
           </w:p>
         </w:tc>
         <w:tc>
@@ -31318,7 +29770,6 @@
                 <w:szCs w:val="28"/>
               </w:rPr>
             </w:pPr>
-            <w:proofErr w:type="spellStart"/>
             <w:r>
               <w:rPr>
                 <w:sz w:val="24"/>
@@ -31326,7 +29777,6 @@
               </w:rPr>
               <w:t>updated_at</w:t>
             </w:r>
-            <w:proofErr w:type="spellEnd"/>
           </w:p>
         </w:tc>
         <w:tc>
@@ -31540,16 +29990,8 @@
         <w:rPr>
           <w:szCs w:val="28"/>
         </w:rPr>
-        <w:t>_</w:t>
-      </w:r>
-      <w:proofErr w:type="spellStart"/>
-      <w:r>
-        <w:rPr>
-          <w:szCs w:val="28"/>
-        </w:rPr>
-        <w:t>specs</w:t>
-      </w:r>
-      <w:proofErr w:type="spellEnd"/>
+        <w:t>_specs</w:t>
+      </w:r>
       <w:r>
         <w:rPr>
           <w:szCs w:val="28"/>
@@ -31696,7 +30138,6 @@
                 <w:lang w:val="en-US"/>
               </w:rPr>
             </w:pPr>
-            <w:proofErr w:type="spellStart"/>
             <w:r>
               <w:rPr>
                 <w:sz w:val="24"/>
@@ -31705,7 +30146,6 @@
               </w:rPr>
               <w:t>component_id</w:t>
             </w:r>
-            <w:proofErr w:type="spellEnd"/>
           </w:p>
         </w:tc>
         <w:tc>
@@ -31807,7 +30247,6 @@
                 <w:lang w:val="en-US"/>
               </w:rPr>
             </w:pPr>
-            <w:proofErr w:type="spellStart"/>
             <w:r>
               <w:rPr>
                 <w:sz w:val="24"/>
@@ -31816,7 +30255,6 @@
               </w:rPr>
               <w:t>case_type_id</w:t>
             </w:r>
-            <w:proofErr w:type="spellEnd"/>
           </w:p>
         </w:tc>
         <w:tc>
@@ -31911,7 +30349,6 @@
                 <w:lang w:val="en-US"/>
               </w:rPr>
             </w:pPr>
-            <w:proofErr w:type="spellStart"/>
             <w:r>
               <w:rPr>
                 <w:sz w:val="24"/>
@@ -31920,7 +30357,6 @@
               </w:rPr>
               <w:t>top_fan_slots</w:t>
             </w:r>
-            <w:proofErr w:type="spellEnd"/>
           </w:p>
         </w:tc>
         <w:tc>
@@ -32016,7 +30452,6 @@
                 <w:lang w:val="en-US"/>
               </w:rPr>
             </w:pPr>
-            <w:proofErr w:type="spellStart"/>
             <w:r>
               <w:rPr>
                 <w:sz w:val="24"/>
@@ -32025,7 +30460,6 @@
               </w:rPr>
               <w:t>fans_includes</w:t>
             </w:r>
-            <w:proofErr w:type="spellEnd"/>
           </w:p>
         </w:tc>
         <w:tc>
@@ -32177,41 +30611,13 @@
                 <w:lang w:val="en-US"/>
               </w:rPr>
             </w:pPr>
-            <w:proofErr w:type="spellStart"/>
             <w:r>
               <w:rPr>
                 <w:sz w:val="24"/>
                 <w:szCs w:val="28"/>
                 <w:lang w:val="en-US"/>
               </w:rPr>
-              <w:t>Количество</w:t>
-            </w:r>
-            <w:proofErr w:type="spellEnd"/>
-            <w:r>
-              <w:rPr>
-                <w:sz w:val="24"/>
-                <w:szCs w:val="28"/>
-                <w:lang w:val="en-US"/>
-              </w:rPr>
-              <w:t xml:space="preserve"> </w:t>
-            </w:r>
-            <w:proofErr w:type="spellStart"/>
-            <w:r>
-              <w:rPr>
-                <w:sz w:val="24"/>
-                <w:szCs w:val="28"/>
-                <w:lang w:val="en-US"/>
-              </w:rPr>
-              <w:t>отсеков</w:t>
-            </w:r>
-            <w:proofErr w:type="spellEnd"/>
-            <w:r>
-              <w:rPr>
-                <w:sz w:val="24"/>
-                <w:szCs w:val="28"/>
-                <w:lang w:val="en-US"/>
-              </w:rPr>
-              <w:t xml:space="preserve"> 3.5"</w:t>
+              <w:t>Количество отсеков 3.5"</w:t>
             </w:r>
           </w:p>
         </w:tc>
@@ -32299,41 +30705,13 @@
                 <w:lang w:val="en-US"/>
               </w:rPr>
             </w:pPr>
-            <w:proofErr w:type="spellStart"/>
             <w:r>
               <w:rPr>
                 <w:sz w:val="24"/>
                 <w:szCs w:val="28"/>
                 <w:lang w:val="en-US"/>
               </w:rPr>
-              <w:t>Количество</w:t>
-            </w:r>
-            <w:proofErr w:type="spellEnd"/>
-            <w:r>
-              <w:rPr>
-                <w:sz w:val="24"/>
-                <w:szCs w:val="28"/>
-                <w:lang w:val="en-US"/>
-              </w:rPr>
-              <w:t xml:space="preserve"> </w:t>
-            </w:r>
-            <w:proofErr w:type="spellStart"/>
-            <w:r>
-              <w:rPr>
-                <w:sz w:val="24"/>
-                <w:szCs w:val="28"/>
-                <w:lang w:val="en-US"/>
-              </w:rPr>
-              <w:t>отсеков</w:t>
-            </w:r>
-            <w:proofErr w:type="spellEnd"/>
-            <w:r>
-              <w:rPr>
-                <w:sz w:val="24"/>
-                <w:szCs w:val="28"/>
-                <w:lang w:val="en-US"/>
-              </w:rPr>
-              <w:t xml:space="preserve"> 2.5"</w:t>
+              <w:t>Количество отсеков 2.5"</w:t>
             </w:r>
           </w:p>
         </w:tc>
@@ -32354,7 +30732,6 @@
                 <w:lang w:val="en-US"/>
               </w:rPr>
             </w:pPr>
-            <w:proofErr w:type="spellStart"/>
             <w:r>
               <w:rPr>
                 <w:sz w:val="24"/>
@@ -32363,7 +30740,6 @@
               </w:rPr>
               <w:t>front_usb_a</w:t>
             </w:r>
-            <w:proofErr w:type="spellEnd"/>
           </w:p>
         </w:tc>
         <w:tc>
@@ -32493,7 +30869,6 @@
                 <w:lang w:val="en-US"/>
               </w:rPr>
             </w:pPr>
-            <w:proofErr w:type="spellStart"/>
             <w:r>
               <w:rPr>
                 <w:sz w:val="24"/>
@@ -32502,7 +30877,6 @@
               </w:rPr>
               <w:t>front_usb_c</w:t>
             </w:r>
-            <w:proofErr w:type="spellEnd"/>
           </w:p>
         </w:tc>
         <w:tc>
@@ -32632,7 +31006,6 @@
                 <w:lang w:val="en-US"/>
               </w:rPr>
             </w:pPr>
-            <w:proofErr w:type="spellStart"/>
             <w:r>
               <w:rPr>
                 <w:sz w:val="24"/>
@@ -32641,7 +31014,6 @@
               </w:rPr>
               <w:t>front_audio_jack</w:t>
             </w:r>
-            <w:proofErr w:type="spellEnd"/>
           </w:p>
         </w:tc>
         <w:tc>
@@ -32701,52 +31073,14 @@
                 <w:lang w:val="en-US"/>
               </w:rPr>
             </w:pPr>
-            <w:proofErr w:type="spellStart"/>
             <w:r>
               <w:rPr>
                 <w:sz w:val="24"/>
                 <w:szCs w:val="28"/>
                 <w:lang w:val="en-US"/>
               </w:rPr>
-              <w:t>Наличие</w:t>
-            </w:r>
-            <w:proofErr w:type="spellEnd"/>
-            <w:r>
-              <w:rPr>
-                <w:sz w:val="24"/>
-                <w:szCs w:val="28"/>
-                <w:lang w:val="en-US"/>
-              </w:rPr>
-              <w:t xml:space="preserve"> </w:t>
-            </w:r>
-            <w:proofErr w:type="spellStart"/>
-            <w:r>
-              <w:rPr>
-                <w:sz w:val="24"/>
-                <w:szCs w:val="28"/>
-                <w:lang w:val="en-US"/>
-              </w:rPr>
-              <w:t>комбинированного</w:t>
-            </w:r>
-            <w:proofErr w:type="spellEnd"/>
-            <w:r>
-              <w:rPr>
-                <w:sz w:val="24"/>
-                <w:szCs w:val="28"/>
-                <w:lang w:val="en-US"/>
-              </w:rPr>
-              <w:t xml:space="preserve"> </w:t>
-            </w:r>
-            <w:proofErr w:type="spellStart"/>
-            <w:r>
-              <w:rPr>
-                <w:sz w:val="24"/>
-                <w:szCs w:val="28"/>
-                <w:lang w:val="en-US"/>
-              </w:rPr>
-              <w:t>аудиоразъёма</w:t>
-            </w:r>
-            <w:proofErr w:type="spellEnd"/>
+              <w:t>Наличие комбинированного аудиоразъёма</w:t>
+            </w:r>
           </w:p>
         </w:tc>
       </w:tr>
@@ -32766,7 +31100,6 @@
                 <w:lang w:val="en-US"/>
               </w:rPr>
             </w:pPr>
-            <w:proofErr w:type="spellStart"/>
             <w:r>
               <w:rPr>
                 <w:sz w:val="24"/>
@@ -32775,7 +31108,6 @@
               </w:rPr>
               <w:t>material_id</w:t>
             </w:r>
-            <w:proofErr w:type="spellEnd"/>
           </w:p>
         </w:tc>
         <w:tc>
@@ -32843,52 +31175,14 @@
                 <w:lang w:val="en-US"/>
               </w:rPr>
             </w:pPr>
-            <w:proofErr w:type="spellStart"/>
             <w:r>
               <w:rPr>
                 <w:sz w:val="24"/>
                 <w:szCs w:val="28"/>
                 <w:lang w:val="en-US"/>
               </w:rPr>
-              <w:t>Материал</w:t>
-            </w:r>
-            <w:proofErr w:type="spellEnd"/>
-            <w:r>
-              <w:rPr>
-                <w:sz w:val="24"/>
-                <w:szCs w:val="28"/>
-                <w:lang w:val="en-US"/>
-              </w:rPr>
-              <w:t xml:space="preserve"> </w:t>
-            </w:r>
-            <w:proofErr w:type="spellStart"/>
-            <w:r>
-              <w:rPr>
-                <w:sz w:val="24"/>
-                <w:szCs w:val="28"/>
-                <w:lang w:val="en-US"/>
-              </w:rPr>
-              <w:t>боковых</w:t>
-            </w:r>
-            <w:proofErr w:type="spellEnd"/>
-            <w:r>
-              <w:rPr>
-                <w:sz w:val="24"/>
-                <w:szCs w:val="28"/>
-                <w:lang w:val="en-US"/>
-              </w:rPr>
-              <w:t xml:space="preserve"> </w:t>
-            </w:r>
-            <w:proofErr w:type="spellStart"/>
-            <w:r>
-              <w:rPr>
-                <w:sz w:val="24"/>
-                <w:szCs w:val="28"/>
-                <w:lang w:val="en-US"/>
-              </w:rPr>
-              <w:t>панелей</w:t>
-            </w:r>
-            <w:proofErr w:type="spellEnd"/>
+              <w:t>Материал боковых панелей</w:t>
+            </w:r>
           </w:p>
         </w:tc>
       </w:tr>
@@ -32908,7 +31202,6 @@
                 <w:lang w:val="en-US"/>
               </w:rPr>
             </w:pPr>
-            <w:proofErr w:type="spellStart"/>
             <w:r>
               <w:rPr>
                 <w:sz w:val="24"/>
@@ -32917,7 +31210,6 @@
               </w:rPr>
               <w:t>max_length_gpu</w:t>
             </w:r>
-            <w:proofErr w:type="spellEnd"/>
           </w:p>
         </w:tc>
         <w:tc>
@@ -33069,59 +31361,13 @@
                 <w:lang w:val="en-US"/>
               </w:rPr>
             </w:pPr>
-            <w:proofErr w:type="spellStart"/>
             <w:r>
               <w:rPr>
                 <w:sz w:val="24"/>
                 <w:szCs w:val="28"/>
                 <w:lang w:val="en-US"/>
               </w:rPr>
-              <w:t>Высота</w:t>
-            </w:r>
-            <w:proofErr w:type="spellEnd"/>
-            <w:r>
-              <w:rPr>
-                <w:sz w:val="24"/>
-                <w:szCs w:val="28"/>
-                <w:lang w:val="en-US"/>
-              </w:rPr>
-              <w:t xml:space="preserve"> </w:t>
-            </w:r>
-            <w:proofErr w:type="spellStart"/>
-            <w:r>
-              <w:rPr>
-                <w:sz w:val="24"/>
-                <w:szCs w:val="28"/>
-                <w:lang w:val="en-US"/>
-              </w:rPr>
-              <w:t>корпуса</w:t>
-            </w:r>
-            <w:proofErr w:type="spellEnd"/>
-            <w:r>
-              <w:rPr>
-                <w:sz w:val="24"/>
-                <w:szCs w:val="28"/>
-                <w:lang w:val="en-US"/>
-              </w:rPr>
-              <w:t xml:space="preserve"> (</w:t>
-            </w:r>
-            <w:proofErr w:type="spellStart"/>
-            <w:r>
-              <w:rPr>
-                <w:sz w:val="24"/>
-                <w:szCs w:val="28"/>
-                <w:lang w:val="en-US"/>
-              </w:rPr>
-              <w:t>мм</w:t>
-            </w:r>
-            <w:proofErr w:type="spellEnd"/>
-            <w:r>
-              <w:rPr>
-                <w:sz w:val="24"/>
-                <w:szCs w:val="28"/>
-                <w:lang w:val="en-US"/>
-              </w:rPr>
-              <w:t>)</w:t>
+              <w:t>Высота корпуса (мм)</w:t>
             </w:r>
           </w:p>
         </w:tc>
@@ -33209,59 +31455,13 @@
                 <w:lang w:val="en-US"/>
               </w:rPr>
             </w:pPr>
-            <w:proofErr w:type="spellStart"/>
             <w:r>
               <w:rPr>
                 <w:sz w:val="24"/>
                 <w:szCs w:val="28"/>
                 <w:lang w:val="en-US"/>
               </w:rPr>
-              <w:t>Ширина</w:t>
-            </w:r>
-            <w:proofErr w:type="spellEnd"/>
-            <w:r>
-              <w:rPr>
-                <w:sz w:val="24"/>
-                <w:szCs w:val="28"/>
-                <w:lang w:val="en-US"/>
-              </w:rPr>
-              <w:t xml:space="preserve"> </w:t>
-            </w:r>
-            <w:proofErr w:type="spellStart"/>
-            <w:r>
-              <w:rPr>
-                <w:sz w:val="24"/>
-                <w:szCs w:val="28"/>
-                <w:lang w:val="en-US"/>
-              </w:rPr>
-              <w:t>корпуса</w:t>
-            </w:r>
-            <w:proofErr w:type="spellEnd"/>
-            <w:r>
-              <w:rPr>
-                <w:sz w:val="24"/>
-                <w:szCs w:val="28"/>
-                <w:lang w:val="en-US"/>
-              </w:rPr>
-              <w:t xml:space="preserve"> (</w:t>
-            </w:r>
-            <w:proofErr w:type="spellStart"/>
-            <w:r>
-              <w:rPr>
-                <w:sz w:val="24"/>
-                <w:szCs w:val="28"/>
-                <w:lang w:val="en-US"/>
-              </w:rPr>
-              <w:t>мм</w:t>
-            </w:r>
-            <w:proofErr w:type="spellEnd"/>
-            <w:r>
-              <w:rPr>
-                <w:sz w:val="24"/>
-                <w:szCs w:val="28"/>
-                <w:lang w:val="en-US"/>
-              </w:rPr>
-              <w:t>)</w:t>
+              <w:t>Ширина корпуса (мм)</w:t>
             </w:r>
           </w:p>
         </w:tc>
@@ -33349,59 +31549,13 @@
                 <w:lang w:val="en-US"/>
               </w:rPr>
             </w:pPr>
-            <w:proofErr w:type="spellStart"/>
             <w:r>
               <w:rPr>
                 <w:sz w:val="24"/>
                 <w:szCs w:val="28"/>
                 <w:lang w:val="en-US"/>
               </w:rPr>
-              <w:t>Длина</w:t>
-            </w:r>
-            <w:proofErr w:type="spellEnd"/>
-            <w:r>
-              <w:rPr>
-                <w:sz w:val="24"/>
-                <w:szCs w:val="28"/>
-                <w:lang w:val="en-US"/>
-              </w:rPr>
-              <w:t xml:space="preserve"> </w:t>
-            </w:r>
-            <w:proofErr w:type="spellStart"/>
-            <w:r>
-              <w:rPr>
-                <w:sz w:val="24"/>
-                <w:szCs w:val="28"/>
-                <w:lang w:val="en-US"/>
-              </w:rPr>
-              <w:t>корпуса</w:t>
-            </w:r>
-            <w:proofErr w:type="spellEnd"/>
-            <w:r>
-              <w:rPr>
-                <w:sz w:val="24"/>
-                <w:szCs w:val="28"/>
-                <w:lang w:val="en-US"/>
-              </w:rPr>
-              <w:t xml:space="preserve"> (</w:t>
-            </w:r>
-            <w:proofErr w:type="spellStart"/>
-            <w:r>
-              <w:rPr>
-                <w:sz w:val="24"/>
-                <w:szCs w:val="28"/>
-                <w:lang w:val="en-US"/>
-              </w:rPr>
-              <w:t>мм</w:t>
-            </w:r>
-            <w:proofErr w:type="spellEnd"/>
-            <w:r>
-              <w:rPr>
-                <w:sz w:val="24"/>
-                <w:szCs w:val="28"/>
-                <w:lang w:val="en-US"/>
-              </w:rPr>
-              <w:t>)</w:t>
+              <w:t>Длина корпуса (мм)</w:t>
             </w:r>
           </w:p>
         </w:tc>
@@ -33423,7 +31577,6 @@
                 <w:lang w:val="en-US"/>
               </w:rPr>
             </w:pPr>
-            <w:proofErr w:type="spellStart"/>
             <w:r>
               <w:rPr>
                 <w:sz w:val="24"/>
@@ -33432,7 +31585,6 @@
               </w:rPr>
               <w:t>created_at</w:t>
             </w:r>
-            <w:proofErr w:type="spellEnd"/>
           </w:p>
         </w:tc>
         <w:tc>
@@ -33494,52 +31646,14 @@
                 <w:lang w:val="en-US"/>
               </w:rPr>
             </w:pPr>
-            <w:proofErr w:type="spellStart"/>
             <w:r>
               <w:rPr>
                 <w:sz w:val="24"/>
                 <w:szCs w:val="28"/>
                 <w:lang w:val="en-US"/>
               </w:rPr>
-              <w:t>Дата</w:t>
-            </w:r>
-            <w:proofErr w:type="spellEnd"/>
-            <w:r>
-              <w:rPr>
-                <w:sz w:val="24"/>
-                <w:szCs w:val="28"/>
-                <w:lang w:val="en-US"/>
-              </w:rPr>
-              <w:t xml:space="preserve"> </w:t>
-            </w:r>
-            <w:proofErr w:type="spellStart"/>
-            <w:r>
-              <w:rPr>
-                <w:sz w:val="24"/>
-                <w:szCs w:val="28"/>
-                <w:lang w:val="en-US"/>
-              </w:rPr>
-              <w:t>создания</w:t>
-            </w:r>
-            <w:proofErr w:type="spellEnd"/>
-            <w:r>
-              <w:rPr>
-                <w:sz w:val="24"/>
-                <w:szCs w:val="28"/>
-                <w:lang w:val="en-US"/>
-              </w:rPr>
-              <w:t xml:space="preserve"> </w:t>
-            </w:r>
-            <w:proofErr w:type="spellStart"/>
-            <w:r>
-              <w:rPr>
-                <w:sz w:val="24"/>
-                <w:szCs w:val="28"/>
-                <w:lang w:val="en-US"/>
-              </w:rPr>
-              <w:t>записи</w:t>
-            </w:r>
-            <w:proofErr w:type="spellEnd"/>
+              <w:t>Дата создания записи</w:t>
+            </w:r>
           </w:p>
         </w:tc>
       </w:tr>
@@ -33560,7 +31674,6 @@
                 <w:lang w:val="en-US"/>
               </w:rPr>
             </w:pPr>
-            <w:proofErr w:type="spellStart"/>
             <w:r>
               <w:rPr>
                 <w:sz w:val="24"/>
@@ -33569,7 +31682,6 @@
               </w:rPr>
               <w:t>updated_at</w:t>
             </w:r>
-            <w:proofErr w:type="spellEnd"/>
           </w:p>
         </w:tc>
         <w:tc>
@@ -33631,52 +31743,14 @@
                 <w:lang w:val="en-US"/>
               </w:rPr>
             </w:pPr>
-            <w:proofErr w:type="spellStart"/>
             <w:r>
               <w:rPr>
                 <w:sz w:val="24"/>
                 <w:szCs w:val="28"/>
                 <w:lang w:val="en-US"/>
               </w:rPr>
-              <w:t>Дата</w:t>
-            </w:r>
-            <w:proofErr w:type="spellEnd"/>
-            <w:r>
-              <w:rPr>
-                <w:sz w:val="24"/>
-                <w:szCs w:val="28"/>
-                <w:lang w:val="en-US"/>
-              </w:rPr>
-              <w:t xml:space="preserve"> </w:t>
-            </w:r>
-            <w:proofErr w:type="spellStart"/>
-            <w:r>
-              <w:rPr>
-                <w:sz w:val="24"/>
-                <w:szCs w:val="28"/>
-                <w:lang w:val="en-US"/>
-              </w:rPr>
-              <w:t>обновления</w:t>
-            </w:r>
-            <w:proofErr w:type="spellEnd"/>
-            <w:r>
-              <w:rPr>
-                <w:sz w:val="24"/>
-                <w:szCs w:val="28"/>
-                <w:lang w:val="en-US"/>
-              </w:rPr>
-              <w:t xml:space="preserve"> </w:t>
-            </w:r>
-            <w:proofErr w:type="spellStart"/>
-            <w:r>
-              <w:rPr>
-                <w:sz w:val="24"/>
-                <w:szCs w:val="28"/>
-                <w:lang w:val="en-US"/>
-              </w:rPr>
-              <w:t>записи</w:t>
-            </w:r>
-            <w:proofErr w:type="spellEnd"/>
+              <w:t>Дата обновления записи</w:t>
+            </w:r>
           </w:p>
         </w:tc>
       </w:tr>
@@ -33743,35 +31817,7 @@
         <w:rPr>
           <w:szCs w:val="28"/>
         </w:rPr>
-        <w:t xml:space="preserve">правочник форм-факторов материнских плат. Участвует в связи </w:t>
-      </w:r>
-      <w:proofErr w:type="gramStart"/>
-      <w:r>
-        <w:rPr>
-          <w:szCs w:val="28"/>
-        </w:rPr>
-        <w:t>M:N</w:t>
-      </w:r>
-      <w:proofErr w:type="gramEnd"/>
-      <w:r>
-        <w:rPr>
-          <w:szCs w:val="28"/>
-        </w:rPr>
-        <w:t xml:space="preserve"> с корпусами через таблицу </w:t>
-      </w:r>
-      <w:proofErr w:type="spellStart"/>
-      <w:r>
-        <w:rPr>
-          <w:szCs w:val="28"/>
-        </w:rPr>
-        <w:t>case_form_factor</w:t>
-      </w:r>
-      <w:proofErr w:type="spellEnd"/>
-      <w:r>
-        <w:rPr>
-          <w:szCs w:val="28"/>
-        </w:rPr>
-        <w:t>.</w:t>
+        <w:t>правочник форм-факторов материнских плат. Участвует в связи M:N с корпусами через таблицу case_form_factor.</w:t>
       </w:r>
     </w:p>
     <w:p>
@@ -33787,16 +31833,8 @@
         <w:rPr>
           <w:szCs w:val="28"/>
         </w:rPr>
-        <w:t xml:space="preserve">Таблица 13 – Структура таблицы </w:t>
-      </w:r>
-      <w:proofErr w:type="spellStart"/>
-      <w:r>
-        <w:rPr>
-          <w:szCs w:val="28"/>
-        </w:rPr>
-        <w:t>form_factors</w:t>
-      </w:r>
-      <w:proofErr w:type="spellEnd"/>
+        <w:t>Таблица 13 – Структура таблицы form_factors</w:t>
+      </w:r>
       <w:r>
         <w:rPr>
           <w:szCs w:val="28"/>
@@ -33938,7 +31976,6 @@
                 <w:lang w:val="en-US"/>
               </w:rPr>
             </w:pPr>
-            <w:proofErr w:type="spellStart"/>
             <w:r>
               <w:rPr>
                 <w:sz w:val="24"/>
@@ -33947,7 +31984,6 @@
               </w:rPr>
               <w:t>id</w:t>
             </w:r>
-            <w:proofErr w:type="spellEnd"/>
           </w:p>
         </w:tc>
         <w:tc>
@@ -34071,23 +32107,13 @@
                 <w:lang w:val="en-US"/>
               </w:rPr>
             </w:pPr>
-            <w:proofErr w:type="gramStart"/>
             <w:r>
               <w:rPr>
                 <w:sz w:val="24"/>
                 <w:szCs w:val="28"/>
                 <w:lang w:val="en-US"/>
               </w:rPr>
-              <w:t>VARCHAR(</w:t>
-            </w:r>
-            <w:proofErr w:type="gramEnd"/>
-            <w:r>
-              <w:rPr>
-                <w:sz w:val="24"/>
-                <w:szCs w:val="28"/>
-                <w:lang w:val="en-US"/>
-              </w:rPr>
-              <w:t>50)</w:t>
+              <w:t>VARCHAR(50)</w:t>
             </w:r>
           </w:p>
         </w:tc>
@@ -34166,7 +32192,6 @@
                 <w:szCs w:val="28"/>
               </w:rPr>
             </w:pPr>
-            <w:proofErr w:type="spellStart"/>
             <w:r>
               <w:rPr>
                 <w:sz w:val="24"/>
@@ -34174,7 +32199,6 @@
               </w:rPr>
               <w:t>created_at</w:t>
             </w:r>
-            <w:proofErr w:type="spellEnd"/>
           </w:p>
         </w:tc>
         <w:tc>
@@ -34258,7 +32282,6 @@
                 <w:szCs w:val="28"/>
               </w:rPr>
             </w:pPr>
-            <w:proofErr w:type="spellStart"/>
             <w:r>
               <w:rPr>
                 <w:sz w:val="24"/>
@@ -34266,7 +32289,6 @@
               </w:rPr>
               <w:t>updated_at</w:t>
             </w:r>
-            <w:proofErr w:type="spellEnd"/>
           </w:p>
         </w:tc>
         <w:tc>
@@ -34384,35 +32406,7 @@
         <w:rPr>
           <w:szCs w:val="28"/>
         </w:rPr>
-        <w:t xml:space="preserve">правочник конструкционных материалов. Связан с </w:t>
-      </w:r>
-      <w:proofErr w:type="spellStart"/>
-      <w:r>
-        <w:rPr>
-          <w:szCs w:val="28"/>
-        </w:rPr>
-        <w:t>case_specs</w:t>
-      </w:r>
-      <w:proofErr w:type="spellEnd"/>
-      <w:r>
-        <w:rPr>
-          <w:szCs w:val="28"/>
-        </w:rPr>
-        <w:t xml:space="preserve"> отношением </w:t>
-      </w:r>
-      <w:proofErr w:type="gramStart"/>
-      <w:r>
-        <w:rPr>
-          <w:szCs w:val="28"/>
-        </w:rPr>
-        <w:t>1:N</w:t>
-      </w:r>
-      <w:proofErr w:type="gramEnd"/>
-      <w:r>
-        <w:rPr>
-          <w:szCs w:val="28"/>
-        </w:rPr>
-        <w:t xml:space="preserve"> для упрощения фильтрации и визуализации.</w:t>
+        <w:t>правочник конструкционных материалов. Связан с case_specs отношением 1:N для упрощения фильтрации и визуализации.</w:t>
       </w:r>
     </w:p>
     <w:p>
@@ -34713,23 +32707,13 @@
                 <w:lang w:val="en-US"/>
               </w:rPr>
             </w:pPr>
-            <w:proofErr w:type="gramStart"/>
             <w:r>
               <w:rPr>
                 <w:sz w:val="24"/>
                 <w:szCs w:val="28"/>
                 <w:lang w:val="en-US"/>
               </w:rPr>
-              <w:t>VARCHAR(</w:t>
-            </w:r>
-            <w:proofErr w:type="gramEnd"/>
-            <w:r>
-              <w:rPr>
-                <w:sz w:val="24"/>
-                <w:szCs w:val="28"/>
-                <w:lang w:val="en-US"/>
-              </w:rPr>
-              <w:t>50)</w:t>
+              <w:t>VARCHAR(50)</w:t>
             </w:r>
           </w:p>
         </w:tc>
@@ -34808,7 +32792,6 @@
                 <w:szCs w:val="28"/>
               </w:rPr>
             </w:pPr>
-            <w:proofErr w:type="spellStart"/>
             <w:r>
               <w:rPr>
                 <w:sz w:val="24"/>
@@ -34816,7 +32799,6 @@
               </w:rPr>
               <w:t>created_at</w:t>
             </w:r>
-            <w:proofErr w:type="spellEnd"/>
           </w:p>
         </w:tc>
         <w:tc>
@@ -34900,7 +32882,6 @@
                 <w:szCs w:val="28"/>
               </w:rPr>
             </w:pPr>
-            <w:proofErr w:type="spellStart"/>
             <w:r>
               <w:rPr>
                 <w:sz w:val="24"/>
@@ -34908,7 +32889,6 @@
               </w:rPr>
               <w:t>updated_at</w:t>
             </w:r>
-            <w:proofErr w:type="spellEnd"/>
           </w:p>
         </w:tc>
         <w:tc>
@@ -35341,23 +33321,13 @@
                 <w:lang w:val="en-US"/>
               </w:rPr>
             </w:pPr>
-            <w:proofErr w:type="gramStart"/>
             <w:r>
               <w:rPr>
                 <w:sz w:val="24"/>
                 <w:szCs w:val="28"/>
                 <w:lang w:val="en-US"/>
               </w:rPr>
-              <w:t>VARCHAR(</w:t>
-            </w:r>
-            <w:proofErr w:type="gramEnd"/>
-            <w:r>
-              <w:rPr>
-                <w:sz w:val="24"/>
-                <w:szCs w:val="28"/>
-                <w:lang w:val="en-US"/>
-              </w:rPr>
-              <w:t>50)</w:t>
+              <w:t>VARCHAR(50)</w:t>
             </w:r>
           </w:p>
         </w:tc>
@@ -35436,7 +33406,6 @@
                 <w:szCs w:val="28"/>
               </w:rPr>
             </w:pPr>
-            <w:proofErr w:type="spellStart"/>
             <w:r>
               <w:rPr>
                 <w:sz w:val="24"/>
@@ -35444,7 +33413,6 @@
               </w:rPr>
               <w:t>created_at</w:t>
             </w:r>
-            <w:proofErr w:type="spellEnd"/>
           </w:p>
         </w:tc>
         <w:tc>
@@ -35528,7 +33496,6 @@
                 <w:szCs w:val="28"/>
               </w:rPr>
             </w:pPr>
-            <w:proofErr w:type="spellStart"/>
             <w:r>
               <w:rPr>
                 <w:sz w:val="24"/>
@@ -35536,7 +33503,6 @@
               </w:rPr>
               <w:t>updated_at</w:t>
             </w:r>
-            <w:proofErr w:type="spellEnd"/>
           </w:p>
         </w:tc>
         <w:tc>
@@ -35654,63 +33620,7 @@
         <w:rPr>
           <w:szCs w:val="28"/>
         </w:rPr>
-        <w:t xml:space="preserve">правочник процессорных разъёмов. Используется для валидации совместимости между </w:t>
-      </w:r>
-      <w:proofErr w:type="spellStart"/>
-      <w:r>
-        <w:rPr>
-          <w:szCs w:val="28"/>
-        </w:rPr>
-        <w:t>cpu_specs</w:t>
-      </w:r>
-      <w:proofErr w:type="spellEnd"/>
-      <w:r>
-        <w:rPr>
-          <w:szCs w:val="28"/>
-        </w:rPr>
-        <w:t xml:space="preserve">, </w:t>
-      </w:r>
-      <w:proofErr w:type="spellStart"/>
-      <w:r>
-        <w:rPr>
-          <w:szCs w:val="28"/>
-        </w:rPr>
-        <w:t>motherboard_specs</w:t>
-      </w:r>
-      <w:proofErr w:type="spellEnd"/>
-      <w:r>
-        <w:rPr>
-          <w:szCs w:val="28"/>
-        </w:rPr>
-        <w:t xml:space="preserve"> и </w:t>
-      </w:r>
-      <w:proofErr w:type="spellStart"/>
-      <w:r>
-        <w:rPr>
-          <w:szCs w:val="28"/>
-        </w:rPr>
-        <w:t>cooler_specs</w:t>
-      </w:r>
-      <w:proofErr w:type="spellEnd"/>
-      <w:r>
-        <w:rPr>
-          <w:szCs w:val="28"/>
-        </w:rPr>
-        <w:t xml:space="preserve">. Связь </w:t>
-      </w:r>
-      <w:proofErr w:type="gramStart"/>
-      <w:r>
-        <w:rPr>
-          <w:szCs w:val="28"/>
-        </w:rPr>
-        <w:t>1:N</w:t>
-      </w:r>
-      <w:proofErr w:type="gramEnd"/>
-      <w:r>
-        <w:rPr>
-          <w:szCs w:val="28"/>
-        </w:rPr>
-        <w:t xml:space="preserve"> с таблицами спецификаций.</w:t>
+        <w:t>правочник процессорных разъёмов. Используется для валидации совместимости между cpu_specs, motherboard_specs и cooler_specs. Связь 1:N с таблицами спецификаций.</w:t>
       </w:r>
     </w:p>
     <w:p>
@@ -36030,23 +33940,13 @@
                 <w:lang w:val="en-US"/>
               </w:rPr>
             </w:pPr>
-            <w:proofErr w:type="gramStart"/>
             <w:r>
               <w:rPr>
                 <w:sz w:val="24"/>
                 <w:szCs w:val="28"/>
                 <w:lang w:val="en-US"/>
               </w:rPr>
-              <w:t>VARCHAR(</w:t>
-            </w:r>
-            <w:proofErr w:type="gramEnd"/>
-            <w:r>
-              <w:rPr>
-                <w:sz w:val="24"/>
-                <w:szCs w:val="28"/>
-                <w:lang w:val="en-US"/>
-              </w:rPr>
-              <w:t>50)</w:t>
+              <w:t>VARCHAR(50)</w:t>
             </w:r>
           </w:p>
         </w:tc>
@@ -36118,7 +34018,6 @@
                 <w:lang w:val="en-US"/>
               </w:rPr>
             </w:pPr>
-            <w:proofErr w:type="spellStart"/>
             <w:r>
               <w:rPr>
                 <w:sz w:val="24"/>
@@ -36128,7 +34027,6 @@
               <w:lastRenderedPageBreak/>
               <w:t>created_at</w:t>
             </w:r>
-            <w:proofErr w:type="spellEnd"/>
           </w:p>
         </w:tc>
         <w:tc>
@@ -36218,7 +34116,6 @@
                 <w:lang w:val="en-US"/>
               </w:rPr>
             </w:pPr>
-            <w:proofErr w:type="spellStart"/>
             <w:r>
               <w:rPr>
                 <w:sz w:val="24"/>
@@ -36227,7 +34124,6 @@
               </w:rPr>
               <w:t>updated_at</w:t>
             </w:r>
-            <w:proofErr w:type="spellEnd"/>
           </w:p>
         </w:tc>
         <w:tc>
@@ -36683,23 +34579,13 @@
                 <w:lang w:val="en-US"/>
               </w:rPr>
             </w:pPr>
-            <w:proofErr w:type="gramStart"/>
             <w:r>
               <w:rPr>
                 <w:sz w:val="24"/>
                 <w:szCs w:val="28"/>
                 <w:lang w:val="en-US"/>
               </w:rPr>
-              <w:t>VARCHAR(</w:t>
-            </w:r>
-            <w:proofErr w:type="gramEnd"/>
-            <w:r>
-              <w:rPr>
-                <w:sz w:val="24"/>
-                <w:szCs w:val="28"/>
-                <w:lang w:val="en-US"/>
-              </w:rPr>
-              <w:t>50)</w:t>
+              <w:t>VARCHAR(50)</w:t>
             </w:r>
           </w:p>
         </w:tc>
@@ -36794,7 +34680,6 @@
                 <w:lang w:val="en-US"/>
               </w:rPr>
             </w:pPr>
-            <w:proofErr w:type="spellStart"/>
             <w:r>
               <w:rPr>
                 <w:sz w:val="24"/>
@@ -36803,7 +34688,6 @@
               </w:rPr>
               <w:t>created_at</w:t>
             </w:r>
-            <w:proofErr w:type="spellEnd"/>
           </w:p>
         </w:tc>
         <w:tc>
@@ -36865,52 +34749,14 @@
                 <w:lang w:val="en-US"/>
               </w:rPr>
             </w:pPr>
-            <w:proofErr w:type="spellStart"/>
             <w:r>
               <w:rPr>
                 <w:sz w:val="24"/>
                 <w:szCs w:val="28"/>
                 <w:lang w:val="en-US"/>
               </w:rPr>
-              <w:t>Дата</w:t>
-            </w:r>
-            <w:proofErr w:type="spellEnd"/>
-            <w:r>
-              <w:rPr>
-                <w:sz w:val="24"/>
-                <w:szCs w:val="28"/>
-                <w:lang w:val="en-US"/>
-              </w:rPr>
-              <w:t xml:space="preserve"> </w:t>
-            </w:r>
-            <w:proofErr w:type="spellStart"/>
-            <w:r>
-              <w:rPr>
-                <w:sz w:val="24"/>
-                <w:szCs w:val="28"/>
-                <w:lang w:val="en-US"/>
-              </w:rPr>
-              <w:t>создания</w:t>
-            </w:r>
-            <w:proofErr w:type="spellEnd"/>
-            <w:r>
-              <w:rPr>
-                <w:sz w:val="24"/>
-                <w:szCs w:val="28"/>
-                <w:lang w:val="en-US"/>
-              </w:rPr>
-              <w:t xml:space="preserve"> </w:t>
-            </w:r>
-            <w:proofErr w:type="spellStart"/>
-            <w:r>
-              <w:rPr>
-                <w:sz w:val="24"/>
-                <w:szCs w:val="28"/>
-                <w:lang w:val="en-US"/>
-              </w:rPr>
-              <w:t>записи</w:t>
-            </w:r>
-            <w:proofErr w:type="spellEnd"/>
+              <w:t>Дата создания записи</w:t>
+            </w:r>
           </w:p>
         </w:tc>
       </w:tr>
@@ -36931,7 +34777,6 @@
                 <w:lang w:val="en-US"/>
               </w:rPr>
             </w:pPr>
-            <w:proofErr w:type="spellStart"/>
             <w:r>
               <w:rPr>
                 <w:sz w:val="24"/>
@@ -36940,7 +34785,6 @@
               </w:rPr>
               <w:t>updated_at</w:t>
             </w:r>
-            <w:proofErr w:type="spellEnd"/>
           </w:p>
         </w:tc>
         <w:tc>
@@ -37002,52 +34846,14 @@
                 <w:lang w:val="en-US"/>
               </w:rPr>
             </w:pPr>
-            <w:proofErr w:type="spellStart"/>
             <w:r>
               <w:rPr>
                 <w:sz w:val="24"/>
                 <w:szCs w:val="28"/>
                 <w:lang w:val="en-US"/>
               </w:rPr>
-              <w:t>Дата</w:t>
-            </w:r>
-            <w:proofErr w:type="spellEnd"/>
-            <w:r>
-              <w:rPr>
-                <w:sz w:val="24"/>
-                <w:szCs w:val="28"/>
-                <w:lang w:val="en-US"/>
-              </w:rPr>
-              <w:t xml:space="preserve"> </w:t>
-            </w:r>
-            <w:proofErr w:type="spellStart"/>
-            <w:r>
-              <w:rPr>
-                <w:sz w:val="24"/>
-                <w:szCs w:val="28"/>
-                <w:lang w:val="en-US"/>
-              </w:rPr>
-              <w:t>обновления</w:t>
-            </w:r>
-            <w:proofErr w:type="spellEnd"/>
-            <w:r>
-              <w:rPr>
-                <w:sz w:val="24"/>
-                <w:szCs w:val="28"/>
-                <w:lang w:val="en-US"/>
-              </w:rPr>
-              <w:t xml:space="preserve"> </w:t>
-            </w:r>
-            <w:proofErr w:type="spellStart"/>
-            <w:r>
-              <w:rPr>
-                <w:sz w:val="24"/>
-                <w:szCs w:val="28"/>
-                <w:lang w:val="en-US"/>
-              </w:rPr>
-              <w:t>записи</w:t>
-            </w:r>
-            <w:proofErr w:type="spellEnd"/>
+              <w:t>Дата обновления записи</w:t>
+            </w:r>
           </w:p>
         </w:tc>
       </w:tr>
@@ -37066,7 +34872,6 @@
         </w:rPr>
         <w:t xml:space="preserve">Таблица </w:t>
       </w:r>
-      <w:proofErr w:type="spellStart"/>
       <w:r>
         <w:rPr>
           <w:szCs w:val="28"/>
@@ -37074,7 +34879,6 @@
         </w:rPr>
         <w:t>vram</w:t>
       </w:r>
-      <w:proofErr w:type="spellEnd"/>
       <w:r>
         <w:rPr>
           <w:szCs w:val="28"/>
@@ -37116,35 +34920,7 @@
         <w:rPr>
           <w:szCs w:val="28"/>
         </w:rPr>
-        <w:t xml:space="preserve">правочник для категоризации видеокарт по типу используемой видеопамяти. Связь </w:t>
-      </w:r>
-      <w:proofErr w:type="gramStart"/>
-      <w:r>
-        <w:rPr>
-          <w:szCs w:val="28"/>
-        </w:rPr>
-        <w:t>1:N</w:t>
-      </w:r>
-      <w:proofErr w:type="gramEnd"/>
-      <w:r>
-        <w:rPr>
-          <w:szCs w:val="28"/>
-        </w:rPr>
-        <w:t xml:space="preserve"> с </w:t>
-      </w:r>
-      <w:proofErr w:type="spellStart"/>
-      <w:r>
-        <w:rPr>
-          <w:szCs w:val="28"/>
-        </w:rPr>
-        <w:t>gpu_specs</w:t>
-      </w:r>
-      <w:proofErr w:type="spellEnd"/>
-      <w:r>
-        <w:rPr>
-          <w:szCs w:val="28"/>
-        </w:rPr>
-        <w:t>.</w:t>
+        <w:t>правочник для категоризации видеокарт по типу используемой видеопамяти. Связь 1:N с gpu_specs.</w:t>
       </w:r>
     </w:p>
     <w:p>
@@ -37174,7 +34950,6 @@
         </w:rPr>
         <w:t xml:space="preserve"> – Структура таблицы </w:t>
       </w:r>
-      <w:proofErr w:type="spellStart"/>
       <w:r>
         <w:rPr>
           <w:szCs w:val="28"/>
@@ -37182,7 +34957,6 @@
         </w:rPr>
         <w:t>vram</w:t>
       </w:r>
-      <w:proofErr w:type="spellEnd"/>
       <w:r>
         <w:rPr>
           <w:szCs w:val="28"/>
@@ -37479,23 +35253,13 @@
                 <w:lang w:val="en-US"/>
               </w:rPr>
             </w:pPr>
-            <w:proofErr w:type="gramStart"/>
             <w:r>
               <w:rPr>
                 <w:sz w:val="24"/>
                 <w:szCs w:val="28"/>
                 <w:lang w:val="en-US"/>
               </w:rPr>
-              <w:t>VARCHAR(</w:t>
-            </w:r>
-            <w:proofErr w:type="gramEnd"/>
-            <w:r>
-              <w:rPr>
-                <w:sz w:val="24"/>
-                <w:szCs w:val="28"/>
-                <w:lang w:val="en-US"/>
-              </w:rPr>
-              <w:t>50)</w:t>
+              <w:t>VARCHAR(50)</w:t>
             </w:r>
           </w:p>
         </w:tc>
@@ -37540,59 +35304,13 @@
                 <w:lang w:val="en-US"/>
               </w:rPr>
             </w:pPr>
-            <w:proofErr w:type="spellStart"/>
             <w:r>
               <w:rPr>
                 <w:sz w:val="24"/>
                 <w:szCs w:val="28"/>
                 <w:lang w:val="en-US"/>
               </w:rPr>
-              <w:t>Тип</w:t>
-            </w:r>
-            <w:proofErr w:type="spellEnd"/>
-            <w:r>
-              <w:rPr>
-                <w:sz w:val="24"/>
-                <w:szCs w:val="28"/>
-                <w:lang w:val="en-US"/>
-              </w:rPr>
-              <w:t xml:space="preserve"> </w:t>
-            </w:r>
-            <w:proofErr w:type="spellStart"/>
-            <w:r>
-              <w:rPr>
-                <w:sz w:val="24"/>
-                <w:szCs w:val="28"/>
-                <w:lang w:val="en-US"/>
-              </w:rPr>
-              <w:t>памяти</w:t>
-            </w:r>
-            <w:proofErr w:type="spellEnd"/>
-            <w:r>
-              <w:rPr>
-                <w:sz w:val="24"/>
-                <w:szCs w:val="28"/>
-                <w:lang w:val="en-US"/>
-              </w:rPr>
-              <w:t xml:space="preserve"> </w:t>
-            </w:r>
-            <w:proofErr w:type="spellStart"/>
-            <w:r>
-              <w:rPr>
-                <w:sz w:val="24"/>
-                <w:szCs w:val="28"/>
-                <w:lang w:val="en-US"/>
-              </w:rPr>
-              <w:t>видеокарты</w:t>
-            </w:r>
-            <w:proofErr w:type="spellEnd"/>
-            <w:r>
-              <w:rPr>
-                <w:sz w:val="24"/>
-                <w:szCs w:val="28"/>
-                <w:lang w:val="en-US"/>
-              </w:rPr>
-              <w:t xml:space="preserve"> (GDDR6, GDDR6X, GDDR5X)</w:t>
+              <w:t>Тип памяти видеокарты (GDDR6, GDDR6X, GDDR5X)</w:t>
             </w:r>
           </w:p>
         </w:tc>
@@ -37614,7 +35332,6 @@
                 <w:lang w:val="en-US"/>
               </w:rPr>
             </w:pPr>
-            <w:proofErr w:type="spellStart"/>
             <w:r>
               <w:rPr>
                 <w:sz w:val="24"/>
@@ -37623,7 +35340,6 @@
               </w:rPr>
               <w:t>created_at</w:t>
             </w:r>
-            <w:proofErr w:type="spellEnd"/>
           </w:p>
         </w:tc>
         <w:tc>
@@ -37685,52 +35401,14 @@
                 <w:lang w:val="en-US"/>
               </w:rPr>
             </w:pPr>
-            <w:proofErr w:type="spellStart"/>
             <w:r>
               <w:rPr>
                 <w:sz w:val="24"/>
                 <w:szCs w:val="28"/>
                 <w:lang w:val="en-US"/>
               </w:rPr>
-              <w:t>Дата</w:t>
-            </w:r>
-            <w:proofErr w:type="spellEnd"/>
-            <w:r>
-              <w:rPr>
-                <w:sz w:val="24"/>
-                <w:szCs w:val="28"/>
-                <w:lang w:val="en-US"/>
-              </w:rPr>
-              <w:t xml:space="preserve"> </w:t>
-            </w:r>
-            <w:proofErr w:type="spellStart"/>
-            <w:r>
-              <w:rPr>
-                <w:sz w:val="24"/>
-                <w:szCs w:val="28"/>
-                <w:lang w:val="en-US"/>
-              </w:rPr>
-              <w:t>создания</w:t>
-            </w:r>
-            <w:proofErr w:type="spellEnd"/>
-            <w:r>
-              <w:rPr>
-                <w:sz w:val="24"/>
-                <w:szCs w:val="28"/>
-                <w:lang w:val="en-US"/>
-              </w:rPr>
-              <w:t xml:space="preserve"> </w:t>
-            </w:r>
-            <w:proofErr w:type="spellStart"/>
-            <w:r>
-              <w:rPr>
-                <w:sz w:val="24"/>
-                <w:szCs w:val="28"/>
-                <w:lang w:val="en-US"/>
-              </w:rPr>
-              <w:t>записи</w:t>
-            </w:r>
-            <w:proofErr w:type="spellEnd"/>
+              <w:t>Дата создания записи</w:t>
+            </w:r>
           </w:p>
         </w:tc>
       </w:tr>
@@ -37751,7 +35429,6 @@
                 <w:lang w:val="en-US"/>
               </w:rPr>
             </w:pPr>
-            <w:proofErr w:type="spellStart"/>
             <w:r>
               <w:rPr>
                 <w:sz w:val="24"/>
@@ -37760,7 +35437,6 @@
               </w:rPr>
               <w:t>updated_at</w:t>
             </w:r>
-            <w:proofErr w:type="spellEnd"/>
           </w:p>
         </w:tc>
         <w:tc>
@@ -37822,52 +35498,14 @@
                 <w:lang w:val="en-US"/>
               </w:rPr>
             </w:pPr>
-            <w:proofErr w:type="spellStart"/>
             <w:r>
               <w:rPr>
                 <w:sz w:val="24"/>
                 <w:szCs w:val="28"/>
                 <w:lang w:val="en-US"/>
               </w:rPr>
-              <w:t>Дата</w:t>
-            </w:r>
-            <w:proofErr w:type="spellEnd"/>
-            <w:r>
-              <w:rPr>
-                <w:sz w:val="24"/>
-                <w:szCs w:val="28"/>
-                <w:lang w:val="en-US"/>
-              </w:rPr>
-              <w:t xml:space="preserve"> </w:t>
-            </w:r>
-            <w:proofErr w:type="spellStart"/>
-            <w:r>
-              <w:rPr>
-                <w:sz w:val="24"/>
-                <w:szCs w:val="28"/>
-                <w:lang w:val="en-US"/>
-              </w:rPr>
-              <w:t>обновления</w:t>
-            </w:r>
-            <w:proofErr w:type="spellEnd"/>
-            <w:r>
-              <w:rPr>
-                <w:sz w:val="24"/>
-                <w:szCs w:val="28"/>
-                <w:lang w:val="en-US"/>
-              </w:rPr>
-              <w:t xml:space="preserve"> </w:t>
-            </w:r>
-            <w:proofErr w:type="spellStart"/>
-            <w:r>
-              <w:rPr>
-                <w:sz w:val="24"/>
-                <w:szCs w:val="28"/>
-                <w:lang w:val="en-US"/>
-              </w:rPr>
-              <w:t>записи</w:t>
-            </w:r>
-            <w:proofErr w:type="spellEnd"/>
+              <w:t>Дата обновления записи</w:t>
+            </w:r>
           </w:p>
         </w:tc>
       </w:tr>
@@ -38254,23 +35892,13 @@
                 <w:lang w:val="en-US"/>
               </w:rPr>
             </w:pPr>
-            <w:proofErr w:type="gramStart"/>
             <w:r>
               <w:rPr>
                 <w:sz w:val="24"/>
                 <w:szCs w:val="28"/>
                 <w:lang w:val="en-US"/>
               </w:rPr>
-              <w:t>VARCHAR(</w:t>
-            </w:r>
-            <w:proofErr w:type="gramEnd"/>
-            <w:r>
-              <w:rPr>
-                <w:sz w:val="24"/>
-                <w:szCs w:val="28"/>
-                <w:lang w:val="en-US"/>
-              </w:rPr>
-              <w:t>50)</w:t>
+              <w:t>VARCHAR(50)</w:t>
             </w:r>
           </w:p>
         </w:tc>
@@ -38364,7 +35992,6 @@
                 <w:lang w:val="en-US"/>
               </w:rPr>
             </w:pPr>
-            <w:proofErr w:type="spellStart"/>
             <w:r>
               <w:rPr>
                 <w:sz w:val="24"/>
@@ -38373,7 +36000,6 @@
               </w:rPr>
               <w:t>created_at</w:t>
             </w:r>
-            <w:proofErr w:type="spellEnd"/>
           </w:p>
         </w:tc>
         <w:tc>
@@ -38435,52 +36061,14 @@
                 <w:lang w:val="en-US"/>
               </w:rPr>
             </w:pPr>
-            <w:proofErr w:type="spellStart"/>
             <w:r>
               <w:rPr>
                 <w:sz w:val="24"/>
                 <w:szCs w:val="28"/>
                 <w:lang w:val="en-US"/>
               </w:rPr>
-              <w:t>Дата</w:t>
-            </w:r>
-            <w:proofErr w:type="spellEnd"/>
-            <w:r>
-              <w:rPr>
-                <w:sz w:val="24"/>
-                <w:szCs w:val="28"/>
-                <w:lang w:val="en-US"/>
-              </w:rPr>
-              <w:t xml:space="preserve"> </w:t>
-            </w:r>
-            <w:proofErr w:type="spellStart"/>
-            <w:r>
-              <w:rPr>
-                <w:sz w:val="24"/>
-                <w:szCs w:val="28"/>
-                <w:lang w:val="en-US"/>
-              </w:rPr>
-              <w:t>создания</w:t>
-            </w:r>
-            <w:proofErr w:type="spellEnd"/>
-            <w:r>
-              <w:rPr>
-                <w:sz w:val="24"/>
-                <w:szCs w:val="28"/>
-                <w:lang w:val="en-US"/>
-              </w:rPr>
-              <w:t xml:space="preserve"> </w:t>
-            </w:r>
-            <w:proofErr w:type="spellStart"/>
-            <w:r>
-              <w:rPr>
-                <w:sz w:val="24"/>
-                <w:szCs w:val="28"/>
-                <w:lang w:val="en-US"/>
-              </w:rPr>
-              <w:t>записи</w:t>
-            </w:r>
-            <w:proofErr w:type="spellEnd"/>
+              <w:t>Дата создания записи</w:t>
+            </w:r>
           </w:p>
         </w:tc>
       </w:tr>
@@ -38501,7 +36089,6 @@
                 <w:lang w:val="en-US"/>
               </w:rPr>
             </w:pPr>
-            <w:proofErr w:type="spellStart"/>
             <w:r>
               <w:rPr>
                 <w:sz w:val="24"/>
@@ -38510,7 +36097,6 @@
               </w:rPr>
               <w:t>updated_at</w:t>
             </w:r>
-            <w:proofErr w:type="spellEnd"/>
           </w:p>
         </w:tc>
         <w:tc>
@@ -38572,52 +36158,14 @@
                 <w:lang w:val="en-US"/>
               </w:rPr>
             </w:pPr>
-            <w:proofErr w:type="spellStart"/>
             <w:r>
               <w:rPr>
                 <w:sz w:val="24"/>
                 <w:szCs w:val="28"/>
                 <w:lang w:val="en-US"/>
               </w:rPr>
-              <w:t>Дата</w:t>
-            </w:r>
-            <w:proofErr w:type="spellEnd"/>
-            <w:r>
-              <w:rPr>
-                <w:sz w:val="24"/>
-                <w:szCs w:val="28"/>
-                <w:lang w:val="en-US"/>
-              </w:rPr>
-              <w:t xml:space="preserve"> </w:t>
-            </w:r>
-            <w:proofErr w:type="spellStart"/>
-            <w:r>
-              <w:rPr>
-                <w:sz w:val="24"/>
-                <w:szCs w:val="28"/>
-                <w:lang w:val="en-US"/>
-              </w:rPr>
-              <w:t>обновления</w:t>
-            </w:r>
-            <w:proofErr w:type="spellEnd"/>
-            <w:r>
-              <w:rPr>
-                <w:sz w:val="24"/>
-                <w:szCs w:val="28"/>
-                <w:lang w:val="en-US"/>
-              </w:rPr>
-              <w:t xml:space="preserve"> </w:t>
-            </w:r>
-            <w:proofErr w:type="spellStart"/>
-            <w:r>
-              <w:rPr>
-                <w:sz w:val="24"/>
-                <w:szCs w:val="28"/>
-                <w:lang w:val="en-US"/>
-              </w:rPr>
-              <w:t>записи</w:t>
-            </w:r>
-            <w:proofErr w:type="spellEnd"/>
+              <w:t>Дата обновления записи</w:t>
+            </w:r>
           </w:p>
         </w:tc>
       </w:tr>
@@ -38887,7 +36435,6 @@
                 <w:lang w:val="en-US"/>
               </w:rPr>
             </w:pPr>
-            <w:proofErr w:type="spellStart"/>
             <w:r>
               <w:rPr>
                 <w:sz w:val="24"/>
@@ -38895,7 +36442,6 @@
               </w:rPr>
               <w:t>component_id</w:t>
             </w:r>
-            <w:proofErr w:type="spellEnd"/>
           </w:p>
         </w:tc>
         <w:tc>
@@ -38991,7 +36537,6 @@
                 <w:lang w:val="en-US"/>
               </w:rPr>
             </w:pPr>
-            <w:proofErr w:type="spellStart"/>
             <w:r>
               <w:rPr>
                 <w:sz w:val="24"/>
@@ -38999,7 +36544,6 @@
               </w:rPr>
               <w:t>socket_id</w:t>
             </w:r>
-            <w:proofErr w:type="spellEnd"/>
           </w:p>
         </w:tc>
         <w:tc>
@@ -39095,7 +36639,6 @@
                 <w:lang w:val="en-US"/>
               </w:rPr>
             </w:pPr>
-            <w:proofErr w:type="spellStart"/>
             <w:r>
               <w:rPr>
                 <w:sz w:val="24"/>
@@ -39104,7 +36647,6 @@
               </w:rPr>
               <w:t>created_at</w:t>
             </w:r>
-            <w:proofErr w:type="spellEnd"/>
           </w:p>
         </w:tc>
         <w:tc>
@@ -39166,52 +36708,14 @@
                 <w:lang w:val="en-US"/>
               </w:rPr>
             </w:pPr>
-            <w:proofErr w:type="spellStart"/>
             <w:r>
               <w:rPr>
                 <w:sz w:val="24"/>
                 <w:szCs w:val="28"/>
                 <w:lang w:val="en-US"/>
               </w:rPr>
-              <w:t>Дата</w:t>
-            </w:r>
-            <w:proofErr w:type="spellEnd"/>
-            <w:r>
-              <w:rPr>
-                <w:sz w:val="24"/>
-                <w:szCs w:val="28"/>
-                <w:lang w:val="en-US"/>
-              </w:rPr>
-              <w:t xml:space="preserve"> </w:t>
-            </w:r>
-            <w:proofErr w:type="spellStart"/>
-            <w:r>
-              <w:rPr>
-                <w:sz w:val="24"/>
-                <w:szCs w:val="28"/>
-                <w:lang w:val="en-US"/>
-              </w:rPr>
-              <w:t>создания</w:t>
-            </w:r>
-            <w:proofErr w:type="spellEnd"/>
-            <w:r>
-              <w:rPr>
-                <w:sz w:val="24"/>
-                <w:szCs w:val="28"/>
-                <w:lang w:val="en-US"/>
-              </w:rPr>
-              <w:t xml:space="preserve"> </w:t>
-            </w:r>
-            <w:proofErr w:type="spellStart"/>
-            <w:r>
-              <w:rPr>
-                <w:sz w:val="24"/>
-                <w:szCs w:val="28"/>
-                <w:lang w:val="en-US"/>
-              </w:rPr>
-              <w:t>записи</w:t>
-            </w:r>
-            <w:proofErr w:type="spellEnd"/>
+              <w:t>Дата создания записи</w:t>
+            </w:r>
           </w:p>
         </w:tc>
       </w:tr>
@@ -39232,7 +36736,6 @@
                 <w:lang w:val="en-US"/>
               </w:rPr>
             </w:pPr>
-            <w:proofErr w:type="spellStart"/>
             <w:r>
               <w:rPr>
                 <w:sz w:val="24"/>
@@ -39241,7 +36744,6 @@
               </w:rPr>
               <w:t>updated_at</w:t>
             </w:r>
-            <w:proofErr w:type="spellEnd"/>
           </w:p>
         </w:tc>
         <w:tc>
@@ -39303,52 +36805,14 @@
                 <w:lang w:val="en-US"/>
               </w:rPr>
             </w:pPr>
-            <w:proofErr w:type="spellStart"/>
             <w:r>
               <w:rPr>
                 <w:sz w:val="24"/>
                 <w:szCs w:val="28"/>
                 <w:lang w:val="en-US"/>
               </w:rPr>
-              <w:t>Дата</w:t>
-            </w:r>
-            <w:proofErr w:type="spellEnd"/>
-            <w:r>
-              <w:rPr>
-                <w:sz w:val="24"/>
-                <w:szCs w:val="28"/>
-                <w:lang w:val="en-US"/>
-              </w:rPr>
-              <w:t xml:space="preserve"> </w:t>
-            </w:r>
-            <w:proofErr w:type="spellStart"/>
-            <w:r>
-              <w:rPr>
-                <w:sz w:val="24"/>
-                <w:szCs w:val="28"/>
-                <w:lang w:val="en-US"/>
-              </w:rPr>
-              <w:t>обновления</w:t>
-            </w:r>
-            <w:proofErr w:type="spellEnd"/>
-            <w:r>
-              <w:rPr>
-                <w:sz w:val="24"/>
-                <w:szCs w:val="28"/>
-                <w:lang w:val="en-US"/>
-              </w:rPr>
-              <w:t xml:space="preserve"> </w:t>
-            </w:r>
-            <w:proofErr w:type="spellStart"/>
-            <w:r>
-              <w:rPr>
-                <w:sz w:val="24"/>
-                <w:szCs w:val="28"/>
-                <w:lang w:val="en-US"/>
-              </w:rPr>
-              <w:t>записи</w:t>
-            </w:r>
-            <w:proofErr w:type="spellEnd"/>
+              <w:t>Дата обновления записи</w:t>
+            </w:r>
           </w:p>
         </w:tc>
       </w:tr>
@@ -39359,6 +36823,7 @@
         <w:jc w:val="both"/>
         <w:rPr>
           <w:szCs w:val="28"/>
+          <w:lang w:val="en-US"/>
         </w:rPr>
       </w:pPr>
     </w:p>
@@ -39811,7 +37276,6 @@
         </w:rPr>
         <w:t xml:space="preserve"> </w:t>
       </w:r>
-      <w:proofErr w:type="spellStart"/>
       <w:r>
         <w:rPr>
           <w:bCs/>
@@ -39819,7 +37283,6 @@
         </w:rPr>
         <w:t>Figma</w:t>
       </w:r>
-      <w:proofErr w:type="spellEnd"/>
       <w:r>
         <w:rPr>
           <w:bCs/>
@@ -41421,6 +38884,7 @@
         <w:rPr>
           <w:noProof/>
           <w:color w:val="000000"/>
+          <w:lang w:val="en-US"/>
         </w:rPr>
       </w:pPr>
       <w:r>
@@ -41429,10 +38893,10 @@
           <w:color w:val="000000"/>
         </w:rPr>
         <w:drawing>
-          <wp:inline distT="0" distB="0" distL="0" distR="0" wp14:anchorId="282FC83D" wp14:editId="5C527986">
-            <wp:extent cx="6480175" cy="3246755"/>
-            <wp:effectExtent l="0" t="0" r="0" b="0"/>
-            <wp:docPr id="1" name="Рисунок 1"/>
+          <wp:inline distT="0" distB="0" distL="0" distR="0" wp14:anchorId="155E8E83" wp14:editId="196FF666">
+            <wp:extent cx="6480175" cy="3173095"/>
+            <wp:effectExtent l="0" t="0" r="0" b="8255"/>
+            <wp:docPr id="256832274" name="Рисунок 1"/>
             <wp:cNvGraphicFramePr>
               <a:graphicFrameLocks xmlns:a="http://schemas.openxmlformats.org/drawingml/2006/main" noChangeAspect="1"/>
             </wp:cNvGraphicFramePr>
@@ -41440,7 +38904,7 @@
               <a:graphicData uri="http://schemas.openxmlformats.org/drawingml/2006/picture">
                 <pic:pic xmlns:pic="http://schemas.openxmlformats.org/drawingml/2006/picture">
                   <pic:nvPicPr>
-                    <pic:cNvPr id="1" name=""/>
+                    <pic:cNvPr id="256832274" name=""/>
                     <pic:cNvPicPr/>
                   </pic:nvPicPr>
                   <pic:blipFill>
@@ -41452,7 +38916,7 @@
                   <pic:spPr>
                     <a:xfrm>
                       <a:off x="0" y="0"/>
-                      <a:ext cx="6480175" cy="3246755"/>
+                      <a:ext cx="6480175" cy="3173095"/>
                     </a:xfrm>
                     <a:prstGeom prst="rect">
                       <a:avLst/>
@@ -42219,6 +39683,47 @@
           <w:color w:val="000000"/>
         </w:rPr>
       </w:pPr>
+      <w:r>
+        <w:rPr>
+          <w:noProof/>
+          <w:color w:val="000000"/>
+        </w:rPr>
+        <w:drawing>
+          <wp:inline distT="0" distB="0" distL="0" distR="0" wp14:anchorId="5C167856" wp14:editId="6B6C7D89">
+            <wp:extent cx="6480175" cy="4425950"/>
+            <wp:effectExtent l="0" t="0" r="0" b="0"/>
+            <wp:docPr id="1555471406" name="Рисунок 1"/>
+            <wp:cNvGraphicFramePr>
+              <a:graphicFrameLocks xmlns:a="http://schemas.openxmlformats.org/drawingml/2006/main" noChangeAspect="1"/>
+            </wp:cNvGraphicFramePr>
+            <a:graphic xmlns:a="http://schemas.openxmlformats.org/drawingml/2006/main">
+              <a:graphicData uri="http://schemas.openxmlformats.org/drawingml/2006/picture">
+                <pic:pic xmlns:pic="http://schemas.openxmlformats.org/drawingml/2006/picture">
+                  <pic:nvPicPr>
+                    <pic:cNvPr id="1555471406" name=""/>
+                    <pic:cNvPicPr/>
+                  </pic:nvPicPr>
+                  <pic:blipFill>
+                    <a:blip r:embed="rId15"/>
+                    <a:stretch>
+                      <a:fillRect/>
+                    </a:stretch>
+                  </pic:blipFill>
+                  <pic:spPr>
+                    <a:xfrm>
+                      <a:off x="0" y="0"/>
+                      <a:ext cx="6480175" cy="4425950"/>
+                    </a:xfrm>
+                    <a:prstGeom prst="rect">
+                      <a:avLst/>
+                    </a:prstGeom>
+                  </pic:spPr>
+                </pic:pic>
+              </a:graphicData>
+            </a:graphic>
+          </wp:inline>
+        </w:drawing>
+      </w:r>
     </w:p>
     <w:p>
       <w:pPr>
@@ -42838,21 +40343,12 @@
         </w:rPr>
         <w:t xml:space="preserve"> </w:t>
       </w:r>
-      <w:proofErr w:type="spellStart"/>
-      <w:r>
-        <w:rPr>
-          <w:bCs/>
-          <w:color w:val="000000"/>
-        </w:rPr>
-        <w:t>Blender</w:t>
-      </w:r>
-      <w:proofErr w:type="spellEnd"/>
-      <w:r>
-        <w:rPr>
-          <w:bCs/>
-          <w:color w:val="000000"/>
-        </w:rPr>
-        <w:t>,</w:t>
+      <w:r>
+        <w:rPr>
+          <w:bCs/>
+          <w:color w:val="000000"/>
+        </w:rPr>
+        <w:t>Blender,</w:t>
       </w:r>
       <w:r>
         <w:rPr>
@@ -43286,6 +40782,7 @@
           <w:bCs/>
           <w:color w:val="000000"/>
         </w:rPr>
+        <w:lastRenderedPageBreak/>
         <w:t>видеокарты</w:t>
       </w:r>
       <w:r>
@@ -44463,7 +41960,6 @@
           <w:bCs/>
           <w:color w:val="000000"/>
         </w:rPr>
-        <w:lastRenderedPageBreak/>
         <w:t>Дальше идет блок с моделями и техническими характеристиками</w:t>
       </w:r>
       <w:r>
@@ -46066,6 +43562,7 @@
           <w:bCs/>
           <w:color w:val="000000"/>
         </w:rPr>
+        <w:lastRenderedPageBreak/>
         <w:t>помощью.</w:t>
       </w:r>
       <w:r>
@@ -47130,7 +44627,6 @@
           <w:bCs/>
           <w:color w:val="000000"/>
         </w:rPr>
-        <w:lastRenderedPageBreak/>
         <w:t>Следующий</w:t>
       </w:r>
       <w:r>
@@ -48950,6 +46446,7 @@
           <w:bCs/>
           <w:color w:val="000000"/>
         </w:rPr>
+        <w:lastRenderedPageBreak/>
         <w:t>кратким</w:t>
       </w:r>
       <w:r>
@@ -49443,11 +46940,9 @@
       <w:r>
         <w:t xml:space="preserve"> </w:t>
       </w:r>
-      <w:proofErr w:type="spellStart"/>
       <w:r>
         <w:t>винилографии</w:t>
       </w:r>
-      <w:proofErr w:type="spellEnd"/>
       <w:r>
         <w:t xml:space="preserve"> </w:t>
       </w:r>
@@ -49553,7 +47048,6 @@
       <w:r>
         <w:t xml:space="preserve"> «</w:t>
       </w:r>
-      <w:proofErr w:type="spellStart"/>
       <w:r>
         <w:t>Вини</w:t>
       </w:r>
@@ -49569,7 +47063,6 @@
       <w:r>
         <w:t>ия</w:t>
       </w:r>
-      <w:proofErr w:type="spellEnd"/>
       <w:r>
         <w:t xml:space="preserve">» </w:t>
       </w:r>
@@ -49688,7 +47181,6 @@
         <w:t xml:space="preserve"> </w:t>
       </w:r>
       <w:r>
-        <w:lastRenderedPageBreak/>
         <w:t>комплектующих</w:t>
       </w:r>
       <w:r>
@@ -50888,7 +48380,6 @@
         </w:rPr>
         <w:t xml:space="preserve"> </w:t>
       </w:r>
-      <w:proofErr w:type="spellStart"/>
       <w:r>
         <w:rPr>
           <w:bCs/>
@@ -50896,7 +48387,6 @@
         </w:rPr>
         <w:t>ЮMoney</w:t>
       </w:r>
-      <w:proofErr w:type="spellEnd"/>
       <w:r>
         <w:rPr>
           <w:bCs/>
@@ -51036,6 +48526,7 @@
           <w:bCs/>
           <w:color w:val="000000"/>
         </w:rPr>
+        <w:lastRenderedPageBreak/>
         <w:t>Следующий</w:t>
       </w:r>
       <w:r>
@@ -55061,7 +52552,6 @@
         <w:rPr>
           <w:color w:val="000000"/>
         </w:rPr>
-        <w:lastRenderedPageBreak/>
         <w:t>Кнопки</w:t>
       </w:r>
       <w:r>
@@ -56196,6 +53686,7 @@
         <w:rPr>
           <w:color w:val="000000"/>
         </w:rPr>
+        <w:lastRenderedPageBreak/>
         <w:t>распол</w:t>
       </w:r>
       <w:r>
@@ -56528,14 +54019,12 @@
         </w:rPr>
         <w:t xml:space="preserve"> </w:t>
       </w:r>
-      <w:proofErr w:type="spellStart"/>
       <w:r>
         <w:rPr>
           <w:color w:val="000000"/>
         </w:rPr>
         <w:t>Figma</w:t>
       </w:r>
-      <w:proofErr w:type="spellEnd"/>
       <w:r>
         <w:rPr>
           <w:color w:val="000000"/>
@@ -56787,7 +54276,6 @@
         </w:rPr>
         <w:t>(«</w:t>
       </w:r>
-      <w:proofErr w:type="gramStart"/>
       <w:r>
         <w:rPr>
           <w:szCs w:val="28"/>
@@ -56801,7 +54289,6 @@
         </w:rPr>
         <w:t>::</w:t>
       </w:r>
-      <w:proofErr w:type="gramEnd"/>
       <w:r>
         <w:rPr>
           <w:szCs w:val="28"/>
@@ -56825,21 +54312,7 @@
         <w:rPr>
           <w:szCs w:val="28"/>
         </w:rPr>
-        <w:t xml:space="preserve">определены поля, типы данных, </w:t>
-      </w:r>
-      <w:proofErr w:type="gramStart"/>
-      <w:r>
-        <w:rPr>
-          <w:szCs w:val="28"/>
-        </w:rPr>
-        <w:t>первичные  внешние</w:t>
-      </w:r>
-      <w:proofErr w:type="gramEnd"/>
-      <w:r>
-        <w:rPr>
-          <w:szCs w:val="28"/>
-        </w:rPr>
-        <w:t xml:space="preserve"> ключи, а также временные метки.</w:t>
+        <w:t>определены поля, типы данных, первичные  внешние ключи, а также временные метки.</w:t>
       </w:r>
     </w:p>
     <w:p>
@@ -56892,8 +54365,6 @@
         </w:rPr>
         <w:t>«</w:t>
       </w:r>
-      <w:proofErr w:type="spellStart"/>
-      <w:proofErr w:type="gramStart"/>
       <w:r>
         <w:rPr>
           <w:szCs w:val="28"/>
@@ -56901,14 +54372,157 @@
         </w:rPr>
         <w:t>hasMany</w:t>
       </w:r>
-      <w:proofErr w:type="spellEnd"/>
-      <w:r>
-        <w:rPr>
-          <w:szCs w:val="28"/>
-        </w:rPr>
-        <w:t>(</w:t>
-      </w:r>
-      <w:proofErr w:type="gramEnd"/>
+      <w:r>
+        <w:rPr>
+          <w:szCs w:val="28"/>
+        </w:rPr>
+        <w:t>()</w:t>
+      </w:r>
+      <w:r>
+        <w:rPr>
+          <w:szCs w:val="28"/>
+        </w:rPr>
+        <w:t>»</w:t>
+      </w:r>
+      <w:r>
+        <w:rPr>
+          <w:szCs w:val="28"/>
+        </w:rPr>
+        <w:t xml:space="preserve">, </w:t>
+      </w:r>
+      <w:r>
+        <w:rPr>
+          <w:szCs w:val="28"/>
+        </w:rPr>
+        <w:t>«</w:t>
+      </w:r>
+      <w:r>
+        <w:rPr>
+          <w:szCs w:val="28"/>
+          <w:lang w:val="en-US"/>
+        </w:rPr>
+        <w:t>belongsTo</w:t>
+      </w:r>
+      <w:r>
+        <w:rPr>
+          <w:szCs w:val="28"/>
+        </w:rPr>
+        <w:t>()</w:t>
+      </w:r>
+      <w:r>
+        <w:rPr>
+          <w:szCs w:val="28"/>
+        </w:rPr>
+        <w:t>»</w:t>
+      </w:r>
+      <w:r>
+        <w:rPr>
+          <w:szCs w:val="28"/>
+        </w:rPr>
+        <w:t xml:space="preserve">, </w:t>
+      </w:r>
+      <w:r>
+        <w:rPr>
+          <w:szCs w:val="28"/>
+        </w:rPr>
+        <w:t>«</w:t>
+      </w:r>
+      <w:r>
+        <w:rPr>
+          <w:szCs w:val="28"/>
+          <w:lang w:val="en-US"/>
+        </w:rPr>
+        <w:t>hasOne</w:t>
+      </w:r>
+      <w:r>
+        <w:rPr>
+          <w:szCs w:val="28"/>
+        </w:rPr>
+        <w:t>()</w:t>
+      </w:r>
+      <w:r>
+        <w:rPr>
+          <w:szCs w:val="28"/>
+        </w:rPr>
+        <w:t>»</w:t>
+      </w:r>
+      <w:r>
+        <w:rPr>
+          <w:szCs w:val="28"/>
+        </w:rPr>
+        <w:t>.</w:t>
+      </w:r>
+      <w:r>
+        <w:rPr>
+          <w:szCs w:val="28"/>
+        </w:rPr>
+        <w:t xml:space="preserve"> Это позволяет обращаться к связанным данным через объектно-ориентированный интерфейс без написания ручных </w:t>
+      </w:r>
+      <w:r>
+        <w:rPr>
+          <w:szCs w:val="28"/>
+          <w:lang w:val="en-US"/>
+        </w:rPr>
+        <w:t>SQL</w:t>
+      </w:r>
+      <w:r>
+        <w:rPr>
+          <w:szCs w:val="28"/>
+        </w:rPr>
+        <w:t>-</w:t>
+      </w:r>
+      <w:r>
+        <w:rPr>
+          <w:szCs w:val="28"/>
+        </w:rPr>
+        <w:t>запросов. Для первоначального наполнения справочных таблиц (</w:t>
+      </w:r>
+      <w:r>
+        <w:rPr>
+          <w:szCs w:val="28"/>
+          <w:lang w:val="en-US"/>
+        </w:rPr>
+        <w:t>user</w:t>
+      </w:r>
+      <w:r>
+        <w:rPr>
+          <w:szCs w:val="28"/>
+        </w:rPr>
+        <w:t>_</w:t>
+      </w:r>
+      <w:r>
+        <w:rPr>
+          <w:szCs w:val="28"/>
+          <w:lang w:val="en-US"/>
+        </w:rPr>
+        <w:t>roles</w:t>
+      </w:r>
+      <w:r>
+        <w:rPr>
+          <w:szCs w:val="28"/>
+        </w:rPr>
+        <w:t xml:space="preserve">, </w:t>
+      </w:r>
+      <w:r>
+        <w:rPr>
+          <w:szCs w:val="28"/>
+          <w:lang w:val="en-US"/>
+        </w:rPr>
+        <w:t>order</w:t>
+      </w:r>
+      <w:r>
+        <w:rPr>
+          <w:szCs w:val="28"/>
+        </w:rPr>
+        <w:t>_</w:t>
+      </w:r>
+      <w:r>
+        <w:rPr>
+          <w:szCs w:val="28"/>
+          <w:lang w:val="en-US"/>
+        </w:rPr>
+        <w:t>statuses</w:t>
+      </w:r>
       <w:r>
         <w:rPr>
           <w:szCs w:val="28"/>
@@ -56919,13 +54533,26 @@
         <w:rPr>
           <w:szCs w:val="28"/>
         </w:rPr>
-        <w:t>»</w:t>
-      </w:r>
-      <w:r>
-        <w:rPr>
-          <w:szCs w:val="28"/>
-        </w:rPr>
-        <w:t xml:space="preserve">, </w:t>
+        <w:t xml:space="preserve"> </w:t>
+      </w:r>
+      <w:r>
+        <w:rPr>
+          <w:szCs w:val="28"/>
+        </w:rPr>
+        <w:t>использованы сиды (</w:t>
+      </w:r>
+      <w:r>
+        <w:rPr>
+          <w:szCs w:val="28"/>
+          <w:lang w:val="en-US"/>
+        </w:rPr>
+        <w:t>Seeders</w:t>
+      </w:r>
+      <w:r>
+        <w:rPr>
+          <w:szCs w:val="28"/>
+        </w:rPr>
+        <w:t xml:space="preserve">), которые запускаются командой </w:t>
       </w:r>
       <w:r>
         <w:rPr>
@@ -56933,263 +54560,59 @@
         </w:rPr>
         <w:t>«</w:t>
       </w:r>
-      <w:proofErr w:type="spellStart"/>
-      <w:proofErr w:type="gramStart"/>
       <w:r>
         <w:rPr>
           <w:szCs w:val="28"/>
           <w:lang w:val="en-US"/>
         </w:rPr>
-        <w:t>belongsTo</w:t>
-      </w:r>
-      <w:proofErr w:type="spellEnd"/>
-      <w:r>
-        <w:rPr>
-          <w:szCs w:val="28"/>
-        </w:rPr>
-        <w:t>(</w:t>
-      </w:r>
-      <w:proofErr w:type="gramEnd"/>
-      <w:r>
-        <w:rPr>
-          <w:szCs w:val="28"/>
-        </w:rPr>
-        <w:t>)</w:t>
-      </w:r>
-      <w:r>
-        <w:rPr>
-          <w:szCs w:val="28"/>
-        </w:rPr>
-        <w:t>»</w:t>
-      </w:r>
-      <w:r>
-        <w:rPr>
-          <w:szCs w:val="28"/>
-        </w:rPr>
-        <w:t xml:space="preserve">, </w:t>
-      </w:r>
-      <w:r>
-        <w:rPr>
-          <w:szCs w:val="28"/>
-        </w:rPr>
-        <w:t>«</w:t>
-      </w:r>
-      <w:proofErr w:type="spellStart"/>
-      <w:proofErr w:type="gramStart"/>
+        <w:t>php</w:t>
+      </w:r>
+      <w:r>
+        <w:rPr>
+          <w:szCs w:val="28"/>
+        </w:rPr>
+        <w:t xml:space="preserve"> </w:t>
+      </w:r>
       <w:r>
         <w:rPr>
           <w:szCs w:val="28"/>
           <w:lang w:val="en-US"/>
         </w:rPr>
-        <w:t>hasOne</w:t>
-      </w:r>
-      <w:proofErr w:type="spellEnd"/>
-      <w:r>
-        <w:rPr>
-          <w:szCs w:val="28"/>
-        </w:rPr>
-        <w:t>(</w:t>
-      </w:r>
-      <w:proofErr w:type="gramEnd"/>
-      <w:r>
-        <w:rPr>
-          <w:szCs w:val="28"/>
-        </w:rPr>
-        <w:t>)</w:t>
-      </w:r>
-      <w:r>
-        <w:rPr>
-          <w:szCs w:val="28"/>
-        </w:rPr>
-        <w:t>»</w:t>
-      </w:r>
-      <w:r>
-        <w:rPr>
-          <w:szCs w:val="28"/>
-        </w:rPr>
-        <w:t>.</w:t>
-      </w:r>
-      <w:r>
-        <w:rPr>
-          <w:szCs w:val="28"/>
-        </w:rPr>
-        <w:t xml:space="preserve"> Это позволяет обращаться к связанным данным через объектно-ориентированный интерфейс без написания ручных </w:t>
+        <w:t>artisan</w:t>
+      </w:r>
+      <w:r>
+        <w:rPr>
+          <w:szCs w:val="28"/>
+        </w:rPr>
+        <w:t xml:space="preserve"> </w:t>
       </w:r>
       <w:r>
         <w:rPr>
           <w:szCs w:val="28"/>
           <w:lang w:val="en-US"/>
         </w:rPr>
-        <w:t>SQL</w:t>
-      </w:r>
-      <w:r>
-        <w:rPr>
-          <w:szCs w:val="28"/>
-        </w:rPr>
-        <w:t>-</w:t>
-      </w:r>
-      <w:r>
-        <w:rPr>
-          <w:szCs w:val="28"/>
-        </w:rPr>
-        <w:t>запросов. Для первоначального наполнения справочных таблиц (</w:t>
+        <w:t>d</w:t>
       </w:r>
       <w:r>
         <w:rPr>
           <w:szCs w:val="28"/>
           <w:lang w:val="en-US"/>
         </w:rPr>
-        <w:t>user</w:t>
-      </w:r>
-      <w:r>
-        <w:rPr>
-          <w:szCs w:val="28"/>
-        </w:rPr>
-        <w:t>_</w:t>
+        <w:t>b</w:t>
+      </w:r>
+      <w:r>
+        <w:rPr>
+          <w:szCs w:val="28"/>
+        </w:rPr>
+        <w:t>:</w:t>
       </w:r>
       <w:r>
         <w:rPr>
           <w:szCs w:val="28"/>
           <w:lang w:val="en-US"/>
         </w:rPr>
-        <w:t>roles</w:t>
-      </w:r>
-      <w:r>
-        <w:rPr>
-          <w:szCs w:val="28"/>
-        </w:rPr>
-        <w:t xml:space="preserve">, </w:t>
-      </w:r>
-      <w:r>
-        <w:rPr>
-          <w:szCs w:val="28"/>
-          <w:lang w:val="en-US"/>
-        </w:rPr>
-        <w:t>order</w:t>
-      </w:r>
-      <w:r>
-        <w:rPr>
-          <w:szCs w:val="28"/>
-        </w:rPr>
-        <w:t>_</w:t>
-      </w:r>
-      <w:r>
-        <w:rPr>
-          <w:szCs w:val="28"/>
-          <w:lang w:val="en-US"/>
-        </w:rPr>
-        <w:t>statuses</w:t>
-      </w:r>
-      <w:r>
-        <w:rPr>
-          <w:szCs w:val="28"/>
-        </w:rPr>
-        <w:t>)</w:t>
-      </w:r>
-      <w:r>
-        <w:rPr>
-          <w:szCs w:val="28"/>
-        </w:rPr>
-        <w:t xml:space="preserve"> </w:t>
-      </w:r>
-      <w:r>
-        <w:rPr>
-          <w:szCs w:val="28"/>
-        </w:rPr>
-        <w:t xml:space="preserve">использованы </w:t>
-      </w:r>
-      <w:proofErr w:type="spellStart"/>
-      <w:r>
-        <w:rPr>
-          <w:szCs w:val="28"/>
-        </w:rPr>
-        <w:t>сиды</w:t>
-      </w:r>
-      <w:proofErr w:type="spellEnd"/>
-      <w:r>
-        <w:rPr>
-          <w:szCs w:val="28"/>
-        </w:rPr>
-        <w:t xml:space="preserve"> (</w:t>
-      </w:r>
-      <w:r>
-        <w:rPr>
-          <w:szCs w:val="28"/>
-          <w:lang w:val="en-US"/>
-        </w:rPr>
-        <w:t>Seeders</w:t>
-      </w:r>
-      <w:r>
-        <w:rPr>
-          <w:szCs w:val="28"/>
-        </w:rPr>
-        <w:t xml:space="preserve">), которые запускаются командой </w:t>
-      </w:r>
-      <w:r>
-        <w:rPr>
-          <w:szCs w:val="28"/>
-        </w:rPr>
-        <w:t>«</w:t>
-      </w:r>
-      <w:proofErr w:type="spellStart"/>
-      <w:r>
-        <w:rPr>
-          <w:szCs w:val="28"/>
-          <w:lang w:val="en-US"/>
-        </w:rPr>
-        <w:t>php</w:t>
-      </w:r>
-      <w:proofErr w:type="spellEnd"/>
-      <w:r>
-        <w:rPr>
-          <w:szCs w:val="28"/>
-        </w:rPr>
-        <w:t xml:space="preserve"> </w:t>
-      </w:r>
-      <w:r>
-        <w:rPr>
-          <w:szCs w:val="28"/>
-          <w:lang w:val="en-US"/>
-        </w:rPr>
-        <w:t>artisan</w:t>
-      </w:r>
-      <w:r>
-        <w:rPr>
-          <w:szCs w:val="28"/>
-        </w:rPr>
-        <w:t xml:space="preserve"> </w:t>
-      </w:r>
-      <w:proofErr w:type="spellStart"/>
-      <w:proofErr w:type="gramStart"/>
-      <w:r>
-        <w:rPr>
-          <w:szCs w:val="28"/>
-          <w:lang w:val="en-US"/>
-        </w:rPr>
-        <w:t>d</w:t>
-      </w:r>
-      <w:r>
-        <w:rPr>
-          <w:szCs w:val="28"/>
-          <w:lang w:val="en-US"/>
-        </w:rPr>
-        <w:t>b</w:t>
-      </w:r>
-      <w:proofErr w:type="spellEnd"/>
-      <w:r>
-        <w:rPr>
-          <w:szCs w:val="28"/>
-        </w:rPr>
-        <w:t>:</w:t>
-      </w:r>
-      <w:r>
-        <w:rPr>
-          <w:szCs w:val="28"/>
-          <w:lang w:val="en-US"/>
-        </w:rPr>
         <w:t>seed</w:t>
       </w:r>
-      <w:proofErr w:type="gramEnd"/>
       <w:r>
         <w:rPr>
           <w:szCs w:val="28"/>
@@ -57215,7 +54638,6 @@
         </w:rPr>
         <w:t xml:space="preserve">После настройки конфигурационного файла </w:t>
       </w:r>
-      <w:proofErr w:type="gramStart"/>
       <w:r>
         <w:rPr>
           <w:szCs w:val="28"/>
@@ -57235,7 +54657,6 @@
         </w:rPr>
         <w:t>env</w:t>
       </w:r>
-      <w:proofErr w:type="gramEnd"/>
       <w:r>
         <w:rPr>
           <w:szCs w:val="28"/>
@@ -57469,7 +54890,6 @@
         </w:rPr>
         <w:t xml:space="preserve">п умолчанию. Для организации маршрутизации и передачи данных от сервера к клиенту применен </w:t>
       </w:r>
-      <w:proofErr w:type="spellStart"/>
       <w:r>
         <w:rPr>
           <w:szCs w:val="28"/>
@@ -57477,14 +54897,12 @@
         </w:rPr>
         <w:t>Intertia</w:t>
       </w:r>
-      <w:proofErr w:type="spellEnd"/>
       <w:r>
         <w:rPr>
           <w:szCs w:val="28"/>
         </w:rPr>
         <w:t>.</w:t>
       </w:r>
-      <w:proofErr w:type="spellStart"/>
       <w:r>
         <w:rPr>
           <w:szCs w:val="28"/>
@@ -57492,7 +54910,6 @@
         </w:rPr>
         <w:t>js</w:t>
       </w:r>
-      <w:proofErr w:type="spellEnd"/>
       <w:r>
         <w:rPr>
           <w:szCs w:val="28"/>
@@ -57531,7 +54948,6 @@
         </w:rPr>
         <w:t>.</w:t>
       </w:r>
-      <w:proofErr w:type="spellStart"/>
       <w:r>
         <w:rPr>
           <w:szCs w:val="28"/>
@@ -57539,7 +54955,6 @@
         </w:rPr>
         <w:t>js</w:t>
       </w:r>
-      <w:proofErr w:type="spellEnd"/>
       <w:r>
         <w:rPr>
           <w:szCs w:val="28"/>
@@ -57598,7 +55013,6 @@
         </w:rPr>
         <w:t xml:space="preserve"> / </w:t>
       </w:r>
-      <w:proofErr w:type="spellStart"/>
       <w:r>
         <w:rPr>
           <w:szCs w:val="28"/>
@@ -57606,7 +55020,6 @@
         </w:rPr>
         <w:t>axios</w:t>
       </w:r>
-      <w:proofErr w:type="spellEnd"/>
       <w:r>
         <w:rPr>
           <w:szCs w:val="28"/>
@@ -57675,21 +55088,7 @@
         <w:rPr>
           <w:szCs w:val="28"/>
         </w:rPr>
-        <w:t xml:space="preserve">Архитектура интерфейса построена по </w:t>
-      </w:r>
-      <w:proofErr w:type="spellStart"/>
-      <w:r>
-        <w:rPr>
-          <w:szCs w:val="28"/>
-        </w:rPr>
-        <w:t>компоненнтному</w:t>
-      </w:r>
-      <w:proofErr w:type="spellEnd"/>
-      <w:r>
-        <w:rPr>
-          <w:szCs w:val="28"/>
-        </w:rPr>
-        <w:t xml:space="preserve"> подходу. Каждый элемент </w:t>
+        <w:t xml:space="preserve">Архитектура интерфейса построена по компоненнтному подходу. Каждый элемент </w:t>
       </w:r>
       <w:r>
         <w:rPr>
@@ -57742,7 +55141,6 @@
         </w:rPr>
         <w:t xml:space="preserve"> и управляющий внутренним состоянием с помощью хуков </w:t>
       </w:r>
-      <w:proofErr w:type="spellStart"/>
       <w:r>
         <w:rPr>
           <w:szCs w:val="28"/>
@@ -57750,14 +55148,12 @@
         </w:rPr>
         <w:t>useState</w:t>
       </w:r>
-      <w:proofErr w:type="spellEnd"/>
       <w:r>
         <w:rPr>
           <w:szCs w:val="28"/>
         </w:rPr>
         <w:t xml:space="preserve">, </w:t>
       </w:r>
-      <w:proofErr w:type="spellStart"/>
       <w:r>
         <w:rPr>
           <w:szCs w:val="28"/>
@@ -57765,7 +55161,6 @@
         </w:rPr>
         <w:t>useEffect</w:t>
       </w:r>
-      <w:proofErr w:type="spellEnd"/>
       <w:r>
         <w:rPr>
           <w:szCs w:val="28"/>
@@ -57791,7 +55186,6 @@
         </w:rPr>
         <w:t>/</w:t>
       </w:r>
-      <w:proofErr w:type="spellStart"/>
       <w:r>
         <w:rPr>
           <w:szCs w:val="28"/>
@@ -57799,7 +55193,6 @@
         </w:rPr>
         <w:t>js</w:t>
       </w:r>
-      <w:proofErr w:type="spellEnd"/>
       <w:r>
         <w:rPr>
           <w:szCs w:val="28"/>
@@ -57838,7 +55231,6 @@
         </w:rPr>
         <w:t>/</w:t>
       </w:r>
-      <w:proofErr w:type="spellStart"/>
       <w:r>
         <w:rPr>
           <w:szCs w:val="28"/>
@@ -57846,7 +55238,6 @@
         </w:rPr>
         <w:t>js</w:t>
       </w:r>
-      <w:proofErr w:type="spellEnd"/>
       <w:r>
         <w:rPr>
           <w:szCs w:val="28"/>
@@ -57923,7 +55314,6 @@
         </w:rPr>
         <w:t>.</w:t>
       </w:r>
-      <w:proofErr w:type="spellStart"/>
       <w:r>
         <w:rPr>
           <w:szCs w:val="28"/>
@@ -57931,7 +55321,6 @@
         </w:rPr>
         <w:t>jsx</w:t>
       </w:r>
-      <w:proofErr w:type="spellEnd"/>
       <w:r>
         <w:rPr>
           <w:szCs w:val="28"/>
@@ -57948,21 +55337,7 @@
         <w:rPr>
           <w:szCs w:val="28"/>
         </w:rPr>
-        <w:t xml:space="preserve">– </w:t>
-      </w:r>
-      <w:proofErr w:type="spellStart"/>
-      <w:r>
-        <w:rPr>
-          <w:szCs w:val="28"/>
-        </w:rPr>
-        <w:t>реализованно</w:t>
-      </w:r>
-      <w:proofErr w:type="spellEnd"/>
-      <w:r>
-        <w:rPr>
-          <w:szCs w:val="28"/>
-        </w:rPr>
-        <w:t xml:space="preserve"> с использованием </w:t>
+        <w:t xml:space="preserve">– реализованно с использованием </w:t>
       </w:r>
       <w:r>
         <w:rPr>
@@ -58085,7 +55460,6 @@
         </w:rPr>
         <w:t xml:space="preserve">, </w:t>
       </w:r>
-      <w:proofErr w:type="spellStart"/>
       <w:r>
         <w:rPr>
           <w:szCs w:val="28"/>
@@ -58093,7 +55467,6 @@
         </w:rPr>
         <w:t>bg</w:t>
       </w:r>
-      <w:proofErr w:type="spellEnd"/>
       <w:r>
         <w:rPr>
           <w:szCs w:val="28"/>
@@ -58230,7 +55603,6 @@
         </w:rPr>
         <w:t>Карточка товара (</w:t>
       </w:r>
-      <w:proofErr w:type="spellStart"/>
       <w:r>
         <w:rPr>
           <w:szCs w:val="28"/>
@@ -58238,14 +55610,12 @@
         </w:rPr>
         <w:t>ProductCard</w:t>
       </w:r>
-      <w:proofErr w:type="spellEnd"/>
       <w:r>
         <w:rPr>
           <w:szCs w:val="28"/>
         </w:rPr>
         <w:t>.</w:t>
       </w:r>
-      <w:proofErr w:type="spellStart"/>
       <w:r>
         <w:rPr>
           <w:szCs w:val="28"/>
@@ -58253,7 +55623,6 @@
         </w:rPr>
         <w:t>jsx</w:t>
       </w:r>
-      <w:proofErr w:type="spellEnd"/>
       <w:r>
         <w:rPr>
           <w:szCs w:val="28"/>
@@ -58580,14 +55949,7 @@
         <w:rPr>
           <w:szCs w:val="28"/>
         </w:rPr>
-        <w:t xml:space="preserve">, который автоматически считывает параметры из </w:t>
-      </w:r>
-      <w:proofErr w:type="gramStart"/>
-      <w:r>
-        <w:rPr>
-          <w:szCs w:val="28"/>
-        </w:rPr>
-        <w:t>«</w:t>
+        <w:t>, который автоматически считывает параметры из «</w:t>
       </w:r>
       <w:r>
         <w:rPr>
@@ -58602,7 +55964,6 @@
         </w:rPr>
         <w:t>env</w:t>
       </w:r>
-      <w:proofErr w:type="gramEnd"/>
       <w:r>
         <w:rPr>
           <w:szCs w:val="28"/>
@@ -58687,21 +56048,7 @@
         <w:rPr>
           <w:szCs w:val="28"/>
         </w:rPr>
-        <w:t xml:space="preserve">интерфейсом организованно следующим </w:t>
-      </w:r>
-      <w:proofErr w:type="spellStart"/>
-      <w:r>
-        <w:rPr>
-          <w:szCs w:val="28"/>
-        </w:rPr>
-        <w:t>оразом</w:t>
-      </w:r>
-      <w:proofErr w:type="spellEnd"/>
-      <w:r>
-        <w:rPr>
-          <w:szCs w:val="28"/>
-        </w:rPr>
-        <w:t xml:space="preserve">. Контроллеры формируют данные через </w:t>
+        <w:t xml:space="preserve">интерфейсом организованно следующим оразом. Контроллеры формируют данные через </w:t>
       </w:r>
       <w:r>
         <w:rPr>
@@ -58748,7 +56095,6 @@
         </w:rPr>
         <w:t>.</w:t>
       </w:r>
-      <w:proofErr w:type="spellStart"/>
       <w:r>
         <w:rPr>
           <w:szCs w:val="28"/>
@@ -58756,7 +56102,6 @@
         </w:rPr>
         <w:t>js</w:t>
       </w:r>
-      <w:proofErr w:type="spellEnd"/>
       <w:r>
         <w:rPr>
           <w:szCs w:val="28"/>
@@ -59041,13 +56386,8 @@
         <w:spacing w:line="360" w:lineRule="auto"/>
         <w:ind w:left="0" w:firstLine="851"/>
       </w:pPr>
-      <w:proofErr w:type="spellStart"/>
-      <w:r>
-        <w:t>Figma</w:t>
-      </w:r>
-      <w:proofErr w:type="spellEnd"/>
-      <w:r>
-        <w:t>. UI/UX Design Tool [Электронный ресурс]. – URL: https://www.figma.com/ (дата обращения: 20.02.</w:t>
+      <w:r>
+        <w:t>Figma. UI/UX Design Tool [Электронный ресурс]. – URL: https://www.figma.com/ (дата обращения: 20.02.</w:t>
       </w:r>
       <w:r>
         <w:t>2026</w:t>
@@ -59066,21 +56406,8 @@
         <w:spacing w:line="360" w:lineRule="auto"/>
         <w:ind w:left="0" w:firstLine="851"/>
       </w:pPr>
-      <w:proofErr w:type="spellStart"/>
-      <w:r>
-        <w:t>GitHub</w:t>
-      </w:r>
-      <w:proofErr w:type="spellEnd"/>
-      <w:r>
-        <w:t xml:space="preserve">. </w:t>
-      </w:r>
-      <w:proofErr w:type="spellStart"/>
-      <w:r>
-        <w:t>Version</w:t>
-      </w:r>
-      <w:proofErr w:type="spellEnd"/>
-      <w:r>
-        <w:t xml:space="preserve"> Control System [Электронный ресурс]. – URL: https://github.com/ (дата обращения: 20.02.</w:t>
+      <w:r>
+        <w:t>GitHub. Version Control System [Электронный ресурс]. – URL: https://github.com/ (дата обращения: 20.02.</w:t>
       </w:r>
       <w:r>
         <w:t>2026</w:t>
@@ -59100,23 +56427,7 @@
         <w:ind w:left="0" w:firstLine="851"/>
       </w:pPr>
       <w:r>
-        <w:t xml:space="preserve">Google. </w:t>
-      </w:r>
-      <w:proofErr w:type="spellStart"/>
-      <w:r>
-        <w:t>Material</w:t>
-      </w:r>
-      <w:proofErr w:type="spellEnd"/>
-      <w:r>
-        <w:t xml:space="preserve"> Design </w:t>
-      </w:r>
-      <w:proofErr w:type="spellStart"/>
-      <w:r>
-        <w:t>Guidelines</w:t>
-      </w:r>
-      <w:proofErr w:type="spellEnd"/>
-      <w:r>
-        <w:t xml:space="preserve"> [Электронный ресурс]. – URL: https://material.io/design (дата обращения: 20.02.</w:t>
+        <w:t>Google. Material Design Guidelines [Электронный ресурс]. – URL: https://material.io/design (дата обращения: 20.02.</w:t>
       </w:r>
       <w:r>
         <w:t>2026</w:t>
@@ -59136,15 +56447,7 @@
         <w:ind w:left="0" w:firstLine="851"/>
       </w:pPr>
       <w:r>
-        <w:t xml:space="preserve">W3C. HTML5 </w:t>
-      </w:r>
-      <w:proofErr w:type="spellStart"/>
-      <w:r>
-        <w:t>Specification</w:t>
-      </w:r>
-      <w:proofErr w:type="spellEnd"/>
-      <w:r>
-        <w:t xml:space="preserve"> [Электронный ресурс]. – URL: https://www.w3.org/TR/html52/ (дата обращения: 20.02.</w:t>
+        <w:t>W3C. HTML5 Specification [Электронный ресурс]. – URL: https://www.w3.org/TR/html52/ (дата обращения: 20.02.</w:t>
       </w:r>
       <w:r>
         <w:t>2026</w:t>
@@ -59164,31 +56467,7 @@
         <w:ind w:left="0" w:firstLine="851"/>
       </w:pPr>
       <w:r>
-        <w:t xml:space="preserve">Бэнкс, А. </w:t>
-      </w:r>
-      <w:proofErr w:type="spellStart"/>
-      <w:r>
-        <w:t>React</w:t>
-      </w:r>
-      <w:proofErr w:type="spellEnd"/>
-      <w:r>
-        <w:t xml:space="preserve"> и </w:t>
-      </w:r>
-      <w:proofErr w:type="spellStart"/>
-      <w:r>
-        <w:t>Redux</w:t>
-      </w:r>
-      <w:proofErr w:type="spellEnd"/>
-      <w:r>
-        <w:t xml:space="preserve">: функциональная веб-разработка [Текст] / А. Бэнкс, Е. </w:t>
-      </w:r>
-      <w:proofErr w:type="spellStart"/>
-      <w:r>
-        <w:t>Порселло</w:t>
-      </w:r>
-      <w:proofErr w:type="spellEnd"/>
-      <w:r>
-        <w:t>. – СПб.: Питер, 2020. – 336 с. – ISBN 978-5-4461-1155-5.</w:t>
+        <w:t>Бэнкс, А. React и Redux: функциональная веб-разработка [Текст] / А. Бэнкс, Е. Порселло. – СПб.: Питер, 2020. – 336 с. – ISBN 978-5-4461-1155-5.</w:t>
       </w:r>
     </w:p>
     <w:p>
@@ -59215,21 +56494,8 @@
         <w:spacing w:line="360" w:lineRule="auto"/>
         <w:ind w:left="0" w:firstLine="851"/>
       </w:pPr>
-      <w:proofErr w:type="spellStart"/>
-      <w:r>
-        <w:t>Маркотт</w:t>
-      </w:r>
-      <w:proofErr w:type="spellEnd"/>
-      <w:r>
-        <w:t xml:space="preserve">, И. Отзывчивый веб-дизайн [Текст] / И. </w:t>
-      </w:r>
-      <w:proofErr w:type="spellStart"/>
-      <w:r>
-        <w:t>Маркотт</w:t>
-      </w:r>
-      <w:proofErr w:type="spellEnd"/>
-      <w:r>
-        <w:t>. – М.: Манн, Иванов и Фербер, 2018. – 240 с. – ISBN 978-5-00100-641-9.</w:t>
+      <w:r>
+        <w:t>Маркотт, И. Отзывчивый веб-дизайн [Текст] / И. Маркотт. – М.: Манн, Иванов и Фербер, 2018. – 240 с. – ISBN 978-5-00100-641-9.</w:t>
       </w:r>
     </w:p>
     <w:p>
@@ -59271,15 +56537,7 @@
         <w:ind w:left="0" w:firstLine="851"/>
       </w:pPr>
       <w:r>
-        <w:t xml:space="preserve">Смирнова, Е.В. Веб-дизайн. Книга для </w:t>
-      </w:r>
-      <w:proofErr w:type="spellStart"/>
-      <w:r>
-        <w:t>недизайнеров</w:t>
-      </w:r>
-      <w:proofErr w:type="spellEnd"/>
-      <w:r>
-        <w:t xml:space="preserve"> [Текст] / Е.В. Смирнова. – М.: Альпина Паблишер, 2021. – 280 с. – ISBN 978-5-9614-7250-1.</w:t>
+        <w:t>Смирнова, Е.В. Веб-дизайн. Книга для недизайнеров [Текст] / Е.В. Смирнова. – М.: Альпина Паблишер, 2021. – 280 с. – ISBN 978-5-9614-7250-1.</w:t>
       </w:r>
     </w:p>
     <w:p>
@@ -59292,21 +56550,8 @@
         <w:spacing w:line="360" w:lineRule="auto"/>
         <w:ind w:left="0" w:firstLine="851"/>
       </w:pPr>
-      <w:proofErr w:type="spellStart"/>
-      <w:r>
-        <w:t>Флэнаган</w:t>
-      </w:r>
-      <w:proofErr w:type="spellEnd"/>
-      <w:r>
-        <w:t xml:space="preserve">, Д. JavaScript: Подробное руководство [Текст] / Д. </w:t>
-      </w:r>
-      <w:proofErr w:type="spellStart"/>
-      <w:r>
-        <w:t>Флэнаган</w:t>
-      </w:r>
-      <w:proofErr w:type="spellEnd"/>
-      <w:r>
-        <w:t>. – 7-е изд. – СПб.: Символ-Плюс, 2020. – 1080 с. – ISBN 978-5-93286-103-5.</w:t>
+      <w:r>
+        <w:t>Флэнаган, Д. JavaScript: Подробное руководство [Текст] / Д. Флэнаган. – 7-е изд. – СПб.: Символ-Плюс, 2020. – 1080 с. – ISBN 978-5-93286-103-5.</w:t>
       </w:r>
     </w:p>
     <w:p>
@@ -61345,21 +58590,7 @@
         <w:rPr>
           <w:szCs w:val="28"/>
         </w:rPr>
-        <w:t xml:space="preserve">Поддержка современных браузеров: Яндекс браузер, </w:t>
-      </w:r>
-      <w:proofErr w:type="spellStart"/>
-      <w:r>
-        <w:rPr>
-          <w:szCs w:val="28"/>
-        </w:rPr>
-        <w:t>Chrome</w:t>
-      </w:r>
-      <w:proofErr w:type="spellEnd"/>
-      <w:r>
-        <w:rPr>
-          <w:szCs w:val="28"/>
-        </w:rPr>
-        <w:t>, Firefox, Edge, Safari.</w:t>
+        <w:t>Поддержка современных браузеров: Яндекс браузер, Chrome, Firefox, Edge, Safari.</w:t>
       </w:r>
     </w:p>
     <w:p>
@@ -61389,21 +58620,7 @@
         <w:rPr>
           <w:szCs w:val="28"/>
         </w:rPr>
-        <w:t xml:space="preserve"> </w:t>
-      </w:r>
-      <w:proofErr w:type="spellStart"/>
-      <w:r>
-        <w:rPr>
-          <w:szCs w:val="28"/>
-        </w:rPr>
-        <w:t>px</w:t>
-      </w:r>
-      <w:proofErr w:type="spellEnd"/>
-      <w:r>
-        <w:rPr>
-          <w:szCs w:val="28"/>
-        </w:rPr>
-        <w:t>.</w:t>
+        <w:t xml:space="preserve"> px.</w:t>
       </w:r>
     </w:p>
     <w:p>
@@ -63822,7 +61039,7 @@
       </w:pPr>
     </w:p>
     <w:sectPr>
-      <w:footerReference w:type="default" r:id="rId15"/>
+      <w:footerReference w:type="default" r:id="rId16"/>
       <w:pgSz w:w="11906" w:h="16838"/>
       <w:pgMar w:top="1134" w:right="567" w:bottom="1134" w:left="1134" w:header="720" w:footer="720" w:gutter="0"/>
       <w:cols w:space="720"/>
